--- a/Printed Exam Notes/Unit 2 Index.docx
+++ b/Printed Exam Notes/Unit 2 Index.docx
@@ -277,8 +277,2590 @@
       </w:pPr>
       <w:r>
         <w:rPr/>
-        <w:t xml:space="preserve">early fossil, a few cm tall, branched, sporangia at the branch tips → </w:t>
-      </w:r>
+        <w:t xml:space="preserve">extinct early vascular plant, a few cm tall: forked stems with sporangia at the tips, no roots or leaves → </w:t>
+      </w:r>
+      <w:r>
+        <w:rPr>
+          <w:b/>
+        </w:rPr>
+        <w:t>Cooksonia (a rhyniophyte, not a lycophyte)</w:t>
+      </w:r>
+      <w:r>
+        <w:rPr/>
+        <w:t xml:space="preserve"> 23.3.32–33</w:t>
+      </w:r>
+    </w:p>
+    <w:p>
+      <w:pPr>
+        <w:pStyle w:val="Entry"/>
+      </w:pPr>
+      <w:r>
+        <w:rPr/>
+        <w:t xml:space="preserve">leaves with one vascular strand; ground pines, spike mosses, quillworts → </w:t>
+      </w:r>
+      <w:r>
+        <w:rPr>
+          <w:b/>
+        </w:rPr>
+        <w:t>lycophytes</w:t>
+      </w:r>
+      <w:r>
+        <w:rPr/>
+        <w:t xml:space="preserve"> 23.3.34</w:t>
+      </w:r>
+    </w:p>
+    <w:p>
+      <w:pPr>
+        <w:pStyle w:val="Entry"/>
+      </w:pPr>
+      <w:r>
+        <w:rPr/>
+        <w:t xml:space="preserve">dominant from the late Devonian through the Carboniferous; megaphylls; no seeds → </w:t>
+      </w:r>
+      <w:r>
+        <w:rPr>
+          <w:b/>
+        </w:rPr>
+        <w:t>pteridophytes</w:t>
+      </w:r>
+      <w:r>
+        <w:rPr/>
+        <w:t xml:space="preserve"> 23.4.36</w:t>
+      </w:r>
+    </w:p>
+    <w:p>
+      <w:pPr>
+        <w:pStyle w:val="Entry"/>
+      </w:pPr>
+      <w:r>
+        <w:rPr/>
+        <w:t xml:space="preserve">silica in the stems; whorls of tiny leaves at the nodes; “spring-loaded” spores → </w:t>
+      </w:r>
+      <w:r>
+        <w:rPr>
+          <w:b/>
+        </w:rPr>
+        <w:t>horsetails (Equisetum)</w:t>
+      </w:r>
+      <w:r>
+        <w:rPr/>
+        <w:t xml:space="preserve"> 23.4.38–39</w:t>
+      </w:r>
+    </w:p>
+    <w:p>
+      <w:pPr>
+        <w:pStyle w:val="Entry"/>
+      </w:pPr>
+      <w:r>
+        <w:rPr/>
+        <w:t xml:space="preserve">no leaves; stems fork repeatedly; pumpkin-shaped sporangia → </w:t>
+      </w:r>
+      <w:r>
+        <w:rPr>
+          <w:b/>
+        </w:rPr>
+        <w:t>whisk ferns (Psilotum)</w:t>
+      </w:r>
+      <w:r>
+        <w:rPr/>
+        <w:t xml:space="preserve"> 23.4.40–41</w:t>
+      </w:r>
+    </w:p>
+    <w:p>
+      <w:pPr>
+        <w:pStyle w:val="Entry"/>
+      </w:pPr>
+      <w:r>
+        <w:rPr/>
+        <w:t xml:space="preserve">fronds; sori on the undersides; both generations independent → </w:t>
+      </w:r>
+      <w:r>
+        <w:rPr>
+          <w:b/>
+        </w:rPr>
+        <w:t>ferns</w:t>
+      </w:r>
+      <w:r>
+        <w:rPr/>
+        <w:t xml:space="preserve"> 23.4.42–43</w:t>
+      </w:r>
+    </w:p>
+    <w:p>
+      <w:pPr>
+        <w:pStyle w:val="Entry"/>
+      </w:pPr>
+      <w:r>
+        <w:rPr/>
+        <w:t xml:space="preserve">cold medicine → </w:t>
+      </w:r>
+      <w:r>
+        <w:rPr>
+          <w:b/>
+        </w:rPr>
+        <w:t>maidenhair fern</w:t>
+      </w:r>
+      <w:r>
+        <w:rPr/>
+        <w:t xml:space="preserve"> 23.4.53</w:t>
+      </w:r>
+    </w:p>
+    <w:p>
+      <w:pPr>
+        <w:pStyle w:val="Entry"/>
+      </w:pPr>
+      <w:r>
+        <w:rPr/>
+        <w:t xml:space="preserve">termite-resistant building wood → </w:t>
+      </w:r>
+      <w:r>
+        <w:rPr>
+          <w:b/>
+        </w:rPr>
+        <w:t>tropical tree ferns</w:t>
+      </w:r>
+      <w:r>
+        <w:rPr/>
+        <w:t xml:space="preserve"> 23.4.53</w:t>
+      </w:r>
+    </w:p>
+    <w:p>
+      <w:pPr>
+        <w:pStyle w:val="Entry"/>
+      </w:pPr>
+      <w:r>
+        <w:rPr/>
+        <w:t xml:space="preserve">“naked” seeds, not enclosed by a fruit → </w:t>
+      </w:r>
+      <w:r>
+        <w:rPr>
+          <w:b/>
+        </w:rPr>
+        <w:t>gymnosperms</w:t>
+      </w:r>
+      <w:r>
+        <w:rPr/>
+        <w:t xml:space="preserve"> 23.5.56–57</w:t>
+      </w:r>
+    </w:p>
+    <w:p>
+      <w:pPr>
+        <w:pStyle w:val="Entry"/>
+      </w:pPr>
+      <w:r>
+        <w:rPr/>
+        <w:t xml:space="preserve">needles with a thick cuticle and recessed stomata; one plant makes both cone types → </w:t>
+      </w:r>
+      <w:r>
+        <w:rPr>
+          <w:b/>
+        </w:rPr>
+        <w:t>conifers (pines)</w:t>
+      </w:r>
+      <w:r>
+        <w:rPr/>
+        <w:t xml:space="preserve"> 23.5.58</w:t>
+      </w:r>
+    </w:p>
+    <w:p>
+      <w:pPr>
+        <w:pStyle w:val="Entry"/>
+      </w:pPr>
+      <w:r>
+        <w:rPr/>
+        <w:t xml:space="preserve">vitamin A and C teas; pine nuts; pine oil → </w:t>
+      </w:r>
+      <w:r>
+        <w:rPr>
+          <w:b/>
+        </w:rPr>
+        <w:t>pines</w:t>
+      </w:r>
+      <w:r>
+        <w:rPr/>
+        <w:t xml:space="preserve"> 23.5.69</w:t>
+      </w:r>
+    </w:p>
+    <w:p>
+      <w:pPr>
+        <w:pStyle w:val="Entry"/>
+      </w:pPr>
+      <w:r>
+        <w:rPr/>
+        <w:t xml:space="preserve">insect-pollinated gymnosperm; huge cones on separate plants; dinosaurs ate its seeds → </w:t>
+      </w:r>
+      <w:r>
+        <w:rPr>
+          <w:b/>
+        </w:rPr>
+        <w:t>cycads</w:t>
+      </w:r>
+      <w:r>
+        <w:rPr/>
+        <w:t xml:space="preserve"> 23.5.70</w:t>
+      </w:r>
+    </w:p>
+    <w:p>
+      <w:pPr>
+        <w:pStyle w:val="Entry"/>
+      </w:pPr>
+      <w:r>
+        <w:rPr/>
+        <w:t xml:space="preserve">sperm with many flagella swim out of a burst pollen tube → </w:t>
+      </w:r>
+      <w:r>
+        <w:rPr>
+          <w:b/>
+        </w:rPr>
+        <w:t>cycads and ginkgo</w:t>
+      </w:r>
+      <w:r>
+        <w:rPr/>
+        <w:t xml:space="preserve"> 23.5.70, 23.5.72</w:t>
+      </w:r>
+    </w:p>
+    <w:p>
+      <w:pPr>
+        <w:pStyle w:val="Entry"/>
+      </w:pPr>
+      <w:r>
+        <w:rPr/>
+        <w:t xml:space="preserve">one surviving species; separate seed and pollen trees; survives city pollution → </w:t>
+      </w:r>
+      <w:r>
+        <w:rPr>
+          <w:b/>
+        </w:rPr>
+        <w:t>Ginkgo biloba</w:t>
+      </w:r>
+      <w:r>
+        <w:rPr/>
+        <w:t xml:space="preserve"> 23.5.72</w:t>
+      </w:r>
+    </w:p>
+    <w:p>
+      <w:pPr>
+        <w:pStyle w:val="Entry"/>
+      </w:pPr>
+      <w:r>
+        <w:rPr/>
+        <w:t xml:space="preserve">no archegonia; three genera → </w:t>
+      </w:r>
+      <w:r>
+        <w:rPr>
+          <w:b/>
+        </w:rPr>
+        <w:t>gnetophytes</w:t>
+      </w:r>
+      <w:r>
+        <w:rPr/>
+        <w:t xml:space="preserve"> 23.5.74</w:t>
+      </w:r>
+    </w:p>
+    <w:p>
+      <w:pPr>
+        <w:pStyle w:val="Entry"/>
+      </w:pPr>
+      <w:r>
+        <w:rPr/>
+        <w:t xml:space="preserve">source of ephedrine → </w:t>
+      </w:r>
+      <w:r>
+        <w:rPr>
+          <w:b/>
+        </w:rPr>
+        <w:t>Ephedra (gnetophyte)</w:t>
+      </w:r>
+      <w:r>
+        <w:rPr/>
+        <w:t xml:space="preserve"> 23.5.74–75</w:t>
+      </w:r>
+    </w:p>
+    <w:p>
+      <w:pPr>
+        <w:pStyle w:val="Entry"/>
+      </w:pPr>
+      <w:r>
+        <w:rPr/>
+        <w:t xml:space="preserve">only two huge straplike leaves that fray; southwestern Africa → </w:t>
+      </w:r>
+      <w:r>
+        <w:rPr>
+          <w:b/>
+        </w:rPr>
+        <w:t>Welwitschia (gnetophyte)</w:t>
+      </w:r>
+      <w:r>
+        <w:rPr/>
+        <w:t xml:space="preserve"> 23.5.74, 23.5.76</w:t>
+      </w:r>
+    </w:p>
+    <w:p>
+      <w:pPr>
+        <w:pStyle w:val="Entry"/>
+      </w:pPr>
+      <w:r>
+        <w:rPr/>
+        <w:t xml:space="preserve">trees or climbing vines with broad, leathery leaves in pairs → </w:t>
+      </w:r>
+      <w:r>
+        <w:rPr>
+          <w:b/>
+        </w:rPr>
+        <w:t>Gnetum (gnetophyte)</w:t>
+      </w:r>
+      <w:r>
+        <w:rPr/>
+        <w:t xml:space="preserve"> 23.5.74</w:t>
+      </w:r>
+    </w:p>
+    <w:p>
+      <w:pPr>
+        <w:pStyle w:val="Entry"/>
+      </w:pPr>
+      <w:r>
+        <w:rPr/>
+        <w:t xml:space="preserve">ovules always enclosed in diploid tissue; flowers and fruit → </w:t>
+      </w:r>
+      <w:r>
+        <w:rPr>
+          <w:b/>
+        </w:rPr>
+        <w:t>angiosperms</w:t>
+      </w:r>
+      <w:r>
+        <w:rPr/>
+        <w:t xml:space="preserve"> 23.5.56, 23.5.77</w:t>
+      </w:r>
+    </w:p>
+    <w:p>
+      <w:pPr>
+        <w:pStyle w:val="Entry"/>
+      </w:pPr>
+      <w:r>
+        <w:rPr/>
+        <w:t xml:space="preserve">living plant most closely related to the first flowering plants; New Caledonia → </w:t>
+      </w:r>
+      <w:r>
+        <w:rPr>
+          <w:b/>
+        </w:rPr>
+        <w:t>Amborella</w:t>
+      </w:r>
+      <w:r>
+        <w:rPr/>
+        <w:t xml:space="preserve"> 23.5.78–79</w:t>
+      </w:r>
+    </w:p>
+    <w:p>
+      <w:pPr>
+        <w:pStyle w:val="Entry"/>
+      </w:pPr>
+      <w:r>
+        <w:rPr/>
+        <w:t xml:space="preserve">long the earliest known angiosperm fossil, with fruit and flowers → </w:t>
+      </w:r>
+      <w:r>
+        <w:rPr>
+          <w:b/>
+        </w:rPr>
+        <w:t>Archaefructus</w:t>
+      </w:r>
+      <w:r>
+        <w:rPr/>
+        <w:t xml:space="preserve"> 23.5.78</w:t>
+      </w:r>
+    </w:p>
+    <w:p>
+      <w:pPr>
+        <w:pStyle w:val="Entry"/>
+      </w:pPr>
+      <w:r>
+        <w:rPr/>
+        <w:t xml:space="preserve">one of the earliest known angiosperm fossils, 174 million years old (textbook) → </w:t>
+      </w:r>
+      <w:r>
+        <w:rPr>
+          <w:b/>
+        </w:rPr>
+        <w:t>Nanjinganthus dendrostyla</w:t>
+      </w:r>
+      <w:r>
+        <w:rPr/>
+        <w:t xml:space="preserve"> 23.5.78</w:t>
+      </w:r>
+    </w:p>
+    <w:p>
+      <w:pPr>
+        <w:pStyle w:val="Entry"/>
+      </w:pPr>
+      <w:r>
+        <w:rPr/>
+        <w:t xml:space="preserve">corn, tulips, pineapples, sugarcane → </w:t>
+      </w:r>
+      <w:r>
+        <w:rPr>
+          <w:b/>
+        </w:rPr>
+        <w:t>monocots</w:t>
+      </w:r>
+      <w:r>
+        <w:rPr/>
+        <w:t xml:space="preserve"> 23.5.80</w:t>
+      </w:r>
+    </w:p>
+    <w:p>
+      <w:pPr>
+        <w:pStyle w:val="Entry"/>
+      </w:pPr>
+      <w:r>
+        <w:rPr/>
+        <w:t xml:space="preserve">cacti, strawberries, dandelions, poplars, beans → </w:t>
+      </w:r>
+      <w:r>
+        <w:rPr>
+          <w:b/>
+        </w:rPr>
+        <w:t>eudicots</w:t>
+      </w:r>
+      <w:r>
+        <w:rPr/>
+        <w:t xml:space="preserve"> 23.5.80</w:t>
+      </w:r>
+    </w:p>
+    <w:p>
+      <w:pPr>
+        <w:pStyle w:val="Groupheading"/>
+      </w:pPr>
+      <w:r>
+        <w:rPr/>
+        <w:t>Structures</w:t>
+      </w:r>
+    </w:p>
+    <w:p>
+      <w:pPr>
+        <w:pStyle w:val="Entry"/>
+      </w:pPr>
+      <w:r>
+        <w:rPr/>
+        <w:t xml:space="preserve">waxy, waterproof covering that prevents drying out → </w:t>
+      </w:r>
+      <w:r>
+        <w:rPr>
+          <w:b/>
+        </w:rPr>
+        <w:t>cuticle</w:t>
+      </w:r>
+      <w:r>
+        <w:rPr/>
+        <w:t xml:space="preserve"> 23.1.9</w:t>
+      </w:r>
+    </w:p>
+    <w:p>
+      <w:pPr>
+        <w:pStyle w:val="Entry"/>
+      </w:pPr>
+      <w:r>
+        <w:rPr/>
+        <w:t xml:space="preserve">small openings, mostly under leaves, for gas exchange → </w:t>
+      </w:r>
+      <w:r>
+        <w:rPr>
+          <w:b/>
+        </w:rPr>
+        <w:t>stomata</w:t>
+      </w:r>
+      <w:r>
+        <w:rPr/>
+        <w:t xml:space="preserve"> 23.1.9</w:t>
+      </w:r>
+    </w:p>
+    <w:p>
+      <w:pPr>
+        <w:pStyle w:val="Entry"/>
+      </w:pPr>
+      <w:r>
+        <w:rPr/>
+        <w:t xml:space="preserve">cells that carry water up against gravity → </w:t>
+      </w:r>
+      <w:r>
+        <w:rPr>
+          <w:b/>
+        </w:rPr>
+        <w:t>tracheids</w:t>
+      </w:r>
+      <w:r>
+        <w:rPr/>
+        <w:t xml:space="preserve"> 23.1.9</w:t>
+      </w:r>
+    </w:p>
+    <w:p>
+      <w:pPr>
+        <w:pStyle w:val="Entry"/>
+      </w:pPr>
+      <w:r>
+        <w:rPr/>
+        <w:t xml:space="preserve">where sperm / eggs are made on a gametophyte → </w:t>
+      </w:r>
+      <w:r>
+        <w:rPr>
+          <w:b/>
+        </w:rPr>
+        <w:t>antheridia / archegonia (gametangia)</w:t>
+      </w:r>
+      <w:r>
+        <w:rPr/>
+        <w:t xml:space="preserve"> 23.1.12</w:t>
+      </w:r>
+    </w:p>
+    <w:p>
+      <w:pPr>
+        <w:pStyle w:val="Entry"/>
+      </w:pPr>
+      <w:r>
+        <w:rPr/>
+        <w:t xml:space="preserve">where spores are made by meiosis → </w:t>
+      </w:r>
+      <w:r>
+        <w:rPr>
+          <w:b/>
+        </w:rPr>
+        <w:t>sporangium</w:t>
+      </w:r>
+      <w:r>
+        <w:rPr/>
+        <w:t xml:space="preserve"> 23.1.12</w:t>
+      </w:r>
+    </w:p>
+    <w:p>
+      <w:pPr>
+        <w:pStyle w:val="Entry"/>
+      </w:pPr>
+      <w:r>
+        <w:rPr/>
+        <w:t xml:space="preserve">hair-like threads that anchor and absorb, not true roots → </w:t>
+      </w:r>
+      <w:r>
+        <w:rPr>
+          <w:b/>
+        </w:rPr>
+        <w:t>rhizoids</w:t>
+      </w:r>
+      <w:r>
+        <w:rPr/>
+        <w:t xml:space="preserve"> 23.2.17</w:t>
+      </w:r>
+    </w:p>
+    <w:p>
+      <w:pPr>
+        <w:pStyle w:val="Entry"/>
+      </w:pPr>
+      <w:r>
+        <w:rPr/>
+        <w:t xml:space="preserve">groups of cells that break off a liverwort and grow into a new plant → </w:t>
+      </w:r>
+      <w:r>
+        <w:rPr>
+          <w:b/>
+        </w:rPr>
+        <w:t>gemmae</w:t>
+      </w:r>
+      <w:r>
+        <w:rPr/>
+        <w:t xml:space="preserve"> 23.2.17</w:t>
+      </w:r>
+    </w:p>
+    <w:p>
+      <w:pPr>
+        <w:pStyle w:val="Entry"/>
+      </w:pPr>
+      <w:r>
+        <w:rPr/>
+        <w:t xml:space="preserve">thread-like first stage of a moss gametophyte → </w:t>
+      </w:r>
+      <w:r>
+        <w:rPr>
+          <w:b/>
+        </w:rPr>
+        <w:t>protonema</w:t>
+      </w:r>
+      <w:r>
+        <w:rPr/>
+        <w:t xml:space="preserve"> 23.2.30</w:t>
+      </w:r>
+    </w:p>
+    <w:p>
+      <w:pPr>
+        <w:pStyle w:val="Entry"/>
+      </w:pPr>
+      <w:r>
+        <w:rPr/>
+        <w:t xml:space="preserve">the three parts of a moss sporophyte → </w:t>
+      </w:r>
+      <w:r>
+        <w:rPr>
+          <w:b/>
+        </w:rPr>
+        <w:t>foot, stalk, capsule</w:t>
+      </w:r>
+      <w:r>
+        <w:rPr/>
+        <w:t xml:space="preserve"> 23.2.22</w:t>
+      </w:r>
+    </w:p>
+    <w:p>
+      <w:pPr>
+        <w:pStyle w:val="Entry"/>
+      </w:pPr>
+      <w:r>
+        <w:rPr/>
+        <w:t xml:space="preserve">lid of a moss capsule; teeth that close it except in dry weather → </w:t>
+      </w:r>
+      <w:r>
+        <w:rPr>
+          <w:b/>
+        </w:rPr>
+        <w:t>operculum</w:t>
+      </w:r>
+      <w:r>
+        <w:rPr/>
+        <w:t xml:space="preserve"> 23.2.30</w:t>
+      </w:r>
+    </w:p>
+    <w:p>
+      <w:pPr>
+        <w:pStyle w:val="Entry"/>
+      </w:pPr>
+      <w:r>
+        <w:rPr/>
+        <w:t xml:space="preserve">strengthens the walls of xylem's conducting cells → </w:t>
+      </w:r>
+      <w:r>
+        <w:rPr>
+          <w:b/>
+        </w:rPr>
+        <w:t>lignin</w:t>
+      </w:r>
+      <w:r>
+        <w:rPr/>
+        <w:t xml:space="preserve"> 23.3.31</w:t>
+      </w:r>
+    </w:p>
+    <w:p>
+      <w:pPr>
+        <w:pStyle w:val="Entry"/>
+      </w:pPr>
+      <w:r>
+        <w:rPr/>
+        <w:t xml:space="preserve">carries water and minerals up / sucrose throughout the plant → </w:t>
+      </w:r>
+      <w:r>
+        <w:rPr>
+          <w:b/>
+        </w:rPr>
+        <w:t>xylem / phloem</w:t>
+      </w:r>
+      <w:r>
+        <w:rPr/>
+        <w:t xml:space="preserve"> 23.3.31</w:t>
+      </w:r>
+    </w:p>
+    <w:p>
+      <w:pPr>
+        <w:pStyle w:val="Entry"/>
+      </w:pPr>
+      <w:r>
+        <w:rPr/>
+        <w:t xml:space="preserve">small leaf with a single, unbranched vein → </w:t>
+      </w:r>
+      <w:r>
+        <w:rPr>
+          <w:b/>
+        </w:rPr>
+        <w:t>microphyll</w:t>
+      </w:r>
+      <w:r>
+        <w:rPr/>
+        <w:t xml:space="preserve"> 23.3.34, 23.4.37</w:t>
+      </w:r>
+    </w:p>
+    <w:p>
+      <w:pPr>
+        <w:pStyle w:val="Entry"/>
+      </w:pPr>
+      <w:r>
+        <w:rPr/>
+        <w:t xml:space="preserve">broad leaf with branched veins; collects more solar energy → </w:t>
+      </w:r>
+      <w:r>
+        <w:rPr>
+          <w:b/>
+        </w:rPr>
+        <w:t>megaphyll</w:t>
+      </w:r>
+      <w:r>
+        <w:rPr/>
+        <w:t xml:space="preserve"> 23.4.36–37</w:t>
+      </w:r>
+    </w:p>
+    <w:p>
+      <w:pPr>
+        <w:pStyle w:val="Entry"/>
+      </w:pPr>
+      <w:r>
+        <w:rPr/>
+        <w:t xml:space="preserve">cone-shaped structure that makes spores → </w:t>
+      </w:r>
+      <w:r>
+        <w:rPr>
+          <w:b/>
+        </w:rPr>
+        <w:t>strobilus (plural strobili)</w:t>
+      </w:r>
+      <w:r>
+        <w:rPr/>
+        <w:t xml:space="preserve"> 23.3.34, 23.4.38</w:t>
+      </w:r>
+    </w:p>
+    <w:p>
+      <w:pPr>
+        <w:pStyle w:val="Entry"/>
+      </w:pPr>
+      <w:r>
+        <w:rPr/>
+        <w:t xml:space="preserve">large fern leaf divided into leaflets → </w:t>
+      </w:r>
+      <w:r>
+        <w:rPr>
+          <w:b/>
+        </w:rPr>
+        <w:t>frond</w:t>
+      </w:r>
+      <w:r>
+        <w:rPr/>
+        <w:t xml:space="preserve"> 23.4.42</w:t>
+      </w:r>
+    </w:p>
+    <w:p>
+      <w:pPr>
+        <w:pStyle w:val="Entry"/>
+      </w:pPr>
+      <w:r>
+        <w:rPr/>
+        <w:t xml:space="preserve">clusters of sporangia under a fern leaf; the flap covering them → </w:t>
+      </w:r>
+      <w:r>
+        <w:rPr>
+          <w:b/>
+        </w:rPr>
+        <w:t>sori; indusium</w:t>
+      </w:r>
+      <w:r>
+        <w:rPr/>
+        <w:t xml:space="preserve"> 23.4.42, 23.4.52</w:t>
+      </w:r>
+    </w:p>
+    <w:p>
+      <w:pPr>
+        <w:pStyle w:val="Entry"/>
+      </w:pPr>
+      <w:r>
+        <w:rPr/>
+        <w:t xml:space="preserve">fern gametophyte with archegonia at the notch, antheridia at the tip → </w:t>
+      </w:r>
+      <w:r>
+        <w:rPr>
+          <w:b/>
+        </w:rPr>
+        <w:t>prothallus</w:t>
+      </w:r>
+      <w:r>
+        <w:rPr/>
+        <w:t xml:space="preserve"> 23.4.52</w:t>
+      </w:r>
+    </w:p>
+    <w:p>
+      <w:pPr>
+        <w:pStyle w:val="Entry"/>
+      </w:pPr>
+      <w:r>
+        <w:rPr/>
+        <w:t xml:space="preserve">horizontal stem that gives rise to fronds or aboveground stems → </w:t>
+      </w:r>
+      <w:r>
+        <w:rPr>
+          <w:b/>
+        </w:rPr>
+        <w:t>rhizome</w:t>
+      </w:r>
+      <w:r>
+        <w:rPr/>
+        <w:t xml:space="preserve"> 23.4.40, 23.4.52</w:t>
+      </w:r>
+    </w:p>
+    <w:p>
+      <w:pPr>
+        <w:pStyle w:val="Entry"/>
+      </w:pPr>
+      <w:r>
+        <w:rPr/>
+        <w:t xml:space="preserve">embryo + stored food in a protective coat → </w:t>
+      </w:r>
+      <w:r>
+        <w:rPr>
+          <w:b/>
+        </w:rPr>
+        <w:t>seed</w:t>
+      </w:r>
+      <w:r>
+        <w:rPr/>
+        <w:t xml:space="preserve"> 23.5.54</w:t>
+      </w:r>
+    </w:p>
+    <w:p>
+      <w:pPr>
+        <w:pStyle w:val="Entry"/>
+      </w:pPr>
+      <w:r>
+        <w:rPr/>
+        <w:t xml:space="preserve">male gametophyte of a seed plant → </w:t>
+      </w:r>
+      <w:r>
+        <w:rPr>
+          <w:b/>
+        </w:rPr>
+        <w:t>pollen grain</w:t>
+      </w:r>
+      <w:r>
+        <w:rPr/>
+        <w:t xml:space="preserve"> 23.5.55</w:t>
+      </w:r>
+    </w:p>
+    <w:p>
+      <w:pPr>
+        <w:pStyle w:val="Entry"/>
+      </w:pPr>
+      <w:r>
+        <w:rPr/>
+        <w:t xml:space="preserve">holds the female gametophyte; becomes the seed → </w:t>
+      </w:r>
+      <w:r>
+        <w:rPr>
+          <w:b/>
+        </w:rPr>
+        <w:t>ovule</w:t>
+      </w:r>
+      <w:r>
+        <w:rPr/>
+        <w:t xml:space="preserve"> 23.5.55, 23.5.84</w:t>
+      </w:r>
+    </w:p>
+    <w:p>
+      <w:pPr>
+        <w:pStyle w:val="Entry"/>
+      </w:pPr>
+      <w:r>
+        <w:rPr/>
+        <w:t xml:space="preserve">seed leaves that nourish the embryo → </w:t>
+      </w:r>
+      <w:r>
+        <w:rPr>
+          <w:b/>
+        </w:rPr>
+        <w:t>cotyledons</w:t>
+      </w:r>
+      <w:r>
+        <w:rPr/>
+        <w:t xml:space="preserve"> 23.5.80</w:t>
+      </w:r>
+    </w:p>
+    <w:p>
+      <w:pPr>
+        <w:pStyle w:val="Entry"/>
+      </w:pPr>
+      <w:r>
+        <w:rPr/>
+        <w:t xml:space="preserve">all the sepals / all the petals → </w:t>
+      </w:r>
+      <w:r>
+        <w:rPr>
+          <w:b/>
+        </w:rPr>
+        <w:t>calyx / corolla</w:t>
+      </w:r>
+      <w:r>
+        <w:rPr/>
+        <w:t xml:space="preserve"> 23.5.83</w:t>
+      </w:r>
+    </w:p>
+    <w:p>
+      <w:pPr>
+        <w:pStyle w:val="Entry"/>
+      </w:pPr>
+      <w:r>
+        <w:rPr/>
+        <w:t xml:space="preserve">slender stalk holding up the anther / sac that makes pollen → </w:t>
+      </w:r>
+      <w:r>
+        <w:rPr>
+          <w:b/>
+        </w:rPr>
+        <w:t>filament / anther</w:t>
+      </w:r>
+      <w:r>
+        <w:rPr/>
+        <w:t xml:space="preserve"> 23.5.84</w:t>
+      </w:r>
+    </w:p>
+    <w:p>
+      <w:pPr>
+        <w:pStyle w:val="Entry"/>
+      </w:pPr>
+      <w:r>
+        <w:rPr/>
+        <w:t xml:space="preserve">sticky knob / slender stalk / base enclosing ovules → </w:t>
+      </w:r>
+      <w:r>
+        <w:rPr>
+          <w:b/>
+        </w:rPr>
+        <w:t>stigma / style / ovary</w:t>
+      </w:r>
+      <w:r>
+        <w:rPr/>
+        <w:t xml:space="preserve"> 23.5.84</w:t>
+      </w:r>
+    </w:p>
+    <w:p>
+      <w:pPr>
+        <w:pStyle w:val="Entry"/>
+      </w:pPr>
+      <w:r>
+        <w:rPr/>
+        <w:t xml:space="preserve">female gametophyte of a flowering plant (usually 7 cells) → </w:t>
+      </w:r>
+      <w:r>
+        <w:rPr>
+          <w:b/>
+        </w:rPr>
+        <w:t>embryo sac</w:t>
+      </w:r>
+      <w:r>
+        <w:rPr/>
+        <w:t xml:space="preserve"> 23.5.86, 23.5.89</w:t>
+      </w:r>
+    </w:p>
+    <w:p>
+      <w:pPr>
+        <w:pStyle w:val="Entry"/>
+      </w:pPr>
+      <w:r>
+        <w:rPr/>
+        <w:t xml:space="preserve">two nuclei from opposite ends of the embryo sac → </w:t>
+      </w:r>
+      <w:r>
+        <w:rPr>
+          <w:b/>
+        </w:rPr>
+        <w:t>polar nuclei</w:t>
+      </w:r>
+      <w:r>
+        <w:rPr/>
+        <w:t xml:space="preserve"> 23.5.86</w:t>
+      </w:r>
+    </w:p>
+    <w:p>
+      <w:pPr>
+        <w:pStyle w:val="Entry"/>
+      </w:pPr>
+      <w:r>
+        <w:rPr/>
+        <w:t xml:space="preserve">small opening in the ovule where the sperm enter → </w:t>
+      </w:r>
+      <w:r>
+        <w:rPr>
+          <w:b/>
+        </w:rPr>
+        <w:t>micropyle</w:t>
+      </w:r>
+      <w:r>
+        <w:rPr/>
+        <w:t xml:space="preserve"> 23.5.87</w:t>
+      </w:r>
+    </w:p>
+    <w:p>
+      <w:pPr>
+        <w:pStyle w:val="Entry"/>
+      </w:pPr>
+      <w:r>
+        <w:rPr/>
+        <w:t xml:space="preserve">pollen cell that grows the tube / that divides into 2 sperm → </w:t>
+      </w:r>
+      <w:r>
+        <w:rPr>
+          <w:b/>
+        </w:rPr>
+        <w:t>tube cell / generative cell</w:t>
+      </w:r>
+      <w:r>
+        <w:rPr/>
+        <w:t xml:space="preserve"> 23.5.87, 23.5.89</w:t>
+      </w:r>
+    </w:p>
+    <w:p>
+      <w:pPr>
+        <w:pStyle w:val="Entry"/>
+      </w:pPr>
+      <w:r>
+        <w:rPr/>
+        <w:t xml:space="preserve">triploid food tissue in the seed → </w:t>
+      </w:r>
+      <w:r>
+        <w:rPr>
+          <w:b/>
+        </w:rPr>
+        <w:t>endosperm</w:t>
+      </w:r>
+      <w:r>
+        <w:rPr/>
+        <w:t xml:space="preserve"> 23.5.88</w:t>
+      </w:r>
+    </w:p>
+    <w:p>
+      <w:pPr>
+        <w:pStyle w:val="Groupheading"/>
+      </w:pPr>
+      <w:r>
+        <w:rPr/>
+        <w:t>Processes and terms</w:t>
+      </w:r>
+    </w:p>
+    <w:p>
+      <w:pPr>
+        <w:pStyle w:val="Entry"/>
+      </w:pPr>
+      <w:r>
+        <w:rPr/>
+        <w:t xml:space="preserve">life switches between a many-celled n plant and a many-celled 2n plant → </w:t>
+      </w:r>
+      <w:r>
+        <w:rPr>
+          <w:b/>
+        </w:rPr>
+        <w:t>alternation of generations</w:t>
+      </w:r>
+      <w:r>
+        <w:rPr/>
+        <w:t xml:space="preserve"> 23.1.12</w:t>
+      </w:r>
+    </w:p>
+    <w:p>
+      <w:pPr>
+        <w:pStyle w:val="Entry"/>
+      </w:pPr>
+      <w:r>
+        <w:rPr/>
+        <w:t xml:space="preserve">the generation you notice (bigger, longer-lived) → </w:t>
+      </w:r>
+      <w:r>
+        <w:rPr>
+          <w:b/>
+        </w:rPr>
+        <w:t>dominant generation</w:t>
+      </w:r>
+      <w:r>
+        <w:rPr/>
+        <w:t xml:space="preserve"> 23.1.14</w:t>
+      </w:r>
+    </w:p>
+    <w:p>
+      <w:pPr>
+        <w:pStyle w:val="Entry"/>
+      </w:pPr>
+      <w:r>
+        <w:rPr/>
+        <w:t xml:space="preserve">why land plants have a diploid generation → </w:t>
+      </w:r>
+      <w:r>
+        <w:rPr>
+          <w:b/>
+        </w:rPr>
+        <w:t>it hides the effect of a single deleterious allele (UV damage)</w:t>
+      </w:r>
+      <w:r>
+        <w:rPr/>
+        <w:t xml:space="preserve"> 23.1.11</w:t>
+      </w:r>
+    </w:p>
+    <w:p>
+      <w:pPr>
+        <w:pStyle w:val="Entry"/>
+      </w:pPr>
+      <w:r>
+        <w:rPr/>
+        <w:t xml:space="preserve">makes one type of spore / two types → </w:t>
+      </w:r>
+      <w:r>
+        <w:rPr>
+          <w:b/>
+        </w:rPr>
+        <w:t>homosporous / heterosporous</w:t>
+      </w:r>
+      <w:r>
+        <w:rPr/>
+        <w:t xml:space="preserve"> 23.3.34</w:t>
+      </w:r>
+    </w:p>
+    <w:p>
+      <w:pPr>
+        <w:pStyle w:val="Entry"/>
+      </w:pPr>
+      <w:r>
+        <w:rPr/>
+        <w:t xml:space="preserve">seed plants keep their spores instead of releasing them → </w:t>
+      </w:r>
+      <w:r>
+        <w:rPr>
+          <w:b/>
+        </w:rPr>
+        <w:t>seed plants (they retain the spores)</w:t>
+      </w:r>
+      <w:r>
+        <w:rPr/>
+        <w:t xml:space="preserve"> 23.5.55</w:t>
+      </w:r>
+    </w:p>
+    <w:p>
+      <w:pPr>
+        <w:pStyle w:val="Entry"/>
+      </w:pPr>
+      <w:r>
+        <w:rPr/>
+        <w:t xml:space="preserve">wind or an animal carries pollen to the female part → </w:t>
+      </w:r>
+      <w:r>
+        <w:rPr>
+          <w:b/>
+        </w:rPr>
+        <w:t>pollination</w:t>
+      </w:r>
+      <w:r>
+        <w:rPr/>
+        <w:t xml:space="preserve"> 23.5.55, 23.5.87</w:t>
+      </w:r>
+    </w:p>
+    <w:p>
+      <w:pPr>
+        <w:pStyle w:val="Entry"/>
+      </w:pPr>
+      <w:r>
+        <w:rPr/>
+        <w:t xml:space="preserve">fertilization without outside water → </w:t>
+      </w:r>
+      <w:r>
+        <w:rPr>
+          <w:b/>
+        </w:rPr>
+        <w:t>seed plants (sperm travel in a pollen tube)</w:t>
+      </w:r>
+      <w:r>
+        <w:rPr/>
+        <w:t xml:space="preserve"> 23.5.55</w:t>
+      </w:r>
+    </w:p>
+    <w:p>
+      <w:pPr>
+        <w:pStyle w:val="Entry"/>
+      </w:pPr>
+      <w:r>
+        <w:rPr/>
+        <w:t xml:space="preserve">arrested state that lets a seed survive harsh conditions → </w:t>
+      </w:r>
+      <w:r>
+        <w:rPr>
+          <w:b/>
+        </w:rPr>
+        <w:t>dormancy</w:t>
+      </w:r>
+      <w:r>
+        <w:rPr/>
+        <w:t xml:space="preserve"> 23.5.54</w:t>
+      </w:r>
+    </w:p>
+    <w:p>
+      <w:pPr>
+        <w:pStyle w:val="Entry"/>
+      </w:pPr>
+      <w:r>
+        <w:rPr/>
+        <w:t xml:space="preserve">one sperm + egg, the other + polar nuclei → </w:t>
+      </w:r>
+      <w:r>
+        <w:rPr>
+          <w:b/>
+        </w:rPr>
+        <w:t>double fertilization</w:t>
+      </w:r>
+      <w:r>
+        <w:rPr/>
+        <w:t xml:space="preserve"> 23.5.88</w:t>
+      </w:r>
+    </w:p>
+    <w:p>
+      <w:pPr>
+        <w:pStyle w:val="Entry"/>
+      </w:pPr>
+      <w:r>
+        <w:rPr/>
+        <w:t xml:space="preserve">flower with all four parts / missing one or more → </w:t>
+      </w:r>
+      <w:r>
+        <w:rPr>
+          <w:b/>
+        </w:rPr>
+        <w:t>complete / incomplete</w:t>
+      </w:r>
+      <w:r>
+        <w:rPr/>
+        <w:t xml:space="preserve"> 23.5.91</w:t>
+      </w:r>
+    </w:p>
+    <w:p>
+      <w:pPr>
+        <w:pStyle w:val="Entry"/>
+      </w:pPr>
+      <w:r>
+        <w:rPr/>
+        <w:t xml:space="preserve">flower with stamens and carpels / only one of them → </w:t>
+      </w:r>
+      <w:r>
+        <w:rPr>
+          <w:b/>
+        </w:rPr>
+        <w:t>perfect / imperfect</w:t>
+      </w:r>
+      <w:r>
+        <w:rPr/>
+        <w:t xml:space="preserve"> 23.5.91</w:t>
+      </w:r>
+    </w:p>
+    <w:p>
+      <w:pPr>
+        <w:pStyle w:val="Entry"/>
+      </w:pPr>
+      <w:r>
+        <w:rPr/>
+        <w:t xml:space="preserve">cluster of flowers / looks like one flower but is many tiny ones → </w:t>
+      </w:r>
+      <w:r>
+        <w:rPr>
+          <w:b/>
+        </w:rPr>
+        <w:t>inflorescence / composite</w:t>
+      </w:r>
+      <w:r>
+        <w:rPr/>
+        <w:t xml:space="preserve"> 23.5.91</w:t>
+      </w:r>
+    </w:p>
+    <w:p>
+      <w:pPr>
+        <w:pStyle w:val="Entry"/>
+      </w:pPr>
+      <w:r>
+        <w:rPr/>
+        <w:t xml:space="preserve">one plant makes both pollen and seed cones → </w:t>
+      </w:r>
+      <w:r>
+        <w:rPr>
+          <w:b/>
+        </w:rPr>
+        <w:t>monoecious (conifers)</w:t>
+      </w:r>
+      <w:r>
+        <w:rPr/>
+        <w:t xml:space="preserve"> 23.5.58</w:t>
+      </w:r>
+    </w:p>
+    <w:p>
+      <w:pPr>
+        <w:pStyle w:val="Entry"/>
+      </w:pPr>
+      <w:r>
+        <w:rPr/>
+        <w:t xml:space="preserve">separate pollen-making and seed-making plants → </w:t>
+      </w:r>
+      <w:r>
+        <w:rPr>
+          <w:b/>
+        </w:rPr>
+        <w:t>dioecious (ginkgo)</w:t>
+      </w:r>
+      <w:r>
+        <w:rPr/>
+        <w:t xml:space="preserve"> 23.5.72</w:t>
+      </w:r>
+    </w:p>
+    <w:p>
+      <w:pPr>
+        <w:pStyle w:val="Entry"/>
+      </w:pPr>
+      <w:r>
+        <w:rPr/>
+        <w:t xml:space="preserve">plain flower, not showy → </w:t>
+      </w:r>
+      <w:r>
+        <w:rPr>
+          <w:b/>
+        </w:rPr>
+        <w:t>wind-pollinated</w:t>
+      </w:r>
+      <w:r>
+        <w:rPr/>
+        <w:t xml:space="preserve"> 23.5.90</w:t>
+      </w:r>
+    </w:p>
+    <w:p>
+      <w:pPr>
+        <w:pStyle w:val="Entry"/>
+      </w:pPr>
+      <w:r>
+        <w:rPr/>
+        <w:t xml:space="preserve">colorful flower → </w:t>
+      </w:r>
+      <w:r>
+        <w:rPr>
+          <w:b/>
+        </w:rPr>
+        <w:t>bird- or insect-pollinated</w:t>
+      </w:r>
+      <w:r>
+        <w:rPr/>
+        <w:t xml:space="preserve"> 23.5.90</w:t>
+      </w:r>
+    </w:p>
+    <w:p>
+      <w:pPr>
+        <w:pStyle w:val="Entry"/>
+      </w:pPr>
+      <w:r>
+        <w:rPr/>
+        <w:t xml:space="preserve">white or cream, fragrant, opens at night → </w:t>
+      </w:r>
+      <w:r>
+        <w:rPr>
+          <w:b/>
+        </w:rPr>
+        <w:t>pollinated by nocturnal mammals or insects</w:t>
+      </w:r>
+      <w:r>
+        <w:rPr/>
+        <w:t xml:space="preserve"> 23.5.90</w:t>
+      </w:r>
+    </w:p>
+    <w:p>
+      <w:pPr>
+        <w:pStyle w:val="Entry"/>
+      </w:pPr>
+      <w:r>
+        <w:rPr/>
+        <w:t xml:space="preserve">moist, fleshy covering (apple) / dry covering (acorn) → </w:t>
+      </w:r>
+      <w:r>
+        <w:rPr>
+          <w:b/>
+        </w:rPr>
+        <w:t>fruits (from the ovary)</w:t>
+      </w:r>
+      <w:r>
+        <w:rPr/>
+        <w:t xml:space="preserve"> 23.5.88</w:t>
+      </w:r>
+    </w:p>
+    <w:p>
+      <w:pPr>
+        <w:pStyle w:val="Lookupheading"/>
+      </w:pPr>
+      <w:bookmarkStart w:id="2" w:name="lk23LkGloss"/>
+      <w:r>
+        <w:rPr>
+          <w:rStyle w:val="Slidecode"/>
+        </w:rPr>
+        <w:t>Glossary: terms no slide explains</w:t>
+      </w:r>
+      <w:bookmarkEnd w:id="2"/>
+    </w:p>
+    <w:p>
+      <w:pPr>
+        <w:pStyle w:val="Entry"/>
+      </w:pPr>
+      <w:r>
+        <w:rPr>
+          <w:b/>
+        </w:rPr>
+        <w:t>Adaptive radiation</w:t>
+      </w:r>
+      <w:r>
+        <w:rPr/>
+        <w:t>: one ancestral species quickly evolving into many new species that fit different ways of life. 23.5.78</w:t>
+      </w:r>
+    </w:p>
+    <w:p>
+      <w:pPr>
+        <w:pStyle w:val="Entry"/>
+      </w:pPr>
+      <w:r>
+        <w:rPr>
+          <w:b/>
+        </w:rPr>
+        <w:t>Aerial stem</w:t>
+      </w:r>
+      <w:r>
+        <w:rPr/>
+        <w:t>: a stem that grows above ground. 23.3.35</w:t>
+      </w:r>
+    </w:p>
+    <w:p>
+      <w:pPr>
+        <w:pStyle w:val="Entry"/>
+      </w:pPr>
+      <w:r>
+        <w:rPr>
+          <w:b/>
+        </w:rPr>
+        <w:t>Apical tissue</w:t>
+      </w:r>
+      <w:r>
+        <w:rPr/>
+        <w:t>: a patch of cells at the tips of roots and shoots that keeps dividing; it makes the plant grow longer and produces its other tissues. 23.1.4</w:t>
+      </w:r>
+    </w:p>
+    <w:p>
+      <w:pPr>
+        <w:pStyle w:val="Entry"/>
+      </w:pPr>
+      <w:r>
+        <w:rPr>
+          <w:b/>
+        </w:rPr>
+        <w:t>Astringent</w:t>
+      </w:r>
+      <w:r>
+        <w:rPr/>
+        <w:t>: something that makes body tissues tighten, which helps stop bleeding. 23.4.53</w:t>
+      </w:r>
+    </w:p>
+    <w:p>
+      <w:pPr>
+        <w:pStyle w:val="Entry"/>
+      </w:pPr>
+      <w:r>
+        <w:rPr>
+          <w:b/>
+        </w:rPr>
+        <w:t>Axil</w:t>
+      </w:r>
+      <w:r>
+        <w:rPr/>
+        <w:t>: the angle where a leaf joins the stem. 23.5.79</w:t>
+      </w:r>
+    </w:p>
+    <w:p>
+      <w:pPr>
+        <w:pStyle w:val="Entry"/>
+      </w:pPr>
+      <w:r>
+        <w:rPr>
+          <w:b/>
+        </w:rPr>
+        <w:t>Capsella (shepherd's purse)</w:t>
+      </w:r>
+      <w:r>
+        <w:rPr/>
+        <w:t>: a small flowering plant. 23.1.7</w:t>
+      </w:r>
+    </w:p>
+    <w:p>
+      <w:pPr>
+        <w:pStyle w:val="Entry"/>
+      </w:pPr>
+      <w:r>
+        <w:rPr>
+          <w:b/>
+        </w:rPr>
+        <w:t>Clade</w:t>
+      </w:r>
+      <w:r>
+        <w:rPr/>
+        <w:t>: a group made of one common ancestor and all of its descendants. 23.1.5</w:t>
+      </w:r>
+    </w:p>
+    <w:p>
+      <w:pPr>
+        <w:pStyle w:val="Entry"/>
+      </w:pPr>
+      <w:r>
+        <w:rPr>
+          <w:b/>
+        </w:rPr>
+        <w:t>Cladogram</w:t>
+      </w:r>
+      <w:r>
+        <w:rPr/>
+        <w:t>: a branching diagram showing how groups are related; each fork is a common ancestor. 23.1.6</w:t>
+      </w:r>
+    </w:p>
+    <w:p>
+      <w:pPr>
+        <w:pStyle w:val="Entry"/>
+      </w:pPr>
+      <w:r>
+        <w:rPr>
+          <w:b/>
+        </w:rPr>
+        <w:t>Coleochaete</w:t>
+      </w:r>
+      <w:r>
+        <w:rPr/>
+        <w:t>: another charophyte; it grows as a flat disc of cells (pictured on 23.1.8). 23.1.5</w:t>
+      </w:r>
+    </w:p>
+    <w:p>
+      <w:pPr>
+        <w:pStyle w:val="Entry"/>
+      </w:pPr>
+      <w:r>
+        <w:rPr>
+          <w:b/>
+        </w:rPr>
+        <w:t>Deleterious allele</w:t>
+      </w:r>
+      <w:r>
+        <w:rPr/>
+        <w:t>: a harmful version of a gene. 23.1.11</w:t>
+      </w:r>
+    </w:p>
+    <w:p>
+      <w:pPr>
+        <w:pStyle w:val="Entry"/>
+      </w:pPr>
+      <w:r>
+        <w:rPr>
+          <w:b/>
+        </w:rPr>
+        <w:t>Desiccation</w:t>
+      </w:r>
+      <w:r>
+        <w:rPr/>
+        <w:t>: drying out. 23.1.9</w:t>
+      </w:r>
+    </w:p>
+    <w:p>
+      <w:pPr>
+        <w:pStyle w:val="Entry"/>
+      </w:pPr>
+      <w:r>
+        <w:rPr>
+          <w:b/>
+        </w:rPr>
+        <w:t>Devonian and Carboniferous</w:t>
+      </w:r>
+      <w:r>
+        <w:rPr/>
+        <w:t>: periods in Earth's history, about 419-359 and 359-299 million years ago; the Carboniferous had huge swamp forests that later became coal. 23.4.36</w:t>
+      </w:r>
+    </w:p>
+    <w:p>
+      <w:pPr>
+        <w:pStyle w:val="Entry"/>
+      </w:pPr>
+      <w:r>
+        <w:rPr>
+          <w:b/>
+        </w:rPr>
+        <w:t>Extant</w:t>
+      </w:r>
+      <w:r>
+        <w:rPr/>
+        <w:t>: still living today (not extinct). 23.5.57</w:t>
+      </w:r>
+    </w:p>
+    <w:p>
+      <w:pPr>
+        <w:pStyle w:val="Entry"/>
+      </w:pPr>
+      <w:r>
+        <w:rPr>
+          <w:b/>
+        </w:rPr>
+        <w:t>Fitness</w:t>
+      </w:r>
+      <w:r>
+        <w:rPr/>
+        <w:t>: how many offspring an organism leaves; higher fitness means more offspring. 23.4.36</w:t>
+      </w:r>
+    </w:p>
+    <w:p>
+      <w:pPr>
+        <w:pStyle w:val="Entry"/>
+      </w:pPr>
+      <w:r>
+        <w:rPr>
+          <w:b/>
+        </w:rPr>
+        <w:t>Fragmentation</w:t>
+      </w:r>
+      <w:r>
+        <w:rPr/>
+        <w:t>: a piece of the plant breaks off and grows into a new plant. 23.2.19</w:t>
+      </w:r>
+    </w:p>
+    <w:p>
+      <w:pPr>
+        <w:pStyle w:val="Entry"/>
+      </w:pPr>
+      <w:r>
+        <w:rPr>
+          <w:b/>
+        </w:rPr>
+        <w:t>Gemma cup</w:t>
+      </w:r>
+      <w:r>
+        <w:rPr/>
+        <w:t>: a small cup on the liverwort's surface that holds gemmae until rain splashes them out. 23.2.18</w:t>
+      </w:r>
+    </w:p>
+    <w:p>
+      <w:pPr>
+        <w:pStyle w:val="Entry"/>
+      </w:pPr>
+      <w:r>
+        <w:rPr>
+          <w:b/>
+        </w:rPr>
+        <w:t>Herbaceous vs woody</w:t>
+      </w:r>
+      <w:r>
+        <w:rPr/>
+        <w:t>: herbaceous plants have soft, green, non-woody stems; woody plants make wood, so their stems also grow thicker each year. 23.5.81</w:t>
+      </w:r>
+    </w:p>
+    <w:p>
+      <w:pPr>
+        <w:pStyle w:val="Entry"/>
+      </w:pPr>
+      <w:r>
+        <w:rPr>
+          <w:b/>
+        </w:rPr>
+        <w:t>Indusium</w:t>
+      </w:r>
+      <w:r>
+        <w:rPr/>
+        <w:t>: a thin flap of tissue covering a sorus (cluster of sporangia). 23.4.47</w:t>
+      </w:r>
+    </w:p>
+    <w:p>
+      <w:pPr>
+        <w:pStyle w:val="Entry"/>
+      </w:pPr>
+      <w:r>
+        <w:rPr>
+          <w:b/>
+        </w:rPr>
+        <w:t>Leaflets</w:t>
+      </w:r>
+      <w:r>
+        <w:rPr/>
+        <w:t>: the small separate blades that make up a divided (compound) leaf, like the many small segments of a fern frond. 23.4.42, 23.4.47, 23.4.52</w:t>
+      </w:r>
+    </w:p>
+    <w:p>
+      <w:pPr>
+        <w:pStyle w:val="Entry"/>
+      </w:pPr>
+      <w:r>
+        <w:rPr>
+          <w:b/>
+        </w:rPr>
+        <w:t>Megasporangium (plural megasporangia)</w:t>
+      </w:r>
+      <w:r>
+        <w:rPr/>
+        <w:t>: a sporangium that makes megaspores; in seed plants it is part of the ovule. 23.5.62</w:t>
+      </w:r>
+    </w:p>
+    <w:p>
+      <w:pPr>
+        <w:pStyle w:val="Entry"/>
+      </w:pPr>
+      <w:r>
+        <w:rPr>
+          <w:b/>
+        </w:rPr>
+        <w:t>Megasporophyll</w:t>
+      </w:r>
+      <w:r>
+        <w:rPr/>
+        <w:t>: a leaf-like stalk that carries ovules or seeds. 23.5.73</w:t>
+      </w:r>
+    </w:p>
+    <w:p>
+      <w:pPr>
+        <w:pStyle w:val="Entry"/>
+      </w:pPr>
+      <w:r>
+        <w:rPr>
+          <w:b/>
+        </w:rPr>
+        <w:t>Mesozoic era</w:t>
+      </w:r>
+      <w:r>
+        <w:rPr/>
+        <w:t>: the "age of dinosaurs," about 252-66 million years ago. 23.5.70</w:t>
+      </w:r>
+    </w:p>
+    <w:p>
+      <w:pPr>
+        <w:pStyle w:val="Entry"/>
+      </w:pPr>
+      <w:r>
+        <w:rPr>
+          <w:b/>
+        </w:rPr>
+        <w:t>Nitrogen fixation</w:t>
+      </w:r>
+      <w:r>
+        <w:rPr/>
+        <w:t>: turning nitrogen gas from the air into a form living things can use. Plants can't do it themselves; some bacteria, like the cyanobacteria living in hornworts, can. 23.2.19</w:t>
+      </w:r>
+    </w:p>
+    <w:p>
+      <w:pPr>
+        <w:pStyle w:val="Entry"/>
+      </w:pPr>
+      <w:r>
+        <w:rPr>
+          <w:b/>
+        </w:rPr>
+        <w:t>Node</w:t>
+      </w:r>
+      <w:r>
+        <w:rPr/>
+        <w:t>: the point on a stem where leaves or branches attach. 23.4.38–39</w:t>
+      </w:r>
+    </w:p>
+    <w:p>
+      <w:pPr>
+        <w:pStyle w:val="Entry"/>
+      </w:pPr>
+      <w:r>
+        <w:rPr>
+          <w:b/>
+        </w:rPr>
+        <w:t>Oedogonium</w:t>
+      </w:r>
+      <w:r>
+        <w:rPr/>
+        <w:t>: a green alga made of threads of cells. 23.1.7</w:t>
+      </w:r>
+    </w:p>
+    <w:p>
+      <w:pPr>
+        <w:pStyle w:val="Entry"/>
+      </w:pPr>
+      <w:r>
+        <w:rPr>
+          <w:b/>
+        </w:rPr>
+        <w:t>Ovule</w:t>
+      </w:r>
+      <w:r>
+        <w:rPr/>
+        <w:t>: a small structure where the female gametophyte (with its egg) develops; after fertilization it becomes the seed. 23.1.4, 23.5.55–56, 23.5.62 …</w:t>
+      </w:r>
+    </w:p>
+    <w:p>
+      <w:pPr>
+        <w:pStyle w:val="Entry"/>
+      </w:pPr>
+      <w:r>
+        <w:rPr>
+          <w:b/>
+        </w:rPr>
+        <w:t>Paleobotanists</w:t>
+      </w:r>
+      <w:r>
+        <w:rPr/>
+        <w:t>: scientists who study fossil plants. 23.5.78</w:t>
+      </w:r>
+    </w:p>
+    <w:p>
+      <w:pPr>
+        <w:pStyle w:val="Entry"/>
+      </w:pPr>
+      <w:r>
+        <w:rPr>
+          <w:b/>
+        </w:rPr>
+        <w:t>Phylum (plural phyla)</w:t>
+      </w:r>
+      <w:r>
+        <w:rPr/>
+        <w:t>: a large group of related organisms, one level below kingdom. 23.2.21</w:t>
+      </w:r>
+    </w:p>
+    <w:p>
+      <w:pPr>
+        <w:pStyle w:val="Entry"/>
+      </w:pPr>
+      <w:r>
+        <w:rPr>
+          <w:b/>
+        </w:rPr>
+        <w:t>Plant systematists</w:t>
+      </w:r>
+      <w:r>
+        <w:rPr/>
+        <w:t>: scientists who classify plants based on how they are related. 23.1.3</w:t>
+      </w:r>
+    </w:p>
+    <w:p>
+      <w:pPr>
+        <w:pStyle w:val="Entry"/>
+      </w:pPr>
+      <w:r>
+        <w:rPr>
+          <w:b/>
+        </w:rPr>
+        <w:t>Polar nuclei</w:t>
+      </w:r>
+      <w:r>
+        <w:rPr/>
+        <w:t>: two nuclei in the middle of the embryo sac (the female gametophyte); the second sperm fuses with them to make the endosperm. 23.5.88</w:t>
+      </w:r>
+    </w:p>
+    <w:p>
+      <w:pPr>
+        <w:pStyle w:val="Entry"/>
+      </w:pPr>
+      <w:r>
+        <w:rPr>
+          <w:b/>
+        </w:rPr>
+        <w:t>Pollen grain</w:t>
+      </w:r>
+      <w:r>
+        <w:rPr/>
+        <w:t>: the tiny male gametophyte of a seed plant; it carries the sperm to the egg. 23.1.4, 23.5.55</w:t>
+      </w:r>
+    </w:p>
+    <w:p>
+      <w:pPr>
+        <w:pStyle w:val="Entry"/>
+      </w:pPr>
+      <w:r>
+        <w:rPr>
+          <w:b/>
+        </w:rPr>
+        <w:t>Pollen pore</w:t>
+      </w:r>
+      <w:r>
+        <w:rPr/>
+        <w:t>: an opening in the pollen grain's wall. 23.5.81</w:t>
+      </w:r>
+    </w:p>
+    <w:p>
+      <w:pPr>
+        <w:pStyle w:val="Entry"/>
+      </w:pPr>
+      <w:r>
+        <w:rPr>
+          <w:b/>
+        </w:rPr>
+        <w:t>Pollen sacs (microsporangia)</w:t>
+      </w:r>
+      <w:r>
+        <w:rPr/>
+        <w:t>: the sacs where pollen is made. 23.5.62–63</w:t>
+      </w:r>
+    </w:p>
+    <w:p>
+      <w:pPr>
+        <w:pStyle w:val="Entry"/>
+      </w:pPr>
+      <w:r>
+        <w:rPr>
+          <w:b/>
+        </w:rPr>
+        <w:t>Pollen tube</w:t>
+      </w:r>
+      <w:r>
+        <w:rPr/>
+        <w:t>: a tube that grows out of the pollen grain and carries the sperm to the egg. 23.5.70, 23.5.72</w:t>
+      </w:r>
+    </w:p>
+    <w:p>
+      <w:pPr>
+        <w:pStyle w:val="Entry"/>
+      </w:pPr>
+      <w:r>
+        <w:rPr>
+          <w:b/>
+        </w:rPr>
+        <w:t>Rhizome</w:t>
+      </w:r>
+      <w:r>
+        <w:rPr/>
+        <w:t>: a stem that grows sideways underground. 23.3.35, 23.4.39–41 …</w:t>
+      </w:r>
+    </w:p>
+    <w:p>
+      <w:pPr>
+        <w:pStyle w:val="Entry"/>
+      </w:pPr>
+      <w:r>
+        <w:rPr>
+          <w:b/>
+        </w:rPr>
+        <w:t>Scale (of a cone)</w:t>
+      </w:r>
+      <w:r>
+        <w:rPr/>
+        <w:t>: one of the flaps that make up a cone (woody in seed cones). 23.5.62</w:t>
+      </w:r>
+    </w:p>
+    <w:p>
+      <w:pPr>
+        <w:pStyle w:val="Entry"/>
+      </w:pPr>
+      <w:r>
+        <w:rPr>
+          <w:b/>
+        </w:rPr>
+        <w:t>Scanning electron micrograph</w:t>
+      </w:r>
+      <w:r>
+        <w:rPr/>
+        <w:t>: a highly magnified picture of a surface taken with an electron microscope; "falsely colored" means the color was added afterward. 23.1.10</w:t>
+      </w:r>
+    </w:p>
+    <w:p>
+      <w:pPr>
+        <w:pStyle w:val="Entry"/>
+      </w:pPr>
+      <w:r>
+        <w:rPr>
+          <w:b/>
+        </w:rPr>
+        <w:t>Silica</w:t>
+      </w:r>
+      <w:r>
+        <w:rPr/>
+        <w:t>: the hard mineral that sand and glass are made of. 23.4.38</w:t>
+      </w:r>
+    </w:p>
+    <w:p>
+      <w:pPr>
+        <w:pStyle w:val="Entry"/>
+      </w:pPr>
+      <w:r>
+        <w:rPr>
+          <w:b/>
+        </w:rPr>
+        <w:t>Sterile cells</w:t>
+      </w:r>
+      <w:r>
+        <w:rPr/>
+        <w:t>: cells that don't make eggs, sperm or spores. 23.2.18</w:t>
+      </w:r>
+    </w:p>
+    <w:p>
+      <w:pPr>
+        <w:pStyle w:val="Entry"/>
+      </w:pPr>
+      <w:r>
+        <w:rPr>
+          <w:b/>
+        </w:rPr>
+        <w:t>Substrate</w:t>
+      </w:r>
+      <w:r>
+        <w:rPr/>
+        <w:t>: the surface something grows on, like soil or rock. 23.1.12</w:t>
+      </w:r>
+    </w:p>
+    <w:p>
+      <w:pPr>
+        <w:pStyle w:val="Entry"/>
+      </w:pPr>
+      <w:r>
+        <w:rPr>
+          <w:b/>
+        </w:rPr>
+        <w:t>Sucrose</w:t>
+      </w:r>
+      <w:r>
+        <w:rPr/>
+        <w:t>: table sugar; the form in which plants move sugar around. 23.3.31</w:t>
+      </w:r>
+    </w:p>
+    <w:p>
+      <w:pPr>
+        <w:pStyle w:val="Entry"/>
+      </w:pPr>
+      <w:r>
+        <w:rPr>
+          <w:b/>
+        </w:rPr>
+        <w:t>Surface-area-to-volume ratio</w:t>
+      </w:r>
+      <w:r>
+        <w:rPr/>
+        <w:t>: how much outside surface something has compared with its size. Thin, branching shapes have a lot of surface, so they lose water fast. 23.1.11</w:t>
+      </w:r>
+    </w:p>
+    <w:p>
+      <w:pPr>
+        <w:pStyle w:val="Entry"/>
+      </w:pPr>
+      <w:r>
+        <w:rPr>
+          <w:b/>
+        </w:rPr>
+        <w:t>Taproot vs fibrous roots</w:t>
+      </w:r>
+      <w:r>
+        <w:rPr/>
+        <w:t>: a taproot is one thick main root growing straight down (like a carrot); a fibrous root system is many thin roots of similar size (like grass). 23.5.81</w:t>
+      </w:r>
+    </w:p>
+    <w:p>
+      <w:pPr>
+        <w:pStyle w:val="Entry"/>
+      </w:pPr>
+      <w:r>
+        <w:rPr>
+          <w:b/>
+        </w:rPr>
+        <w:t>Triassic, Jurassic and Tertiary</w:t>
+      </w:r>
+      <w:r>
+        <w:rPr/>
+        <w:t>: periods in Earth's history: about 252-201, 201-145 and 66-2.6 million years ago. 23.5.78</w:t>
+      </w:r>
+    </w:p>
+    <w:p>
+      <w:pPr>
+        <w:pStyle w:val="Entry"/>
+      </w:pPr>
+      <w:r>
+        <w:rPr>
+          <w:b/>
+        </w:rPr>
+        <w:t>True roots, stems and leaves</w:t>
+      </w:r>
+      <w:r>
+        <w:rPr/>
+        <w:t>: ones with vascular tissue (xylem and phloem) inside. Bryophytes only have look-alike parts without it. 23.2.16</w:t>
+      </w:r>
+    </w:p>
+    <w:p>
+      <w:pPr>
+        <w:pStyle w:val="Entry"/>
+      </w:pPr>
+      <w:r>
+        <w:rPr>
+          <w:b/>
+        </w:rPr>
+        <w:t>Uninucleated</w:t>
+      </w:r>
+      <w:r>
+        <w:rPr/>
+        <w:t>: each cell has one nucleus. 23.1.8</w:t>
+      </w:r>
+    </w:p>
+    <w:p>
+      <w:pPr>
+        <w:pStyle w:val="Entry"/>
+      </w:pPr>
+      <w:r>
+        <w:rPr>
+          <w:b/>
+        </w:rPr>
+        <w:t>Vascular bundles</w:t>
+      </w:r>
+      <w:r>
+        <w:rPr/>
+        <w:t>: strands of xylem and phloem running through the stem. 23.5.81</w:t>
+      </w:r>
+    </w:p>
+    <w:p>
+      <w:pPr>
+        <w:pStyle w:val="Entry"/>
+      </w:pPr>
+      <w:r>
+        <w:rPr>
+          <w:b/>
+        </w:rPr>
+        <w:t>Vascular tissue</w:t>
+      </w:r>
+      <w:r>
+        <w:rPr/>
+        <w:t>: tubes that carry water (xylem) and food (phloem) through the plant. 23.1.6, 23.1.14, 23.2.16, 23.3.32 …</w:t>
+      </w:r>
+    </w:p>
+    <w:p>
+      <w:pPr>
+        <w:pStyle w:val="Entry"/>
+      </w:pPr>
+      <w:r>
+        <w:rPr>
+          <w:b/>
+        </w:rPr>
+        <w:t>Venation</w:t>
+      </w:r>
+      <w:r>
+        <w:rPr/>
+        <w:t>: the pattern of veins in a leaf: parallel (side by side, like grass) or net (branching, like a maple leaf). 23.5.81</w:t>
+      </w:r>
+    </w:p>
+    <w:p>
+      <w:pPr>
+        <w:pStyle w:val="Entry"/>
+      </w:pPr>
+      <w:r>
+        <w:rPr>
+          <w:b/>
+        </w:rPr>
+        <w:t>Whorl</w:t>
+      </w:r>
+      <w:r>
+        <w:rPr/>
+        <w:t>: three or more leaves or branches growing in a ring around the stem at the same point. 23.4.38</w:t>
+      </w:r>
+    </w:p>
+    <w:p>
+      <w:pPr>
+        <w:pStyle w:val="Entry"/>
+      </w:pPr>
+      <w:r>
+        <w:rPr>
+          <w:b/>
+        </w:rPr>
+        <w:t>Xylem and phloem</w:t>
+      </w:r>
+      <w:r>
+        <w:rPr/>
+        <w:t>: the plant's transport tissues. Xylem carries water up from the roots (its cells are lignified: stiffened with a tough substance called lignin); phloem carries sugars and other nutrients. 23.1.4, 23.5.74</w:t>
+      </w:r>
+    </w:p>
+    <w:p>
+      <w:pPr>
+        <w:pStyle w:val="Lookupheading"/>
+      </w:pPr>
+      <w:bookmarkStart w:id="3" w:name="lk23LkIndex"/>
+      <w:r>
+        <w:rPr>
+          <w:rStyle w:val="Slidecode"/>
+        </w:rPr>
+        <w:t>Term index</w:t>
+      </w:r>
+      <w:bookmarkEnd w:id="3"/>
+    </w:p>
+    <w:p>
+      <w:pPr>
+        <w:pStyle w:val="Entry"/>
+      </w:pPr>
+      <w:r>
+        <w:rPr>
+          <w:b/>
+        </w:rPr>
+        <w:t>Adaptive radiation</w:t>
+      </w:r>
+      <w:r>
+        <w:rPr/>
+        <w:t xml:space="preserve"> see Glossary</w:t>
+      </w:r>
+    </w:p>
+    <w:p>
+      <w:pPr>
+        <w:pStyle w:val="Entry"/>
+      </w:pPr>
+      <w:r>
+        <w:rPr>
+          <w:b/>
+        </w:rPr>
+        <w:t>Aerial stem</w:t>
+      </w:r>
+      <w:r>
+        <w:rPr/>
+        <w:t xml:space="preserve"> see Glossary</w:t>
+      </w:r>
+    </w:p>
+    <w:p>
+      <w:pPr>
+        <w:pStyle w:val="Entry"/>
+      </w:pPr>
+      <w:r>
+        <w:rPr>
+          <w:b/>
+        </w:rPr>
+        <w:t>Alternation of generations</w:t>
+      </w:r>
+      <w:r>
+        <w:rPr/>
+        <w:t xml:space="preserve"> 23.1.12, 23.1.4, 23.1.13, 23.2.19</w:t>
+      </w:r>
+    </w:p>
+    <w:p>
+      <w:pPr>
+        <w:pStyle w:val="Entry"/>
+      </w:pPr>
+      <w:r>
+        <w:rPr>
+          <w:b/>
+        </w:rPr>
+        <w:t>Amborella</w:t>
+      </w:r>
+      <w:r>
+        <w:rPr/>
+        <w:t xml:space="preserve"> (angiosperm): closest living relative of the first flowering plants; New Caledonia 23.5.78–79</w:t>
+      </w:r>
+    </w:p>
+    <w:p>
+      <w:pPr>
+        <w:pStyle w:val="Entry"/>
+      </w:pPr>
+      <w:r>
+        <w:rPr>
+          <w:b/>
+        </w:rPr>
+        <w:t>Angiosperms</w:t>
+      </w:r>
+      <w:r>
+        <w:rPr/>
+        <w:t xml:space="preserve"> 23.5.56, 23.5.77, 23.1.4, 23.1.6, 23.1.14–15 …</w:t>
+      </w:r>
+    </w:p>
+    <w:p>
+      <w:pPr>
+        <w:pStyle w:val="Entry"/>
+      </w:pPr>
+      <w:r>
+        <w:rPr>
+          <w:b/>
+        </w:rPr>
+        <w:t>Anther</w:t>
+      </w:r>
+      <w:r>
+        <w:rPr/>
+        <w:t xml:space="preserve"> 23.5.84–85, 23.5.87, 23.5.89</w:t>
+      </w:r>
+    </w:p>
+    <w:p>
+      <w:pPr>
+        <w:pStyle w:val="Entry"/>
+      </w:pPr>
+      <w:r>
+        <w:rPr>
+          <w:b/>
+        </w:rPr>
+        <w:t>Antheridia</w:t>
+      </w:r>
+      <w:r>
+        <w:rPr/>
+        <w:t xml:space="preserve"> 23.1.12, 23.2.16–18, 23.2.22, 23.2.30 …</w:t>
+      </w:r>
+    </w:p>
+    <w:p>
+      <w:pPr>
+        <w:pStyle w:val="Entry"/>
+      </w:pPr>
+      <w:r>
+        <w:rPr>
+          <w:b/>
+        </w:rPr>
+        <w:t>Apical tissue</w:t>
+      </w:r>
+      <w:r>
+        <w:rPr/>
+        <w:t xml:space="preserve"> see Glossary</w:t>
+      </w:r>
+    </w:p>
+    <w:p>
+      <w:pPr>
+        <w:pStyle w:val="Entry"/>
+      </w:pPr>
+      <w:r>
+        <w:rPr>
+          <w:b/>
+        </w:rPr>
+        <w:t>Archaefructus</w:t>
+      </w:r>
+      <w:r>
+        <w:rPr/>
+        <w:t xml:space="preserve"> (fossil): long the earliest known angiosperm; fruit and flowers 23.5.78</w:t>
+      </w:r>
+    </w:p>
+    <w:p>
+      <w:pPr>
+        <w:pStyle w:val="Entry"/>
+      </w:pPr>
+      <w:r>
+        <w:rPr>
+          <w:b/>
+        </w:rPr>
+        <w:t>Archegonia</w:t>
+      </w:r>
+      <w:r>
+        <w:rPr/>
+        <w:t xml:space="preserve"> 23.1.12, 23.2.16–18, 23.2.22, 23.2.30 …</w:t>
+      </w:r>
+    </w:p>
+    <w:p>
+      <w:pPr>
+        <w:pStyle w:val="Entry"/>
+      </w:pPr>
+      <w:r>
+        <w:rPr>
+          <w:b/>
+        </w:rPr>
+        <w:t>Astringent</w:t>
+      </w:r>
+      <w:r>
+        <w:rPr/>
+        <w:t xml:space="preserve"> see Glossary</w:t>
+      </w:r>
+    </w:p>
+    <w:p>
+      <w:pPr>
+        <w:pStyle w:val="Entry"/>
+      </w:pPr>
+      <w:r>
+        <w:rPr>
+          <w:b/>
+        </w:rPr>
+        <w:t>Axil</w:t>
+      </w:r>
+      <w:r>
+        <w:rPr/>
+        <w:t xml:space="preserve"> see Glossary</w:t>
+      </w:r>
+    </w:p>
+    <w:p>
+      <w:pPr>
+        <w:pStyle w:val="Entry"/>
+      </w:pPr>
+      <w:r>
+        <w:rPr>
+          <w:b/>
+        </w:rPr>
+        <w:t>Bryophytes (nonvascular plants)</w:t>
+      </w:r>
+      <w:r>
+        <w:rPr/>
+        <w:t xml:space="preserve"> 23.2.16, 23.1.4, 23.1.6, 23.2.21</w:t>
+      </w:r>
+    </w:p>
+    <w:p>
+      <w:pPr>
+        <w:pStyle w:val="Entry"/>
+      </w:pPr>
+      <w:r>
+        <w:rPr>
+          <w:b/>
+        </w:rPr>
+        <w:t>Calyx</w:t>
+      </w:r>
+      <w:r>
+        <w:rPr/>
+        <w:t xml:space="preserve"> 23.5.83</w:t>
+      </w:r>
+    </w:p>
+    <w:p>
+      <w:pPr>
+        <w:pStyle w:val="Entry"/>
+      </w:pPr>
+      <w:r>
+        <w:rPr>
+          <w:b/>
+        </w:rPr>
+        <w:t>Capsella</w:t>
+      </w:r>
+      <w:r>
+        <w:rPr/>
+        <w:t xml:space="preserve"> (flowering plant): protected, nourished embryo in a seed 23.1.7</w:t>
+      </w:r>
+    </w:p>
+    <w:p>
+      <w:pPr>
+        <w:pStyle w:val="Entry"/>
+      </w:pPr>
+      <w:r>
+        <w:rPr>
+          <w:b/>
+        </w:rPr>
+        <w:t>Capsule</w:t>
+      </w:r>
+      <w:r>
+        <w:rPr/>
+        <w:t xml:space="preserve"> 23.2.22, 23.2.30, 23.2.17</w:t>
+      </w:r>
+    </w:p>
+    <w:p>
+      <w:pPr>
+        <w:pStyle w:val="Entry"/>
+      </w:pPr>
+      <w:r>
+        <w:rPr>
+          <w:b/>
+        </w:rPr>
+        <w:t>Carpel</w:t>
+      </w:r>
+      <w:r>
+        <w:rPr/>
+        <w:t xml:space="preserve"> 23.5.84–87, 23.5.89, 23.5.91</w:t>
+      </w:r>
+    </w:p>
+    <w:p>
+      <w:pPr>
+        <w:pStyle w:val="Entry"/>
+      </w:pPr>
+      <w:r>
+        <w:rPr>
+          <w:b/>
+        </w:rPr>
+        <w:t>Chara</w:t>
+      </w:r>
+      <w:r>
+        <w:rPr/>
+        <w:t xml:space="preserve"> (charophyte) 23.1.5, 23.1.8</w:t>
+      </w:r>
+    </w:p>
+    <w:p>
+      <w:pPr>
+        <w:pStyle w:val="Entry"/>
+      </w:pPr>
+      <w:r>
+        <w:rPr>
+          <w:b/>
+        </w:rPr>
+        <w:t>Charophytes</w:t>
+      </w:r>
+      <w:r>
+        <w:rPr/>
+        <w:t xml:space="preserve"> 23.1.5–6, 23.1.8</w:t>
+      </w:r>
+    </w:p>
+    <w:p>
+      <w:pPr>
+        <w:pStyle w:val="Entry"/>
+      </w:pPr>
+      <w:r>
+        <w:rPr>
+          <w:b/>
+        </w:rPr>
+        <w:t>Clade</w:t>
+      </w:r>
+      <w:r>
+        <w:rPr/>
+        <w:t xml:space="preserve"> see Glossary</w:t>
+      </w:r>
+    </w:p>
+    <w:p>
+      <w:pPr>
+        <w:pStyle w:val="Entry"/>
+      </w:pPr>
+      <w:r>
+        <w:rPr>
+          <w:b/>
+        </w:rPr>
+        <w:t>Cladogram</w:t>
+      </w:r>
+      <w:r>
+        <w:rPr/>
+        <w:t xml:space="preserve"> see Glossary</w:t>
+      </w:r>
+    </w:p>
+    <w:p>
+      <w:pPr>
+        <w:pStyle w:val="Entry"/>
+      </w:pPr>
+      <w:r>
+        <w:rPr>
+          <w:b/>
+        </w:rPr>
+        <w:t>Club mosses, ground pines (Lycopodium)</w:t>
+      </w:r>
+      <w:r>
+        <w:rPr/>
+        <w:t xml:space="preserve"> (lycophytes) 23.3.34–35</w:t>
+      </w:r>
+    </w:p>
+    <w:p>
+      <w:pPr>
+        <w:pStyle w:val="Entry"/>
+      </w:pPr>
+      <w:r>
+        <w:rPr>
+          <w:b/>
+        </w:rPr>
+        <w:t>Coleochaete</w:t>
+      </w:r>
+      <w:r>
+        <w:rPr/>
+        <w:t xml:space="preserve"> (charophyte) 23.1.5, 23.1.8</w:t>
+      </w:r>
+    </w:p>
+    <w:p>
+      <w:pPr>
+        <w:pStyle w:val="Entry"/>
+      </w:pPr>
+      <w:r>
+        <w:rPr>
+          <w:b/>
+        </w:rPr>
+        <w:t>Complete / incomplete flower</w:t>
+      </w:r>
+      <w:r>
+        <w:rPr/>
+        <w:t xml:space="preserve"> 23.5.91</w:t>
+      </w:r>
+    </w:p>
+    <w:p>
+      <w:pPr>
+        <w:pStyle w:val="Entry"/>
+      </w:pPr>
+      <w:r>
+        <w:rPr>
+          <w:b/>
+        </w:rPr>
+        <w:t>Composite flower</w:t>
+      </w:r>
+      <w:r>
+        <w:rPr/>
+        <w:t xml:space="preserve"> 23.5.91</w:t>
+      </w:r>
+    </w:p>
+    <w:p>
+      <w:pPr>
+        <w:pStyle w:val="Entry"/>
+      </w:pPr>
+      <w:r>
+        <w:rPr>
+          <w:b/>
+        </w:rPr>
+        <w:t>Conifers</w:t>
+      </w:r>
+      <w:r>
+        <w:rPr/>
+        <w:t xml:space="preserve"> 23.5.58, 23.5.57, 23.5.59, 23.5.68–69</w:t>
+      </w:r>
+    </w:p>
+    <w:p>
+      <w:pPr>
+        <w:pStyle w:val="Entry"/>
+      </w:pPr>
       <w:r>
         <w:rPr>
           <w:b/>
@@ -287,174 +2869,888 @@
       </w:r>
       <w:r>
         <w:rPr/>
-        <w:t xml:space="preserve"> 23.3.32–33</w:t>
-      </w:r>
-    </w:p>
-    <w:p>
-      <w:pPr>
-        <w:pStyle w:val="Entry"/>
-      </w:pPr>
-      <w:r>
-        <w:rPr/>
-        <w:t xml:space="preserve">leaves with one vascular strand; ground pines, spike mosses, quillworts → </w:t>
-      </w:r>
-      <w:r>
-        <w:rPr>
-          <w:b/>
-        </w:rPr>
-        <w:t>lycophytes</w:t>
-      </w:r>
-      <w:r>
-        <w:rPr/>
-        <w:t xml:space="preserve"> 23.3.34</w:t>
-      </w:r>
-    </w:p>
-    <w:p>
-      <w:pPr>
-        <w:pStyle w:val="Entry"/>
-      </w:pPr>
-      <w:r>
-        <w:rPr/>
-        <w:t xml:space="preserve">dominant from the late Devonian through the Carboniferous; megaphylls; no seeds → </w:t>
-      </w:r>
-      <w:r>
-        <w:rPr>
-          <w:b/>
-        </w:rPr>
-        <w:t>pteridophytes</w:t>
-      </w:r>
-      <w:r>
-        <w:rPr/>
-        <w:t xml:space="preserve"> 23.4.36</w:t>
-      </w:r>
-    </w:p>
-    <w:p>
-      <w:pPr>
-        <w:pStyle w:val="Entry"/>
-      </w:pPr>
-      <w:r>
-        <w:rPr/>
-        <w:t xml:space="preserve">silica in the stems; whorls of tiny leaves at the nodes; “spring-loaded” spores → </w:t>
-      </w:r>
-      <w:r>
-        <w:rPr>
-          <w:b/>
-        </w:rPr>
-        <w:t>horsetails (Equisetum)</w:t>
-      </w:r>
-      <w:r>
-        <w:rPr/>
-        <w:t xml:space="preserve"> 23.4.38–39</w:t>
-      </w:r>
-    </w:p>
-    <w:p>
-      <w:pPr>
-        <w:pStyle w:val="Entry"/>
-      </w:pPr>
-      <w:r>
-        <w:rPr/>
-        <w:t xml:space="preserve">no leaves; stems fork repeatedly; pumpkin-shaped sporangia → </w:t>
-      </w:r>
-      <w:r>
-        <w:rPr>
-          <w:b/>
-        </w:rPr>
-        <w:t>whisk ferns (Psilotum)</w:t>
-      </w:r>
-      <w:r>
-        <w:rPr/>
-        <w:t xml:space="preserve"> 23.4.40–41</w:t>
-      </w:r>
-    </w:p>
-    <w:p>
-      <w:pPr>
-        <w:pStyle w:val="Entry"/>
-      </w:pPr>
-      <w:r>
-        <w:rPr/>
-        <w:t xml:space="preserve">fronds; sori on the undersides; both generations independent → </w:t>
-      </w:r>
-      <w:r>
-        <w:rPr>
-          <w:b/>
-        </w:rPr>
-        <w:t>ferns</w:t>
-      </w:r>
-      <w:r>
-        <w:rPr/>
-        <w:t xml:space="preserve"> 23.4.42–43</w:t>
-      </w:r>
-    </w:p>
-    <w:p>
-      <w:pPr>
-        <w:pStyle w:val="Entry"/>
-      </w:pPr>
-      <w:r>
-        <w:rPr/>
-        <w:t xml:space="preserve">cold medicine → </w:t>
-      </w:r>
-      <w:r>
-        <w:rPr>
-          <w:b/>
-        </w:rPr>
-        <w:t>maidenhair fern</w:t>
-      </w:r>
-      <w:r>
-        <w:rPr/>
-        <w:t xml:space="preserve"> 23.4.53</w:t>
-      </w:r>
-    </w:p>
-    <w:p>
-      <w:pPr>
-        <w:pStyle w:val="Entry"/>
-      </w:pPr>
-      <w:r>
-        <w:rPr/>
-        <w:t xml:space="preserve">termite-resistant building wood → </w:t>
-      </w:r>
-      <w:r>
-        <w:rPr>
-          <w:b/>
-        </w:rPr>
-        <w:t>tropical tree ferns</w:t>
-      </w:r>
-      <w:r>
-        <w:rPr/>
-        <w:t xml:space="preserve"> 23.4.53</w:t>
-      </w:r>
-    </w:p>
-    <w:p>
-      <w:pPr>
-        <w:pStyle w:val="Entry"/>
-      </w:pPr>
-      <w:r>
-        <w:rPr/>
-        <w:t xml:space="preserve">“naked” seeds, not enclosed by a fruit → </w:t>
-      </w:r>
-      <w:r>
-        <w:rPr>
-          <w:b/>
-        </w:rPr>
-        <w:t>gymnosperms</w:t>
-      </w:r>
-      <w:r>
-        <w:rPr/>
-        <w:t xml:space="preserve"> 23.5.56–57</w:t>
-      </w:r>
-    </w:p>
-    <w:p>
-      <w:pPr>
-        <w:pStyle w:val="Entry"/>
-      </w:pPr>
-      <w:r>
-        <w:rPr/>
-        <w:t xml:space="preserve">needles with a thick cuticle and recessed stomata; one plant makes both cone types → </w:t>
-      </w:r>
-      <w:r>
-        <w:rPr>
-          <w:b/>
-        </w:rPr>
-        <w:t>conifers (pines)</w:t>
+        <w:t xml:space="preserve"> (extinct early vascular plant; not a lycophyte): forked stems, sporangia at the tips 23.3.32–33</w:t>
+      </w:r>
+    </w:p>
+    <w:p>
+      <w:pPr>
+        <w:pStyle w:val="Entry"/>
+      </w:pPr>
+      <w:r>
+        <w:rPr>
+          <w:b/>
+        </w:rPr>
+        <w:t>Corolla</w:t>
+      </w:r>
+      <w:r>
+        <w:rPr/>
+        <w:t xml:space="preserve"> 23.5.83</w:t>
+      </w:r>
+    </w:p>
+    <w:p>
+      <w:pPr>
+        <w:pStyle w:val="Entry"/>
+      </w:pPr>
+      <w:r>
+        <w:rPr>
+          <w:b/>
+        </w:rPr>
+        <w:t>Cotyledons</w:t>
+      </w:r>
+      <w:r>
+        <w:rPr/>
+        <w:t xml:space="preserve"> 23.5.80–81</w:t>
+      </w:r>
+    </w:p>
+    <w:p>
+      <w:pPr>
+        <w:pStyle w:val="Entry"/>
+      </w:pPr>
+      <w:r>
+        <w:rPr>
+          <w:b/>
+        </w:rPr>
+        <w:t>Cuticle</w:t>
+      </w:r>
+      <w:r>
+        <w:rPr/>
+        <w:t xml:space="preserve"> 23.1.9, 23.1.4, 23.1.10, 23.5.58</w:t>
+      </w:r>
+    </w:p>
+    <w:p>
+      <w:pPr>
+        <w:pStyle w:val="Entry"/>
+      </w:pPr>
+      <w:r>
+        <w:rPr>
+          <w:b/>
+        </w:rPr>
+        <w:t>Cycads</w:t>
+      </w:r>
+      <w:r>
+        <w:rPr/>
+        <w:t xml:space="preserve"> 23.5.70, 23.5.57, 23.5.71–72</w:t>
+      </w:r>
+    </w:p>
+    <w:p>
+      <w:pPr>
+        <w:pStyle w:val="Entry"/>
+      </w:pPr>
+      <w:r>
+        <w:rPr>
+          <w:b/>
+        </w:rPr>
+        <w:t>Deleterious allele</w:t>
+      </w:r>
+      <w:r>
+        <w:rPr/>
+        <w:t xml:space="preserve"> see Glossary</w:t>
+      </w:r>
+    </w:p>
+    <w:p>
+      <w:pPr>
+        <w:pStyle w:val="Entry"/>
+      </w:pPr>
+      <w:r>
+        <w:rPr>
+          <w:b/>
+        </w:rPr>
+        <w:t>Desiccation</w:t>
+      </w:r>
+      <w:r>
+        <w:rPr/>
+        <w:t xml:space="preserve"> see Glossary</w:t>
+      </w:r>
+    </w:p>
+    <w:p>
+      <w:pPr>
+        <w:pStyle w:val="Entry"/>
+      </w:pPr>
+      <w:r>
+        <w:rPr>
+          <w:b/>
+        </w:rPr>
+        <w:t>Devonian and Carboniferous</w:t>
+      </w:r>
+      <w:r>
+        <w:rPr/>
+        <w:t xml:space="preserve"> see Glossary</w:t>
+      </w:r>
+    </w:p>
+    <w:p>
+      <w:pPr>
+        <w:pStyle w:val="Entry"/>
+      </w:pPr>
+      <w:r>
+        <w:rPr>
+          <w:b/>
+        </w:rPr>
+        <w:t>Dioecious</w:t>
+      </w:r>
+      <w:r>
+        <w:rPr/>
+        <w:t xml:space="preserve"> 23.5.72</w:t>
+      </w:r>
+    </w:p>
+    <w:p>
+      <w:pPr>
+        <w:pStyle w:val="Entry"/>
+      </w:pPr>
+      <w:r>
+        <w:rPr>
+          <w:b/>
+        </w:rPr>
+        <w:t>Dominant generation</w:t>
+      </w:r>
+      <w:r>
+        <w:rPr/>
+        <w:t xml:space="preserve"> 23.1.14, 23.1.4, 23.1.11, 23.2.16, 23.3.32, 23.4.42 …</w:t>
+      </w:r>
+    </w:p>
+    <w:p>
+      <w:pPr>
+        <w:pStyle w:val="Entry"/>
+      </w:pPr>
+      <w:r>
+        <w:rPr>
+          <w:b/>
+        </w:rPr>
+        <w:t>Dormancy</w:t>
+      </w:r>
+      <w:r>
+        <w:rPr/>
+        <w:t xml:space="preserve"> 23.5.54</w:t>
+      </w:r>
+    </w:p>
+    <w:p>
+      <w:pPr>
+        <w:pStyle w:val="Entry"/>
+      </w:pPr>
+      <w:r>
+        <w:rPr>
+          <w:b/>
+        </w:rPr>
+        <w:t>Double fertilization</w:t>
+      </w:r>
+      <w:r>
+        <w:rPr/>
+        <w:t xml:space="preserve"> 23.5.88, 23.1.4, 23.5.89</w:t>
+      </w:r>
+    </w:p>
+    <w:p>
+      <w:pPr>
+        <w:pStyle w:val="Entry"/>
+      </w:pPr>
+      <w:r>
+        <w:rPr>
+          <w:b/>
+        </w:rPr>
+        <w:t>Duckweed, Eucalyptus</w:t>
+      </w:r>
+      <w:r>
+        <w:rPr/>
+        <w:t xml:space="preserve"> (angiosperms): the tiniest and the tallest 23.5.77</w:t>
+      </w:r>
+    </w:p>
+    <w:p>
+      <w:pPr>
+        <w:pStyle w:val="Entry"/>
+      </w:pPr>
+      <w:r>
+        <w:rPr>
+          <w:b/>
+        </w:rPr>
+        <w:t>Embryo</w:t>
+      </w:r>
+      <w:r>
+        <w:rPr/>
+        <w:t xml:space="preserve"> 23.1.3, 23.1.7, 23.5.54, 23.1.4, 23.5.68, 23.5.80 …</w:t>
+      </w:r>
+    </w:p>
+    <w:p>
+      <w:pPr>
+        <w:pStyle w:val="Entry"/>
+      </w:pPr>
+      <w:r>
+        <w:rPr>
+          <w:b/>
+        </w:rPr>
+        <w:t>Embryo sac</w:t>
+      </w:r>
+      <w:r>
+        <w:rPr/>
+        <w:t xml:space="preserve"> 23.5.86, 23.5.89</w:t>
+      </w:r>
+    </w:p>
+    <w:p>
+      <w:pPr>
+        <w:pStyle w:val="Entry"/>
+      </w:pPr>
+      <w:r>
+        <w:rPr>
+          <w:b/>
+        </w:rPr>
+        <w:t>Endosperm (3n)</w:t>
+      </w:r>
+      <w:r>
+        <w:rPr/>
+        <w:t xml:space="preserve"> 23.5.88, 23.1.4, 23.5.89</w:t>
+      </w:r>
+    </w:p>
+    <w:p>
+      <w:pPr>
+        <w:pStyle w:val="Entry"/>
+      </w:pPr>
+      <w:r>
+        <w:rPr>
+          <w:b/>
+        </w:rPr>
+        <w:t>Ephedra</w:t>
+      </w:r>
+      <w:r>
+        <w:rPr/>
+        <w:t xml:space="preserve"> (gnetophyte): source of ephedrine 23.5.74–75</w:t>
+      </w:r>
+    </w:p>
+    <w:p>
+      <w:pPr>
+        <w:pStyle w:val="Entry"/>
+      </w:pPr>
+      <w:r>
+        <w:rPr>
+          <w:b/>
+        </w:rPr>
+        <w:t>Equisetum</w:t>
+      </w:r>
+      <w:r>
+        <w:rPr/>
+        <w:t xml:space="preserve"> (horsetail): silica in stems; spring-loaded spores 23.4.38–39</w:t>
+      </w:r>
+    </w:p>
+    <w:p>
+      <w:pPr>
+        <w:pStyle w:val="Entry"/>
+      </w:pPr>
+      <w:r>
+        <w:rPr>
+          <w:b/>
+        </w:rPr>
+        <w:t>Eudicots</w:t>
+      </w:r>
+      <w:r>
+        <w:rPr/>
+        <w:t xml:space="preserve"> 23.5.80–82</w:t>
+      </w:r>
+    </w:p>
+    <w:p>
+      <w:pPr>
+        <w:pStyle w:val="Entry"/>
+      </w:pPr>
+      <w:r>
+        <w:rPr>
+          <w:b/>
+        </w:rPr>
+        <w:t>Extant</w:t>
+      </w:r>
+      <w:r>
+        <w:rPr/>
+        <w:t xml:space="preserve"> see Glossary</w:t>
+      </w:r>
+    </w:p>
+    <w:p>
+      <w:pPr>
+        <w:pStyle w:val="Entry"/>
+      </w:pPr>
+      <w:r>
+        <w:rPr>
+          <w:b/>
+        </w:rPr>
+        <w:t>Ferns</w:t>
+      </w:r>
+      <w:r>
+        <w:rPr/>
+        <w:t xml:space="preserve"> 23.4.42, 23.1.6, 23.1.14–15, 23.4.36, 23.4.43 …</w:t>
+      </w:r>
+    </w:p>
+    <w:p>
+      <w:pPr>
+        <w:pStyle w:val="Entry"/>
+      </w:pPr>
+      <w:r>
+        <w:rPr>
+          <w:b/>
+        </w:rPr>
+        <w:t>Filament</w:t>
+      </w:r>
+      <w:r>
+        <w:rPr/>
+        <w:t xml:space="preserve"> 23.5.84–85</w:t>
+      </w:r>
+    </w:p>
+    <w:p>
+      <w:pPr>
+        <w:pStyle w:val="Entry"/>
+      </w:pPr>
+      <w:r>
+        <w:rPr>
+          <w:b/>
+        </w:rPr>
+        <w:t>Fitness</w:t>
+      </w:r>
+      <w:r>
+        <w:rPr/>
+        <w:t xml:space="preserve"> see Glossary</w:t>
+      </w:r>
+    </w:p>
+    <w:p>
+      <w:pPr>
+        <w:pStyle w:val="Entry"/>
+      </w:pPr>
+      <w:r>
+        <w:rPr>
+          <w:b/>
+        </w:rPr>
+        <w:t>Flagellated sperm</w:t>
+      </w:r>
+      <w:r>
+        <w:rPr/>
+        <w:t xml:space="preserve"> 23.2.16, 23.5.70, 23.1.4, 23.2.30, 23.4.52, 23.5.72</w:t>
+      </w:r>
+    </w:p>
+    <w:p>
+      <w:pPr>
+        <w:pStyle w:val="Entry"/>
+      </w:pPr>
+      <w:r>
+        <w:rPr>
+          <w:b/>
+        </w:rPr>
+        <w:t>Fragmentation</w:t>
+      </w:r>
+      <w:r>
+        <w:rPr/>
+        <w:t xml:space="preserve"> see Glossary</w:t>
+      </w:r>
+    </w:p>
+    <w:p>
+      <w:pPr>
+        <w:pStyle w:val="Entry"/>
+      </w:pPr>
+      <w:r>
+        <w:rPr>
+          <w:b/>
+        </w:rPr>
+        <w:t>Fronds</w:t>
+      </w:r>
+      <w:r>
+        <w:rPr/>
+        <w:t xml:space="preserve"> 23.4.42, 23.4.52</w:t>
+      </w:r>
+    </w:p>
+    <w:p>
+      <w:pPr>
+        <w:pStyle w:val="Entry"/>
+      </w:pPr>
+      <w:r>
+        <w:rPr>
+          <w:b/>
+        </w:rPr>
+        <w:t>Fruit</w:t>
+      </w:r>
+      <w:r>
+        <w:rPr/>
+        <w:t xml:space="preserve"> 23.5.84, 23.5.88, 23.1.4, 23.5.56–57, 23.5.77 …</w:t>
+      </w:r>
+    </w:p>
+    <w:p>
+      <w:pPr>
+        <w:pStyle w:val="Entry"/>
+      </w:pPr>
+      <w:r>
+        <w:rPr>
+          <w:b/>
+        </w:rPr>
+        <w:t>Gametangia</w:t>
+      </w:r>
+      <w:r>
+        <w:rPr/>
+        <w:t xml:space="preserve"> 23.1.12, 23.1.4</w:t>
+      </w:r>
+    </w:p>
+    <w:p>
+      <w:pPr>
+        <w:pStyle w:val="Entry"/>
+      </w:pPr>
+      <w:r>
+        <w:rPr>
+          <w:b/>
+        </w:rPr>
+        <w:t>Gametophyte</w:t>
+      </w:r>
+      <w:r>
+        <w:rPr/>
+        <w:t xml:space="preserve"> 23.1.12, 23.1.14, 23.1.4, 23.1.13, 23.1.15, 23.2.16 …</w:t>
+      </w:r>
+    </w:p>
+    <w:p>
+      <w:pPr>
+        <w:pStyle w:val="Entry"/>
+      </w:pPr>
+      <w:r>
+        <w:rPr>
+          <w:b/>
+        </w:rPr>
+        <w:t>Gemma cup</w:t>
+      </w:r>
+      <w:r>
+        <w:rPr/>
+        <w:t xml:space="preserve"> see Glossary</w:t>
+      </w:r>
+    </w:p>
+    <w:p>
+      <w:pPr>
+        <w:pStyle w:val="Entry"/>
+      </w:pPr>
+      <w:r>
+        <w:rPr>
+          <w:b/>
+        </w:rPr>
+        <w:t>Gemmae</w:t>
+      </w:r>
+      <w:r>
+        <w:rPr/>
+        <w:t xml:space="preserve"> 23.2.17–18</w:t>
+      </w:r>
+    </w:p>
+    <w:p>
+      <w:pPr>
+        <w:pStyle w:val="Entry"/>
+      </w:pPr>
+      <w:r>
+        <w:rPr>
+          <w:b/>
+        </w:rPr>
+        <w:t>Generative cell</w:t>
+      </w:r>
+      <w:r>
+        <w:rPr/>
+        <w:t xml:space="preserve"> 23.5.89</w:t>
+      </w:r>
+    </w:p>
+    <w:p>
+      <w:pPr>
+        <w:pStyle w:val="Entry"/>
+      </w:pPr>
+      <w:r>
+        <w:rPr>
+          <w:b/>
+        </w:rPr>
+        <w:t>Ginkgo biloba</w:t>
+      </w:r>
+      <w:r>
+        <w:rPr/>
+        <w:t xml:space="preserve"> (the only ginkgo): dioecious; pollution-resistant 23.5.72, 23.5.57, 23.5.73</w:t>
+      </w:r>
+    </w:p>
+    <w:p>
+      <w:pPr>
+        <w:pStyle w:val="Entry"/>
+      </w:pPr>
+      <w:r>
+        <w:rPr>
+          <w:b/>
+        </w:rPr>
+        <w:t>Gnetophytes</w:t>
+      </w:r>
+      <w:r>
+        <w:rPr/>
+        <w:t xml:space="preserve"> 23.5.74, 23.5.57, 23.5.75–76</w:t>
+      </w:r>
+    </w:p>
+    <w:p>
+      <w:pPr>
+        <w:pStyle w:val="Entry"/>
+      </w:pPr>
+      <w:r>
+        <w:rPr>
+          <w:b/>
+        </w:rPr>
+        <w:t>Gnetum</w:t>
+      </w:r>
+      <w:r>
+        <w:rPr/>
+        <w:t xml:space="preserve"> (gnetophyte): trees or vines, leathery paired leaves 23.5.74</w:t>
+      </w:r>
+    </w:p>
+    <w:p>
+      <w:pPr>
+        <w:pStyle w:val="Entry"/>
+      </w:pPr>
+      <w:r>
+        <w:rPr>
+          <w:b/>
+        </w:rPr>
+        <w:t>Granite mosses, true mosses</w:t>
+      </w:r>
+      <w:r>
+        <w:rPr/>
+        <w:t xml:space="preserve"> 23.2.21</w:t>
+      </w:r>
+    </w:p>
+    <w:p>
+      <w:pPr>
+        <w:pStyle w:val="Entry"/>
+      </w:pPr>
+      <w:r>
+        <w:rPr>
+          <w:b/>
+        </w:rPr>
+        <w:t>Green algae</w:t>
+      </w:r>
+      <w:r>
+        <w:rPr/>
+        <w:t xml:space="preserve"> 23.1.3, 23.1.5–8</w:t>
+      </w:r>
+    </w:p>
+    <w:p>
+      <w:pPr>
+        <w:pStyle w:val="Entry"/>
+      </w:pPr>
+      <w:r>
+        <w:rPr>
+          <w:b/>
+        </w:rPr>
+        <w:t>Gymnosperms</w:t>
+      </w:r>
+      <w:r>
+        <w:rPr/>
+        <w:t xml:space="preserve"> 23.5.56–57, 23.1.4, 23.1.6, 23.1.15, 23.5.70 …</w:t>
+      </w:r>
+    </w:p>
+    <w:p>
+      <w:pPr>
+        <w:pStyle w:val="Entry"/>
+      </w:pPr>
+      <w:r>
+        <w:rPr>
+          <w:b/>
+        </w:rPr>
+        <w:t>Herbaceous vs woody</w:t>
+      </w:r>
+      <w:r>
+        <w:rPr/>
+        <w:t xml:space="preserve"> see Glossary</w:t>
+      </w:r>
+    </w:p>
+    <w:p>
+      <w:pPr>
+        <w:pStyle w:val="Entry"/>
+      </w:pPr>
+      <w:r>
+        <w:rPr>
+          <w:b/>
+        </w:rPr>
+        <w:t>Homosporous / heterosporous</w:t>
+      </w:r>
+      <w:r>
+        <w:rPr/>
+        <w:t xml:space="preserve"> 23.3.34, 23.1.4, 23.5.55, 23.5.86</w:t>
+      </w:r>
+    </w:p>
+    <w:p>
+      <w:pPr>
+        <w:pStyle w:val="Entry"/>
+      </w:pPr>
+      <w:r>
+        <w:rPr>
+          <w:b/>
+        </w:rPr>
+        <w:t>Hornworts (Anthoceros)</w:t>
+      </w:r>
+      <w:r>
+        <w:rPr/>
+        <w:t xml:space="preserve"> 23.2.19, 23.1.4, 23.1.6, 23.2.20</w:t>
+      </w:r>
+    </w:p>
+    <w:p>
+      <w:pPr>
+        <w:pStyle w:val="Entry"/>
+      </w:pPr>
+      <w:r>
+        <w:rPr>
+          <w:b/>
+        </w:rPr>
+        <w:t>Horsetails</w:t>
+      </w:r>
+      <w:r>
+        <w:rPr/>
+        <w:t xml:space="preserve"> 23.4.38, 23.4.36, 23.4.39</w:t>
+      </w:r>
+    </w:p>
+    <w:p>
+      <w:pPr>
+        <w:pStyle w:val="Entry"/>
+      </w:pPr>
+      <w:r>
+        <w:rPr>
+          <w:b/>
+        </w:rPr>
+        <w:t>Indusium</w:t>
+      </w:r>
+      <w:r>
+        <w:rPr/>
+        <w:t xml:space="preserve"> 23.4.52</w:t>
+      </w:r>
+    </w:p>
+    <w:p>
+      <w:pPr>
+        <w:pStyle w:val="Entry"/>
+      </w:pPr>
+      <w:r>
+        <w:rPr>
+          <w:b/>
+        </w:rPr>
+        <w:t>Inflorescence</w:t>
+      </w:r>
+      <w:r>
+        <w:rPr/>
+        <w:t xml:space="preserve"> 23.5.91, 23.5.79</w:t>
+      </w:r>
+    </w:p>
+    <w:p>
+      <w:pPr>
+        <w:pStyle w:val="Entry"/>
+      </w:pPr>
+      <w:r>
+        <w:rPr>
+          <w:b/>
+        </w:rPr>
+        <w:t>Leaflets</w:t>
+      </w:r>
+      <w:r>
+        <w:rPr/>
+        <w:t xml:space="preserve"> see Glossary</w:t>
+      </w:r>
+    </w:p>
+    <w:p>
+      <w:pPr>
+        <w:pStyle w:val="Entry"/>
+      </w:pPr>
+      <w:r>
+        <w:rPr>
+          <w:b/>
+        </w:rPr>
+        <w:t>Lignin</w:t>
+      </w:r>
+      <w:r>
+        <w:rPr/>
+        <w:t xml:space="preserve"> 23.3.31, 23.1.4</w:t>
+      </w:r>
+    </w:p>
+    <w:p>
+      <w:pPr>
+        <w:pStyle w:val="Entry"/>
+      </w:pPr>
+      <w:r>
+        <w:rPr>
+          <w:b/>
+        </w:rPr>
+        <w:t>Liverworts</w:t>
+      </w:r>
+      <w:r>
+        <w:rPr/>
+        <w:t xml:space="preserve"> 23.2.17, 23.1.4, 23.1.6, 23.2.18</w:t>
+      </w:r>
+    </w:p>
+    <w:p>
+      <w:pPr>
+        <w:pStyle w:val="Entry"/>
+      </w:pPr>
+      <w:r>
+        <w:rPr>
+          <w:b/>
+        </w:rPr>
+        <w:t>Lycophytes</w:t>
+      </w:r>
+      <w:r>
+        <w:rPr/>
+        <w:t xml:space="preserve"> 23.3.34, 23.1.4, 23.1.6, 23.3.31–32, 23.3.35</w:t>
+      </w:r>
+    </w:p>
+    <w:p>
+      <w:pPr>
+        <w:pStyle w:val="Entry"/>
+      </w:pPr>
+      <w:r>
+        <w:rPr>
+          <w:b/>
+        </w:rPr>
+        <w:t>Maidenhair fern</w:t>
+      </w:r>
+      <w:r>
+        <w:rPr/>
+        <w:t xml:space="preserve"> (fern): cold medicine 23.4.53</w:t>
+      </w:r>
+    </w:p>
+    <w:p>
+      <w:pPr>
+        <w:pStyle w:val="Entry"/>
+      </w:pPr>
+      <w:r>
+        <w:rPr>
+          <w:b/>
+        </w:rPr>
+        <w:t>Marchantia</w:t>
+      </w:r>
+      <w:r>
+        <w:rPr/>
+        <w:t xml:space="preserve"> (liverwort): rhizoids, gemmae 23.2.17–18</w:t>
+      </w:r>
+    </w:p>
+    <w:p>
+      <w:pPr>
+        <w:pStyle w:val="Entry"/>
+      </w:pPr>
+      <w:r>
+        <w:rPr>
+          <w:b/>
+        </w:rPr>
+        <w:t>Megaphylls</w:t>
+      </w:r>
+      <w:r>
+        <w:rPr/>
+        <w:t xml:space="preserve"> 23.4.36–37, 23.1.4, 23.4.38, 23.4.40, 23.4.42</w:t>
+      </w:r>
+    </w:p>
+    <w:p>
+      <w:pPr>
+        <w:pStyle w:val="Entry"/>
+      </w:pPr>
+      <w:r>
+        <w:rPr>
+          <w:b/>
+        </w:rPr>
+        <w:t>Megasporangium (plural megasporangia)</w:t>
+      </w:r>
+      <w:r>
+        <w:rPr/>
+        <w:t xml:space="preserve"> see Glossary</w:t>
+      </w:r>
+    </w:p>
+    <w:p>
+      <w:pPr>
+        <w:pStyle w:val="Entry"/>
+      </w:pPr>
+      <w:r>
+        <w:rPr>
+          <w:b/>
+        </w:rPr>
+        <w:t>Megaspores</w:t>
+      </w:r>
+      <w:r>
+        <w:rPr/>
+        <w:t xml:space="preserve"> 23.3.34, 23.5.55, 23.5.63, 23.5.68, 23.5.86, 23.5.89</w:t>
+      </w:r>
+    </w:p>
+    <w:p>
+      <w:pPr>
+        <w:pStyle w:val="Entry"/>
+      </w:pPr>
+      <w:r>
+        <w:rPr>
+          <w:b/>
+        </w:rPr>
+        <w:t>Megasporophyll</w:t>
+      </w:r>
+      <w:r>
+        <w:rPr/>
+        <w:t xml:space="preserve"> see Glossary</w:t>
+      </w:r>
+    </w:p>
+    <w:p>
+      <w:pPr>
+        <w:pStyle w:val="Entry"/>
+      </w:pPr>
+      <w:r>
+        <w:rPr>
+          <w:b/>
+        </w:rPr>
+        <w:t>Mesozoic era</w:t>
+      </w:r>
+      <w:r>
+        <w:rPr/>
+        <w:t xml:space="preserve"> see Glossary</w:t>
+      </w:r>
+    </w:p>
+    <w:p>
+      <w:pPr>
+        <w:pStyle w:val="Entry"/>
+      </w:pPr>
+      <w:r>
+        <w:rPr>
+          <w:b/>
+        </w:rPr>
+        <w:t>Microphylls</w:t>
+      </w:r>
+      <w:r>
+        <w:rPr/>
+        <w:t xml:space="preserve"> 23.3.34, 23.4.37, 23.1.4, 23.3.35</w:t>
+      </w:r>
+    </w:p>
+    <w:p>
+      <w:pPr>
+        <w:pStyle w:val="Entry"/>
+      </w:pPr>
+      <w:r>
+        <w:rPr>
+          <w:b/>
+        </w:rPr>
+        <w:t>Micropyle</w:t>
+      </w:r>
+      <w:r>
+        <w:rPr/>
+        <w:t xml:space="preserve"> 23.5.87</w:t>
+      </w:r>
+    </w:p>
+    <w:p>
+      <w:pPr>
+        <w:pStyle w:val="Entry"/>
+      </w:pPr>
+      <w:r>
+        <w:rPr>
+          <w:b/>
+        </w:rPr>
+        <w:t>Microspores</w:t>
+      </w:r>
+      <w:r>
+        <w:rPr/>
+        <w:t xml:space="preserve"> 23.3.34, 23.5.55, 23.5.63, 23.5.68, 23.5.87, 23.5.89</w:t>
+      </w:r>
+    </w:p>
+    <w:p>
+      <w:pPr>
+        <w:pStyle w:val="Entry"/>
+      </w:pPr>
+      <w:r>
+        <w:rPr>
+          <w:b/>
+        </w:rPr>
+        <w:t>Monocots</w:t>
+      </w:r>
+      <w:r>
+        <w:rPr/>
+        <w:t xml:space="preserve"> 23.5.80–82</w:t>
+      </w:r>
+    </w:p>
+    <w:p>
+      <w:pPr>
+        <w:pStyle w:val="Entry"/>
+      </w:pPr>
+      <w:r>
+        <w:rPr>
+          <w:b/>
+        </w:rPr>
+        <w:t>Monoecious</w:t>
       </w:r>
       <w:r>
         <w:rPr/>
@@ -466,3283 +3762,6 @@
         <w:pStyle w:val="Entry"/>
       </w:pPr>
       <w:r>
-        <w:rPr/>
-        <w:t xml:space="preserve">vitamin A and C teas; pine nuts; pine oil → </w:t>
-      </w:r>
-      <w:r>
-        <w:rPr>
-          <w:b/>
-        </w:rPr>
-        <w:t>pines</w:t>
-      </w:r>
-      <w:r>
-        <w:rPr/>
-        <w:t xml:space="preserve"> 23.5.69</w:t>
-      </w:r>
-    </w:p>
-    <w:p>
-      <w:pPr>
-        <w:pStyle w:val="Entry"/>
-      </w:pPr>
-      <w:r>
-        <w:rPr/>
-        <w:t xml:space="preserve">insect-pollinated gymnosperm; huge cones on separate plants; dinosaurs ate its seeds → </w:t>
-      </w:r>
-      <w:r>
-        <w:rPr>
-          <w:b/>
-        </w:rPr>
-        <w:t>cycads</w:t>
-      </w:r>
-      <w:r>
-        <w:rPr/>
-        <w:t xml:space="preserve"> 23.5.70</w:t>
-      </w:r>
-    </w:p>
-    <w:p>
-      <w:pPr>
-        <w:pStyle w:val="Entry"/>
-      </w:pPr>
-      <w:r>
-        <w:rPr/>
-        <w:t xml:space="preserve">sperm with many flagella swim out of a burst pollen tube → </w:t>
-      </w:r>
-      <w:r>
-        <w:rPr>
-          <w:b/>
-        </w:rPr>
-        <w:t>cycads and ginkgo</w:t>
-      </w:r>
-      <w:r>
-        <w:rPr/>
-        <w:t xml:space="preserve"> 23.5.70, 23.5.72</w:t>
-      </w:r>
-    </w:p>
-    <w:p>
-      <w:pPr>
-        <w:pStyle w:val="Entry"/>
-      </w:pPr>
-      <w:r>
-        <w:rPr/>
-        <w:t xml:space="preserve">one surviving species; separate seed and pollen trees; survives city pollution → </w:t>
-      </w:r>
-      <w:r>
-        <w:rPr>
-          <w:b/>
-        </w:rPr>
-        <w:t>Ginkgo biloba</w:t>
-      </w:r>
-      <w:r>
-        <w:rPr/>
-        <w:t xml:space="preserve"> 23.5.72</w:t>
-      </w:r>
-    </w:p>
-    <w:p>
-      <w:pPr>
-        <w:pStyle w:val="Entry"/>
-      </w:pPr>
-      <w:r>
-        <w:rPr/>
-        <w:t xml:space="preserve">no archegonia; three genera → </w:t>
-      </w:r>
-      <w:r>
-        <w:rPr>
-          <w:b/>
-        </w:rPr>
-        <w:t>gnetophytes</w:t>
-      </w:r>
-      <w:r>
-        <w:rPr/>
-        <w:t xml:space="preserve"> 23.5.74</w:t>
-      </w:r>
-    </w:p>
-    <w:p>
-      <w:pPr>
-        <w:pStyle w:val="Entry"/>
-      </w:pPr>
-      <w:r>
-        <w:rPr/>
-        <w:t xml:space="preserve">source of ephedrine → </w:t>
-      </w:r>
-      <w:r>
-        <w:rPr>
-          <w:b/>
-        </w:rPr>
-        <w:t>Ephedra (gnetophyte)</w:t>
-      </w:r>
-      <w:r>
-        <w:rPr/>
-        <w:t xml:space="preserve"> 23.5.74–75</w:t>
-      </w:r>
-    </w:p>
-    <w:p>
-      <w:pPr>
-        <w:pStyle w:val="Entry"/>
-      </w:pPr>
-      <w:r>
-        <w:rPr/>
-        <w:t xml:space="preserve">only two huge straplike leaves that fray; southwestern Africa → </w:t>
-      </w:r>
-      <w:r>
-        <w:rPr>
-          <w:b/>
-        </w:rPr>
-        <w:t>Welwitschia (gnetophyte)</w:t>
-      </w:r>
-      <w:r>
-        <w:rPr/>
-        <w:t xml:space="preserve"> 23.5.74, 23.5.76</w:t>
-      </w:r>
-    </w:p>
-    <w:p>
-      <w:pPr>
-        <w:pStyle w:val="Entry"/>
-      </w:pPr>
-      <w:r>
-        <w:rPr/>
-        <w:t xml:space="preserve">trees or climbing vines with broad, leathery leaves in pairs → </w:t>
-      </w:r>
-      <w:r>
-        <w:rPr>
-          <w:b/>
-        </w:rPr>
-        <w:t>Gnetum (gnetophyte)</w:t>
-      </w:r>
-      <w:r>
-        <w:rPr/>
-        <w:t xml:space="preserve"> 23.5.74</w:t>
-      </w:r>
-    </w:p>
-    <w:p>
-      <w:pPr>
-        <w:pStyle w:val="Entry"/>
-      </w:pPr>
-      <w:r>
-        <w:rPr/>
-        <w:t xml:space="preserve">ovules always enclosed in diploid tissue; flowers and fruit → </w:t>
-      </w:r>
-      <w:r>
-        <w:rPr>
-          <w:b/>
-        </w:rPr>
-        <w:t>angiosperms</w:t>
-      </w:r>
-      <w:r>
-        <w:rPr/>
-        <w:t xml:space="preserve"> 23.5.56, 23.5.77</w:t>
-      </w:r>
-    </w:p>
-    <w:p>
-      <w:pPr>
-        <w:pStyle w:val="Entry"/>
-      </w:pPr>
-      <w:r>
-        <w:rPr/>
-        <w:t xml:space="preserve">living plant most closely related to the first flowering plants; New Caledonia → </w:t>
-      </w:r>
-      <w:r>
-        <w:rPr>
-          <w:b/>
-        </w:rPr>
-        <w:t>Amborella</w:t>
-      </w:r>
-      <w:r>
-        <w:rPr/>
-        <w:t xml:space="preserve"> 23.5.78–79</w:t>
-      </w:r>
-    </w:p>
-    <w:p>
-      <w:pPr>
-        <w:pStyle w:val="Entry"/>
-      </w:pPr>
-      <w:r>
-        <w:rPr/>
-        <w:t xml:space="preserve">long the earliest known angiosperm fossil, with fruit and flowers → </w:t>
-      </w:r>
-      <w:r>
-        <w:rPr>
-          <w:b/>
-        </w:rPr>
-        <w:t>Archaefructus</w:t>
-      </w:r>
-      <w:r>
-        <w:rPr/>
-        <w:t xml:space="preserve"> 23.5.78</w:t>
-      </w:r>
-    </w:p>
-    <w:p>
-      <w:pPr>
-        <w:pStyle w:val="Entry"/>
-      </w:pPr>
-      <w:r>
-        <w:rPr/>
-        <w:t xml:space="preserve">corn, tulips, pineapples, sugarcane → </w:t>
-      </w:r>
-      <w:r>
-        <w:rPr>
-          <w:b/>
-        </w:rPr>
-        <w:t>monocots</w:t>
-      </w:r>
-      <w:r>
-        <w:rPr/>
-        <w:t xml:space="preserve"> 23.5.80</w:t>
-      </w:r>
-    </w:p>
-    <w:p>
-      <w:pPr>
-        <w:pStyle w:val="Entry"/>
-      </w:pPr>
-      <w:r>
-        <w:rPr/>
-        <w:t xml:space="preserve">cacti, strawberries, dandelions, poplars, beans → </w:t>
-      </w:r>
-      <w:r>
-        <w:rPr>
-          <w:b/>
-        </w:rPr>
-        <w:t>eudicots</w:t>
-      </w:r>
-      <w:r>
-        <w:rPr/>
-        <w:t xml:space="preserve"> 23.5.80</w:t>
-      </w:r>
-    </w:p>
-    <w:p>
-      <w:pPr>
-        <w:pStyle w:val="Groupheading"/>
-      </w:pPr>
-      <w:r>
-        <w:rPr/>
-        <w:t>Structures</w:t>
-      </w:r>
-    </w:p>
-    <w:p>
-      <w:pPr>
-        <w:pStyle w:val="Entry"/>
-      </w:pPr>
-      <w:r>
-        <w:rPr/>
-        <w:t xml:space="preserve">waxy, waterproof covering that prevents drying out → </w:t>
-      </w:r>
-      <w:r>
-        <w:rPr>
-          <w:b/>
-        </w:rPr>
-        <w:t>cuticle</w:t>
-      </w:r>
-      <w:r>
-        <w:rPr/>
-        <w:t xml:space="preserve"> 23.1.9</w:t>
-      </w:r>
-    </w:p>
-    <w:p>
-      <w:pPr>
-        <w:pStyle w:val="Entry"/>
-      </w:pPr>
-      <w:r>
-        <w:rPr/>
-        <w:t xml:space="preserve">small openings, mostly under leaves, for gas exchange → </w:t>
-      </w:r>
-      <w:r>
-        <w:rPr>
-          <w:b/>
-        </w:rPr>
-        <w:t>stomata</w:t>
-      </w:r>
-      <w:r>
-        <w:rPr/>
-        <w:t xml:space="preserve"> 23.1.9</w:t>
-      </w:r>
-    </w:p>
-    <w:p>
-      <w:pPr>
-        <w:pStyle w:val="Entry"/>
-      </w:pPr>
-      <w:r>
-        <w:rPr/>
-        <w:t xml:space="preserve">cells that carry water up against gravity → </w:t>
-      </w:r>
-      <w:r>
-        <w:rPr>
-          <w:b/>
-        </w:rPr>
-        <w:t>tracheids</w:t>
-      </w:r>
-      <w:r>
-        <w:rPr/>
-        <w:t xml:space="preserve"> 23.1.9</w:t>
-      </w:r>
-    </w:p>
-    <w:p>
-      <w:pPr>
-        <w:pStyle w:val="Entry"/>
-      </w:pPr>
-      <w:r>
-        <w:rPr/>
-        <w:t xml:space="preserve">where sperm / eggs are made on a gametophyte → </w:t>
-      </w:r>
-      <w:r>
-        <w:rPr>
-          <w:b/>
-        </w:rPr>
-        <w:t>antheridia / archegonia (gametangia)</w:t>
-      </w:r>
-      <w:r>
-        <w:rPr/>
-        <w:t xml:space="preserve"> 23.1.12</w:t>
-      </w:r>
-    </w:p>
-    <w:p>
-      <w:pPr>
-        <w:pStyle w:val="Entry"/>
-      </w:pPr>
-      <w:r>
-        <w:rPr/>
-        <w:t xml:space="preserve">where spores are made by meiosis → </w:t>
-      </w:r>
-      <w:r>
-        <w:rPr>
-          <w:b/>
-        </w:rPr>
-        <w:t>sporangium</w:t>
-      </w:r>
-      <w:r>
-        <w:rPr/>
-        <w:t xml:space="preserve"> 23.1.12</w:t>
-      </w:r>
-    </w:p>
-    <w:p>
-      <w:pPr>
-        <w:pStyle w:val="Entry"/>
-      </w:pPr>
-      <w:r>
-        <w:rPr/>
-        <w:t xml:space="preserve">hair-like threads that anchor and absorb, not true roots → </w:t>
-      </w:r>
-      <w:r>
-        <w:rPr>
-          <w:b/>
-        </w:rPr>
-        <w:t>rhizoids</w:t>
-      </w:r>
-      <w:r>
-        <w:rPr/>
-        <w:t xml:space="preserve"> 23.2.17</w:t>
-      </w:r>
-    </w:p>
-    <w:p>
-      <w:pPr>
-        <w:pStyle w:val="Entry"/>
-      </w:pPr>
-      <w:r>
-        <w:rPr/>
-        <w:t xml:space="preserve">groups of cells that break off a liverwort and grow into a new plant → </w:t>
-      </w:r>
-      <w:r>
-        <w:rPr>
-          <w:b/>
-        </w:rPr>
-        <w:t>gemmae</w:t>
-      </w:r>
-      <w:r>
-        <w:rPr/>
-        <w:t xml:space="preserve"> 23.2.17</w:t>
-      </w:r>
-    </w:p>
-    <w:p>
-      <w:pPr>
-        <w:pStyle w:val="Entry"/>
-      </w:pPr>
-      <w:r>
-        <w:rPr/>
-        <w:t xml:space="preserve">thread-like first stage of a moss gametophyte → </w:t>
-      </w:r>
-      <w:r>
-        <w:rPr>
-          <w:b/>
-        </w:rPr>
-        <w:t>protonema</w:t>
-      </w:r>
-      <w:r>
-        <w:rPr/>
-        <w:t xml:space="preserve"> 23.2.30</w:t>
-      </w:r>
-    </w:p>
-    <w:p>
-      <w:pPr>
-        <w:pStyle w:val="Entry"/>
-      </w:pPr>
-      <w:r>
-        <w:rPr/>
-        <w:t xml:space="preserve">the three parts of a moss sporophyte → </w:t>
-      </w:r>
-      <w:r>
-        <w:rPr>
-          <w:b/>
-        </w:rPr>
-        <w:t>foot, stalk, capsule</w:t>
-      </w:r>
-      <w:r>
-        <w:rPr/>
-        <w:t xml:space="preserve"> 23.2.22</w:t>
-      </w:r>
-    </w:p>
-    <w:p>
-      <w:pPr>
-        <w:pStyle w:val="Entry"/>
-      </w:pPr>
-      <w:r>
-        <w:rPr/>
-        <w:t xml:space="preserve">lid of a moss capsule; teeth that close it except in dry weather → </w:t>
-      </w:r>
-      <w:r>
-        <w:rPr>
-          <w:b/>
-        </w:rPr>
-        <w:t>operculum</w:t>
-      </w:r>
-      <w:r>
-        <w:rPr/>
-        <w:t xml:space="preserve"> 23.2.30</w:t>
-      </w:r>
-    </w:p>
-    <w:p>
-      <w:pPr>
-        <w:pStyle w:val="Entry"/>
-      </w:pPr>
-      <w:r>
-        <w:rPr/>
-        <w:t xml:space="preserve">strengthens the walls of xylem's conducting cells → </w:t>
-      </w:r>
-      <w:r>
-        <w:rPr>
-          <w:b/>
-        </w:rPr>
-        <w:t>lignin</w:t>
-      </w:r>
-      <w:r>
-        <w:rPr/>
-        <w:t xml:space="preserve"> 23.3.31</w:t>
-      </w:r>
-    </w:p>
-    <w:p>
-      <w:pPr>
-        <w:pStyle w:val="Entry"/>
-      </w:pPr>
-      <w:r>
-        <w:rPr/>
-        <w:t xml:space="preserve">carries water and minerals up / sucrose throughout the plant → </w:t>
-      </w:r>
-      <w:r>
-        <w:rPr>
-          <w:b/>
-        </w:rPr>
-        <w:t>xylem / phloem</w:t>
-      </w:r>
-      <w:r>
-        <w:rPr/>
-        <w:t xml:space="preserve"> 23.3.31</w:t>
-      </w:r>
-    </w:p>
-    <w:p>
-      <w:pPr>
-        <w:pStyle w:val="Entry"/>
-      </w:pPr>
-      <w:r>
-        <w:rPr/>
-        <w:t xml:space="preserve">small leaf with a single, unbranched vein → </w:t>
-      </w:r>
-      <w:r>
-        <w:rPr>
-          <w:b/>
-        </w:rPr>
-        <w:t>microphyll</w:t>
-      </w:r>
-      <w:r>
-        <w:rPr/>
-        <w:t xml:space="preserve"> 23.3.34, 23.4.37</w:t>
-      </w:r>
-    </w:p>
-    <w:p>
-      <w:pPr>
-        <w:pStyle w:val="Entry"/>
-      </w:pPr>
-      <w:r>
-        <w:rPr/>
-        <w:t xml:space="preserve">broad leaf with branched veins; collects more solar energy → </w:t>
-      </w:r>
-      <w:r>
-        <w:rPr>
-          <w:b/>
-        </w:rPr>
-        <w:t>megaphyll</w:t>
-      </w:r>
-      <w:r>
-        <w:rPr/>
-        <w:t xml:space="preserve"> 23.4.36–37</w:t>
-      </w:r>
-    </w:p>
-    <w:p>
-      <w:pPr>
-        <w:pStyle w:val="Entry"/>
-      </w:pPr>
-      <w:r>
-        <w:rPr/>
-        <w:t xml:space="preserve">cone-shaped structure that makes spores → </w:t>
-      </w:r>
-      <w:r>
-        <w:rPr>
-          <w:b/>
-        </w:rPr>
-        <w:t>strobilus (plural strobili)</w:t>
-      </w:r>
-      <w:r>
-        <w:rPr/>
-        <w:t xml:space="preserve"> 23.3.34, 23.4.38</w:t>
-      </w:r>
-    </w:p>
-    <w:p>
-      <w:pPr>
-        <w:pStyle w:val="Entry"/>
-      </w:pPr>
-      <w:r>
-        <w:rPr/>
-        <w:t xml:space="preserve">large fern leaf divided into leaflets → </w:t>
-      </w:r>
-      <w:r>
-        <w:rPr>
-          <w:b/>
-        </w:rPr>
-        <w:t>frond</w:t>
-      </w:r>
-      <w:r>
-        <w:rPr/>
-        <w:t xml:space="preserve"> 23.4.42</w:t>
-      </w:r>
-    </w:p>
-    <w:p>
-      <w:pPr>
-        <w:pStyle w:val="Entry"/>
-      </w:pPr>
-      <w:r>
-        <w:rPr/>
-        <w:t xml:space="preserve">clusters of sporangia under a fern leaf; the flap covering them → </w:t>
-      </w:r>
-      <w:r>
-        <w:rPr>
-          <w:b/>
-        </w:rPr>
-        <w:t>sori; indusium</w:t>
-      </w:r>
-      <w:r>
-        <w:rPr/>
-        <w:t xml:space="preserve"> 23.4.42, 23.4.52</w:t>
-      </w:r>
-    </w:p>
-    <w:p>
-      <w:pPr>
-        <w:pStyle w:val="Entry"/>
-      </w:pPr>
-      <w:r>
-        <w:rPr/>
-        <w:t xml:space="preserve">fern gametophyte with archegonia at the notch, antheridia at the tip → </w:t>
-      </w:r>
-      <w:r>
-        <w:rPr>
-          <w:b/>
-        </w:rPr>
-        <w:t>prothallus</w:t>
-      </w:r>
-      <w:r>
-        <w:rPr/>
-        <w:t xml:space="preserve"> 23.4.52</w:t>
-      </w:r>
-    </w:p>
-    <w:p>
-      <w:pPr>
-        <w:pStyle w:val="Entry"/>
-      </w:pPr>
-      <w:r>
-        <w:rPr/>
-        <w:t xml:space="preserve">horizontal stem that gives rise to fronds or aboveground stems → </w:t>
-      </w:r>
-      <w:r>
-        <w:rPr>
-          <w:b/>
-        </w:rPr>
-        <w:t>rhizome</w:t>
-      </w:r>
-      <w:r>
-        <w:rPr/>
-        <w:t xml:space="preserve"> 23.4.40, 23.4.52</w:t>
-      </w:r>
-    </w:p>
-    <w:p>
-      <w:pPr>
-        <w:pStyle w:val="Entry"/>
-      </w:pPr>
-      <w:r>
-        <w:rPr/>
-        <w:t xml:space="preserve">embryo + stored food in a protective coat → </w:t>
-      </w:r>
-      <w:r>
-        <w:rPr>
-          <w:b/>
-        </w:rPr>
-        <w:t>seed</w:t>
-      </w:r>
-      <w:r>
-        <w:rPr/>
-        <w:t xml:space="preserve"> 23.5.54</w:t>
-      </w:r>
-    </w:p>
-    <w:p>
-      <w:pPr>
-        <w:pStyle w:val="Entry"/>
-      </w:pPr>
-      <w:r>
-        <w:rPr/>
-        <w:t xml:space="preserve">male gametophyte of a seed plant → </w:t>
-      </w:r>
-      <w:r>
-        <w:rPr>
-          <w:b/>
-        </w:rPr>
-        <w:t>pollen grain</w:t>
-      </w:r>
-      <w:r>
-        <w:rPr/>
-        <w:t xml:space="preserve"> 23.5.55</w:t>
-      </w:r>
-    </w:p>
-    <w:p>
-      <w:pPr>
-        <w:pStyle w:val="Entry"/>
-      </w:pPr>
-      <w:r>
-        <w:rPr/>
-        <w:t xml:space="preserve">holds the female gametophyte; becomes the seed → </w:t>
-      </w:r>
-      <w:r>
-        <w:rPr>
-          <w:b/>
-        </w:rPr>
-        <w:t>ovule</w:t>
-      </w:r>
-      <w:r>
-        <w:rPr/>
-        <w:t xml:space="preserve"> 23.5.55, 23.5.84</w:t>
-      </w:r>
-    </w:p>
-    <w:p>
-      <w:pPr>
-        <w:pStyle w:val="Entry"/>
-      </w:pPr>
-      <w:r>
-        <w:rPr/>
-        <w:t xml:space="preserve">seed leaves that nourish the embryo → </w:t>
-      </w:r>
-      <w:r>
-        <w:rPr>
-          <w:b/>
-        </w:rPr>
-        <w:t>cotyledons</w:t>
-      </w:r>
-      <w:r>
-        <w:rPr/>
-        <w:t xml:space="preserve"> 23.5.80</w:t>
-      </w:r>
-    </w:p>
-    <w:p>
-      <w:pPr>
-        <w:pStyle w:val="Entry"/>
-      </w:pPr>
-      <w:r>
-        <w:rPr/>
-        <w:t xml:space="preserve">all the sepals / all the petals → </w:t>
-      </w:r>
-      <w:r>
-        <w:rPr>
-          <w:b/>
-        </w:rPr>
-        <w:t>calyx / corolla</w:t>
-      </w:r>
-      <w:r>
-        <w:rPr/>
-        <w:t xml:space="preserve"> 23.5.83</w:t>
-      </w:r>
-    </w:p>
-    <w:p>
-      <w:pPr>
-        <w:pStyle w:val="Entry"/>
-      </w:pPr>
-      <w:r>
-        <w:rPr/>
-        <w:t xml:space="preserve">slender stalk holding up the anther / sac that makes pollen → </w:t>
-      </w:r>
-      <w:r>
-        <w:rPr>
-          <w:b/>
-        </w:rPr>
-        <w:t>filament / anther</w:t>
-      </w:r>
-      <w:r>
-        <w:rPr/>
-        <w:t xml:space="preserve"> 23.5.84</w:t>
-      </w:r>
-    </w:p>
-    <w:p>
-      <w:pPr>
-        <w:pStyle w:val="Entry"/>
-      </w:pPr>
-      <w:r>
-        <w:rPr/>
-        <w:t xml:space="preserve">sticky knob / slender stalk / base enclosing ovules → </w:t>
-      </w:r>
-      <w:r>
-        <w:rPr>
-          <w:b/>
-        </w:rPr>
-        <w:t>stigma / style / ovary</w:t>
-      </w:r>
-      <w:r>
-        <w:rPr/>
-        <w:t xml:space="preserve"> 23.5.84</w:t>
-      </w:r>
-    </w:p>
-    <w:p>
-      <w:pPr>
-        <w:pStyle w:val="Entry"/>
-      </w:pPr>
-      <w:r>
-        <w:rPr/>
-        <w:t xml:space="preserve">female gametophyte of a flowering plant (usually 7 cells) → </w:t>
-      </w:r>
-      <w:r>
-        <w:rPr>
-          <w:b/>
-        </w:rPr>
-        <w:t>embryo sac</w:t>
-      </w:r>
-      <w:r>
-        <w:rPr/>
-        <w:t xml:space="preserve"> 23.5.86, 23.5.89</w:t>
-      </w:r>
-    </w:p>
-    <w:p>
-      <w:pPr>
-        <w:pStyle w:val="Entry"/>
-      </w:pPr>
-      <w:r>
-        <w:rPr/>
-        <w:t xml:space="preserve">two nuclei from opposite ends of the embryo sac → </w:t>
-      </w:r>
-      <w:r>
-        <w:rPr>
-          <w:b/>
-        </w:rPr>
-        <w:t>polar nuclei</w:t>
-      </w:r>
-      <w:r>
-        <w:rPr/>
-        <w:t xml:space="preserve"> 23.5.86</w:t>
-      </w:r>
-    </w:p>
-    <w:p>
-      <w:pPr>
-        <w:pStyle w:val="Entry"/>
-      </w:pPr>
-      <w:r>
-        <w:rPr/>
-        <w:t xml:space="preserve">small opening in the ovule where the sperm enter → </w:t>
-      </w:r>
-      <w:r>
-        <w:rPr>
-          <w:b/>
-        </w:rPr>
-        <w:t>micropyle</w:t>
-      </w:r>
-      <w:r>
-        <w:rPr/>
-        <w:t xml:space="preserve"> 23.5.87</w:t>
-      </w:r>
-    </w:p>
-    <w:p>
-      <w:pPr>
-        <w:pStyle w:val="Entry"/>
-      </w:pPr>
-      <w:r>
-        <w:rPr/>
-        <w:t xml:space="preserve">pollen cell that grows the tube / that divides into 2 sperm → </w:t>
-      </w:r>
-      <w:r>
-        <w:rPr>
-          <w:b/>
-        </w:rPr>
-        <w:t>tube cell / generative cell</w:t>
-      </w:r>
-      <w:r>
-        <w:rPr/>
-        <w:t xml:space="preserve"> 23.5.87, 23.5.89</w:t>
-      </w:r>
-    </w:p>
-    <w:p>
-      <w:pPr>
-        <w:pStyle w:val="Entry"/>
-      </w:pPr>
-      <w:r>
-        <w:rPr/>
-        <w:t xml:space="preserve">triploid food tissue in the seed → </w:t>
-      </w:r>
-      <w:r>
-        <w:rPr>
-          <w:b/>
-        </w:rPr>
-        <w:t>endosperm</w:t>
-      </w:r>
-      <w:r>
-        <w:rPr/>
-        <w:t xml:space="preserve"> 23.5.88</w:t>
-      </w:r>
-    </w:p>
-    <w:p>
-      <w:pPr>
-        <w:pStyle w:val="Groupheading"/>
-      </w:pPr>
-      <w:r>
-        <w:rPr/>
-        <w:t>Processes and terms</w:t>
-      </w:r>
-    </w:p>
-    <w:p>
-      <w:pPr>
-        <w:pStyle w:val="Entry"/>
-      </w:pPr>
-      <w:r>
-        <w:rPr/>
-        <w:t xml:space="preserve">life switches between a many-celled n plant and a many-celled 2n plant → </w:t>
-      </w:r>
-      <w:r>
-        <w:rPr>
-          <w:b/>
-        </w:rPr>
-        <w:t>alternation of generations</w:t>
-      </w:r>
-      <w:r>
-        <w:rPr/>
-        <w:t xml:space="preserve"> 23.1.12</w:t>
-      </w:r>
-    </w:p>
-    <w:p>
-      <w:pPr>
-        <w:pStyle w:val="Entry"/>
-      </w:pPr>
-      <w:r>
-        <w:rPr/>
-        <w:t xml:space="preserve">the generation you notice (bigger, longer-lived) → </w:t>
-      </w:r>
-      <w:r>
-        <w:rPr>
-          <w:b/>
-        </w:rPr>
-        <w:t>dominant generation</w:t>
-      </w:r>
-      <w:r>
-        <w:rPr/>
-        <w:t xml:space="preserve"> 23.1.14</w:t>
-      </w:r>
-    </w:p>
-    <w:p>
-      <w:pPr>
-        <w:pStyle w:val="Entry"/>
-      </w:pPr>
-      <w:r>
-        <w:rPr/>
-        <w:t xml:space="preserve">why land plants have a diploid generation → </w:t>
-      </w:r>
-      <w:r>
-        <w:rPr>
-          <w:b/>
-        </w:rPr>
-        <w:t>it hides the effect of a single deleterious allele (UV damage)</w:t>
-      </w:r>
-      <w:r>
-        <w:rPr/>
-        <w:t xml:space="preserve"> 23.1.11</w:t>
-      </w:r>
-    </w:p>
-    <w:p>
-      <w:pPr>
-        <w:pStyle w:val="Entry"/>
-      </w:pPr>
-      <w:r>
-        <w:rPr/>
-        <w:t xml:space="preserve">makes one type of spore / two types → </w:t>
-      </w:r>
-      <w:r>
-        <w:rPr>
-          <w:b/>
-        </w:rPr>
-        <w:t>homosporous / heterosporous</w:t>
-      </w:r>
-      <w:r>
-        <w:rPr/>
-        <w:t xml:space="preserve"> 23.3.34</w:t>
-      </w:r>
-    </w:p>
-    <w:p>
-      <w:pPr>
-        <w:pStyle w:val="Entry"/>
-      </w:pPr>
-      <w:r>
-        <w:rPr/>
-        <w:t xml:space="preserve">seed plants keep their spores instead of releasing them → </w:t>
-      </w:r>
-      <w:r>
-        <w:rPr>
-          <w:b/>
-        </w:rPr>
-        <w:t>seed plants (they retain the spores)</w:t>
-      </w:r>
-      <w:r>
-        <w:rPr/>
-        <w:t xml:space="preserve"> 23.5.55</w:t>
-      </w:r>
-    </w:p>
-    <w:p>
-      <w:pPr>
-        <w:pStyle w:val="Entry"/>
-      </w:pPr>
-      <w:r>
-        <w:rPr/>
-        <w:t xml:space="preserve">wind or an animal carries pollen to the female part → </w:t>
-      </w:r>
-      <w:r>
-        <w:rPr>
-          <w:b/>
-        </w:rPr>
-        <w:t>pollination</w:t>
-      </w:r>
-      <w:r>
-        <w:rPr/>
-        <w:t xml:space="preserve"> 23.5.55, 23.5.87</w:t>
-      </w:r>
-    </w:p>
-    <w:p>
-      <w:pPr>
-        <w:pStyle w:val="Entry"/>
-      </w:pPr>
-      <w:r>
-        <w:rPr/>
-        <w:t xml:space="preserve">fertilization without outside water → </w:t>
-      </w:r>
-      <w:r>
-        <w:rPr>
-          <w:b/>
-        </w:rPr>
-        <w:t>seed plants (sperm travel in a pollen tube)</w:t>
-      </w:r>
-      <w:r>
-        <w:rPr/>
-        <w:t xml:space="preserve"> 23.5.55</w:t>
-      </w:r>
-    </w:p>
-    <w:p>
-      <w:pPr>
-        <w:pStyle w:val="Entry"/>
-      </w:pPr>
-      <w:r>
-        <w:rPr/>
-        <w:t xml:space="preserve">arrested state that lets a seed survive harsh conditions → </w:t>
-      </w:r>
-      <w:r>
-        <w:rPr>
-          <w:b/>
-        </w:rPr>
-        <w:t>dormancy</w:t>
-      </w:r>
-      <w:r>
-        <w:rPr/>
-        <w:t xml:space="preserve"> 23.5.54</w:t>
-      </w:r>
-    </w:p>
-    <w:p>
-      <w:pPr>
-        <w:pStyle w:val="Entry"/>
-      </w:pPr>
-      <w:r>
-        <w:rPr/>
-        <w:t xml:space="preserve">one sperm + egg, the other + polar nuclei → </w:t>
-      </w:r>
-      <w:r>
-        <w:rPr>
-          <w:b/>
-        </w:rPr>
-        <w:t>double fertilization</w:t>
-      </w:r>
-      <w:r>
-        <w:rPr/>
-        <w:t xml:space="preserve"> 23.5.88</w:t>
-      </w:r>
-    </w:p>
-    <w:p>
-      <w:pPr>
-        <w:pStyle w:val="Entry"/>
-      </w:pPr>
-      <w:r>
-        <w:rPr/>
-        <w:t xml:space="preserve">flower with all four parts / missing one or more → </w:t>
-      </w:r>
-      <w:r>
-        <w:rPr>
-          <w:b/>
-        </w:rPr>
-        <w:t>complete / incomplete</w:t>
-      </w:r>
-      <w:r>
-        <w:rPr/>
-        <w:t xml:space="preserve"> 23.5.91</w:t>
-      </w:r>
-    </w:p>
-    <w:p>
-      <w:pPr>
-        <w:pStyle w:val="Entry"/>
-      </w:pPr>
-      <w:r>
-        <w:rPr/>
-        <w:t xml:space="preserve">flower with stamens and carpels / only one of them → </w:t>
-      </w:r>
-      <w:r>
-        <w:rPr>
-          <w:b/>
-        </w:rPr>
-        <w:t>perfect / imperfect</w:t>
-      </w:r>
-      <w:r>
-        <w:rPr/>
-        <w:t xml:space="preserve"> 23.5.91</w:t>
-      </w:r>
-    </w:p>
-    <w:p>
-      <w:pPr>
-        <w:pStyle w:val="Entry"/>
-      </w:pPr>
-      <w:r>
-        <w:rPr/>
-        <w:t xml:space="preserve">cluster of flowers / looks like one flower but is many tiny ones → </w:t>
-      </w:r>
-      <w:r>
-        <w:rPr>
-          <w:b/>
-        </w:rPr>
-        <w:t>inflorescence / composite</w:t>
-      </w:r>
-      <w:r>
-        <w:rPr/>
-        <w:t xml:space="preserve"> 23.5.91</w:t>
-      </w:r>
-    </w:p>
-    <w:p>
-      <w:pPr>
-        <w:pStyle w:val="Entry"/>
-      </w:pPr>
-      <w:r>
-        <w:rPr/>
-        <w:t xml:space="preserve">one plant makes both pollen and seed cones → </w:t>
-      </w:r>
-      <w:r>
-        <w:rPr>
-          <w:b/>
-        </w:rPr>
-        <w:t>monoecious (conifers)</w:t>
-      </w:r>
-      <w:r>
-        <w:rPr/>
-        <w:t xml:space="preserve"> 23.5.58</w:t>
-      </w:r>
-    </w:p>
-    <w:p>
-      <w:pPr>
-        <w:pStyle w:val="Entry"/>
-      </w:pPr>
-      <w:r>
-        <w:rPr/>
-        <w:t xml:space="preserve">separate pollen-making and seed-making plants → </w:t>
-      </w:r>
-      <w:r>
-        <w:rPr>
-          <w:b/>
-        </w:rPr>
-        <w:t>dioecious (ginkgo)</w:t>
-      </w:r>
-      <w:r>
-        <w:rPr/>
-        <w:t xml:space="preserve"> 23.5.72</w:t>
-      </w:r>
-    </w:p>
-    <w:p>
-      <w:pPr>
-        <w:pStyle w:val="Entry"/>
-      </w:pPr>
-      <w:r>
-        <w:rPr/>
-        <w:t xml:space="preserve">plain flower, not showy → </w:t>
-      </w:r>
-      <w:r>
-        <w:rPr>
-          <w:b/>
-        </w:rPr>
-        <w:t>wind-pollinated</w:t>
-      </w:r>
-      <w:r>
-        <w:rPr/>
-        <w:t xml:space="preserve"> 23.5.90</w:t>
-      </w:r>
-    </w:p>
-    <w:p>
-      <w:pPr>
-        <w:pStyle w:val="Entry"/>
-      </w:pPr>
-      <w:r>
-        <w:rPr/>
-        <w:t xml:space="preserve">colorful flower → </w:t>
-      </w:r>
-      <w:r>
-        <w:rPr>
-          <w:b/>
-        </w:rPr>
-        <w:t>bird- or insect-pollinated</w:t>
-      </w:r>
-      <w:r>
-        <w:rPr/>
-        <w:t xml:space="preserve"> 23.5.90</w:t>
-      </w:r>
-    </w:p>
-    <w:p>
-      <w:pPr>
-        <w:pStyle w:val="Entry"/>
-      </w:pPr>
-      <w:r>
-        <w:rPr/>
-        <w:t xml:space="preserve">white or cream, fragrant, opens at night → </w:t>
-      </w:r>
-      <w:r>
-        <w:rPr>
-          <w:b/>
-        </w:rPr>
-        <w:t>pollinated by nocturnal mammals or insects</w:t>
-      </w:r>
-      <w:r>
-        <w:rPr/>
-        <w:t xml:space="preserve"> 23.5.90</w:t>
-      </w:r>
-    </w:p>
-    <w:p>
-      <w:pPr>
-        <w:pStyle w:val="Entry"/>
-      </w:pPr>
-      <w:r>
-        <w:rPr/>
-        <w:t xml:space="preserve">moist, fleshy covering (apple) / dry covering (acorn) → </w:t>
-      </w:r>
-      <w:r>
-        <w:rPr>
-          <w:b/>
-        </w:rPr>
-        <w:t>fruits (from the ovary)</w:t>
-      </w:r>
-      <w:r>
-        <w:rPr/>
-        <w:t xml:space="preserve"> 23.5.88</w:t>
-      </w:r>
-    </w:p>
-    <w:p>
-      <w:pPr>
-        <w:pStyle w:val="Lookupheading"/>
-      </w:pPr>
-      <w:bookmarkStart w:id="2" w:name="lk23LkGloss"/>
-      <w:r>
-        <w:rPr>
-          <w:rStyle w:val="Slidecode"/>
-        </w:rPr>
-        <w:t>Glossary: terms no slide explains</w:t>
-      </w:r>
-      <w:bookmarkEnd w:id="2"/>
-    </w:p>
-    <w:p>
-      <w:pPr>
-        <w:pStyle w:val="Entry"/>
-      </w:pPr>
-      <w:r>
-        <w:rPr>
-          <w:b/>
-        </w:rPr>
-        <w:t>Adaptive radiation</w:t>
-      </w:r>
-      <w:r>
-        <w:rPr/>
-        <w:t>: one ancestral species quickly evolving into many new species that fit different ways of life. 23.5.78</w:t>
-      </w:r>
-    </w:p>
-    <w:p>
-      <w:pPr>
-        <w:pStyle w:val="Entry"/>
-      </w:pPr>
-      <w:r>
-        <w:rPr>
-          <w:b/>
-        </w:rPr>
-        <w:t>Aerial stem</w:t>
-      </w:r>
-      <w:r>
-        <w:rPr/>
-        <w:t>: a stem that grows above ground. 23.3.35</w:t>
-      </w:r>
-    </w:p>
-    <w:p>
-      <w:pPr>
-        <w:pStyle w:val="Entry"/>
-      </w:pPr>
-      <w:r>
-        <w:rPr>
-          <w:b/>
-        </w:rPr>
-        <w:t>Apical tissue</w:t>
-      </w:r>
-      <w:r>
-        <w:rPr/>
-        <w:t>: a patch of cells at the tips of roots and shoots that keeps dividing; it makes the plant grow longer and produces its other tissues. 23.1.4</w:t>
-      </w:r>
-    </w:p>
-    <w:p>
-      <w:pPr>
-        <w:pStyle w:val="Entry"/>
-      </w:pPr>
-      <w:r>
-        <w:rPr>
-          <w:b/>
-        </w:rPr>
-        <w:t>Astringent</w:t>
-      </w:r>
-      <w:r>
-        <w:rPr/>
-        <w:t>: something that makes body tissues tighten, which helps stop bleeding. 23.4.53</w:t>
-      </w:r>
-    </w:p>
-    <w:p>
-      <w:pPr>
-        <w:pStyle w:val="Entry"/>
-      </w:pPr>
-      <w:r>
-        <w:rPr>
-          <w:b/>
-        </w:rPr>
-        <w:t>Axil</w:t>
-      </w:r>
-      <w:r>
-        <w:rPr/>
-        <w:t>: the angle where a leaf joins the stem. 23.5.79</w:t>
-      </w:r>
-    </w:p>
-    <w:p>
-      <w:pPr>
-        <w:pStyle w:val="Entry"/>
-      </w:pPr>
-      <w:r>
-        <w:rPr>
-          <w:b/>
-        </w:rPr>
-        <w:t>Capsella (shepherd's purse)</w:t>
-      </w:r>
-      <w:r>
-        <w:rPr/>
-        <w:t>: a small flowering plant. 23.1.7</w:t>
-      </w:r>
-    </w:p>
-    <w:p>
-      <w:pPr>
-        <w:pStyle w:val="Entry"/>
-      </w:pPr>
-      <w:r>
-        <w:rPr>
-          <w:b/>
-        </w:rPr>
-        <w:t>Clade</w:t>
-      </w:r>
-      <w:r>
-        <w:rPr/>
-        <w:t>: a group made of one common ancestor and all of its descendants. 23.1.5</w:t>
-      </w:r>
-    </w:p>
-    <w:p>
-      <w:pPr>
-        <w:pStyle w:val="Entry"/>
-      </w:pPr>
-      <w:r>
-        <w:rPr>
-          <w:b/>
-        </w:rPr>
-        <w:t>Cladogram</w:t>
-      </w:r>
-      <w:r>
-        <w:rPr/>
-        <w:t>: a branching diagram showing how groups are related; each fork is a common ancestor. 23.1.6</w:t>
-      </w:r>
-    </w:p>
-    <w:p>
-      <w:pPr>
-        <w:pStyle w:val="Entry"/>
-      </w:pPr>
-      <w:r>
-        <w:rPr>
-          <w:b/>
-        </w:rPr>
-        <w:t>Coleochaete</w:t>
-      </w:r>
-      <w:r>
-        <w:rPr/>
-        <w:t>: another charophyte; it grows as a flat disc of cells (pictured on 23.1.8). 23.1.5</w:t>
-      </w:r>
-    </w:p>
-    <w:p>
-      <w:pPr>
-        <w:pStyle w:val="Entry"/>
-      </w:pPr>
-      <w:r>
-        <w:rPr>
-          <w:b/>
-        </w:rPr>
-        <w:t>Deleterious allele</w:t>
-      </w:r>
-      <w:r>
-        <w:rPr/>
-        <w:t>: a harmful version of a gene. 23.1.11</w:t>
-      </w:r>
-    </w:p>
-    <w:p>
-      <w:pPr>
-        <w:pStyle w:val="Entry"/>
-      </w:pPr>
-      <w:r>
-        <w:rPr>
-          <w:b/>
-        </w:rPr>
-        <w:t>Desiccation</w:t>
-      </w:r>
-      <w:r>
-        <w:rPr/>
-        <w:t>: drying out. 23.1.9</w:t>
-      </w:r>
-    </w:p>
-    <w:p>
-      <w:pPr>
-        <w:pStyle w:val="Entry"/>
-      </w:pPr>
-      <w:r>
-        <w:rPr>
-          <w:b/>
-        </w:rPr>
-        <w:t>Devonian and Carboniferous</w:t>
-      </w:r>
-      <w:r>
-        <w:rPr/>
-        <w:t>: periods in Earth's history, about 419-359 and 359-299 million years ago; the Carboniferous had huge swamp forests that later became coal. 23.4.36</w:t>
-      </w:r>
-    </w:p>
-    <w:p>
-      <w:pPr>
-        <w:pStyle w:val="Entry"/>
-      </w:pPr>
-      <w:r>
-        <w:rPr>
-          <w:b/>
-        </w:rPr>
-        <w:t>Extant</w:t>
-      </w:r>
-      <w:r>
-        <w:rPr/>
-        <w:t>: still living today (not extinct). 23.5.57</w:t>
-      </w:r>
-    </w:p>
-    <w:p>
-      <w:pPr>
-        <w:pStyle w:val="Entry"/>
-      </w:pPr>
-      <w:r>
-        <w:rPr>
-          <w:b/>
-        </w:rPr>
-        <w:t>Fitness</w:t>
-      </w:r>
-      <w:r>
-        <w:rPr/>
-        <w:t>: how many offspring an organism leaves; higher fitness means more offspring. 23.4.36</w:t>
-      </w:r>
-    </w:p>
-    <w:p>
-      <w:pPr>
-        <w:pStyle w:val="Entry"/>
-      </w:pPr>
-      <w:r>
-        <w:rPr>
-          <w:b/>
-        </w:rPr>
-        <w:t>Fragmentation</w:t>
-      </w:r>
-      <w:r>
-        <w:rPr/>
-        <w:t>: a piece of the plant breaks off and grows into a new plant. 23.2.19</w:t>
-      </w:r>
-    </w:p>
-    <w:p>
-      <w:pPr>
-        <w:pStyle w:val="Entry"/>
-      </w:pPr>
-      <w:r>
-        <w:rPr>
-          <w:b/>
-        </w:rPr>
-        <w:t>Gemma cup</w:t>
-      </w:r>
-      <w:r>
-        <w:rPr/>
-        <w:t>: a small cup on the liverwort's surface that holds gemmae until rain splashes them out. 23.2.18</w:t>
-      </w:r>
-    </w:p>
-    <w:p>
-      <w:pPr>
-        <w:pStyle w:val="Entry"/>
-      </w:pPr>
-      <w:r>
-        <w:rPr>
-          <w:b/>
-        </w:rPr>
-        <w:t>Herbaceous vs woody</w:t>
-      </w:r>
-      <w:r>
-        <w:rPr/>
-        <w:t>: herbaceous plants have soft, green, non-woody stems; woody plants make wood, so their stems also grow thicker each year. 23.5.81</w:t>
-      </w:r>
-    </w:p>
-    <w:p>
-      <w:pPr>
-        <w:pStyle w:val="Entry"/>
-      </w:pPr>
-      <w:r>
-        <w:rPr>
-          <w:b/>
-        </w:rPr>
-        <w:t>Indusium</w:t>
-      </w:r>
-      <w:r>
-        <w:rPr/>
-        <w:t>: a thin flap of tissue covering a sorus (cluster of sporangia). 23.4.47</w:t>
-      </w:r>
-    </w:p>
-    <w:p>
-      <w:pPr>
-        <w:pStyle w:val="Entry"/>
-      </w:pPr>
-      <w:r>
-        <w:rPr>
-          <w:b/>
-        </w:rPr>
-        <w:t>Leaflets</w:t>
-      </w:r>
-      <w:r>
-        <w:rPr/>
-        <w:t>: the small separate blades that make up a divided (compound) leaf, like the many small segments of a fern frond. 23.4.42, 23.4.47, 23.4.52</w:t>
-      </w:r>
-    </w:p>
-    <w:p>
-      <w:pPr>
-        <w:pStyle w:val="Entry"/>
-      </w:pPr>
-      <w:r>
-        <w:rPr>
-          <w:b/>
-        </w:rPr>
-        <w:t>Megasporangium (plural megasporangia)</w:t>
-      </w:r>
-      <w:r>
-        <w:rPr/>
-        <w:t>: a sporangium that makes megaspores; in seed plants it is part of the ovule. 23.5.62</w:t>
-      </w:r>
-    </w:p>
-    <w:p>
-      <w:pPr>
-        <w:pStyle w:val="Entry"/>
-      </w:pPr>
-      <w:r>
-        <w:rPr>
-          <w:b/>
-        </w:rPr>
-        <w:t>Megasporophyll</w:t>
-      </w:r>
-      <w:r>
-        <w:rPr/>
-        <w:t>: a leaf-like stalk that carries ovules or seeds. 23.5.73</w:t>
-      </w:r>
-    </w:p>
-    <w:p>
-      <w:pPr>
-        <w:pStyle w:val="Entry"/>
-      </w:pPr>
-      <w:r>
-        <w:rPr>
-          <w:b/>
-        </w:rPr>
-        <w:t>Mesozoic era</w:t>
-      </w:r>
-      <w:r>
-        <w:rPr/>
-        <w:t>: the "age of dinosaurs," about 252-66 million years ago. 23.5.70</w:t>
-      </w:r>
-    </w:p>
-    <w:p>
-      <w:pPr>
-        <w:pStyle w:val="Entry"/>
-      </w:pPr>
-      <w:r>
-        <w:rPr>
-          <w:b/>
-        </w:rPr>
-        <w:t>Nitrogen fixation</w:t>
-      </w:r>
-      <w:r>
-        <w:rPr/>
-        <w:t>: turning nitrogen gas from the air into a form living things can use. Plants can't do it themselves; some bacteria, like the cyanobacteria living in hornworts, can. 23.2.19</w:t>
-      </w:r>
-    </w:p>
-    <w:p>
-      <w:pPr>
-        <w:pStyle w:val="Entry"/>
-      </w:pPr>
-      <w:r>
-        <w:rPr>
-          <w:b/>
-        </w:rPr>
-        <w:t>Node</w:t>
-      </w:r>
-      <w:r>
-        <w:rPr/>
-        <w:t>: the point on a stem where leaves or branches attach. 23.4.38–39</w:t>
-      </w:r>
-    </w:p>
-    <w:p>
-      <w:pPr>
-        <w:pStyle w:val="Entry"/>
-      </w:pPr>
-      <w:r>
-        <w:rPr>
-          <w:b/>
-        </w:rPr>
-        <w:t>Oedogonium</w:t>
-      </w:r>
-      <w:r>
-        <w:rPr/>
-        <w:t>: a green alga made of threads of cells. 23.1.7</w:t>
-      </w:r>
-    </w:p>
-    <w:p>
-      <w:pPr>
-        <w:pStyle w:val="Entry"/>
-      </w:pPr>
-      <w:r>
-        <w:rPr>
-          <w:b/>
-        </w:rPr>
-        <w:t>Ovule</w:t>
-      </w:r>
-      <w:r>
-        <w:rPr/>
-        <w:t>: a small structure where the female gametophyte (with its egg) develops; after fertilization it becomes the seed. 23.1.4, 23.5.55–56, 23.5.62 …</w:t>
-      </w:r>
-    </w:p>
-    <w:p>
-      <w:pPr>
-        <w:pStyle w:val="Entry"/>
-      </w:pPr>
-      <w:r>
-        <w:rPr>
-          <w:b/>
-        </w:rPr>
-        <w:t>Paleobotanists</w:t>
-      </w:r>
-      <w:r>
-        <w:rPr/>
-        <w:t>: scientists who study fossil plants. 23.5.78</w:t>
-      </w:r>
-    </w:p>
-    <w:p>
-      <w:pPr>
-        <w:pStyle w:val="Entry"/>
-      </w:pPr>
-      <w:r>
-        <w:rPr>
-          <w:b/>
-        </w:rPr>
-        <w:t>Phylum (plural phyla)</w:t>
-      </w:r>
-      <w:r>
-        <w:rPr/>
-        <w:t>: a large group of related organisms, one level below kingdom. 23.2.21</w:t>
-      </w:r>
-    </w:p>
-    <w:p>
-      <w:pPr>
-        <w:pStyle w:val="Entry"/>
-      </w:pPr>
-      <w:r>
-        <w:rPr>
-          <w:b/>
-        </w:rPr>
-        <w:t>Plant systematists</w:t>
-      </w:r>
-      <w:r>
-        <w:rPr/>
-        <w:t>: scientists who classify plants based on how they are related. 23.1.3</w:t>
-      </w:r>
-    </w:p>
-    <w:p>
-      <w:pPr>
-        <w:pStyle w:val="Entry"/>
-      </w:pPr>
-      <w:r>
-        <w:rPr>
-          <w:b/>
-        </w:rPr>
-        <w:t>Polar nuclei</w:t>
-      </w:r>
-      <w:r>
-        <w:rPr/>
-        <w:t>: two nuclei in the middle of the embryo sac (the female gametophyte); the second sperm fuses with them to make the endosperm. 23.5.88</w:t>
-      </w:r>
-    </w:p>
-    <w:p>
-      <w:pPr>
-        <w:pStyle w:val="Entry"/>
-      </w:pPr>
-      <w:r>
-        <w:rPr>
-          <w:b/>
-        </w:rPr>
-        <w:t>Pollen grain</w:t>
-      </w:r>
-      <w:r>
-        <w:rPr/>
-        <w:t>: the tiny male gametophyte of a seed plant; it carries the sperm to the egg. 23.1.4, 23.5.55</w:t>
-      </w:r>
-    </w:p>
-    <w:p>
-      <w:pPr>
-        <w:pStyle w:val="Entry"/>
-      </w:pPr>
-      <w:r>
-        <w:rPr>
-          <w:b/>
-        </w:rPr>
-        <w:t>Pollen pore</w:t>
-      </w:r>
-      <w:r>
-        <w:rPr/>
-        <w:t>: an opening in the pollen grain's wall. 23.5.81</w:t>
-      </w:r>
-    </w:p>
-    <w:p>
-      <w:pPr>
-        <w:pStyle w:val="Entry"/>
-      </w:pPr>
-      <w:r>
-        <w:rPr>
-          <w:b/>
-        </w:rPr>
-        <w:t>Pollen sacs (microsporangia)</w:t>
-      </w:r>
-      <w:r>
-        <w:rPr/>
-        <w:t>: the sacs where pollen is made. 23.5.62–63</w:t>
-      </w:r>
-    </w:p>
-    <w:p>
-      <w:pPr>
-        <w:pStyle w:val="Entry"/>
-      </w:pPr>
-      <w:r>
-        <w:rPr>
-          <w:b/>
-        </w:rPr>
-        <w:t>Pollen tube</w:t>
-      </w:r>
-      <w:r>
-        <w:rPr/>
-        <w:t>: a tube that grows out of the pollen grain and carries the sperm to the egg. 23.5.70, 23.5.72</w:t>
-      </w:r>
-    </w:p>
-    <w:p>
-      <w:pPr>
-        <w:pStyle w:val="Entry"/>
-      </w:pPr>
-      <w:r>
-        <w:rPr>
-          <w:b/>
-        </w:rPr>
-        <w:t>Rhizome</w:t>
-      </w:r>
-      <w:r>
-        <w:rPr/>
-        <w:t>: a stem that grows sideways underground. 23.3.35, 23.4.39–41 …</w:t>
-      </w:r>
-    </w:p>
-    <w:p>
-      <w:pPr>
-        <w:pStyle w:val="Entry"/>
-      </w:pPr>
-      <w:r>
-        <w:rPr>
-          <w:b/>
-        </w:rPr>
-        <w:t>Scale (of a cone)</w:t>
-      </w:r>
-      <w:r>
-        <w:rPr/>
-        <w:t>: one of the flaps that make up a cone (woody in seed cones). 23.5.62</w:t>
-      </w:r>
-    </w:p>
-    <w:p>
-      <w:pPr>
-        <w:pStyle w:val="Entry"/>
-      </w:pPr>
-      <w:r>
-        <w:rPr>
-          <w:b/>
-        </w:rPr>
-        <w:t>Scanning electron micrograph</w:t>
-      </w:r>
-      <w:r>
-        <w:rPr/>
-        <w:t>: a highly magnified picture of a surface taken with an electron microscope; "falsely colored" means the color was added afterward. 23.1.10</w:t>
-      </w:r>
-    </w:p>
-    <w:p>
-      <w:pPr>
-        <w:pStyle w:val="Entry"/>
-      </w:pPr>
-      <w:r>
-        <w:rPr>
-          <w:b/>
-        </w:rPr>
-        <w:t>Silica</w:t>
-      </w:r>
-      <w:r>
-        <w:rPr/>
-        <w:t>: the hard mineral that sand and glass are made of. 23.4.38</w:t>
-      </w:r>
-    </w:p>
-    <w:p>
-      <w:pPr>
-        <w:pStyle w:val="Entry"/>
-      </w:pPr>
-      <w:r>
-        <w:rPr>
-          <w:b/>
-        </w:rPr>
-        <w:t>Sterile cells</w:t>
-      </w:r>
-      <w:r>
-        <w:rPr/>
-        <w:t>: cells that don't make eggs, sperm or spores. 23.2.18</w:t>
-      </w:r>
-    </w:p>
-    <w:p>
-      <w:pPr>
-        <w:pStyle w:val="Entry"/>
-      </w:pPr>
-      <w:r>
-        <w:rPr>
-          <w:b/>
-        </w:rPr>
-        <w:t>Substrate</w:t>
-      </w:r>
-      <w:r>
-        <w:rPr/>
-        <w:t>: the surface something grows on, like soil or rock. 23.1.12</w:t>
-      </w:r>
-    </w:p>
-    <w:p>
-      <w:pPr>
-        <w:pStyle w:val="Entry"/>
-      </w:pPr>
-      <w:r>
-        <w:rPr>
-          <w:b/>
-        </w:rPr>
-        <w:t>Sucrose</w:t>
-      </w:r>
-      <w:r>
-        <w:rPr/>
-        <w:t>: table sugar; the form in which plants move sugar around. 23.3.31</w:t>
-      </w:r>
-    </w:p>
-    <w:p>
-      <w:pPr>
-        <w:pStyle w:val="Entry"/>
-      </w:pPr>
-      <w:r>
-        <w:rPr>
-          <w:b/>
-        </w:rPr>
-        <w:t>Surface-area-to-volume ratio</w:t>
-      </w:r>
-      <w:r>
-        <w:rPr/>
-        <w:t>: how much outside surface something has compared with its size. Thin, branching shapes have a lot of surface, so they lose water fast. 23.1.11</w:t>
-      </w:r>
-    </w:p>
-    <w:p>
-      <w:pPr>
-        <w:pStyle w:val="Entry"/>
-      </w:pPr>
-      <w:r>
-        <w:rPr>
-          <w:b/>
-        </w:rPr>
-        <w:t>Taproot vs fibrous roots</w:t>
-      </w:r>
-      <w:r>
-        <w:rPr/>
-        <w:t>: a taproot is one thick main root growing straight down (like a carrot); a fibrous root system is many thin roots of similar size (like grass). 23.5.81</w:t>
-      </w:r>
-    </w:p>
-    <w:p>
-      <w:pPr>
-        <w:pStyle w:val="Entry"/>
-      </w:pPr>
-      <w:r>
-        <w:rPr>
-          <w:b/>
-        </w:rPr>
-        <w:t>Triassic, Jurassic and Tertiary</w:t>
-      </w:r>
-      <w:r>
-        <w:rPr/>
-        <w:t>: periods in Earth's history: about 252-201, 201-145 and 66-2.6 million years ago. 23.5.78</w:t>
-      </w:r>
-    </w:p>
-    <w:p>
-      <w:pPr>
-        <w:pStyle w:val="Entry"/>
-      </w:pPr>
-      <w:r>
-        <w:rPr>
-          <w:b/>
-        </w:rPr>
-        <w:t>True roots, stems and leaves</w:t>
-      </w:r>
-      <w:r>
-        <w:rPr/>
-        <w:t>: ones with vascular tissue (xylem and phloem) inside. Bryophytes only have look-alike parts without it. 23.2.16</w:t>
-      </w:r>
-    </w:p>
-    <w:p>
-      <w:pPr>
-        <w:pStyle w:val="Entry"/>
-      </w:pPr>
-      <w:r>
-        <w:rPr>
-          <w:b/>
-        </w:rPr>
-        <w:t>Uninucleated</w:t>
-      </w:r>
-      <w:r>
-        <w:rPr/>
-        <w:t>: each cell has one nucleus. 23.1.8</w:t>
-      </w:r>
-    </w:p>
-    <w:p>
-      <w:pPr>
-        <w:pStyle w:val="Entry"/>
-      </w:pPr>
-      <w:r>
-        <w:rPr>
-          <w:b/>
-        </w:rPr>
-        <w:t>Vascular bundles</w:t>
-      </w:r>
-      <w:r>
-        <w:rPr/>
-        <w:t>: strands of xylem and phloem running through the stem. 23.5.81</w:t>
-      </w:r>
-    </w:p>
-    <w:p>
-      <w:pPr>
-        <w:pStyle w:val="Entry"/>
-      </w:pPr>
-      <w:r>
-        <w:rPr>
-          <w:b/>
-        </w:rPr>
-        <w:t>Vascular tissue</w:t>
-      </w:r>
-      <w:r>
-        <w:rPr/>
-        <w:t>: tubes that carry water (xylem) and food (phloem) through the plant. 23.1.6, 23.1.14, 23.2.16, 23.3.32 …</w:t>
-      </w:r>
-    </w:p>
-    <w:p>
-      <w:pPr>
-        <w:pStyle w:val="Entry"/>
-      </w:pPr>
-      <w:r>
-        <w:rPr>
-          <w:b/>
-        </w:rPr>
-        <w:t>Venation</w:t>
-      </w:r>
-      <w:r>
-        <w:rPr/>
-        <w:t>: the pattern of veins in a leaf: parallel (side by side, like grass) or net (branching, like a maple leaf). 23.5.81</w:t>
-      </w:r>
-    </w:p>
-    <w:p>
-      <w:pPr>
-        <w:pStyle w:val="Entry"/>
-      </w:pPr>
-      <w:r>
-        <w:rPr>
-          <w:b/>
-        </w:rPr>
-        <w:t>Whorl</w:t>
-      </w:r>
-      <w:r>
-        <w:rPr/>
-        <w:t>: three or more leaves or branches growing in a ring around the stem at the same point. 23.4.38</w:t>
-      </w:r>
-    </w:p>
-    <w:p>
-      <w:pPr>
-        <w:pStyle w:val="Entry"/>
-      </w:pPr>
-      <w:r>
-        <w:rPr>
-          <w:b/>
-        </w:rPr>
-        <w:t>Xylem and phloem</w:t>
-      </w:r>
-      <w:r>
-        <w:rPr/>
-        <w:t>: the plant's transport tissues. Xylem carries water up from the roots (its cells are lignified: stiffened with a tough substance called lignin); phloem carries sugars and other nutrients. 23.1.4, 23.5.74</w:t>
-      </w:r>
-    </w:p>
-    <w:p>
-      <w:pPr>
-        <w:pStyle w:val="Lookupheading"/>
-      </w:pPr>
-      <w:bookmarkStart w:id="3" w:name="lk23LkIndex"/>
-      <w:r>
-        <w:rPr>
-          <w:rStyle w:val="Slidecode"/>
-        </w:rPr>
-        <w:t>Term index</w:t>
-      </w:r>
-      <w:bookmarkEnd w:id="3"/>
-    </w:p>
-    <w:p>
-      <w:pPr>
-        <w:pStyle w:val="Entry"/>
-      </w:pPr>
-      <w:r>
-        <w:rPr>
-          <w:b/>
-        </w:rPr>
-        <w:t>Adaptive radiation</w:t>
-      </w:r>
-      <w:r>
-        <w:rPr/>
-        <w:t xml:space="preserve"> see Glossary</w:t>
-      </w:r>
-    </w:p>
-    <w:p>
-      <w:pPr>
-        <w:pStyle w:val="Entry"/>
-      </w:pPr>
-      <w:r>
-        <w:rPr>
-          <w:b/>
-        </w:rPr>
-        <w:t>Aerial stem</w:t>
-      </w:r>
-      <w:r>
-        <w:rPr/>
-        <w:t xml:space="preserve"> see Glossary</w:t>
-      </w:r>
-    </w:p>
-    <w:p>
-      <w:pPr>
-        <w:pStyle w:val="Entry"/>
-      </w:pPr>
-      <w:r>
-        <w:rPr>
-          <w:b/>
-        </w:rPr>
-        <w:t>Alternation of generations</w:t>
-      </w:r>
-      <w:r>
-        <w:rPr/>
-        <w:t xml:space="preserve"> 23.1.12, 23.1.4, 23.1.13, 23.2.19</w:t>
-      </w:r>
-    </w:p>
-    <w:p>
-      <w:pPr>
-        <w:pStyle w:val="Entry"/>
-      </w:pPr>
-      <w:r>
-        <w:rPr>
-          <w:b/>
-        </w:rPr>
-        <w:t>Amborella</w:t>
-      </w:r>
-      <w:r>
-        <w:rPr/>
-        <w:t xml:space="preserve"> (angiosperm): closest living relative of the first flowering plants; New Caledonia 23.5.78–79</w:t>
-      </w:r>
-    </w:p>
-    <w:p>
-      <w:pPr>
-        <w:pStyle w:val="Entry"/>
-      </w:pPr>
-      <w:r>
-        <w:rPr>
-          <w:b/>
-        </w:rPr>
-        <w:t>Angiosperms</w:t>
-      </w:r>
-      <w:r>
-        <w:rPr/>
-        <w:t xml:space="preserve"> 23.5.56, 23.5.77, 23.1.4, 23.1.6, 23.1.14–15 …</w:t>
-      </w:r>
-    </w:p>
-    <w:p>
-      <w:pPr>
-        <w:pStyle w:val="Entry"/>
-      </w:pPr>
-      <w:r>
-        <w:rPr>
-          <w:b/>
-        </w:rPr>
-        <w:t>Anther</w:t>
-      </w:r>
-      <w:r>
-        <w:rPr/>
-        <w:t xml:space="preserve"> 23.5.84–85, 23.5.87, 23.5.89</w:t>
-      </w:r>
-    </w:p>
-    <w:p>
-      <w:pPr>
-        <w:pStyle w:val="Entry"/>
-      </w:pPr>
-      <w:r>
-        <w:rPr>
-          <w:b/>
-        </w:rPr>
-        <w:t>Antheridia</w:t>
-      </w:r>
-      <w:r>
-        <w:rPr/>
-        <w:t xml:space="preserve"> 23.1.12, 23.2.16–18, 23.2.22, 23.2.30 …</w:t>
-      </w:r>
-    </w:p>
-    <w:p>
-      <w:pPr>
-        <w:pStyle w:val="Entry"/>
-      </w:pPr>
-      <w:r>
-        <w:rPr>
-          <w:b/>
-        </w:rPr>
-        <w:t>Apical tissue</w:t>
-      </w:r>
-      <w:r>
-        <w:rPr/>
-        <w:t xml:space="preserve"> see Glossary</w:t>
-      </w:r>
-    </w:p>
-    <w:p>
-      <w:pPr>
-        <w:pStyle w:val="Entry"/>
-      </w:pPr>
-      <w:r>
-        <w:rPr>
-          <w:b/>
-        </w:rPr>
-        <w:t>Archaefructus</w:t>
-      </w:r>
-      <w:r>
-        <w:rPr/>
-        <w:t xml:space="preserve"> (fossil): long the earliest known angiosperm; fruit and flowers 23.5.78</w:t>
-      </w:r>
-    </w:p>
-    <w:p>
-      <w:pPr>
-        <w:pStyle w:val="Entry"/>
-      </w:pPr>
-      <w:r>
-        <w:rPr>
-          <w:b/>
-        </w:rPr>
-        <w:t>Archegonia</w:t>
-      </w:r>
-      <w:r>
-        <w:rPr/>
-        <w:t xml:space="preserve"> 23.1.12, 23.2.16–18, 23.2.22, 23.2.30 …</w:t>
-      </w:r>
-    </w:p>
-    <w:p>
-      <w:pPr>
-        <w:pStyle w:val="Entry"/>
-      </w:pPr>
-      <w:r>
-        <w:rPr>
-          <w:b/>
-        </w:rPr>
-        <w:t>Astringent</w:t>
-      </w:r>
-      <w:r>
-        <w:rPr/>
-        <w:t xml:space="preserve"> see Glossary</w:t>
-      </w:r>
-    </w:p>
-    <w:p>
-      <w:pPr>
-        <w:pStyle w:val="Entry"/>
-      </w:pPr>
-      <w:r>
-        <w:rPr>
-          <w:b/>
-        </w:rPr>
-        <w:t>Axil</w:t>
-      </w:r>
-      <w:r>
-        <w:rPr/>
-        <w:t xml:space="preserve"> see Glossary</w:t>
-      </w:r>
-    </w:p>
-    <w:p>
-      <w:pPr>
-        <w:pStyle w:val="Entry"/>
-      </w:pPr>
-      <w:r>
-        <w:rPr>
-          <w:b/>
-        </w:rPr>
-        <w:t>Bryophytes (nonvascular plants)</w:t>
-      </w:r>
-      <w:r>
-        <w:rPr/>
-        <w:t xml:space="preserve"> 23.2.16, 23.1.4, 23.1.6, 23.2.21</w:t>
-      </w:r>
-    </w:p>
-    <w:p>
-      <w:pPr>
-        <w:pStyle w:val="Entry"/>
-      </w:pPr>
-      <w:r>
-        <w:rPr>
-          <w:b/>
-        </w:rPr>
-        <w:t>Calyx</w:t>
-      </w:r>
-      <w:r>
-        <w:rPr/>
-        <w:t xml:space="preserve"> 23.5.83</w:t>
-      </w:r>
-    </w:p>
-    <w:p>
-      <w:pPr>
-        <w:pStyle w:val="Entry"/>
-      </w:pPr>
-      <w:r>
-        <w:rPr>
-          <w:b/>
-        </w:rPr>
-        <w:t>Capsella</w:t>
-      </w:r>
-      <w:r>
-        <w:rPr/>
-        <w:t xml:space="preserve"> (flowering plant): protected, nourished embryo in a seed 23.1.7</w:t>
-      </w:r>
-    </w:p>
-    <w:p>
-      <w:pPr>
-        <w:pStyle w:val="Entry"/>
-      </w:pPr>
-      <w:r>
-        <w:rPr>
-          <w:b/>
-        </w:rPr>
-        <w:t>Capsule</w:t>
-      </w:r>
-      <w:r>
-        <w:rPr/>
-        <w:t xml:space="preserve"> 23.2.22, 23.2.30, 23.2.17</w:t>
-      </w:r>
-    </w:p>
-    <w:p>
-      <w:pPr>
-        <w:pStyle w:val="Entry"/>
-      </w:pPr>
-      <w:r>
-        <w:rPr>
-          <w:b/>
-        </w:rPr>
-        <w:t>Carpel</w:t>
-      </w:r>
-      <w:r>
-        <w:rPr/>
-        <w:t xml:space="preserve"> 23.5.84–87, 23.5.89, 23.5.91</w:t>
-      </w:r>
-    </w:p>
-    <w:p>
-      <w:pPr>
-        <w:pStyle w:val="Entry"/>
-      </w:pPr>
-      <w:r>
-        <w:rPr>
-          <w:b/>
-        </w:rPr>
-        <w:t>Chara</w:t>
-      </w:r>
-      <w:r>
-        <w:rPr/>
-        <w:t xml:space="preserve"> (charophyte) 23.1.5, 23.1.8</w:t>
-      </w:r>
-    </w:p>
-    <w:p>
-      <w:pPr>
-        <w:pStyle w:val="Entry"/>
-      </w:pPr>
-      <w:r>
-        <w:rPr>
-          <w:b/>
-        </w:rPr>
-        <w:t>Charophytes</w:t>
-      </w:r>
-      <w:r>
-        <w:rPr/>
-        <w:t xml:space="preserve"> 23.1.5–6, 23.1.8</w:t>
-      </w:r>
-    </w:p>
-    <w:p>
-      <w:pPr>
-        <w:pStyle w:val="Entry"/>
-      </w:pPr>
-      <w:r>
-        <w:rPr>
-          <w:b/>
-        </w:rPr>
-        <w:t>Clade</w:t>
-      </w:r>
-      <w:r>
-        <w:rPr/>
-        <w:t xml:space="preserve"> see Glossary</w:t>
-      </w:r>
-    </w:p>
-    <w:p>
-      <w:pPr>
-        <w:pStyle w:val="Entry"/>
-      </w:pPr>
-      <w:r>
-        <w:rPr>
-          <w:b/>
-        </w:rPr>
-        <w:t>Cladogram</w:t>
-      </w:r>
-      <w:r>
-        <w:rPr/>
-        <w:t xml:space="preserve"> see Glossary</w:t>
-      </w:r>
-    </w:p>
-    <w:p>
-      <w:pPr>
-        <w:pStyle w:val="Entry"/>
-      </w:pPr>
-      <w:r>
-        <w:rPr>
-          <w:b/>
-        </w:rPr>
-        <w:t>Club mosses, ground pines (Lycopodium)</w:t>
-      </w:r>
-      <w:r>
-        <w:rPr/>
-        <w:t xml:space="preserve"> (lycophytes) 23.3.34–35</w:t>
-      </w:r>
-    </w:p>
-    <w:p>
-      <w:pPr>
-        <w:pStyle w:val="Entry"/>
-      </w:pPr>
-      <w:r>
-        <w:rPr>
-          <w:b/>
-        </w:rPr>
-        <w:t>Coleochaete</w:t>
-      </w:r>
-      <w:r>
-        <w:rPr/>
-        <w:t xml:space="preserve"> (charophyte) 23.1.5, 23.1.8</w:t>
-      </w:r>
-    </w:p>
-    <w:p>
-      <w:pPr>
-        <w:pStyle w:val="Entry"/>
-      </w:pPr>
-      <w:r>
-        <w:rPr>
-          <w:b/>
-        </w:rPr>
-        <w:t>Complete / incomplete flower</w:t>
-      </w:r>
-      <w:r>
-        <w:rPr/>
-        <w:t xml:space="preserve"> 23.5.91</w:t>
-      </w:r>
-    </w:p>
-    <w:p>
-      <w:pPr>
-        <w:pStyle w:val="Entry"/>
-      </w:pPr>
-      <w:r>
-        <w:rPr>
-          <w:b/>
-        </w:rPr>
-        <w:t>Composite flower</w:t>
-      </w:r>
-      <w:r>
-        <w:rPr/>
-        <w:t xml:space="preserve"> 23.5.91</w:t>
-      </w:r>
-    </w:p>
-    <w:p>
-      <w:pPr>
-        <w:pStyle w:val="Entry"/>
-      </w:pPr>
-      <w:r>
-        <w:rPr>
-          <w:b/>
-        </w:rPr>
-        <w:t>Conifers</w:t>
-      </w:r>
-      <w:r>
-        <w:rPr/>
-        <w:t xml:space="preserve"> 23.5.58, 23.5.57, 23.5.59, 23.5.68–69</w:t>
-      </w:r>
-    </w:p>
-    <w:p>
-      <w:pPr>
-        <w:pStyle w:val="Entry"/>
-      </w:pPr>
-      <w:r>
-        <w:rPr>
-          <w:b/>
-        </w:rPr>
-        <w:t>Cooksonia</w:t>
-      </w:r>
-      <w:r>
-        <w:rPr/>
-        <w:t xml:space="preserve"> (early vascular plant fossil): branched, sporangia at the tips 23.3.32–33</w:t>
-      </w:r>
-    </w:p>
-    <w:p>
-      <w:pPr>
-        <w:pStyle w:val="Entry"/>
-      </w:pPr>
-      <w:r>
-        <w:rPr>
-          <w:b/>
-        </w:rPr>
-        <w:t>Corolla</w:t>
-      </w:r>
-      <w:r>
-        <w:rPr/>
-        <w:t xml:space="preserve"> 23.5.83</w:t>
-      </w:r>
-    </w:p>
-    <w:p>
-      <w:pPr>
-        <w:pStyle w:val="Entry"/>
-      </w:pPr>
-      <w:r>
-        <w:rPr>
-          <w:b/>
-        </w:rPr>
-        <w:t>Cotyledons</w:t>
-      </w:r>
-      <w:r>
-        <w:rPr/>
-        <w:t xml:space="preserve"> 23.5.80–81</w:t>
-      </w:r>
-    </w:p>
-    <w:p>
-      <w:pPr>
-        <w:pStyle w:val="Entry"/>
-      </w:pPr>
-      <w:r>
-        <w:rPr>
-          <w:b/>
-        </w:rPr>
-        <w:t>Cuticle</w:t>
-      </w:r>
-      <w:r>
-        <w:rPr/>
-        <w:t xml:space="preserve"> 23.1.9, 23.1.4, 23.1.10, 23.5.58</w:t>
-      </w:r>
-    </w:p>
-    <w:p>
-      <w:pPr>
-        <w:pStyle w:val="Entry"/>
-      </w:pPr>
-      <w:r>
-        <w:rPr>
-          <w:b/>
-        </w:rPr>
-        <w:t>Cycads</w:t>
-      </w:r>
-      <w:r>
-        <w:rPr/>
-        <w:t xml:space="preserve"> 23.5.70, 23.5.57, 23.5.71–72</w:t>
-      </w:r>
-    </w:p>
-    <w:p>
-      <w:pPr>
-        <w:pStyle w:val="Entry"/>
-      </w:pPr>
-      <w:r>
-        <w:rPr>
-          <w:b/>
-        </w:rPr>
-        <w:t>Deleterious allele</w:t>
-      </w:r>
-      <w:r>
-        <w:rPr/>
-        <w:t xml:space="preserve"> see Glossary</w:t>
-      </w:r>
-    </w:p>
-    <w:p>
-      <w:pPr>
-        <w:pStyle w:val="Entry"/>
-      </w:pPr>
-      <w:r>
-        <w:rPr>
-          <w:b/>
-        </w:rPr>
-        <w:t>Desiccation</w:t>
-      </w:r>
-      <w:r>
-        <w:rPr/>
-        <w:t xml:space="preserve"> see Glossary</w:t>
-      </w:r>
-    </w:p>
-    <w:p>
-      <w:pPr>
-        <w:pStyle w:val="Entry"/>
-      </w:pPr>
-      <w:r>
-        <w:rPr>
-          <w:b/>
-        </w:rPr>
-        <w:t>Devonian and Carboniferous</w:t>
-      </w:r>
-      <w:r>
-        <w:rPr/>
-        <w:t xml:space="preserve"> see Glossary</w:t>
-      </w:r>
-    </w:p>
-    <w:p>
-      <w:pPr>
-        <w:pStyle w:val="Entry"/>
-      </w:pPr>
-      <w:r>
-        <w:rPr>
-          <w:b/>
-        </w:rPr>
-        <w:t>Dioecious</w:t>
-      </w:r>
-      <w:r>
-        <w:rPr/>
-        <w:t xml:space="preserve"> 23.5.72</w:t>
-      </w:r>
-    </w:p>
-    <w:p>
-      <w:pPr>
-        <w:pStyle w:val="Entry"/>
-      </w:pPr>
-      <w:r>
-        <w:rPr>
-          <w:b/>
-        </w:rPr>
-        <w:t>Dominant generation</w:t>
-      </w:r>
-      <w:r>
-        <w:rPr/>
-        <w:t xml:space="preserve"> 23.1.14, 23.1.4, 23.1.11, 23.2.16, 23.3.32, 23.4.42 …</w:t>
-      </w:r>
-    </w:p>
-    <w:p>
-      <w:pPr>
-        <w:pStyle w:val="Entry"/>
-      </w:pPr>
-      <w:r>
-        <w:rPr>
-          <w:b/>
-        </w:rPr>
-        <w:t>Dormancy</w:t>
-      </w:r>
-      <w:r>
-        <w:rPr/>
-        <w:t xml:space="preserve"> 23.5.54</w:t>
-      </w:r>
-    </w:p>
-    <w:p>
-      <w:pPr>
-        <w:pStyle w:val="Entry"/>
-      </w:pPr>
-      <w:r>
-        <w:rPr>
-          <w:b/>
-        </w:rPr>
-        <w:t>Double fertilization</w:t>
-      </w:r>
-      <w:r>
-        <w:rPr/>
-        <w:t xml:space="preserve"> 23.5.88, 23.1.4, 23.5.89</w:t>
-      </w:r>
-    </w:p>
-    <w:p>
-      <w:pPr>
-        <w:pStyle w:val="Entry"/>
-      </w:pPr>
-      <w:r>
-        <w:rPr>
-          <w:b/>
-        </w:rPr>
-        <w:t>Duckweed, Eucalyptus</w:t>
-      </w:r>
-      <w:r>
-        <w:rPr/>
-        <w:t xml:space="preserve"> (angiosperms): the tiniest and the tallest 23.5.77</w:t>
-      </w:r>
-    </w:p>
-    <w:p>
-      <w:pPr>
-        <w:pStyle w:val="Entry"/>
-      </w:pPr>
-      <w:r>
-        <w:rPr>
-          <w:b/>
-        </w:rPr>
-        <w:t>Embryo</w:t>
-      </w:r>
-      <w:r>
-        <w:rPr/>
-        <w:t xml:space="preserve"> 23.1.3, 23.1.7, 23.5.54, 23.1.4, 23.5.68, 23.5.80 …</w:t>
-      </w:r>
-    </w:p>
-    <w:p>
-      <w:pPr>
-        <w:pStyle w:val="Entry"/>
-      </w:pPr>
-      <w:r>
-        <w:rPr>
-          <w:b/>
-        </w:rPr>
-        <w:t>Embryo sac</w:t>
-      </w:r>
-      <w:r>
-        <w:rPr/>
-        <w:t xml:space="preserve"> 23.5.86, 23.5.89</w:t>
-      </w:r>
-    </w:p>
-    <w:p>
-      <w:pPr>
-        <w:pStyle w:val="Entry"/>
-      </w:pPr>
-      <w:r>
-        <w:rPr>
-          <w:b/>
-        </w:rPr>
-        <w:t>Endosperm (3n)</w:t>
-      </w:r>
-      <w:r>
-        <w:rPr/>
-        <w:t xml:space="preserve"> 23.5.88, 23.1.4, 23.5.89</w:t>
-      </w:r>
-    </w:p>
-    <w:p>
-      <w:pPr>
-        <w:pStyle w:val="Entry"/>
-      </w:pPr>
-      <w:r>
-        <w:rPr>
-          <w:b/>
-        </w:rPr>
-        <w:t>Ephedra</w:t>
-      </w:r>
-      <w:r>
-        <w:rPr/>
-        <w:t xml:space="preserve"> (gnetophyte): source of ephedrine 23.5.74–75</w:t>
-      </w:r>
-    </w:p>
-    <w:p>
-      <w:pPr>
-        <w:pStyle w:val="Entry"/>
-      </w:pPr>
-      <w:r>
-        <w:rPr>
-          <w:b/>
-        </w:rPr>
-        <w:t>Equisetum</w:t>
-      </w:r>
-      <w:r>
-        <w:rPr/>
-        <w:t xml:space="preserve"> (horsetail): silica in stems; spring-loaded spores 23.4.38–39</w:t>
-      </w:r>
-    </w:p>
-    <w:p>
-      <w:pPr>
-        <w:pStyle w:val="Entry"/>
-      </w:pPr>
-      <w:r>
-        <w:rPr>
-          <w:b/>
-        </w:rPr>
-        <w:t>Eudicots</w:t>
-      </w:r>
-      <w:r>
-        <w:rPr/>
-        <w:t xml:space="preserve"> 23.5.80–82</w:t>
-      </w:r>
-    </w:p>
-    <w:p>
-      <w:pPr>
-        <w:pStyle w:val="Entry"/>
-      </w:pPr>
-      <w:r>
-        <w:rPr>
-          <w:b/>
-        </w:rPr>
-        <w:t>Extant</w:t>
-      </w:r>
-      <w:r>
-        <w:rPr/>
-        <w:t xml:space="preserve"> see Glossary</w:t>
-      </w:r>
-    </w:p>
-    <w:p>
-      <w:pPr>
-        <w:pStyle w:val="Entry"/>
-      </w:pPr>
-      <w:r>
-        <w:rPr>
-          <w:b/>
-        </w:rPr>
-        <w:t>Ferns</w:t>
-      </w:r>
-      <w:r>
-        <w:rPr/>
-        <w:t xml:space="preserve"> 23.4.42, 23.1.6, 23.1.14–15, 23.4.36, 23.4.43 …</w:t>
-      </w:r>
-    </w:p>
-    <w:p>
-      <w:pPr>
-        <w:pStyle w:val="Entry"/>
-      </w:pPr>
-      <w:r>
-        <w:rPr>
-          <w:b/>
-        </w:rPr>
-        <w:t>Filament</w:t>
-      </w:r>
-      <w:r>
-        <w:rPr/>
-        <w:t xml:space="preserve"> 23.5.84–85</w:t>
-      </w:r>
-    </w:p>
-    <w:p>
-      <w:pPr>
-        <w:pStyle w:val="Entry"/>
-      </w:pPr>
-      <w:r>
-        <w:rPr>
-          <w:b/>
-        </w:rPr>
-        <w:t>Fitness</w:t>
-      </w:r>
-      <w:r>
-        <w:rPr/>
-        <w:t xml:space="preserve"> see Glossary</w:t>
-      </w:r>
-    </w:p>
-    <w:p>
-      <w:pPr>
-        <w:pStyle w:val="Entry"/>
-      </w:pPr>
-      <w:r>
-        <w:rPr>
-          <w:b/>
-        </w:rPr>
-        <w:t>Flagellated sperm</w:t>
-      </w:r>
-      <w:r>
-        <w:rPr/>
-        <w:t xml:space="preserve"> 23.2.16, 23.5.70, 23.1.4, 23.2.30, 23.4.52, 23.5.72</w:t>
-      </w:r>
-    </w:p>
-    <w:p>
-      <w:pPr>
-        <w:pStyle w:val="Entry"/>
-      </w:pPr>
-      <w:r>
-        <w:rPr>
-          <w:b/>
-        </w:rPr>
-        <w:t>Fragmentation</w:t>
-      </w:r>
-      <w:r>
-        <w:rPr/>
-        <w:t xml:space="preserve"> see Glossary</w:t>
-      </w:r>
-    </w:p>
-    <w:p>
-      <w:pPr>
-        <w:pStyle w:val="Entry"/>
-      </w:pPr>
-      <w:r>
-        <w:rPr>
-          <w:b/>
-        </w:rPr>
-        <w:t>Fronds</w:t>
-      </w:r>
-      <w:r>
-        <w:rPr/>
-        <w:t xml:space="preserve"> 23.4.42, 23.4.52</w:t>
-      </w:r>
-    </w:p>
-    <w:p>
-      <w:pPr>
-        <w:pStyle w:val="Entry"/>
-      </w:pPr>
-      <w:r>
-        <w:rPr>
-          <w:b/>
-        </w:rPr>
-        <w:t>Fruit</w:t>
-      </w:r>
-      <w:r>
-        <w:rPr/>
-        <w:t xml:space="preserve"> 23.5.84, 23.5.88, 23.1.4, 23.5.56–57, 23.5.77 …</w:t>
-      </w:r>
-    </w:p>
-    <w:p>
-      <w:pPr>
-        <w:pStyle w:val="Entry"/>
-      </w:pPr>
-      <w:r>
-        <w:rPr>
-          <w:b/>
-        </w:rPr>
-        <w:t>Gametangia</w:t>
-      </w:r>
-      <w:r>
-        <w:rPr/>
-        <w:t xml:space="preserve"> 23.1.12, 23.1.4</w:t>
-      </w:r>
-    </w:p>
-    <w:p>
-      <w:pPr>
-        <w:pStyle w:val="Entry"/>
-      </w:pPr>
-      <w:r>
-        <w:rPr>
-          <w:b/>
-        </w:rPr>
-        <w:t>Gametophyte</w:t>
-      </w:r>
-      <w:r>
-        <w:rPr/>
-        <w:t xml:space="preserve"> 23.1.12, 23.1.14, 23.1.4, 23.1.13, 23.1.15, 23.2.16 …</w:t>
-      </w:r>
-    </w:p>
-    <w:p>
-      <w:pPr>
-        <w:pStyle w:val="Entry"/>
-      </w:pPr>
-      <w:r>
-        <w:rPr>
-          <w:b/>
-        </w:rPr>
-        <w:t>Gemma cup</w:t>
-      </w:r>
-      <w:r>
-        <w:rPr/>
-        <w:t xml:space="preserve"> see Glossary</w:t>
-      </w:r>
-    </w:p>
-    <w:p>
-      <w:pPr>
-        <w:pStyle w:val="Entry"/>
-      </w:pPr>
-      <w:r>
-        <w:rPr>
-          <w:b/>
-        </w:rPr>
-        <w:t>Gemmae</w:t>
-      </w:r>
-      <w:r>
-        <w:rPr/>
-        <w:t xml:space="preserve"> 23.2.17–18</w:t>
-      </w:r>
-    </w:p>
-    <w:p>
-      <w:pPr>
-        <w:pStyle w:val="Entry"/>
-      </w:pPr>
-      <w:r>
-        <w:rPr>
-          <w:b/>
-        </w:rPr>
-        <w:t>Generative cell</w:t>
-      </w:r>
-      <w:r>
-        <w:rPr/>
-        <w:t xml:space="preserve"> 23.5.89</w:t>
-      </w:r>
-    </w:p>
-    <w:p>
-      <w:pPr>
-        <w:pStyle w:val="Entry"/>
-      </w:pPr>
-      <w:r>
-        <w:rPr>
-          <w:b/>
-        </w:rPr>
-        <w:t>Ginkgo biloba</w:t>
-      </w:r>
-      <w:r>
-        <w:rPr/>
-        <w:t xml:space="preserve"> (the only ginkgo): dioecious; pollution-resistant 23.5.72, 23.5.57, 23.5.73</w:t>
-      </w:r>
-    </w:p>
-    <w:p>
-      <w:pPr>
-        <w:pStyle w:val="Entry"/>
-      </w:pPr>
-      <w:r>
-        <w:rPr>
-          <w:b/>
-        </w:rPr>
-        <w:t>Gnetophytes</w:t>
-      </w:r>
-      <w:r>
-        <w:rPr/>
-        <w:t xml:space="preserve"> 23.5.74, 23.5.57, 23.5.75–76</w:t>
-      </w:r>
-    </w:p>
-    <w:p>
-      <w:pPr>
-        <w:pStyle w:val="Entry"/>
-      </w:pPr>
-      <w:r>
-        <w:rPr>
-          <w:b/>
-        </w:rPr>
-        <w:t>Gnetum</w:t>
-      </w:r>
-      <w:r>
-        <w:rPr/>
-        <w:t xml:space="preserve"> (gnetophyte): trees or vines, leathery paired leaves 23.5.74</w:t>
-      </w:r>
-    </w:p>
-    <w:p>
-      <w:pPr>
-        <w:pStyle w:val="Entry"/>
-      </w:pPr>
-      <w:r>
-        <w:rPr>
-          <w:b/>
-        </w:rPr>
-        <w:t>Granite mosses, true mosses</w:t>
-      </w:r>
-      <w:r>
-        <w:rPr/>
-        <w:t xml:space="preserve"> 23.2.21</w:t>
-      </w:r>
-    </w:p>
-    <w:p>
-      <w:pPr>
-        <w:pStyle w:val="Entry"/>
-      </w:pPr>
-      <w:r>
-        <w:rPr>
-          <w:b/>
-        </w:rPr>
-        <w:t>Green algae</w:t>
-      </w:r>
-      <w:r>
-        <w:rPr/>
-        <w:t xml:space="preserve"> 23.1.3, 23.1.5–8</w:t>
-      </w:r>
-    </w:p>
-    <w:p>
-      <w:pPr>
-        <w:pStyle w:val="Entry"/>
-      </w:pPr>
-      <w:r>
-        <w:rPr>
-          <w:b/>
-        </w:rPr>
-        <w:t>Gymnosperms</w:t>
-      </w:r>
-      <w:r>
-        <w:rPr/>
-        <w:t xml:space="preserve"> 23.5.56–57, 23.1.4, 23.1.6, 23.1.15, 23.5.70 …</w:t>
-      </w:r>
-    </w:p>
-    <w:p>
-      <w:pPr>
-        <w:pStyle w:val="Entry"/>
-      </w:pPr>
-      <w:r>
-        <w:rPr>
-          <w:b/>
-        </w:rPr>
-        <w:t>Herbaceous vs woody</w:t>
-      </w:r>
-      <w:r>
-        <w:rPr/>
-        <w:t xml:space="preserve"> see Glossary</w:t>
-      </w:r>
-    </w:p>
-    <w:p>
-      <w:pPr>
-        <w:pStyle w:val="Entry"/>
-      </w:pPr>
-      <w:r>
-        <w:rPr>
-          <w:b/>
-        </w:rPr>
-        <w:t>Homosporous / heterosporous</w:t>
-      </w:r>
-      <w:r>
-        <w:rPr/>
-        <w:t xml:space="preserve"> 23.3.34, 23.1.4, 23.5.55, 23.5.86</w:t>
-      </w:r>
-    </w:p>
-    <w:p>
-      <w:pPr>
-        <w:pStyle w:val="Entry"/>
-      </w:pPr>
-      <w:r>
-        <w:rPr>
-          <w:b/>
-        </w:rPr>
-        <w:t>Hornworts (Anthoceros)</w:t>
-      </w:r>
-      <w:r>
-        <w:rPr/>
-        <w:t xml:space="preserve"> 23.2.19, 23.1.4, 23.1.6, 23.2.20</w:t>
-      </w:r>
-    </w:p>
-    <w:p>
-      <w:pPr>
-        <w:pStyle w:val="Entry"/>
-      </w:pPr>
-      <w:r>
-        <w:rPr>
-          <w:b/>
-        </w:rPr>
-        <w:t>Horsetails</w:t>
-      </w:r>
-      <w:r>
-        <w:rPr/>
-        <w:t xml:space="preserve"> 23.4.38, 23.4.36, 23.4.39</w:t>
-      </w:r>
-    </w:p>
-    <w:p>
-      <w:pPr>
-        <w:pStyle w:val="Entry"/>
-      </w:pPr>
-      <w:r>
-        <w:rPr>
-          <w:b/>
-        </w:rPr>
-        <w:t>Indusium</w:t>
-      </w:r>
-      <w:r>
-        <w:rPr/>
-        <w:t xml:space="preserve"> 23.4.52</w:t>
-      </w:r>
-    </w:p>
-    <w:p>
-      <w:pPr>
-        <w:pStyle w:val="Entry"/>
-      </w:pPr>
-      <w:r>
-        <w:rPr>
-          <w:b/>
-        </w:rPr>
-        <w:t>Inflorescence</w:t>
-      </w:r>
-      <w:r>
-        <w:rPr/>
-        <w:t xml:space="preserve"> 23.5.91, 23.5.79</w:t>
-      </w:r>
-    </w:p>
-    <w:p>
-      <w:pPr>
-        <w:pStyle w:val="Entry"/>
-      </w:pPr>
-      <w:r>
-        <w:rPr>
-          <w:b/>
-        </w:rPr>
-        <w:t>Leaflets</w:t>
-      </w:r>
-      <w:r>
-        <w:rPr/>
-        <w:t xml:space="preserve"> see Glossary</w:t>
-      </w:r>
-    </w:p>
-    <w:p>
-      <w:pPr>
-        <w:pStyle w:val="Entry"/>
-      </w:pPr>
-      <w:r>
-        <w:rPr>
-          <w:b/>
-        </w:rPr>
-        <w:t>Lignin</w:t>
-      </w:r>
-      <w:r>
-        <w:rPr/>
-        <w:t xml:space="preserve"> 23.3.31, 23.1.4</w:t>
-      </w:r>
-    </w:p>
-    <w:p>
-      <w:pPr>
-        <w:pStyle w:val="Entry"/>
-      </w:pPr>
-      <w:r>
-        <w:rPr>
-          <w:b/>
-        </w:rPr>
-        <w:t>Liverworts</w:t>
-      </w:r>
-      <w:r>
-        <w:rPr/>
-        <w:t xml:space="preserve"> 23.2.17, 23.1.4, 23.1.6, 23.2.18</w:t>
-      </w:r>
-    </w:p>
-    <w:p>
-      <w:pPr>
-        <w:pStyle w:val="Entry"/>
-      </w:pPr>
-      <w:r>
-        <w:rPr>
-          <w:b/>
-        </w:rPr>
-        <w:t>Lycophytes</w:t>
-      </w:r>
-      <w:r>
-        <w:rPr/>
-        <w:t xml:space="preserve"> 23.3.34, 23.1.4, 23.1.6, 23.3.31–32, 23.3.35</w:t>
-      </w:r>
-    </w:p>
-    <w:p>
-      <w:pPr>
-        <w:pStyle w:val="Entry"/>
-      </w:pPr>
-      <w:r>
-        <w:rPr>
-          <w:b/>
-        </w:rPr>
-        <w:t>Maidenhair fern</w:t>
-      </w:r>
-      <w:r>
-        <w:rPr/>
-        <w:t xml:space="preserve"> (fern): cold medicine 23.4.53</w:t>
-      </w:r>
-    </w:p>
-    <w:p>
-      <w:pPr>
-        <w:pStyle w:val="Entry"/>
-      </w:pPr>
-      <w:r>
-        <w:rPr>
-          <w:b/>
-        </w:rPr>
-        <w:t>Marchantia</w:t>
-      </w:r>
-      <w:r>
-        <w:rPr/>
-        <w:t xml:space="preserve"> (liverwort): rhizoids, gemmae 23.2.17–18</w:t>
-      </w:r>
-    </w:p>
-    <w:p>
-      <w:pPr>
-        <w:pStyle w:val="Entry"/>
-      </w:pPr>
-      <w:r>
-        <w:rPr>
-          <w:b/>
-        </w:rPr>
-        <w:t>Megaphylls</w:t>
-      </w:r>
-      <w:r>
-        <w:rPr/>
-        <w:t xml:space="preserve"> 23.4.36–37, 23.1.4, 23.4.38, 23.4.40, 23.4.42</w:t>
-      </w:r>
-    </w:p>
-    <w:p>
-      <w:pPr>
-        <w:pStyle w:val="Entry"/>
-      </w:pPr>
-      <w:r>
-        <w:rPr>
-          <w:b/>
-        </w:rPr>
-        <w:t>Megasporangium (plural megasporangia)</w:t>
-      </w:r>
-      <w:r>
-        <w:rPr/>
-        <w:t xml:space="preserve"> see Glossary</w:t>
-      </w:r>
-    </w:p>
-    <w:p>
-      <w:pPr>
-        <w:pStyle w:val="Entry"/>
-      </w:pPr>
-      <w:r>
-        <w:rPr>
-          <w:b/>
-        </w:rPr>
-        <w:t>Megaspores</w:t>
-      </w:r>
-      <w:r>
-        <w:rPr/>
-        <w:t xml:space="preserve"> 23.3.34, 23.5.55, 23.5.63, 23.5.68, 23.5.86, 23.5.89</w:t>
-      </w:r>
-    </w:p>
-    <w:p>
-      <w:pPr>
-        <w:pStyle w:val="Entry"/>
-      </w:pPr>
-      <w:r>
-        <w:rPr>
-          <w:b/>
-        </w:rPr>
-        <w:t>Megasporophyll</w:t>
-      </w:r>
-      <w:r>
-        <w:rPr/>
-        <w:t xml:space="preserve"> see Glossary</w:t>
-      </w:r>
-    </w:p>
-    <w:p>
-      <w:pPr>
-        <w:pStyle w:val="Entry"/>
-      </w:pPr>
-      <w:r>
-        <w:rPr>
-          <w:b/>
-        </w:rPr>
-        <w:t>Mesozoic era</w:t>
-      </w:r>
-      <w:r>
-        <w:rPr/>
-        <w:t xml:space="preserve"> see Glossary</w:t>
-      </w:r>
-    </w:p>
-    <w:p>
-      <w:pPr>
-        <w:pStyle w:val="Entry"/>
-      </w:pPr>
-      <w:r>
-        <w:rPr>
-          <w:b/>
-        </w:rPr>
-        <w:t>Microphylls</w:t>
-      </w:r>
-      <w:r>
-        <w:rPr/>
-        <w:t xml:space="preserve"> 23.3.34, 23.4.37, 23.1.4, 23.3.35</w:t>
-      </w:r>
-    </w:p>
-    <w:p>
-      <w:pPr>
-        <w:pStyle w:val="Entry"/>
-      </w:pPr>
-      <w:r>
-        <w:rPr>
-          <w:b/>
-        </w:rPr>
-        <w:t>Micropyle</w:t>
-      </w:r>
-      <w:r>
-        <w:rPr/>
-        <w:t xml:space="preserve"> 23.5.87</w:t>
-      </w:r>
-    </w:p>
-    <w:p>
-      <w:pPr>
-        <w:pStyle w:val="Entry"/>
-      </w:pPr>
-      <w:r>
-        <w:rPr>
-          <w:b/>
-        </w:rPr>
-        <w:t>Microspores</w:t>
-      </w:r>
-      <w:r>
-        <w:rPr/>
-        <w:t xml:space="preserve"> 23.3.34, 23.5.55, 23.5.63, 23.5.68, 23.5.87, 23.5.89</w:t>
-      </w:r>
-    </w:p>
-    <w:p>
-      <w:pPr>
-        <w:pStyle w:val="Entry"/>
-      </w:pPr>
-      <w:r>
-        <w:rPr>
-          <w:b/>
-        </w:rPr>
-        <w:t>Monocots</w:t>
-      </w:r>
-      <w:r>
-        <w:rPr/>
-        <w:t xml:space="preserve"> 23.5.80–82</w:t>
-      </w:r>
-    </w:p>
-    <w:p>
-      <w:pPr>
-        <w:pStyle w:val="Entry"/>
-      </w:pPr>
-      <w:r>
-        <w:rPr>
-          <w:b/>
-        </w:rPr>
-        <w:t>Monoecious</w:t>
-      </w:r>
-      <w:r>
-        <w:rPr/>
-        <w:t xml:space="preserve"> 23.5.58</w:t>
-      </w:r>
-    </w:p>
-    <w:p>
-      <w:pPr>
-        <w:pStyle w:val="Entry"/>
-      </w:pPr>
-      <w:r>
         <w:rPr>
           <w:b/>
         </w:rPr>
@@ -3751,6 +3770,21 @@
       <w:r>
         <w:rPr/>
         <w:t xml:space="preserve"> 23.2.21, 23.1.4, 23.1.6, 23.1.14–15, 23.2.17 …</w:t>
+      </w:r>
+    </w:p>
+    <w:p>
+      <w:pPr>
+        <w:pStyle w:val="Entry"/>
+      </w:pPr>
+      <w:r>
+        <w:rPr>
+          <w:b/>
+        </w:rPr>
+        <w:t>Nanjinganthus</w:t>
+      </w:r>
+      <w:r>
+        <w:rPr/>
+        <w:t xml:space="preserve"> (fossil, textbook): one of the earliest angiosperms 23.5.78</w:t>
       </w:r>
     </w:p>
     <w:p>
@@ -4866,7 +4900,7 @@
         <w:fldChar w:fldCharType="separate"/>
       </w:r>
       <w:r>
-        <w:t>7</w:t>
+        <w:t>5</w:t>
       </w:r>
       <w:r>
         <w:fldChar w:fldCharType="end"/>
@@ -4894,7 +4928,7 @@
         <w:fldChar w:fldCharType="separate"/>
       </w:r>
       <w:r>
-        <w:t>8</w:t>
+        <w:t>6</w:t>
       </w:r>
       <w:r>
         <w:fldChar w:fldCharType="end"/>
@@ -4922,7 +4956,7 @@
         <w:fldChar w:fldCharType="separate"/>
       </w:r>
       <w:r>
-        <w:t>8</w:t>
+        <w:t>6</w:t>
       </w:r>
       <w:r>
         <w:fldChar w:fldCharType="end"/>
@@ -4975,7 +5009,7 @@
       </w:pPr>
       <w:r>
         <w:rPr/>
-        <w:t xml:space="preserve">outer layer that becomes the epidermis / ground tissue / vascular tissue → </w:t>
+        <w:t xml:space="preserve">primary meristem that makes the epidermis / ground tissue / vascular tissue → </w:t>
       </w:r>
       <w:r>
         <w:rPr>
@@ -5971,13 +6005,13 @@
       </w:pPr>
       <w:r>
         <w:rPr/>
-        <w:t xml:space="preserve">two leaves at each node / several at each node → </w:t>
-      </w:r>
-      <w:r>
-        <w:rPr>
-          <w:b/>
-        </w:rPr>
-        <w:t>opposite / whorled</w:t>
+        <w:t xml:space="preserve">one leaf / two leaves / several leaves at each node → </w:t>
+      </w:r>
+      <w:r>
+        <w:rPr>
+          <w:b/>
+        </w:rPr>
+        <w:t>alternate / opposite / whorled</w:t>
       </w:r>
       <w:r>
         <w:rPr/>
@@ -7788,7 +7822,7 @@
       </w:r>
       <w:r>
         <w:rPr/>
-        <w:t xml:space="preserve"> 24.4.45, 24.4.43, 24.4.46, 24.4.48</w:t>
+        <w:t xml:space="preserve"> 24.4.45, 24.4.42–43, 24.4.46, 24.4.48</w:t>
       </w:r>
     </w:p>
     <w:p>
@@ -7869,7 +7903,7 @@
         <w:fldChar w:fldCharType="separate"/>
       </w:r>
       <w:r>
-        <w:t>11</w:t>
+        <w:t>9</w:t>
       </w:r>
       <w:r>
         <w:fldChar w:fldCharType="end"/>
@@ -7897,7 +7931,7 @@
         <w:fldChar w:fldCharType="separate"/>
       </w:r>
       <w:r>
-        <w:t>11</w:t>
+        <w:t>9</w:t>
       </w:r>
       <w:r>
         <w:fldChar w:fldCharType="end"/>
@@ -7925,7 +7959,7 @@
         <w:fldChar w:fldCharType="separate"/>
       </w:r>
       <w:r>
-        <w:t>12</w:t>
+        <w:t>10</w:t>
       </w:r>
       <w:r>
         <w:fldChar w:fldCharType="end"/>
@@ -9156,7 +9190,7 @@
       </w:r>
       <w:r>
         <w:rPr/>
-        <w:t>: larger plants gradually replacing small ones as soil builds up (textbook) 25.1.14</w:t>
+        <w:t>: gradual change in which species make up a community; here, larger plants gradually replace the small plants that started the soil (textbook) 25.1.14</w:t>
       </w:r>
     </w:p>
     <w:p>
@@ -9439,7 +9473,7 @@
       </w:r>
       <w:r>
         <w:rPr/>
-        <w:t xml:space="preserve"> 25.1.6, 25.1.8</w:t>
+        <w:t xml:space="preserve"> 25.1.6, 25.1.8, 25.1.4</w:t>
       </w:r>
     </w:p>
     <w:p>
@@ -9994,7 +10028,7 @@
       </w:r>
       <w:r>
         <w:rPr/>
-        <w:t xml:space="preserve"> 25.3.31, 25.3.33, 25.3.28, 25.3.32, 25.3.34</w:t>
+        <w:t xml:space="preserve"> 25.3.31, 25.3.33, 25.2.19, 25.3.28, 25.3.32, 25.3.34</w:t>
       </w:r>
     </w:p>
     <w:p>
@@ -10090,7 +10124,7 @@
         <w:fldChar w:fldCharType="separate"/>
       </w:r>
       <w:r>
-        <w:t>13</w:t>
+        <w:t>11</w:t>
       </w:r>
       <w:r>
         <w:fldChar w:fldCharType="end"/>
@@ -10118,7 +10152,7 @@
         <w:fldChar w:fldCharType="separate"/>
       </w:r>
       <w:r>
-        <w:t>13</w:t>
+        <w:t>11</w:t>
       </w:r>
       <w:r>
         <w:fldChar w:fldCharType="end"/>
@@ -10146,7 +10180,7 @@
         <w:fldChar w:fldCharType="separate"/>
       </w:r>
       <w:r>
-        <w:t>14</w:t>
+        <w:t>12</w:t>
       </w:r>
       <w:r>
         <w:fldChar w:fldCharType="end"/>
@@ -11576,7 +11610,7 @@
       </w:r>
       <w:r>
         <w:rPr/>
-        <w:t xml:space="preserve"> 26.1.20, 26.1.7, 26.1.21–22</w:t>
+        <w:t xml:space="preserve"> 26.1.20, 26.1.7, 26.1.17, 26.1.21–22</w:t>
       </w:r>
     </w:p>
     <w:p>
@@ -12077,7 +12111,7 @@
         <w:fldChar w:fldCharType="separate"/>
       </w:r>
       <w:r>
-        <w:t>15</w:t>
+        <w:t>13</w:t>
       </w:r>
       <w:r>
         <w:fldChar w:fldCharType="end"/>
@@ -12105,7 +12139,7 @@
         <w:fldChar w:fldCharType="separate"/>
       </w:r>
       <w:r>
-        <w:t>15</w:t>
+        <w:t>13</w:t>
       </w:r>
       <w:r>
         <w:fldChar w:fldCharType="end"/>
@@ -12133,7 +12167,7 @@
         <w:fldChar w:fldCharType="separate"/>
       </w:r>
       <w:r>
-        <w:t>16</w:t>
+        <w:t>14</w:t>
       </w:r>
       <w:r>
         <w:fldChar w:fldCharType="end"/>
@@ -14336,79 +14370,79 @@
     </w:pPr>
     <w:r>
       <w:rPr>
-        <w:sz w:val="18"/>
+        <w:sz w:val="17"/>
       </w:rPr>
     </w:r>
     <w:r>
       <w:rPr>
-        <w:sz w:val="16"/>
+        <w:sz w:val="15"/>
       </w:rPr>
       <w:t>BIO II printed notes: Ch 23 (index)</w:t>
       <w:tab/>
     </w:r>
     <w:r>
       <w:rPr>
-        <w:sz w:val="18"/>
+        <w:sz w:val="17"/>
       </w:rPr>
       <w:fldChar w:fldCharType="begin"/>
     </w:r>
     <w:r>
       <w:rPr>
-        <w:sz w:val="18"/>
+        <w:sz w:val="17"/>
       </w:rPr>
       <w:instrText xml:space="preserve"> STYLEREF "Slide code" </w:instrText>
     </w:r>
     <w:r>
       <w:rPr>
-        <w:sz w:val="18"/>
+        <w:sz w:val="17"/>
       </w:rPr>
       <w:fldChar w:fldCharType="separate"/>
     </w:r>
     <w:r>
       <w:rPr>
-        <w:sz w:val="18"/>
+        <w:sz w:val="17"/>
       </w:rPr>
       <w:t/>
     </w:r>
     <w:r>
       <w:rPr>
-        <w:sz w:val="18"/>
+        <w:sz w:val="17"/>
       </w:rPr>
       <w:fldChar w:fldCharType="end"/>
     </w:r>
     <w:r>
       <w:rPr>
-        <w:sz w:val="18"/>
+        <w:sz w:val="17"/>
       </w:rPr>
       <w:t xml:space="preserve"> – </w:t>
     </w:r>
     <w:r>
       <w:rPr>
-        <w:sz w:val="18"/>
+        <w:sz w:val="17"/>
       </w:rPr>
       <w:fldChar w:fldCharType="begin"/>
     </w:r>
     <w:r>
       <w:rPr>
-        <w:sz w:val="18"/>
+        <w:sz w:val="17"/>
       </w:rPr>
       <w:instrText xml:space="preserve"> STYLEREF "Slide code" \l </w:instrText>
     </w:r>
     <w:r>
       <w:rPr>
-        <w:sz w:val="18"/>
+        <w:sz w:val="17"/>
       </w:rPr>
       <w:fldChar w:fldCharType="separate"/>
     </w:r>
     <w:r>
       <w:rPr>
-        <w:sz w:val="18"/>
+        <w:sz w:val="17"/>
       </w:rPr>
       <w:t/>
     </w:r>
     <w:r>
       <w:rPr>
-        <w:sz w:val="18"/>
+        <w:sz w:val="17"/>
       </w:rPr>
       <w:fldChar w:fldCharType="end"/>
     </w:r>
@@ -14427,79 +14461,79 @@
     </w:pPr>
     <w:r>
       <w:rPr>
-        <w:sz w:val="18"/>
+        <w:sz w:val="17"/>
       </w:rPr>
     </w:r>
     <w:r>
       <w:rPr>
-        <w:sz w:val="16"/>
+        <w:sz w:val="15"/>
       </w:rPr>
       <w:t>BIO II printed notes: Ch 24 (index)</w:t>
       <w:tab/>
     </w:r>
     <w:r>
       <w:rPr>
-        <w:sz w:val="18"/>
+        <w:sz w:val="17"/>
       </w:rPr>
       <w:fldChar w:fldCharType="begin"/>
     </w:r>
     <w:r>
       <w:rPr>
-        <w:sz w:val="18"/>
+        <w:sz w:val="17"/>
       </w:rPr>
       <w:instrText xml:space="preserve"> STYLEREF "Slide code" </w:instrText>
     </w:r>
     <w:r>
       <w:rPr>
-        <w:sz w:val="18"/>
+        <w:sz w:val="17"/>
       </w:rPr>
       <w:fldChar w:fldCharType="separate"/>
     </w:r>
     <w:r>
       <w:rPr>
-        <w:sz w:val="18"/>
+        <w:sz w:val="17"/>
       </w:rPr>
       <w:t/>
     </w:r>
     <w:r>
       <w:rPr>
-        <w:sz w:val="18"/>
+        <w:sz w:val="17"/>
       </w:rPr>
       <w:fldChar w:fldCharType="end"/>
     </w:r>
     <w:r>
       <w:rPr>
-        <w:sz w:val="18"/>
+        <w:sz w:val="17"/>
       </w:rPr>
       <w:t xml:space="preserve"> – </w:t>
     </w:r>
     <w:r>
       <w:rPr>
-        <w:sz w:val="18"/>
+        <w:sz w:val="17"/>
       </w:rPr>
       <w:fldChar w:fldCharType="begin"/>
     </w:r>
     <w:r>
       <w:rPr>
-        <w:sz w:val="18"/>
+        <w:sz w:val="17"/>
       </w:rPr>
       <w:instrText xml:space="preserve"> STYLEREF "Slide code" \l </w:instrText>
     </w:r>
     <w:r>
       <w:rPr>
-        <w:sz w:val="18"/>
+        <w:sz w:val="17"/>
       </w:rPr>
       <w:fldChar w:fldCharType="separate"/>
     </w:r>
     <w:r>
       <w:rPr>
-        <w:sz w:val="18"/>
+        <w:sz w:val="17"/>
       </w:rPr>
       <w:t/>
     </w:r>
     <w:r>
       <w:rPr>
-        <w:sz w:val="18"/>
+        <w:sz w:val="17"/>
       </w:rPr>
       <w:fldChar w:fldCharType="end"/>
     </w:r>
@@ -14518,79 +14552,79 @@
     </w:pPr>
     <w:r>
       <w:rPr>
-        <w:sz w:val="18"/>
+        <w:sz w:val="17"/>
       </w:rPr>
     </w:r>
     <w:r>
       <w:rPr>
-        <w:sz w:val="16"/>
+        <w:sz w:val="15"/>
       </w:rPr>
       <w:t>BIO II printed notes: Ch 25 (index)</w:t>
       <w:tab/>
     </w:r>
     <w:r>
       <w:rPr>
-        <w:sz w:val="18"/>
+        <w:sz w:val="17"/>
       </w:rPr>
       <w:fldChar w:fldCharType="begin"/>
     </w:r>
     <w:r>
       <w:rPr>
-        <w:sz w:val="18"/>
+        <w:sz w:val="17"/>
       </w:rPr>
       <w:instrText xml:space="preserve"> STYLEREF "Slide code" </w:instrText>
     </w:r>
     <w:r>
       <w:rPr>
-        <w:sz w:val="18"/>
+        <w:sz w:val="17"/>
       </w:rPr>
       <w:fldChar w:fldCharType="separate"/>
     </w:r>
     <w:r>
       <w:rPr>
-        <w:sz w:val="18"/>
+        <w:sz w:val="17"/>
       </w:rPr>
       <w:t/>
     </w:r>
     <w:r>
       <w:rPr>
-        <w:sz w:val="18"/>
+        <w:sz w:val="17"/>
       </w:rPr>
       <w:fldChar w:fldCharType="end"/>
     </w:r>
     <w:r>
       <w:rPr>
-        <w:sz w:val="18"/>
+        <w:sz w:val="17"/>
       </w:rPr>
       <w:t xml:space="preserve"> – </w:t>
     </w:r>
     <w:r>
       <w:rPr>
-        <w:sz w:val="18"/>
+        <w:sz w:val="17"/>
       </w:rPr>
       <w:fldChar w:fldCharType="begin"/>
     </w:r>
     <w:r>
       <w:rPr>
-        <w:sz w:val="18"/>
+        <w:sz w:val="17"/>
       </w:rPr>
       <w:instrText xml:space="preserve"> STYLEREF "Slide code" \l </w:instrText>
     </w:r>
     <w:r>
       <w:rPr>
-        <w:sz w:val="18"/>
+        <w:sz w:val="17"/>
       </w:rPr>
       <w:fldChar w:fldCharType="separate"/>
     </w:r>
     <w:r>
       <w:rPr>
-        <w:sz w:val="18"/>
+        <w:sz w:val="17"/>
       </w:rPr>
       <w:t/>
     </w:r>
     <w:r>
       <w:rPr>
-        <w:sz w:val="18"/>
+        <w:sz w:val="17"/>
       </w:rPr>
       <w:fldChar w:fldCharType="end"/>
     </w:r>
@@ -14609,79 +14643,79 @@
     </w:pPr>
     <w:r>
       <w:rPr>
-        <w:sz w:val="18"/>
+        <w:sz w:val="17"/>
       </w:rPr>
     </w:r>
     <w:r>
       <w:rPr>
-        <w:sz w:val="16"/>
+        <w:sz w:val="15"/>
       </w:rPr>
       <w:t>BIO II printed notes: Ch 26 (index)</w:t>
       <w:tab/>
     </w:r>
     <w:r>
       <w:rPr>
-        <w:sz w:val="18"/>
+        <w:sz w:val="17"/>
       </w:rPr>
       <w:fldChar w:fldCharType="begin"/>
     </w:r>
     <w:r>
       <w:rPr>
-        <w:sz w:val="18"/>
+        <w:sz w:val="17"/>
       </w:rPr>
       <w:instrText xml:space="preserve"> STYLEREF "Slide code" </w:instrText>
     </w:r>
     <w:r>
       <w:rPr>
-        <w:sz w:val="18"/>
+        <w:sz w:val="17"/>
       </w:rPr>
       <w:fldChar w:fldCharType="separate"/>
     </w:r>
     <w:r>
       <w:rPr>
-        <w:sz w:val="18"/>
+        <w:sz w:val="17"/>
       </w:rPr>
       <w:t/>
     </w:r>
     <w:r>
       <w:rPr>
-        <w:sz w:val="18"/>
+        <w:sz w:val="17"/>
       </w:rPr>
       <w:fldChar w:fldCharType="end"/>
     </w:r>
     <w:r>
       <w:rPr>
-        <w:sz w:val="18"/>
+        <w:sz w:val="17"/>
       </w:rPr>
       <w:t xml:space="preserve"> – </w:t>
     </w:r>
     <w:r>
       <w:rPr>
-        <w:sz w:val="18"/>
+        <w:sz w:val="17"/>
       </w:rPr>
       <w:fldChar w:fldCharType="begin"/>
     </w:r>
     <w:r>
       <w:rPr>
-        <w:sz w:val="18"/>
+        <w:sz w:val="17"/>
       </w:rPr>
       <w:instrText xml:space="preserve"> STYLEREF "Slide code" \l </w:instrText>
     </w:r>
     <w:r>
       <w:rPr>
-        <w:sz w:val="18"/>
+        <w:sz w:val="17"/>
       </w:rPr>
       <w:fldChar w:fldCharType="separate"/>
     </w:r>
     <w:r>
       <w:rPr>
-        <w:sz w:val="18"/>
+        <w:sz w:val="17"/>
       </w:rPr>
       <w:t/>
     </w:r>
     <w:r>
       <w:rPr>
-        <w:sz w:val="18"/>
+        <w:sz w:val="17"/>
       </w:rPr>
       <w:fldChar w:fldCharType="end"/>
     </w:r>
@@ -14700,79 +14734,79 @@
     </w:pPr>
     <w:r>
       <w:rPr>
-        <w:sz w:val="18"/>
+        <w:sz w:val="17"/>
       </w:rPr>
     </w:r>
     <w:r>
       <w:rPr>
-        <w:sz w:val="16"/>
+        <w:sz w:val="15"/>
       </w:rPr>
       <w:t>BIO II printed notes: Ch 27 (index)</w:t>
       <w:tab/>
     </w:r>
     <w:r>
       <w:rPr>
-        <w:sz w:val="18"/>
+        <w:sz w:val="17"/>
       </w:rPr>
       <w:fldChar w:fldCharType="begin"/>
     </w:r>
     <w:r>
       <w:rPr>
-        <w:sz w:val="18"/>
+        <w:sz w:val="17"/>
       </w:rPr>
       <w:instrText xml:space="preserve"> STYLEREF "Slide code" </w:instrText>
     </w:r>
     <w:r>
       <w:rPr>
-        <w:sz w:val="18"/>
+        <w:sz w:val="17"/>
       </w:rPr>
       <w:fldChar w:fldCharType="separate"/>
     </w:r>
     <w:r>
       <w:rPr>
-        <w:sz w:val="18"/>
+        <w:sz w:val="17"/>
       </w:rPr>
       <w:t/>
     </w:r>
     <w:r>
       <w:rPr>
-        <w:sz w:val="18"/>
+        <w:sz w:val="17"/>
       </w:rPr>
       <w:fldChar w:fldCharType="end"/>
     </w:r>
     <w:r>
       <w:rPr>
-        <w:sz w:val="18"/>
+        <w:sz w:val="17"/>
       </w:rPr>
       <w:t xml:space="preserve"> – </w:t>
     </w:r>
     <w:r>
       <w:rPr>
-        <w:sz w:val="18"/>
+        <w:sz w:val="17"/>
       </w:rPr>
       <w:fldChar w:fldCharType="begin"/>
     </w:r>
     <w:r>
       <w:rPr>
-        <w:sz w:val="18"/>
+        <w:sz w:val="17"/>
       </w:rPr>
       <w:instrText xml:space="preserve"> STYLEREF "Slide code" \l </w:instrText>
     </w:r>
     <w:r>
       <w:rPr>
-        <w:sz w:val="18"/>
+        <w:sz w:val="17"/>
       </w:rPr>
       <w:fldChar w:fldCharType="separate"/>
     </w:r>
     <w:r>
       <w:rPr>
-        <w:sz w:val="18"/>
+        <w:sz w:val="17"/>
       </w:rPr>
       <w:t/>
     </w:r>
     <w:r>
       <w:rPr>
-        <w:sz w:val="18"/>
+        <w:sz w:val="17"/>
       </w:rPr>
       <w:fldChar w:fldCharType="end"/>
     </w:r>
@@ -14960,7 +14994,7 @@
       <w:lvlText w:val="•"/>
       <w:lvlJc w:val="left"/>
       <w:pPr>
-        <w:ind w:left="183" w:hanging="183"/>
+        <w:ind w:left="172" w:hanging="172"/>
       </w:pPr>
       <w:rPr>
         <w:rFonts w:ascii="Arial Narrow" w:hAnsi="Arial Narrow" w:cs="Arial Narrow"/>
@@ -14972,7 +15006,7 @@
       <w:lvlText w:val="–"/>
       <w:lvlJc w:val="left"/>
       <w:pPr>
-        <w:ind w:left="379" w:hanging="183"/>
+        <w:ind w:left="356" w:hanging="172"/>
       </w:pPr>
       <w:rPr>
         <w:rFonts w:ascii="Arial Narrow" w:hAnsi="Arial Narrow" w:cs="Arial Narrow"/>
@@ -14984,7 +15018,7 @@
       <w:lvlText w:val="–"/>
       <w:lvlJc w:val="left"/>
       <w:pPr>
-        <w:ind w:left="575" w:hanging="183"/>
+        <w:ind w:left="540" w:hanging="172"/>
       </w:pPr>
       <w:rPr>
         <w:rFonts w:ascii="Arial Narrow" w:hAnsi="Arial Narrow" w:cs="Arial Narrow"/>
@@ -14996,7 +15030,7 @@
       <w:lvlText w:val="–"/>
       <w:lvlJc w:val="left"/>
       <w:pPr>
-        <w:ind w:left="771" w:hanging="183"/>
+        <w:ind w:left="724" w:hanging="172"/>
       </w:pPr>
       <w:rPr>
         <w:rFonts w:ascii="Arial Narrow" w:hAnsi="Arial Narrow" w:cs="Arial Narrow"/>
@@ -15008,7 +15042,7 @@
       <w:lvlText w:val="–"/>
       <w:lvlJc w:val="left"/>
       <w:pPr>
-        <w:ind w:left="967" w:hanging="183"/>
+        <w:ind w:left="908" w:hanging="172"/>
       </w:pPr>
       <w:rPr>
         <w:rFonts w:ascii="Arial Narrow" w:hAnsi="Arial Narrow" w:cs="Arial Narrow"/>
@@ -15020,7 +15054,7 @@
       <w:lvlText w:val="–"/>
       <w:lvlJc w:val="left"/>
       <w:pPr>
-        <w:ind w:left="1163" w:hanging="183"/>
+        <w:ind w:left="1092" w:hanging="172"/>
       </w:pPr>
       <w:rPr>
         <w:rFonts w:ascii="Arial Narrow" w:hAnsi="Arial Narrow" w:cs="Arial Narrow"/>
@@ -15032,7 +15066,7 @@
       <w:lvlText w:val="–"/>
       <w:lvlJc w:val="left"/>
       <w:pPr>
-        <w:ind w:left="1359" w:hanging="183"/>
+        <w:ind w:left="1276" w:hanging="172"/>
       </w:pPr>
       <w:rPr>
         <w:rFonts w:ascii="Arial Narrow" w:hAnsi="Arial Narrow" w:cs="Arial Narrow"/>
@@ -15044,7 +15078,7 @@
       <w:lvlText w:val="–"/>
       <w:lvlJc w:val="left"/>
       <w:pPr>
-        <w:ind w:left="1555" w:hanging="183"/>
+        <w:ind w:left="1460" w:hanging="172"/>
       </w:pPr>
       <w:rPr>
         <w:rFonts w:ascii="Arial Narrow" w:hAnsi="Arial Narrow" w:cs="Arial Narrow"/>
@@ -15056,7 +15090,7 @@
       <w:lvlText w:val="–"/>
       <w:lvlJc w:val="left"/>
       <w:pPr>
-        <w:ind w:left="1751" w:hanging="183"/>
+        <w:ind w:left="1644" w:hanging="172"/>
       </w:pPr>
       <w:rPr>
         <w:rFonts w:ascii="Arial Narrow" w:hAnsi="Arial Narrow" w:cs="Arial Narrow"/>
@@ -15261,7 +15295,7 @@
     </w:pPr>
     <w:rPr>
       <w:rFonts w:ascii="Arial Narrow" w:hAnsi="Arial Narrow" w:eastAsia="Arial Narrow"/>
-      <w:sz w:val="24"/>
+      <w:sz w:val="23"/>
     </w:rPr>
   </w:style>
   <w:style w:type="paragraph" w:styleId="Header">
@@ -26949,11 +26983,11 @@
     <w:name w:val="Notes title"/>
     <w:basedOn w:val="Normal"/>
     <w:pPr>
-      <w:spacing w:before="0" w:after="49"/>
+      <w:spacing w:before="0" w:after="46"/>
     </w:pPr>
     <w:rPr>
       <w:b/>
-      <w:sz w:val="30"/>
+      <w:sz w:val="29"/>
     </w:rPr>
   </w:style>
   <w:style w:type="paragraph" w:customStyle="1" w:styleId="Howto">
@@ -26981,7 +27015,7 @@
         <w:right w:val="single" w:sz="4" w:space="2" w:color="auto"/>
       </w:pBdr>
       <w:spacing w:before="0" w:after="0"/>
-      <w:ind w:left="245" w:hanging="245"/>
+      <w:ind w:left="230" w:hanging="230"/>
     </w:pPr>
     <w:rPr/>
   </w:style>
@@ -26990,7 +27024,7 @@
     <w:basedOn w:val="Normal"/>
     <w:pPr>
       <w:keepNext/>
-      <w:spacing w:before="86" w:after="0"/>
+      <w:spacing w:before="80" w:after="0"/>
     </w:pPr>
     <w:rPr>
       <w:b/>
@@ -27001,7 +27035,7 @@
     <w:basedOn w:val="Normal"/>
     <w:pPr>
       <w:spacing w:before="0" w:after="0"/>
-      <w:ind w:left="183" w:hanging="183"/>
+      <w:ind w:left="172" w:hanging="172"/>
     </w:pPr>
     <w:rPr/>
   </w:style>
@@ -27010,11 +27044,11 @@
     <w:basedOn w:val="Normal"/>
     <w:pPr>
       <w:keepNext/>
-      <w:spacing w:before="122" w:after="61"/>
+      <w:spacing w:before="115" w:after="57"/>
     </w:pPr>
     <w:rPr>
       <w:b/>
-      <w:sz w:val="33"/>
+      <w:sz w:val="32"/>
     </w:rPr>
   </w:style>
   <w:style w:type="paragraph" w:customStyle="1" w:styleId="Sectionheading">
@@ -27022,18 +27056,18 @@
     <w:basedOn w:val="Normal"/>
     <w:pPr>
       <w:keepNext/>
-      <w:spacing w:before="110" w:after="24"/>
+      <w:spacing w:before="103" w:after="23"/>
     </w:pPr>
     <w:rPr>
       <w:b/>
-      <w:sz w:val="28"/>
+      <w:sz w:val="27"/>
     </w:rPr>
   </w:style>
   <w:style w:type="paragraph" w:customStyle="1" w:styleId="Pointer">
     <w:name w:val="Pointer"/>
     <w:basedOn w:val="Normal"/>
     <w:pPr>
-      <w:spacing w:before="0" w:after="24"/>
+      <w:spacing w:before="0" w:after="23"/>
     </w:pPr>
     <w:rPr>
       <w:i/>
@@ -27044,7 +27078,7 @@
     <w:basedOn w:val="Normal"/>
     <w:pPr>
       <w:keepNext/>
-      <w:spacing w:before="73" w:after="0"/>
+      <w:spacing w:before="69" w:after="0"/>
     </w:pPr>
     <w:rPr/>
   </w:style>
@@ -27061,7 +27095,7 @@
     <w:basedOn w:val="Normal"/>
     <w:pPr>
       <w:spacing w:before="0" w:after="0"/>
-      <w:ind w:left="183" w:hanging="183"/>
+      <w:ind w:left="172" w:hanging="172"/>
     </w:pPr>
     <w:rPr/>
   </w:style>
@@ -27070,7 +27104,7 @@
     <w:basedOn w:val="Normal"/>
     <w:pPr>
       <w:spacing w:before="0" w:after="0"/>
-      <w:ind w:left="183" w:hanging="183"/>
+      <w:ind w:left="172" w:hanging="172"/>
     </w:pPr>
     <w:rPr/>
   </w:style>
@@ -27078,7 +27112,7 @@
     <w:name w:val="Table text"/>
     <w:basedOn w:val="Normal"/>
     <w:pPr>
-      <w:spacing w:before="0" w:after="29"/>
+      <w:spacing w:before="0" w:after="28"/>
     </w:pPr>
     <w:rPr/>
   </w:style>
@@ -27087,11 +27121,11 @@
     <w:basedOn w:val="Normal"/>
     <w:pPr>
       <w:keepNext/>
-      <w:spacing w:before="98" w:after="49"/>
+      <w:spacing w:before="92" w:after="46"/>
     </w:pPr>
     <w:rPr>
       <w:b/>
-      <w:sz w:val="33"/>
+      <w:sz w:val="32"/>
     </w:rPr>
   </w:style>
   <w:style w:type="paragraph" w:customStyle="1" w:styleId="Tabletitle">
@@ -27099,7 +27133,7 @@
     <w:basedOn w:val="Normal"/>
     <w:pPr>
       <w:keepNext/>
-      <w:spacing w:before="110" w:after="0"/>
+      <w:spacing w:before="103" w:after="0"/>
     </w:pPr>
     <w:rPr/>
   </w:style>
@@ -27108,11 +27142,11 @@
     <w:basedOn w:val="Normal"/>
     <w:pPr>
       <w:keepNext/>
-      <w:spacing w:before="98" w:after="24"/>
+      <w:spacing w:before="92" w:after="23"/>
     </w:pPr>
     <w:rPr>
       <w:b/>
-      <w:sz w:val="25"/>
+      <w:sz w:val="24"/>
     </w:rPr>
   </w:style>
   <w:style w:type="paragraph" w:customStyle="1" w:styleId="Entry">
@@ -27120,7 +27154,7 @@
     <w:basedOn w:val="Normal"/>
     <w:pPr>
       <w:spacing w:before="0" w:after="0"/>
-      <w:ind w:left="183" w:hanging="183"/>
+      <w:ind w:left="172" w:hanging="172"/>
     </w:pPr>
     <w:rPr/>
   </w:style>
@@ -27129,11 +27163,11 @@
     <w:basedOn w:val="Normal"/>
     <w:pPr>
       <w:keepNext/>
-      <w:spacing w:before="49" w:after="37"/>
+      <w:spacing w:before="46" w:after="34"/>
     </w:pPr>
     <w:rPr>
       <w:b/>
-      <w:sz w:val="30"/>
+      <w:sz w:val="29"/>
     </w:rPr>
   </w:style>
   <w:style w:type="paragraph" w:customStyle="1" w:styleId="Guidepart">
@@ -27141,11 +27175,11 @@
     <w:basedOn w:val="Normal"/>
     <w:pPr>
       <w:keepNext/>
-      <w:spacing w:before="98" w:after="24"/>
+      <w:spacing w:before="92" w:after="23"/>
     </w:pPr>
     <w:rPr>
       <w:b/>
-      <w:sz w:val="27"/>
+      <w:sz w:val="26"/>
     </w:rPr>
   </w:style>
   <w:style w:type="paragraph" w:customStyle="1" w:styleId="Guidesubheading">
@@ -27153,7 +27187,7 @@
     <w:basedOn w:val="Normal"/>
     <w:pPr>
       <w:keepNext/>
-      <w:spacing w:before="61" w:after="0"/>
+      <w:spacing w:before="57" w:after="0"/>
     </w:pPr>
     <w:rPr>
       <w:b/>
@@ -27163,7 +27197,7 @@
     <w:name w:val="Guide text"/>
     <w:basedOn w:val="Normal"/>
     <w:pPr>
-      <w:spacing w:before="0" w:after="61"/>
+      <w:spacing w:before="0" w:after="57"/>
     </w:pPr>
     <w:rPr/>
   </w:style>

--- a/Printed Exam Notes/Unit 2 Index.docx
+++ b/Printed Exam Notes/Unit 2 Index.docx
@@ -10180,7 +10180,7 @@
         <w:fldChar w:fldCharType="separate"/>
       </w:r>
       <w:r>
-        <w:t>12</w:t>
+        <w:t>11</w:t>
       </w:r>
       <w:r>
         <w:fldChar w:fldCharType="end"/>
@@ -12167,7 +12167,7 @@
         <w:fldChar w:fldCharType="separate"/>
       </w:r>
       <w:r>
-        <w:t>14</w:t>
+        <w:t>13</w:t>
       </w:r>
       <w:r>
         <w:fldChar w:fldCharType="end"/>
@@ -14997,7 +14997,7 @@
         <w:ind w:left="172" w:hanging="172"/>
       </w:pPr>
       <w:rPr>
-        <w:rFonts w:ascii="Arial Narrow" w:hAnsi="Arial Narrow" w:cs="Arial Narrow"/>
+        <w:rFonts w:ascii="Handwriting Final" w:hAnsi="Handwriting Final" w:cs="Handwriting Final"/>
       </w:rPr>
     </w:lvl>
     <w:lvl w:ilvl="1">
@@ -15009,7 +15009,7 @@
         <w:ind w:left="356" w:hanging="172"/>
       </w:pPr>
       <w:rPr>
-        <w:rFonts w:ascii="Arial Narrow" w:hAnsi="Arial Narrow" w:cs="Arial Narrow"/>
+        <w:rFonts w:ascii="Handwriting Final" w:hAnsi="Handwriting Final" w:cs="Handwriting Final"/>
       </w:rPr>
     </w:lvl>
     <w:lvl w:ilvl="2">
@@ -15021,7 +15021,7 @@
         <w:ind w:left="540" w:hanging="172"/>
       </w:pPr>
       <w:rPr>
-        <w:rFonts w:ascii="Arial Narrow" w:hAnsi="Arial Narrow" w:cs="Arial Narrow"/>
+        <w:rFonts w:ascii="Handwriting Final" w:hAnsi="Handwriting Final" w:cs="Handwriting Final"/>
       </w:rPr>
     </w:lvl>
     <w:lvl w:ilvl="3">
@@ -15033,7 +15033,7 @@
         <w:ind w:left="724" w:hanging="172"/>
       </w:pPr>
       <w:rPr>
-        <w:rFonts w:ascii="Arial Narrow" w:hAnsi="Arial Narrow" w:cs="Arial Narrow"/>
+        <w:rFonts w:ascii="Handwriting Final" w:hAnsi="Handwriting Final" w:cs="Handwriting Final"/>
       </w:rPr>
     </w:lvl>
     <w:lvl w:ilvl="4">
@@ -15045,7 +15045,7 @@
         <w:ind w:left="908" w:hanging="172"/>
       </w:pPr>
       <w:rPr>
-        <w:rFonts w:ascii="Arial Narrow" w:hAnsi="Arial Narrow" w:cs="Arial Narrow"/>
+        <w:rFonts w:ascii="Handwriting Final" w:hAnsi="Handwriting Final" w:cs="Handwriting Final"/>
       </w:rPr>
     </w:lvl>
     <w:lvl w:ilvl="5">
@@ -15057,7 +15057,7 @@
         <w:ind w:left="1092" w:hanging="172"/>
       </w:pPr>
       <w:rPr>
-        <w:rFonts w:ascii="Arial Narrow" w:hAnsi="Arial Narrow" w:cs="Arial Narrow"/>
+        <w:rFonts w:ascii="Handwriting Final" w:hAnsi="Handwriting Final" w:cs="Handwriting Final"/>
       </w:rPr>
     </w:lvl>
     <w:lvl w:ilvl="6">
@@ -15069,7 +15069,7 @@
         <w:ind w:left="1276" w:hanging="172"/>
       </w:pPr>
       <w:rPr>
-        <w:rFonts w:ascii="Arial Narrow" w:hAnsi="Arial Narrow" w:cs="Arial Narrow"/>
+        <w:rFonts w:ascii="Handwriting Final" w:hAnsi="Handwriting Final" w:cs="Handwriting Final"/>
       </w:rPr>
     </w:lvl>
     <w:lvl w:ilvl="7">
@@ -15081,7 +15081,7 @@
         <w:ind w:left="1460" w:hanging="172"/>
       </w:pPr>
       <w:rPr>
-        <w:rFonts w:ascii="Arial Narrow" w:hAnsi="Arial Narrow" w:cs="Arial Narrow"/>
+        <w:rFonts w:ascii="Handwriting Final" w:hAnsi="Handwriting Final" w:cs="Handwriting Final"/>
       </w:rPr>
     </w:lvl>
     <w:lvl w:ilvl="8">
@@ -15093,7 +15093,7 @@
         <w:ind w:left="1644" w:hanging="172"/>
       </w:pPr>
       <w:rPr>
-        <w:rFonts w:ascii="Arial Narrow" w:hAnsi="Arial Narrow" w:cs="Arial Narrow"/>
+        <w:rFonts w:ascii="Handwriting Final" w:hAnsi="Handwriting Final" w:cs="Handwriting Final"/>
       </w:rPr>
     </w:lvl>
   </w:abstractNum>
@@ -15294,7 +15294,7 @@
       <w:spacing w:after="0" w:before="0" w:line="240" w:lineRule="auto"/>
     </w:pPr>
     <w:rPr>
-      <w:rFonts w:ascii="Arial Narrow" w:hAnsi="Arial Narrow" w:eastAsia="Arial Narrow"/>
+      <w:rFonts w:ascii="Handwriting Final" w:hAnsi="Handwriting Final" w:eastAsia="Handwriting Final"/>
       <w:sz w:val="23"/>
     </w:rPr>
   </w:style>

--- a/Printed Exam Notes/Unit 2 Index.docx
+++ b/Printed Exam Notes/Unit 2 Index.docx
@@ -28,8 +28,14 @@
         <w:pStyle w:val="Mapsection"/>
       </w:pPr>
       <w:r>
-        <w:rPr/>
-        <w:t>Contents (pages in the main notes)</w:t>
+        <w:rPr>
+          <w:rStyle w:val="Slidecode"/>
+        </w:rPr>
+        <w:t>Contents</w:t>
+      </w:r>
+      <w:r>
+        <w:rPr/>
+        <w:t xml:space="preserve"> (pages in the main notes)</w:t>
       </w:r>
     </w:p>
     <w:p>
@@ -2999,6 +3005,21 @@
         <w:rPr>
           <w:b/>
         </w:rPr>
+        <w:t>Conifers / cycads / ginkgoes / gnetophytes</w:t>
+      </w:r>
+      <w:r>
+        <w:rPr/>
+        <w:t>: the four gymnosperm groups: needle-like leaves, monoecious (pines) / palm- or fern-like, pollen and seed cones on separate plants / one surviving species, dioecious / no archegonia (Gnetum, Ephedra, Welwitschia) 23.5.57</w:t>
+      </w:r>
+    </w:p>
+    <w:p>
+      <w:pPr>
+        <w:pStyle w:val="Entry"/>
+      </w:pPr>
+      <w:r>
+        <w:rPr>
+          <w:b/>
+        </w:rPr>
         <w:t>Cotyledon</w:t>
       </w:r>
       <w:r>
@@ -3149,6 +3170,21 @@
         <w:rPr>
           <w:b/>
         </w:rPr>
+        <w:t>Ferns / horsetails / whisk ferns</w:t>
+      </w:r>
+      <w:r>
+        <w:rPr/>
+        <w:t>: the pteridophytes: fronds with sori / Equisetum, small leaves in whorls, silica / Psilotum, no leaves, forking stems 23.4.36</w:t>
+      </w:r>
+    </w:p>
+    <w:p>
+      <w:pPr>
+        <w:pStyle w:val="Entry"/>
+      </w:pPr>
+      <w:r>
+        <w:rPr>
+          <w:b/>
+        </w:rPr>
         <w:t>Fitness</w:t>
       </w:r>
       <w:r>
@@ -3344,6 +3380,21 @@
         <w:rPr>
           <w:b/>
         </w:rPr>
+        <w:t>Liverworts / hornworts / mosses</w:t>
+      </w:r>
+      <w:r>
+        <w:rPr/>
+        <w:t>: the three bryophyte groups: flat thallus or leafy shoots, gemmae / horn-shaped sporophytes, cyanobacteria partners / the largest group, protonema, sporophyte attached to the gametophyte 23.1.4</w:t>
+      </w:r>
+    </w:p>
+    <w:p>
+      <w:pPr>
+        <w:pStyle w:val="Entry"/>
+      </w:pPr>
+      <w:r>
+        <w:rPr>
+          <w:b/>
+        </w:rPr>
         <w:t>Lycophytes</w:t>
       </w:r>
       <w:r>
@@ -3854,7 +3905,7 @@
         <w:rPr>
           <w:b/>
         </w:rPr>
-        <w:t>True roots, stems and leaves</w:t>
+        <w:t>True roots (and stems, leaves)</w:t>
       </w:r>
       <w:r>
         <w:rPr/>
@@ -3972,6 +4023,21 @@
         <w:rPr>
           <w:b/>
         </w:rPr>
+        <w:t>Adaptations to land</w:t>
+      </w:r>
+      <w:r>
+        <w:rPr/>
+        <w:t xml:space="preserve"> 23.1.9 (problems, solutions), 23.1.14 (sporophyte dominance), 23.5.54 (seeds)</w:t>
+      </w:r>
+    </w:p>
+    <w:p>
+      <w:pPr>
+        <w:pStyle w:val="Entry"/>
+      </w:pPr>
+      <w:r>
+        <w:rPr>
+          <w:b/>
+        </w:rPr>
         <w:t>Alternation of generations</w:t>
       </w:r>
       <w:r>
@@ -4062,6 +4128,21 @@
         <w:rPr>
           <w:b/>
         </w:rPr>
+        <w:t>Archaeplastida</w:t>
+      </w:r>
+      <w:r>
+        <w:rPr/>
+        <w:t xml:space="preserve"> 23.1.4 (plant classification)</w:t>
+      </w:r>
+    </w:p>
+    <w:p>
+      <w:pPr>
+        <w:pStyle w:val="Entry"/>
+      </w:pPr>
+      <w:r>
+        <w:rPr>
+          <w:b/>
+        </w:rPr>
         <w:t>Archegonia</w:t>
       </w:r>
       <w:r>
@@ -4137,6 +4218,21 @@
         <w:rPr>
           <w:b/>
         </w:rPr>
+        <w:t>Carboniferous</w:t>
+      </w:r>
+      <w:r>
+        <w:rPr/>
+        <w:t xml:space="preserve"> see Devonian, Carboniferous</w:t>
+      </w:r>
+    </w:p>
+    <w:p>
+      <w:pPr>
+        <w:pStyle w:val="Entry"/>
+      </w:pPr>
+      <w:r>
+        <w:rPr>
+          <w:b/>
+        </w:rPr>
         <w:t>Carpel</w:t>
       </w:r>
       <w:r>
@@ -4186,7 +4282,7 @@
       </w:r>
       <w:r>
         <w:rPr/>
-        <w:t xml:space="preserve"> see Glossary</w:t>
+        <w:t xml:space="preserve"> 23.1.5 (charophytes, land plants)</w:t>
       </w:r>
     </w:p>
     <w:p>
@@ -4332,6 +4428,21 @@
         <w:rPr>
           <w:b/>
         </w:rPr>
+        <w:t>Cyanobacteria</w:t>
+      </w:r>
+      <w:r>
+        <w:rPr/>
+        <w:t xml:space="preserve"> 23.2.19 (hornwort partners)</w:t>
+      </w:r>
+    </w:p>
+    <w:p>
+      <w:pPr>
+        <w:pStyle w:val="Entry"/>
+      </w:pPr>
+      <w:r>
+        <w:rPr>
+          <w:b/>
+        </w:rPr>
         <w:t>Cycads</w:t>
       </w:r>
       <w:r>
@@ -4351,7 +4462,7 @@
       </w:r>
       <w:r>
         <w:rPr/>
-        <w:t xml:space="preserve"> see Glossary</w:t>
+        <w:t xml:space="preserve"> 23.1.11 (diploid hides it)</w:t>
       </w:r>
     </w:p>
     <w:p>
@@ -4366,7 +4477,37 @@
       </w:r>
       <w:r>
         <w:rPr/>
-        <w:t xml:space="preserve"> see Glossary</w:t>
+        <w:t xml:space="preserve"> 23.1.9 (cuticle)</w:t>
+      </w:r>
+    </w:p>
+    <w:p>
+      <w:pPr>
+        <w:pStyle w:val="Entry"/>
+      </w:pPr>
+      <w:r>
+        <w:rPr>
+          <w:b/>
+        </w:rPr>
+        <w:t>Devonian, Carboniferous</w:t>
+      </w:r>
+      <w:r>
+        <w:rPr/>
+        <w:t xml:space="preserve"> 23.4.36 (pteridophytes dominant)</w:t>
+      </w:r>
+    </w:p>
+    <w:p>
+      <w:pPr>
+        <w:pStyle w:val="Entry"/>
+      </w:pPr>
+      <w:r>
+        <w:rPr>
+          <w:b/>
+        </w:rPr>
+        <w:t>Dinosaurs</w:t>
+      </w:r>
+      <w:r>
+        <w:rPr/>
+        <w:t xml:space="preserve"> see Mesozoic era, dinosaurs</w:t>
       </w:r>
     </w:p>
     <w:p>
@@ -4392,6 +4533,21 @@
         <w:rPr>
           <w:b/>
         </w:rPr>
+        <w:t>Dispersal</w:t>
+      </w:r>
+      <w:r>
+        <w:rPr/>
+        <w:t xml:space="preserve"> 23.1.15 (spores vs seeds), 23.5.54 (seed plants), 23.5.90 (fruits)</w:t>
+      </w:r>
+    </w:p>
+    <w:p>
+      <w:pPr>
+        <w:pStyle w:val="Entry"/>
+      </w:pPr>
+      <w:r>
+        <w:rPr>
+          <w:b/>
+        </w:rPr>
         <w:t>Dominant generation</w:t>
       </w:r>
       <w:r>
@@ -4527,6 +4683,21 @@
         <w:rPr>
           <w:b/>
         </w:rPr>
+        <w:t>Eucalyptus</w:t>
+      </w:r>
+      <w:r>
+        <w:rPr/>
+        <w:t xml:space="preserve"> see Duckweed, Eucalyptus</w:t>
+      </w:r>
+    </w:p>
+    <w:p>
+      <w:pPr>
+        <w:pStyle w:val="Entry"/>
+      </w:pPr>
+      <w:r>
+        <w:rPr>
+          <w:b/>
+        </w:rPr>
         <w:t>Eudicots</w:t>
       </w:r>
       <w:r>
@@ -4546,7 +4717,7 @@
       </w:r>
       <w:r>
         <w:rPr/>
-        <w:t xml:space="preserve"> see Glossary</w:t>
+        <w:t xml:space="preserve"> 23.5.57 (gymnosperm groups)</w:t>
       </w:r>
     </w:p>
     <w:p>
@@ -4572,6 +4743,21 @@
         <w:rPr>
           <w:b/>
         </w:rPr>
+        <w:t>Fibrous root system</w:t>
+      </w:r>
+      <w:r>
+        <w:rPr/>
+        <w:t xml:space="preserve"> see Taproot / fibrous root system</w:t>
+      </w:r>
+    </w:p>
+    <w:p>
+      <w:pPr>
+        <w:pStyle w:val="Entry"/>
+      </w:pPr>
+      <w:r>
+        <w:rPr>
+          <w:b/>
+        </w:rPr>
         <w:t>Filament</w:t>
       </w:r>
       <w:r>
@@ -4591,7 +4777,7 @@
       </w:r>
       <w:r>
         <w:rPr/>
-        <w:t xml:space="preserve"> see Glossary</w:t>
+        <w:t xml:space="preserve"> 23.4.36 (megaphylls)</w:t>
       </w:r>
     </w:p>
     <w:p>
@@ -4621,7 +4807,7 @@
       </w:r>
       <w:r>
         <w:rPr/>
-        <w:t xml:space="preserve"> see Glossary</w:t>
+        <w:t xml:space="preserve"> 23.2.19 (hornworts)</w:t>
       </w:r>
     </w:p>
     <w:p>
@@ -4692,6 +4878,21 @@
         <w:rPr>
           <w:b/>
         </w:rPr>
+        <w:t>Gemma cup</w:t>
+      </w:r>
+      <w:r>
+        <w:rPr/>
+        <w:t xml:space="preserve"> 23.2.18 (Marchantia)</w:t>
+      </w:r>
+    </w:p>
+    <w:p>
+      <w:pPr>
+        <w:pStyle w:val="Entry"/>
+      </w:pPr>
+      <w:r>
+        <w:rPr>
+          <w:b/>
+        </w:rPr>
         <w:t>Gemmae</w:t>
       </w:r>
       <w:r>
@@ -4797,6 +4998,21 @@
         <w:rPr>
           <w:b/>
         </w:rPr>
+        <w:t>Ground pines</w:t>
+      </w:r>
+      <w:r>
+        <w:rPr/>
+        <w:t xml:space="preserve"> see Club mosses, ground pines (Lycopodium)</w:t>
+      </w:r>
+    </w:p>
+    <w:p>
+      <w:pPr>
+        <w:pStyle w:val="Entry"/>
+      </w:pPr>
+      <w:r>
+        <w:rPr>
+          <w:b/>
+        </w:rPr>
         <w:t>Gymnosperms</w:t>
       </w:r>
       <w:r>
@@ -4816,7 +5032,22 @@
       </w:r>
       <w:r>
         <w:rPr/>
-        <w:t xml:space="preserve"> see Glossary</w:t>
+        <w:t xml:space="preserve"> 23.5.81 (monocots vs eudicots)</w:t>
+      </w:r>
+    </w:p>
+    <w:p>
+      <w:pPr>
+        <w:pStyle w:val="Entry"/>
+      </w:pPr>
+      <w:r>
+        <w:rPr>
+          <w:b/>
+        </w:rPr>
+        <w:t>Heterosporous</w:t>
+      </w:r>
+      <w:r>
+        <w:rPr/>
+        <w:t xml:space="preserve"> see Homosporous / heterosporous</w:t>
       </w:r>
     </w:p>
     <w:p>
@@ -4872,6 +5103,36 @@
         <w:rPr>
           <w:b/>
         </w:rPr>
+        <w:t>Imperfect flower</w:t>
+      </w:r>
+      <w:r>
+        <w:rPr/>
+        <w:t xml:space="preserve"> see Perfect / imperfect flower</w:t>
+      </w:r>
+    </w:p>
+    <w:p>
+      <w:pPr>
+        <w:pStyle w:val="Entry"/>
+      </w:pPr>
+      <w:r>
+        <w:rPr>
+          <w:b/>
+        </w:rPr>
+        <w:t>Incomplete flower</w:t>
+      </w:r>
+      <w:r>
+        <w:rPr/>
+        <w:t xml:space="preserve"> see Complete / incomplete flower</w:t>
+      </w:r>
+    </w:p>
+    <w:p>
+      <w:pPr>
+        <w:pStyle w:val="Entry"/>
+      </w:pPr>
+      <w:r>
+        <w:rPr>
+          <w:b/>
+        </w:rPr>
         <w:t>Indusium</w:t>
       </w:r>
       <w:r>
@@ -4902,6 +5163,21 @@
         <w:rPr>
           <w:b/>
         </w:rPr>
+        <w:t>Juniper</w:t>
+      </w:r>
+      <w:r>
+        <w:rPr/>
+        <w:t xml:space="preserve"> see Spruce, juniper</w:t>
+      </w:r>
+    </w:p>
+    <w:p>
+      <w:pPr>
+        <w:pStyle w:val="Entry"/>
+      </w:pPr>
+      <w:r>
+        <w:rPr>
+          <w:b/>
+        </w:rPr>
         <w:t>Lignin</w:t>
       </w:r>
       <w:r>
@@ -5007,6 +5283,21 @@
         <w:rPr>
           <w:b/>
         </w:rPr>
+        <w:t>Mesozoic era, dinosaurs</w:t>
+      </w:r>
+      <w:r>
+        <w:rPr/>
+        <w:t xml:space="preserve"> 23.5.70 (cycads)</w:t>
+      </w:r>
+    </w:p>
+    <w:p>
+      <w:pPr>
+        <w:pStyle w:val="Entry"/>
+      </w:pPr>
+      <w:r>
+        <w:rPr>
+          <w:b/>
+        </w:rPr>
         <w:t>Microphylls</w:t>
       </w:r>
       <w:r>
@@ -5116,7 +5407,7 @@
       </w:r>
       <w:r>
         <w:rPr/>
-        <w:t xml:space="preserve"> see Glossary</w:t>
+        <w:t xml:space="preserve"> 23.2.19 (hornworts)</w:t>
       </w:r>
     </w:p>
     <w:p>
@@ -5247,6 +5538,21 @@
         <w:rPr>
           <w:b/>
         </w:rPr>
+        <w:t>Pine nuts, pine oil</w:t>
+      </w:r>
+      <w:r>
+        <w:rPr/>
+        <w:t xml:space="preserve"> 23.5.69 (uses)</w:t>
+      </w:r>
+    </w:p>
+    <w:p>
+      <w:pPr>
+        <w:pStyle w:val="Entry"/>
+      </w:pPr>
+      <w:r>
+        <w:rPr>
+          <w:b/>
+        </w:rPr>
         <w:t>Pines</w:t>
       </w:r>
       <w:r>
@@ -5671,7 +5977,7 @@
       </w:r>
       <w:r>
         <w:rPr/>
-        <w:t xml:space="preserve"> see Glossary</w:t>
+        <w:t xml:space="preserve"> 23.1.11 (less water loss)</w:t>
       </w:r>
     </w:p>
     <w:p>
@@ -5686,7 +5992,7 @@
       </w:r>
       <w:r>
         <w:rPr/>
-        <w:t xml:space="preserve"> see Glossary</w:t>
+        <w:t xml:space="preserve"> 23.5.81 (eudicots vs monocots)</w:t>
       </w:r>
     </w:p>
     <w:p>
@@ -5772,11 +6078,26 @@
         <w:rPr>
           <w:b/>
         </w:rPr>
-        <w:t>True roots, stems and leaves</w:t>
-      </w:r>
-      <w:r>
-        <w:rPr/>
-        <w:t xml:space="preserve"> see Glossary</w:t>
+        <w:t>Triassic fossil pollen</w:t>
+      </w:r>
+      <w:r>
+        <w:rPr/>
+        <w:t xml:space="preserve"> 23.5.78 (angiosperm origins)</w:t>
+      </w:r>
+    </w:p>
+    <w:p>
+      <w:pPr>
+        <w:pStyle w:val="Entry"/>
+      </w:pPr>
+      <w:r>
+        <w:rPr>
+          <w:b/>
+        </w:rPr>
+        <w:t>True roots (and stems, leaves)</w:t>
+      </w:r>
+      <w:r>
+        <w:rPr/>
+        <w:t xml:space="preserve"> 23.2.16 (bryophytes lack them)</w:t>
       </w:r>
     </w:p>
     <w:p>
@@ -5821,7 +6142,7 @@
       </w:r>
       <w:r>
         <w:rPr/>
-        <w:t xml:space="preserve"> see Glossary</w:t>
+        <w:t xml:space="preserve"> 23.5.81 (ring vs scattered)</w:t>
       </w:r>
     </w:p>
     <w:p>
@@ -5851,7 +6172,7 @@
       </w:r>
       <w:r>
         <w:rPr/>
-        <w:t xml:space="preserve"> see Glossary</w:t>
+        <w:t xml:space="preserve"> 23.5.81 (parallel vs net)</w:t>
       </w:r>
     </w:p>
     <w:p>
@@ -5896,7 +6217,22 @@
       </w:r>
       <w:r>
         <w:rPr/>
-        <w:t xml:space="preserve"> see Glossary</w:t>
+        <w:t xml:space="preserve"> 23.4.38 (horsetails)</w:t>
+      </w:r>
+    </w:p>
+    <w:p>
+      <w:pPr>
+        <w:pStyle w:val="Entry"/>
+      </w:pPr>
+      <w:r>
+        <w:rPr>
+          <w:b/>
+        </w:rPr>
+        <w:t>Woody</w:t>
+      </w:r>
+      <w:r>
+        <w:rPr/>
+        <w:t xml:space="preserve"> see Herbaceous / woody</w:t>
       </w:r>
     </w:p>
     <w:p>
@@ -5966,8 +6302,14 @@
         <w:pStyle w:val="Mapsection"/>
       </w:pPr>
       <w:r>
-        <w:rPr/>
-        <w:t>Contents (pages in the main notes)</w:t>
+        <w:rPr>
+          <w:rStyle w:val="Slidecode"/>
+        </w:rPr>
+        <w:t>Contents</w:t>
+      </w:r>
+      <w:r>
+        <w:rPr/>
+        <w:t xml:space="preserve"> (pages in the main notes)</w:t>
       </w:r>
     </w:p>
     <w:p>
@@ -8458,6 +8800,21 @@
         <w:rPr>
           <w:b/>
         </w:rPr>
+        <w:t>Ground tissue</w:t>
+      </w:r>
+      <w:r>
+        <w:rPr/>
+        <w:t>: forms the bulk of the plant: parenchyma, collenchyma and sclerenchyma cells 24.1.10</w:t>
+      </w:r>
+    </w:p>
+    <w:p>
+      <w:pPr>
+        <w:pStyle w:val="Entry"/>
+      </w:pPr>
+      <w:r>
+        <w:rPr>
+          <w:b/>
+        </w:rPr>
         <w:t>Guard cells</w:t>
       </w:r>
       <w:r>
@@ -9103,6 +9460,21 @@
         <w:rPr>
           <w:b/>
         </w:rPr>
+        <w:t>Vascular tissue</w:t>
+      </w:r>
+      <w:r>
+        <w:rPr/>
+        <w:t>: xylem and phloem: in the vascular cylinder of roots, vascular bundles of stems and veins of leaves 24.1.13</w:t>
+      </w:r>
+    </w:p>
+    <w:p>
+      <w:pPr>
+        <w:pStyle w:val="Entry"/>
+      </w:pPr>
+      <w:r>
+        <w:rPr>
+          <w:b/>
+        </w:rPr>
         <w:t>Vegetative organs</w:t>
       </w:r>
       <w:r>
@@ -9150,7 +9522,37 @@
       </w:r>
       <w:r>
         <w:rPr/>
-        <w:t xml:space="preserve"> see Glossary</w:t>
+        <w:t xml:space="preserve"> 24.4.49 (stolons, rhizomes)</w:t>
+      </w:r>
+    </w:p>
+    <w:p>
+      <w:pPr>
+        <w:pStyle w:val="Entry"/>
+      </w:pPr>
+      <w:r>
+        <w:rPr>
+          <w:b/>
+        </w:rPr>
+        <w:t>Aerial roots</w:t>
+      </w:r>
+      <w:r>
+        <w:rPr/>
+        <w:t xml:space="preserve"> see Prop roots, pneumatophores, aerial roots</w:t>
+      </w:r>
+    </w:p>
+    <w:p>
+      <w:pPr>
+        <w:pStyle w:val="Entry"/>
+      </w:pPr>
+      <w:r>
+        <w:rPr>
+          <w:b/>
+        </w:rPr>
+        <w:t>Alternate, opposite, whorled leaves</w:t>
+      </w:r>
+      <w:r>
+        <w:rPr/>
+        <w:t xml:space="preserve"> 24.5.53 (leaf arrangement)</w:t>
       </w:r>
     </w:p>
     <w:p>
@@ -9191,6 +9593,21 @@
         <w:rPr>
           <w:b/>
         </w:rPr>
+        <w:t>Apetala 1</w:t>
+      </w:r>
+      <w:r>
+        <w:rPr/>
+        <w:t xml:space="preserve"> see LEAFY, Apetala 1</w:t>
+      </w:r>
+    </w:p>
+    <w:p>
+      <w:pPr>
+        <w:pStyle w:val="Entry"/>
+      </w:pPr>
+      <w:r>
+        <w:rPr>
+          <w:b/>
+        </w:rPr>
         <w:t>Apical meristem</w:t>
       </w:r>
       <w:r>
@@ -9221,6 +9638,21 @@
         <w:rPr>
           <w:b/>
         </w:rPr>
+        <w:t>Bald cypress</w:t>
+      </w:r>
+      <w:r>
+        <w:rPr/>
+        <w:t xml:space="preserve"> see Mangrove, bald cypress</w:t>
+      </w:r>
+    </w:p>
+    <w:p>
+      <w:pPr>
+        <w:pStyle w:val="Entry"/>
+      </w:pPr>
+      <w:r>
+        <w:rPr>
+          <w:b/>
+        </w:rPr>
         <w:t>Bark</w:t>
       </w:r>
       <w:r>
@@ -9236,6 +9668,51 @@
         <w:rPr>
           <w:b/>
         </w:rPr>
+        <w:t>Bedstraw</w:t>
+      </w:r>
+      <w:r>
+        <w:rPr/>
+        <w:t xml:space="preserve"> see Beech, bedstraw, maple</w:t>
+      </w:r>
+    </w:p>
+    <w:p>
+      <w:pPr>
+        <w:pStyle w:val="Entry"/>
+      </w:pPr>
+      <w:r>
+        <w:rPr>
+          <w:b/>
+        </w:rPr>
+        <w:t>Beech, bedstraw, maple</w:t>
+      </w:r>
+      <w:r>
+        <w:rPr/>
+        <w:t xml:space="preserve"> 24.5.54 (leaf arrangement)</w:t>
+      </w:r>
+    </w:p>
+    <w:p>
+      <w:pPr>
+        <w:pStyle w:val="Entry"/>
+      </w:pPr>
+      <w:r>
+        <w:rPr>
+          <w:b/>
+        </w:rPr>
+        <w:t>Black walnut</w:t>
+      </w:r>
+      <w:r>
+        <w:rPr/>
+        <w:t xml:space="preserve"> see Magnolia, buckeye, black walnut</w:t>
+      </w:r>
+    </w:p>
+    <w:p>
+      <w:pPr>
+        <w:pStyle w:val="Entry"/>
+      </w:pPr>
+      <w:r>
+        <w:rPr>
+          <w:b/>
+        </w:rPr>
         <w:t>Blade, petiole</w:t>
       </w:r>
       <w:r>
@@ -9266,6 +9743,21 @@
         <w:rPr>
           <w:b/>
         </w:rPr>
+        <w:t>Buckeye</w:t>
+      </w:r>
+      <w:r>
+        <w:rPr/>
+        <w:t xml:space="preserve"> see Magnolia, buckeye, black walnut</w:t>
+      </w:r>
+    </w:p>
+    <w:p>
+      <w:pPr>
+        <w:pStyle w:val="Entry"/>
+      </w:pPr>
+      <w:r>
+        <w:rPr>
+          <w:b/>
+        </w:rPr>
         <w:t>Bud scales</w:t>
       </w:r>
       <w:r>
@@ -9281,6 +9773,36 @@
         <w:rPr>
           <w:b/>
         </w:rPr>
+        <w:t>Bundle scars</w:t>
+      </w:r>
+      <w:r>
+        <w:rPr/>
+        <w:t xml:space="preserve"> see Leaf scars, bundle scars</w:t>
+      </w:r>
+    </w:p>
+    <w:p>
+      <w:pPr>
+        <w:pStyle w:val="Entry"/>
+      </w:pPr>
+      <w:r>
+        <w:rPr>
+          <w:b/>
+        </w:rPr>
+        <w:t>Cactus, cucumber</w:t>
+      </w:r>
+      <w:r>
+        <w:rPr/>
+        <w:t xml:space="preserve"> 24.5.55 (spines, tendrils)</w:t>
+      </w:r>
+    </w:p>
+    <w:p>
+      <w:pPr>
+        <w:pStyle w:val="Entry"/>
+      </w:pPr>
+      <w:r>
+        <w:rPr>
+          <w:b/>
+        </w:rPr>
         <w:t>Casparian strip</w:t>
       </w:r>
       <w:r>
@@ -9296,6 +9818,36 @@
         <w:rPr>
           <w:b/>
         </w:rPr>
+        <w:t>Celery</w:t>
+      </w:r>
+      <w:r>
+        <w:rPr/>
+        <w:t xml:space="preserve"> 24.1.10 (collenchyma)</w:t>
+      </w:r>
+    </w:p>
+    <w:p>
+      <w:pPr>
+        <w:pStyle w:val="Entry"/>
+      </w:pPr>
+      <w:r>
+        <w:rPr>
+          <w:b/>
+        </w:rPr>
+        <w:t>Cinnamon</w:t>
+      </w:r>
+      <w:r>
+        <w:rPr/>
+        <w:t xml:space="preserve"> see Sugar cane, cinnamon, quinine</w:t>
+      </w:r>
+    </w:p>
+    <w:p>
+      <w:pPr>
+        <w:pStyle w:val="Entry"/>
+      </w:pPr>
+      <w:r>
+        <w:rPr>
+          <w:b/>
+        </w:rPr>
         <w:t>Collenchyma</w:t>
       </w:r>
       <w:r>
@@ -9326,6 +9878,21 @@
         <w:rPr>
           <w:b/>
         </w:rPr>
+        <w:t>Compound leaves</w:t>
+      </w:r>
+      <w:r>
+        <w:rPr/>
+        <w:t xml:space="preserve"> see Simple / compound leaves</w:t>
+      </w:r>
+    </w:p>
+    <w:p>
+      <w:pPr>
+        <w:pStyle w:val="Entry"/>
+      </w:pPr>
+      <w:r>
+        <w:rPr>
+          <w:b/>
+        </w:rPr>
         <w:t>Cork, cork cambium</w:t>
       </w:r>
       <w:r>
@@ -9356,6 +9923,21 @@
         <w:rPr>
           <w:b/>
         </w:rPr>
+        <w:t>Corn</w:t>
+      </w:r>
+      <w:r>
+        <w:rPr/>
+        <w:t xml:space="preserve"> 24.3.33 (prop roots)</w:t>
+      </w:r>
+    </w:p>
+    <w:p>
+      <w:pPr>
+        <w:pStyle w:val="Entry"/>
+      </w:pPr>
+      <w:r>
+        <w:rPr>
+          <w:b/>
+        </w:rPr>
         <w:t>Cortex</w:t>
       </w:r>
       <w:r>
@@ -9386,6 +9968,21 @@
         <w:rPr>
           <w:b/>
         </w:rPr>
+        <w:t>Cucumber</w:t>
+      </w:r>
+      <w:r>
+        <w:rPr/>
+        <w:t xml:space="preserve"> see Cactus, cucumber</w:t>
+      </w:r>
+    </w:p>
+    <w:p>
+      <w:pPr>
+        <w:pStyle w:val="Entry"/>
+      </w:pPr>
+      <w:r>
+        <w:rPr>
+          <w:b/>
+        </w:rPr>
         <w:t>Cuticle</w:t>
       </w:r>
       <w:r>
@@ -9416,11 +10013,11 @@
         <w:rPr>
           <w:b/>
         </w:rPr>
-        <w:t>Differentiated cell</w:t>
-      </w:r>
-      <w:r>
-        <w:rPr/>
-        <w:t xml:space="preserve"> see Glossary</w:t>
+        <w:t>Differentiated cells</w:t>
+      </w:r>
+      <w:r>
+        <w:rPr/>
+        <w:t xml:space="preserve"> 24.1.5 (meristem division), 24.3.26 (zone of maturation)</w:t>
       </w:r>
     </w:p>
     <w:p>
@@ -9461,6 +10058,21 @@
         <w:rPr>
           <w:b/>
         </w:rPr>
+        <w:t>English ivy</w:t>
+      </w:r>
+      <w:r>
+        <w:rPr/>
+        <w:t xml:space="preserve"> see Orchids, English ivy</w:t>
+      </w:r>
+    </w:p>
+    <w:p>
+      <w:pPr>
+        <w:pStyle w:val="Entry"/>
+      </w:pPr>
+      <w:r>
+        <w:rPr>
+          <w:b/>
+        </w:rPr>
         <w:t>Epidermis, epidermal tissue</w:t>
       </w:r>
       <w:r>
@@ -9491,6 +10103,21 @@
         <w:rPr>
           <w:b/>
         </w:rPr>
+        <w:t>Evergreen</w:t>
+      </w:r>
+      <w:r>
+        <w:rPr/>
+        <w:t xml:space="preserve"> see Deciduous, evergreen</w:t>
+      </w:r>
+    </w:p>
+    <w:p>
+      <w:pPr>
+        <w:pStyle w:val="Entry"/>
+      </w:pPr>
+      <w:r>
+        <w:rPr>
+          <w:b/>
+        </w:rPr>
         <w:t>Fibers, sclereids</w:t>
       </w:r>
       <w:r>
@@ -9536,6 +10163,21 @@
         <w:rPr>
           <w:b/>
         </w:rPr>
+        <w:t>Gladiolus</w:t>
+      </w:r>
+      <w:r>
+        <w:rPr/>
+        <w:t xml:space="preserve"> 24.4.49 (corm)</w:t>
+      </w:r>
+    </w:p>
+    <w:p>
+      <w:pPr>
+        <w:pStyle w:val="Entry"/>
+      </w:pPr>
+      <w:r>
+        <w:rPr>
+          <w:b/>
+        </w:rPr>
         <w:t>Ground meristem</w:t>
       </w:r>
       <w:r>
@@ -9596,11 +10238,26 @@
         <w:rPr>
           <w:b/>
         </w:rPr>
-        <w:t>Herbaceous stems</w:t>
-      </w:r>
-      <w:r>
-        <w:rPr/>
-        <w:t xml:space="preserve"> 24.4.38 (def.)</w:t>
+        <w:t>Hemp, rope</w:t>
+      </w:r>
+      <w:r>
+        <w:rPr/>
+        <w:t xml:space="preserve"> 24.1.11 (fibers)</w:t>
+      </w:r>
+    </w:p>
+    <w:p>
+      <w:pPr>
+        <w:pStyle w:val="Entry"/>
+      </w:pPr>
+      <w:r>
+        <w:rPr>
+          <w:b/>
+        </w:rPr>
+        <w:t>Herbaceous / woody stems</w:t>
+      </w:r>
+      <w:r>
+        <w:rPr/>
+        <w:t xml:space="preserve"> 24.4.38 (def.), 24.4.42 (primary and secondary)</w:t>
       </w:r>
     </w:p>
     <w:p>
@@ -9615,7 +10272,37 @@
       </w:r>
       <w:r>
         <w:rPr/>
-        <w:t xml:space="preserve"> see Glossary</w:t>
+        <w:t xml:space="preserve"> 24.1.8 (trichomes)</w:t>
+      </w:r>
+    </w:p>
+    <w:p>
+      <w:pPr>
+        <w:pStyle w:val="Entry"/>
+      </w:pPr>
+      <w:r>
+        <w:rPr>
+          <w:b/>
+        </w:rPr>
+        <w:t>Internode</w:t>
+      </w:r>
+      <w:r>
+        <w:rPr/>
+        <w:t xml:space="preserve"> see Node, internode</w:t>
+      </w:r>
+    </w:p>
+    <w:p>
+      <w:pPr>
+        <w:pStyle w:val="Entry"/>
+      </w:pPr>
+      <w:r>
+        <w:rPr>
+          <w:b/>
+        </w:rPr>
+        <w:t>Lateral meristems</w:t>
+      </w:r>
+      <w:r>
+        <w:rPr/>
+        <w:t xml:space="preserve"> 24.4.41 (def.)</w:t>
       </w:r>
     </w:p>
     <w:p>
@@ -9656,6 +10343,21 @@
         <w:rPr>
           <w:b/>
         </w:rPr>
+        <w:t>Leaf scars, bundle scars</w:t>
+      </w:r>
+      <w:r>
+        <w:rPr/>
+        <w:t xml:space="preserve"> 24.4.36 (woody twig)</w:t>
+      </w:r>
+    </w:p>
+    <w:p>
+      <w:pPr>
+        <w:pStyle w:val="Entry"/>
+      </w:pPr>
+      <w:r>
+        <w:rPr>
+          <w:b/>
+        </w:rPr>
         <w:t>Leaf veins</w:t>
       </w:r>
       <w:r>
@@ -9686,6 +10388,21 @@
         <w:rPr>
           <w:b/>
         </w:rPr>
+        <w:t>Leaves</w:t>
+      </w:r>
+      <w:r>
+        <w:rPr/>
+        <w:t xml:space="preserve"> 24.5.50 (def.), 24.5.53 (diversity)</w:t>
+      </w:r>
+    </w:p>
+    <w:p>
+      <w:pPr>
+        <w:pStyle w:val="Entry"/>
+      </w:pPr>
+      <w:r>
+        <w:rPr>
+          <w:b/>
+        </w:rPr>
         <w:t>Lenticels</w:t>
       </w:r>
       <w:r>
@@ -9716,6 +10433,51 @@
         <w:rPr>
           <w:b/>
         </w:rPr>
+        <w:t>Magnolia, buckeye, black walnut</w:t>
+      </w:r>
+      <w:r>
+        <w:rPr/>
+        <w:t xml:space="preserve"> 24.5.54 (simple, compound)</w:t>
+      </w:r>
+    </w:p>
+    <w:p>
+      <w:pPr>
+        <w:pStyle w:val="Entry"/>
+      </w:pPr>
+      <w:r>
+        <w:rPr>
+          <w:b/>
+        </w:rPr>
+        <w:t>Mangrove, bald cypress</w:t>
+      </w:r>
+      <w:r>
+        <w:rPr/>
+        <w:t xml:space="preserve"> 24.3.33 (pneumatophores)</w:t>
+      </w:r>
+    </w:p>
+    <w:p>
+      <w:pPr>
+        <w:pStyle w:val="Entry"/>
+      </w:pPr>
+      <w:r>
+        <w:rPr>
+          <w:b/>
+        </w:rPr>
+        <w:t>Maple</w:t>
+      </w:r>
+      <w:r>
+        <w:rPr/>
+        <w:t xml:space="preserve"> see Beech, bedstraw, maple</w:t>
+      </w:r>
+    </w:p>
+    <w:p>
+      <w:pPr>
+        <w:pStyle w:val="Entry"/>
+      </w:pPr>
+      <w:r>
+        <w:rPr>
+          <w:b/>
+        </w:rPr>
         <w:t>Meristem</w:t>
       </w:r>
       <w:r>
@@ -9731,7 +10493,7 @@
         <w:rPr>
           <w:b/>
         </w:rPr>
-        <w:t>Mesophyll (palisade, spongy)</w:t>
+        <w:t>Mesophyll, palisade mesophyll, spongy mesophyll</w:t>
       </w:r>
       <w:r>
         <w:rPr/>
@@ -9765,7 +10527,7 @@
       </w:r>
       <w:r>
         <w:rPr/>
-        <w:t xml:space="preserve"> see Glossary</w:t>
+        <w:t xml:space="preserve"> 24.3.34 (mycorrhizae)</w:t>
       </w:r>
     </w:p>
     <w:p>
@@ -9795,7 +10557,7 @@
       </w:r>
       <w:r>
         <w:rPr/>
-        <w:t xml:space="preserve"> see Glossary</w:t>
+        <w:t xml:space="preserve"> 24.3.34 (root nodules)</w:t>
       </w:r>
     </w:p>
     <w:p>
@@ -9821,7 +10583,52 @@
         <w:rPr>
           <w:b/>
         </w:rPr>
-        <w:t>Organs (vegetative)</w:t>
+        <w:t>Nutshells</w:t>
+      </w:r>
+      <w:r>
+        <w:rPr/>
+        <w:t xml:space="preserve"> see Seed coats, nutshells</w:t>
+      </w:r>
+    </w:p>
+    <w:p>
+      <w:pPr>
+        <w:pStyle w:val="Entry"/>
+      </w:pPr>
+      <w:r>
+        <w:rPr>
+          <w:b/>
+        </w:rPr>
+        <w:t>Opposite</w:t>
+      </w:r>
+      <w:r>
+        <w:rPr/>
+        <w:t xml:space="preserve"> see Alternate, opposite, whorled leaves</w:t>
+      </w:r>
+    </w:p>
+    <w:p>
+      <w:pPr>
+        <w:pStyle w:val="Entry"/>
+      </w:pPr>
+      <w:r>
+        <w:rPr>
+          <w:b/>
+        </w:rPr>
+        <w:t>Orchids, English ivy</w:t>
+      </w:r>
+      <w:r>
+        <w:rPr/>
+        <w:t xml:space="preserve"> 24.3.33 (aerial roots)</w:t>
+      </w:r>
+    </w:p>
+    <w:p>
+      <w:pPr>
+        <w:pStyle w:val="Entry"/>
+      </w:pPr>
+      <w:r>
+        <w:rPr>
+          <w:b/>
+        </w:rPr>
+        <w:t>Organs, vegetative organs</w:t>
       </w:r>
       <w:r>
         <w:rPr/>
@@ -9836,6 +10643,21 @@
         <w:rPr>
           <w:b/>
         </w:rPr>
+        <w:t>Palisade mesophyll</w:t>
+      </w:r>
+      <w:r>
+        <w:rPr/>
+        <w:t xml:space="preserve"> see Mesophyll, palisade mesophyll, spongy mesophyll</w:t>
+      </w:r>
+    </w:p>
+    <w:p>
+      <w:pPr>
+        <w:pStyle w:val="Entry"/>
+      </w:pPr>
+      <w:r>
+        <w:rPr>
+          <w:b/>
+        </w:rPr>
         <w:t>Parenchyma</w:t>
       </w:r>
       <w:r>
@@ -9851,6 +10673,36 @@
         <w:rPr>
           <w:b/>
         </w:rPr>
+        <w:t>Perennial</w:t>
+      </w:r>
+      <w:r>
+        <w:rPr/>
+        <w:t xml:space="preserve"> see Annual / perennial</w:t>
+      </w:r>
+    </w:p>
+    <w:p>
+      <w:pPr>
+        <w:pStyle w:val="Entry"/>
+      </w:pPr>
+      <w:r>
+        <w:rPr>
+          <w:b/>
+        </w:rPr>
+        <w:t>Perforation plates</w:t>
+      </w:r>
+      <w:r>
+        <w:rPr/>
+        <w:t xml:space="preserve"> see Pits, perforation plates</w:t>
+      </w:r>
+    </w:p>
+    <w:p>
+      <w:pPr>
+        <w:pStyle w:val="Entry"/>
+      </w:pPr>
+      <w:r>
+        <w:rPr>
+          <w:b/>
+        </w:rPr>
         <w:t>Pericycle</w:t>
       </w:r>
       <w:r>
@@ -9881,6 +10733,21 @@
         <w:rPr>
           <w:b/>
         </w:rPr>
+        <w:t>Petiole</w:t>
+      </w:r>
+      <w:r>
+        <w:rPr/>
+        <w:t xml:space="preserve"> see Blade, petiole</w:t>
+      </w:r>
+    </w:p>
+    <w:p>
+      <w:pPr>
+        <w:pStyle w:val="Entry"/>
+      </w:pPr>
+      <w:r>
+        <w:rPr>
+          <w:b/>
+        </w:rPr>
         <w:t>Phloem</w:t>
       </w:r>
       <w:r>
@@ -9911,11 +10778,11 @@
         <w:rPr>
           <w:b/>
         </w:rPr>
-        <w:t>Pits / perforation plates</w:t>
-      </w:r>
-      <w:r>
-        <w:rPr/>
-        <w:t xml:space="preserve"> see Glossary</w:t>
+        <w:t>Pits, perforation plates</w:t>
+      </w:r>
+      <w:r>
+        <w:rPr/>
+        <w:t xml:space="preserve"> 24.1.15 (def.)</w:t>
       </w:r>
     </w:p>
     <w:p>
@@ -9941,7 +10808,67 @@
         <w:rPr>
           <w:b/>
         </w:rPr>
-        <w:t>Pneumatophores, prop roots, aerial roots</w:t>
+        <w:t>Pneumatophores</w:t>
+      </w:r>
+      <w:r>
+        <w:rPr/>
+        <w:t xml:space="preserve"> see Prop roots, pneumatophores, aerial roots</w:t>
+      </w:r>
+    </w:p>
+    <w:p>
+      <w:pPr>
+        <w:pStyle w:val="Entry"/>
+      </w:pPr>
+      <w:r>
+        <w:rPr>
+          <w:b/>
+        </w:rPr>
+        <w:t>Potato</w:t>
+      </w:r>
+      <w:r>
+        <w:rPr/>
+        <w:t xml:space="preserve"> 24.4.49 (tuber)</w:t>
+      </w:r>
+    </w:p>
+    <w:p>
+      <w:pPr>
+        <w:pStyle w:val="Entry"/>
+      </w:pPr>
+      <w:r>
+        <w:rPr>
+          <w:b/>
+        </w:rPr>
+        <w:t>Primary / secondary growth</w:t>
+      </w:r>
+      <w:r>
+        <w:rPr/>
+        <w:t xml:space="preserve"> 24.4.42 (def.), 24.2.21 (terminal bud), 24.3.30 (monocot roots lack), 24.4.38 (herbaceous stems)</w:t>
+      </w:r>
+    </w:p>
+    <w:p>
+      <w:pPr>
+        <w:pStyle w:val="Entry"/>
+      </w:pPr>
+      <w:r>
+        <w:rPr>
+          <w:b/>
+        </w:rPr>
+        <w:t>Procambium</w:t>
+      </w:r>
+      <w:r>
+        <w:rPr/>
+        <w:t xml:space="preserve"> 24.1.3 (def.), 24.3.28 (root tip), 24.4.35 (primary xylem, phloem)</w:t>
+      </w:r>
+    </w:p>
+    <w:p>
+      <w:pPr>
+        <w:pStyle w:val="Entry"/>
+      </w:pPr>
+      <w:r>
+        <w:rPr>
+          <w:b/>
+        </w:rPr>
+        <w:t>Prop roots, pneumatophores, aerial roots</w:t>
       </w:r>
       <w:r>
         <w:rPr/>
@@ -9956,36 +10883,6 @@
         <w:rPr>
           <w:b/>
         </w:rPr>
-        <w:t>Primary / secondary growth</w:t>
-      </w:r>
-      <w:r>
-        <w:rPr/>
-        <w:t xml:space="preserve"> 24.4.42 (def.), 24.2.21 (terminal bud), 24.3.30 (monocot roots lack), 24.4.38 (herbaceous stems)</w:t>
-      </w:r>
-    </w:p>
-    <w:p>
-      <w:pPr>
-        <w:pStyle w:val="Entry"/>
-      </w:pPr>
-      <w:r>
-        <w:rPr>
-          <w:b/>
-        </w:rPr>
-        <w:t>Procambium</w:t>
-      </w:r>
-      <w:r>
-        <w:rPr/>
-        <w:t xml:space="preserve"> 24.1.3 (def.), 24.3.28 (root tip), 24.4.35 (primary xylem, phloem)</w:t>
-      </w:r>
-    </w:p>
-    <w:p>
-      <w:pPr>
-        <w:pStyle w:val="Entry"/>
-      </w:pPr>
-      <w:r>
-        <w:rPr>
-          <w:b/>
-        </w:rPr>
         <w:t>Protoderm</w:t>
       </w:r>
       <w:r>
@@ -10001,6 +10898,21 @@
         <w:rPr>
           <w:b/>
         </w:rPr>
+        <w:t>Quinine</w:t>
+      </w:r>
+      <w:r>
+        <w:rPr/>
+        <w:t xml:space="preserve"> see Sugar cane, cinnamon, quinine</w:t>
+      </w:r>
+    </w:p>
+    <w:p>
+      <w:pPr>
+        <w:pStyle w:val="Entry"/>
+      </w:pPr>
+      <w:r>
+        <w:rPr>
+          <w:b/>
+        </w:rPr>
         <w:t>Rhizome</w:t>
       </w:r>
       <w:r>
@@ -10091,6 +11003,51 @@
         <w:rPr>
           <w:b/>
         </w:rPr>
+        <w:t>Roots</w:t>
+      </w:r>
+      <w:r>
+        <w:rPr/>
+        <w:t xml:space="preserve"> 24.3.26 (root tip), 24.2.18 (root system), 24.3.32 (diversity)</w:t>
+      </w:r>
+    </w:p>
+    <w:p>
+      <w:pPr>
+        <w:pStyle w:val="Entry"/>
+      </w:pPr>
+      <w:r>
+        <w:rPr>
+          <w:b/>
+        </w:rPr>
+        <w:t>Rope</w:t>
+      </w:r>
+      <w:r>
+        <w:rPr/>
+        <w:t xml:space="preserve"> see Hemp, rope</w:t>
+      </w:r>
+    </w:p>
+    <w:p>
+      <w:pPr>
+        <w:pStyle w:val="Entry"/>
+      </w:pPr>
+      <w:r>
+        <w:rPr>
+          <w:b/>
+        </w:rPr>
+        <w:t>Sapwood</w:t>
+      </w:r>
+      <w:r>
+        <w:rPr/>
+        <w:t xml:space="preserve"> see Heartwood, sapwood</w:t>
+      </w:r>
+    </w:p>
+    <w:p>
+      <w:pPr>
+        <w:pStyle w:val="Entry"/>
+      </w:pPr>
+      <w:r>
+        <w:rPr>
+          <w:b/>
+        </w:rPr>
         <w:t>Sclerenchyma</w:t>
       </w:r>
       <w:r>
@@ -10106,6 +11063,51 @@
         <w:rPr>
           <w:b/>
         </w:rPr>
+        <w:t>Secondary growth</w:t>
+      </w:r>
+      <w:r>
+        <w:rPr/>
+        <w:t xml:space="preserve"> see Primary / secondary growth</w:t>
+      </w:r>
+    </w:p>
+    <w:p>
+      <w:pPr>
+        <w:pStyle w:val="Entry"/>
+      </w:pPr>
+      <w:r>
+        <w:rPr>
+          <w:b/>
+        </w:rPr>
+        <w:t>Seed coats, nutshells</w:t>
+      </w:r>
+      <w:r>
+        <w:rPr/>
+        <w:t xml:space="preserve"> 24.1.11 (sclereids)</w:t>
+      </w:r>
+    </w:p>
+    <w:p>
+      <w:pPr>
+        <w:pStyle w:val="Entry"/>
+      </w:pPr>
+      <w:r>
+        <w:rPr>
+          <w:b/>
+        </w:rPr>
+        <w:t>Shoot system</w:t>
+      </w:r>
+      <w:r>
+        <w:rPr/>
+        <w:t xml:space="preserve"> see Root system, shoot system</w:t>
+      </w:r>
+    </w:p>
+    <w:p>
+      <w:pPr>
+        <w:pStyle w:val="Entry"/>
+      </w:pPr>
+      <w:r>
+        <w:rPr>
+          <w:b/>
+        </w:rPr>
         <w:t>Sieve plate, sieve-tube members</w:t>
       </w:r>
       <w:r>
@@ -10151,6 +11153,21 @@
         <w:rPr>
           <w:b/>
         </w:rPr>
+        <w:t>Spongy mesophyll</w:t>
+      </w:r>
+      <w:r>
+        <w:rPr/>
+        <w:t xml:space="preserve"> see Mesophyll, palisade mesophyll, spongy mesophyll</w:t>
+      </w:r>
+    </w:p>
+    <w:p>
+      <w:pPr>
+        <w:pStyle w:val="Entry"/>
+      </w:pPr>
+      <w:r>
+        <w:rPr>
+          <w:b/>
+        </w:rPr>
         <w:t>Spring wood, summer wood</w:t>
       </w:r>
       <w:r>
@@ -10166,6 +11183,21 @@
         <w:rPr>
           <w:b/>
         </w:rPr>
+        <w:t>Stems</w:t>
+      </w:r>
+      <w:r>
+        <w:rPr/>
+        <w:t xml:space="preserve"> 24.2.20 (def.), 24.4.38 (herbaceous, woody), 24.4.48 (diversity)</w:t>
+      </w:r>
+    </w:p>
+    <w:p>
+      <w:pPr>
+        <w:pStyle w:val="Entry"/>
+      </w:pPr>
+      <w:r>
+        <w:rPr>
+          <w:b/>
+        </w:rPr>
         <w:t>Stolon</w:t>
       </w:r>
       <w:r>
@@ -10211,6 +11243,36 @@
         <w:rPr>
           <w:b/>
         </w:rPr>
+        <w:t>Sugar cane, cinnamon, quinine</w:t>
+      </w:r>
+      <w:r>
+        <w:rPr/>
+        <w:t xml:space="preserve"> 24.4.48 (uses)</w:t>
+      </w:r>
+    </w:p>
+    <w:p>
+      <w:pPr>
+        <w:pStyle w:val="Entry"/>
+      </w:pPr>
+      <w:r>
+        <w:rPr>
+          <w:b/>
+        </w:rPr>
+        <w:t>Summer wood</w:t>
+      </w:r>
+      <w:r>
+        <w:rPr/>
+        <w:t xml:space="preserve"> see Spring wood, summer wood</w:t>
+      </w:r>
+    </w:p>
+    <w:p>
+      <w:pPr>
+        <w:pStyle w:val="Entry"/>
+      </w:pPr>
+      <w:r>
+        <w:rPr>
+          <w:b/>
+        </w:rPr>
         <w:t>Sundew, Venus flytrap</w:t>
       </w:r>
       <w:r>
@@ -10226,6 +11288,21 @@
         <w:rPr>
           <w:b/>
         </w:rPr>
+        <w:t>Sweet potato</w:t>
+      </w:r>
+      <w:r>
+        <w:rPr/>
+        <w:t xml:space="preserve"> 24.3.33 (storage roots)</w:t>
+      </w:r>
+    </w:p>
+    <w:p>
+      <w:pPr>
+        <w:pStyle w:val="Entry"/>
+      </w:pPr>
+      <w:r>
+        <w:rPr>
+          <w:b/>
+        </w:rPr>
         <w:t>Taproot</w:t>
       </w:r>
       <w:r>
@@ -10241,6 +11318,21 @@
         <w:rPr>
           <w:b/>
         </w:rPr>
+        <w:t>Tendrils</w:t>
+      </w:r>
+      <w:r>
+        <w:rPr/>
+        <w:t xml:space="preserve"> see Spines, tendrils</w:t>
+      </w:r>
+    </w:p>
+    <w:p>
+      <w:pPr>
+        <w:pStyle w:val="Entry"/>
+      </w:pPr>
+      <w:r>
+        <w:rPr>
+          <w:b/>
+        </w:rPr>
         <w:t>Terminal bud</w:t>
       </w:r>
       <w:r>
@@ -10376,6 +11468,36 @@
         <w:rPr>
           <w:b/>
         </w:rPr>
+        <w:t>Vegetative organs</w:t>
+      </w:r>
+      <w:r>
+        <w:rPr/>
+        <w:t xml:space="preserve"> see Organs, vegetative organs</w:t>
+      </w:r>
+    </w:p>
+    <w:p>
+      <w:pPr>
+        <w:pStyle w:val="Entry"/>
+      </w:pPr>
+      <w:r>
+        <w:rPr>
+          <w:b/>
+        </w:rPr>
+        <w:t>Venus flytrap</w:t>
+      </w:r>
+      <w:r>
+        <w:rPr/>
+        <w:t xml:space="preserve"> see Sundew, Venus flytrap</w:t>
+      </w:r>
+    </w:p>
+    <w:p>
+      <w:pPr>
+        <w:pStyle w:val="Entry"/>
+      </w:pPr>
+      <w:r>
+        <w:rPr>
+          <w:b/>
+        </w:rPr>
         <w:t>Vessel elements</w:t>
       </w:r>
       <w:r>
@@ -10391,11 +11513,11 @@
         <w:rPr>
           <w:b/>
         </w:rPr>
-        <w:t>Whorled, alternate, opposite leaves</w:t>
-      </w:r>
-      <w:r>
-        <w:rPr/>
-        <w:t xml:space="preserve"> 24.5.53 (leaf arrangement)</w:t>
+        <w:t>Whorled leaves</w:t>
+      </w:r>
+      <w:r>
+        <w:rPr/>
+        <w:t xml:space="preserve"> see Alternate, opposite, whorled leaves</w:t>
       </w:r>
     </w:p>
     <w:p>
@@ -10411,6 +11533,21 @@
       <w:r>
         <w:rPr/>
         <w:t xml:space="preserve"> 24.4.45 (def.), 24.4.42 (stem regions), 24.4.48 (uses)</w:t>
+      </w:r>
+    </w:p>
+    <w:p>
+      <w:pPr>
+        <w:pStyle w:val="Entry"/>
+      </w:pPr>
+      <w:r>
+        <w:rPr>
+          <w:b/>
+        </w:rPr>
+        <w:t>Woody stems</w:t>
+      </w:r>
+      <w:r>
+        <w:rPr/>
+        <w:t xml:space="preserve"> see Herbaceous / woody stems</w:t>
       </w:r>
     </w:p>
     <w:p>
@@ -10465,8 +11602,14 @@
         <w:pStyle w:val="Mapsection"/>
       </w:pPr>
       <w:r>
-        <w:rPr/>
-        <w:t>Contents (pages in the main notes)</w:t>
+        <w:rPr>
+          <w:rStyle w:val="Slidecode"/>
+        </w:rPr>
+        <w:t>Contents</w:t>
+      </w:r>
+      <w:r>
+        <w:rPr/>
+        <w:t xml:space="preserve"> (pages in the main notes)</w:t>
       </w:r>
     </w:p>
     <w:p>
@@ -11304,7 +12447,7 @@
         <w:fldChar w:fldCharType="separate"/>
       </w:r>
       <w:r>
-        <w:t>11</w:t>
+        <w:t>13</w:t>
       </w:r>
       <w:r>
         <w:fldChar w:fldCharType="end"/>
@@ -11332,7 +12475,7 @@
         <w:fldChar w:fldCharType="separate"/>
       </w:r>
       <w:r>
-        <w:t>12</w:t>
+        <w:t>14</w:t>
       </w:r>
       <w:r>
         <w:fldChar w:fldCharType="end"/>
@@ -11360,7 +12503,7 @@
         <w:fldChar w:fldCharType="separate"/>
       </w:r>
       <w:r>
-        <w:t>13</w:t>
+        <w:t>15</w:t>
       </w:r>
       <w:r>
         <w:fldChar w:fldCharType="end"/>
@@ -13110,6 +14253,21 @@
         <w:rPr>
           <w:b/>
         </w:rPr>
+        <w:t>Ants</w:t>
+      </w:r>
+      <w:r>
+        <w:rPr/>
+        <w:t xml:space="preserve"> see Earthworms, ants</w:t>
+      </w:r>
+    </w:p>
+    <w:p>
+      <w:pPr>
+        <w:pStyle w:val="Entry"/>
+      </w:pPr>
+      <w:r>
+        <w:rPr>
+          <w:b/>
+        </w:rPr>
         <w:t>Aphids</w:t>
       </w:r>
       <w:r>
@@ -13125,7 +14283,7 @@
         <w:rPr>
           <w:b/>
         </w:rPr>
-        <w:t>Carnivorous plants (sundew)</w:t>
+        <w:t>Carnivorous plants, sundew</w:t>
       </w:r>
       <w:r>
         <w:rPr/>
@@ -13140,11 +14298,11 @@
         <w:rPr>
           <w:b/>
         </w:rPr>
-        <w:t>Carrier / channel protein</w:t>
-      </w:r>
-      <w:r>
-        <w:rPr/>
-        <w:t xml:space="preserve"> see Glossary</w:t>
+        <w:t>Carrier, channel proteins</w:t>
+      </w:r>
+      <w:r>
+        <w:rPr/>
+        <w:t xml:space="preserve"> 25.2.21 (mineral ions)</w:t>
       </w:r>
     </w:p>
     <w:p>
@@ -13185,6 +14343,36 @@
         <w:rPr>
           <w:b/>
         </w:rPr>
+        <w:t>CEC</w:t>
+      </w:r>
+      <w:r>
+        <w:rPr/>
+        <w:t xml:space="preserve"> see Cation exchange, CEC</w:t>
+      </w:r>
+    </w:p>
+    <w:p>
+      <w:pPr>
+        <w:pStyle w:val="Entry"/>
+      </w:pPr>
+      <w:r>
+        <w:rPr>
+          <w:b/>
+        </w:rPr>
+        <w:t>Channel proteins</w:t>
+      </w:r>
+      <w:r>
+        <w:rPr/>
+        <w:t xml:space="preserve"> see Carrier, channel proteins</w:t>
+      </w:r>
+    </w:p>
+    <w:p>
+      <w:pPr>
+        <w:pStyle w:val="Entry"/>
+      </w:pPr>
+      <w:r>
+        <w:rPr>
+          <w:b/>
+        </w:rPr>
         <w:t>Chemiosmosis</w:t>
       </w:r>
       <w:r>
@@ -13200,11 +14388,26 @@
         <w:rPr>
           <w:b/>
         </w:rPr>
+        <w:t>Clay</w:t>
+      </w:r>
+      <w:r>
+        <w:rPr/>
+        <w:t xml:space="preserve"> see Sand, silt, clay, loam</w:t>
+      </w:r>
+    </w:p>
+    <w:p>
+      <w:pPr>
+        <w:pStyle w:val="Entry"/>
+      </w:pPr>
+      <w:r>
+        <w:rPr>
+          <w:b/>
+        </w:rPr>
         <w:t>Co-transport</w:t>
       </w:r>
       <w:r>
         <w:rPr/>
-        <w:t xml:space="preserve"> see Glossary</w:t>
+        <w:t xml:space="preserve"> 25.3.45 (sucrose, H+)</w:t>
       </w:r>
     </w:p>
     <w:p>
@@ -13260,6 +14463,51 @@
         <w:rPr>
           <w:b/>
         </w:rPr>
+        <w:t>Crop rotation, reduced tillage, companion crops</w:t>
+      </w:r>
+      <w:r>
+        <w:rPr/>
+        <w:t xml:space="preserve"> 25.1.18 (less erosion)</w:t>
+      </w:r>
+    </w:p>
+    <w:p>
+      <w:pPr>
+        <w:pStyle w:val="Entry"/>
+      </w:pPr>
+      <w:r>
+        <w:rPr>
+          <w:b/>
+        </w:rPr>
+        <w:t>Dodder</w:t>
+      </w:r>
+      <w:r>
+        <w:rPr/>
+        <w:t xml:space="preserve"> see Parasitic plants, dodder</w:t>
+      </w:r>
+    </w:p>
+    <w:p>
+      <w:pPr>
+        <w:pStyle w:val="Entry"/>
+      </w:pPr>
+      <w:r>
+        <w:rPr>
+          <w:b/>
+        </w:rPr>
+        <w:t>Earthworms, ants</w:t>
+      </w:r>
+      <w:r>
+        <w:rPr/>
+        <w:t xml:space="preserve"> 25.1.14 (aerate soil)</w:t>
+      </w:r>
+    </w:p>
+    <w:p>
+      <w:pPr>
+        <w:pStyle w:val="Entry"/>
+      </w:pPr>
+      <w:r>
+        <w:rPr>
+          <w:b/>
+        </w:rPr>
         <w:t>Electrochemical gradient</w:t>
       </w:r>
       <w:r>
@@ -13365,6 +14613,21 @@
         <w:rPr>
           <w:b/>
         </w:rPr>
+        <w:t>Horizons</w:t>
+      </w:r>
+      <w:r>
+        <w:rPr/>
+        <w:t xml:space="preserve"> see Soil profile, horizons</w:t>
+      </w:r>
+    </w:p>
+    <w:p>
+      <w:pPr>
+        <w:pStyle w:val="Entry"/>
+      </w:pPr>
+      <w:r>
+        <w:rPr>
+          <w:b/>
+        </w:rPr>
         <w:t>Humus</w:t>
       </w:r>
       <w:r>
@@ -13380,6 +14643,21 @@
         <w:rPr>
           <w:b/>
         </w:rPr>
+        <w:t>Hydrogen ions (H+)</w:t>
+      </w:r>
+      <w:r>
+        <w:rPr/>
+        <w:t xml:space="preserve"> 25.2.21 (proton pump), 25.1.12 (cation exchange), 25.3.41 (guard cells), 25.3.45 (sucrose loading)</w:t>
+      </w:r>
+    </w:p>
+    <w:p>
+      <w:pPr>
+        <w:pStyle w:val="Entry"/>
+      </w:pPr>
+      <w:r>
+        <w:rPr>
+          <w:b/>
+        </w:rPr>
         <w:t>Hydroponics</w:t>
       </w:r>
       <w:r>
@@ -13410,7 +14688,397 @@
         <w:rPr>
           <w:b/>
         </w:rPr>
-        <w:t>Loam, sand, silt, clay</w:t>
+        <w:t>Lichens, mosses</w:t>
+      </w:r>
+      <w:r>
+        <w:rPr/>
+        <w:t xml:space="preserve"> 25.1.9 (soil formation)</w:t>
+      </w:r>
+    </w:p>
+    <w:p>
+      <w:pPr>
+        <w:pStyle w:val="Entry"/>
+      </w:pPr>
+      <w:r>
+        <w:rPr>
+          <w:b/>
+        </w:rPr>
+        <w:t>Loam</w:t>
+      </w:r>
+      <w:r>
+        <w:rPr/>
+        <w:t xml:space="preserve"> see Sand, silt, clay, loam</w:t>
+      </w:r>
+    </w:p>
+    <w:p>
+      <w:pPr>
+        <w:pStyle w:val="Entry"/>
+      </w:pPr>
+      <w:r>
+        <w:rPr>
+          <w:b/>
+        </w:rPr>
+        <w:t>Macronutrients, micronutrients</w:t>
+      </w:r>
+      <w:r>
+        <w:rPr/>
+        <w:t xml:space="preserve"> 25.1.4 (def.)</w:t>
+      </w:r>
+    </w:p>
+    <w:p>
+      <w:pPr>
+        <w:pStyle w:val="Entry"/>
+      </w:pPr>
+      <w:r>
+        <w:rPr>
+          <w:b/>
+        </w:rPr>
+        <w:t>Mass flow</w:t>
+      </w:r>
+      <w:r>
+        <w:rPr/>
+        <w:t xml:space="preserve"> 25.3.47 (source to sink)</w:t>
+      </w:r>
+    </w:p>
+    <w:p>
+      <w:pPr>
+        <w:pStyle w:val="Entry"/>
+      </w:pPr>
+      <w:r>
+        <w:rPr>
+          <w:b/>
+        </w:rPr>
+        <w:t>Micronutrients</w:t>
+      </w:r>
+      <w:r>
+        <w:rPr/>
+        <w:t xml:space="preserve"> see Macronutrients, micronutrients</w:t>
+      </w:r>
+    </w:p>
+    <w:p>
+      <w:pPr>
+        <w:pStyle w:val="Entry"/>
+      </w:pPr>
+      <w:r>
+        <w:rPr>
+          <w:b/>
+        </w:rPr>
+        <w:t>Mineral</w:t>
+      </w:r>
+      <w:r>
+        <w:rPr/>
+        <w:t xml:space="preserve"> 25.1.3 (def.), 25.1.12 (cation exchange), 25.2.20 (active uptake), 25.3.28 (in xylem)</w:t>
+      </w:r>
+    </w:p>
+    <w:p>
+      <w:pPr>
+        <w:pStyle w:val="Entry"/>
+      </w:pPr>
+      <w:r>
+        <w:rPr>
+          <w:b/>
+        </w:rPr>
+        <w:t>Mosses</w:t>
+      </w:r>
+      <w:r>
+        <w:rPr/>
+        <w:t xml:space="preserve"> see Lichens, mosses</w:t>
+      </w:r>
+    </w:p>
+    <w:p>
+      <w:pPr>
+        <w:pStyle w:val="Entry"/>
+      </w:pPr>
+      <w:r>
+        <w:rPr>
+          <w:b/>
+        </w:rPr>
+        <w:t>Mutualism</w:t>
+      </w:r>
+      <w:r>
+        <w:rPr/>
+        <w:t xml:space="preserve"> 25.2.24 (nodules, mycorrhizae)</w:t>
+      </w:r>
+    </w:p>
+    <w:p>
+      <w:pPr>
+        <w:pStyle w:val="Entry"/>
+      </w:pPr>
+      <w:r>
+        <w:rPr>
+          <w:b/>
+        </w:rPr>
+        <w:t>Mycorrhizae</w:t>
+      </w:r>
+      <w:r>
+        <w:rPr/>
+        <w:t xml:space="preserve"> 25.2.24 (def.)</w:t>
+      </w:r>
+    </w:p>
+    <w:p>
+      <w:pPr>
+        <w:pStyle w:val="Entry"/>
+      </w:pPr>
+      <w:r>
+        <w:rPr>
+          <w:b/>
+        </w:rPr>
+        <w:t>Nitrogen (N)</w:t>
+      </w:r>
+      <w:r>
+        <w:rPr/>
+        <w:t xml:space="preserve"> 25.1.4 (macronutrient), 25.1.8 (deficiency), 25.1.14 (soil bacteria), 25.2.24 (fixation)</w:t>
+      </w:r>
+    </w:p>
+    <w:p>
+      <w:pPr>
+        <w:pStyle w:val="Entry"/>
+      </w:pPr>
+      <w:r>
+        <w:rPr>
+          <w:b/>
+        </w:rPr>
+        <w:t>NPK</w:t>
+      </w:r>
+      <w:r>
+        <w:rPr/>
+        <w:t xml:space="preserve"> see Fertilizer, NPK</w:t>
+      </w:r>
+    </w:p>
+    <w:p>
+      <w:pPr>
+        <w:pStyle w:val="Entry"/>
+      </w:pPr>
+      <w:r>
+        <w:rPr>
+          <w:b/>
+        </w:rPr>
+        <w:t>Nutrient deficiencies</w:t>
+      </w:r>
+      <w:r>
+        <w:rPr/>
+        <w:t xml:space="preserve"> 25.1.8 (leaf symptoms), 25.1.4 (essential nutrients)</w:t>
+      </w:r>
+    </w:p>
+    <w:p>
+      <w:pPr>
+        <w:pStyle w:val="Entry"/>
+      </w:pPr>
+      <w:r>
+        <w:rPr>
+          <w:b/>
+        </w:rPr>
+        <w:t>Osmosis</w:t>
+      </w:r>
+      <w:r>
+        <w:rPr/>
+        <w:t xml:space="preserve"> 25.3.33 (turgor pressure), 25.3.39 (into root xylem), 25.3.46 (pressure-flow)</w:t>
+      </w:r>
+    </w:p>
+    <w:p>
+      <w:pPr>
+        <w:pStyle w:val="Entry"/>
+      </w:pPr>
+      <w:r>
+        <w:rPr>
+          <w:b/>
+        </w:rPr>
+        <w:t>Osmotic potential</w:t>
+      </w:r>
+      <w:r>
+        <w:rPr/>
+        <w:t xml:space="preserve"> 25.3.33 (def.)</w:t>
+      </w:r>
+    </w:p>
+    <w:p>
+      <w:pPr>
+        <w:pStyle w:val="Entry"/>
+      </w:pPr>
+      <w:r>
+        <w:rPr>
+          <w:b/>
+        </w:rPr>
+        <w:t>Parasitic plants, dodder</w:t>
+      </w:r>
+      <w:r>
+        <w:rPr/>
+        <w:t xml:space="preserve"> 25.2.27 (vines on host), 25.2.24 (mineral uptake)</w:t>
+      </w:r>
+    </w:p>
+    <w:p>
+      <w:pPr>
+        <w:pStyle w:val="Entry"/>
+      </w:pPr>
+      <w:r>
+        <w:rPr>
+          <w:b/>
+        </w:rPr>
+        <w:t>Pathways for water and minerals</w:t>
+      </w:r>
+      <w:r>
+        <w:rPr/>
+        <w:t xml:space="preserve"> 25.2.19 (two routes), 25.2.23 (figure)</w:t>
+      </w:r>
+    </w:p>
+    <w:p>
+      <w:pPr>
+        <w:pStyle w:val="Entry"/>
+      </w:pPr>
+      <w:r>
+        <w:rPr>
+          <w:b/>
+        </w:rPr>
+        <w:t>Phloem</w:t>
+      </w:r>
+      <w:r>
+        <w:rPr/>
+        <w:t xml:space="preserve"> 25.3.28 (def.), 25.3.43 (source to sink), 25.3.46 (pressure-flow)</w:t>
+      </w:r>
+    </w:p>
+    <w:p>
+      <w:pPr>
+        <w:pStyle w:val="Entry"/>
+      </w:pPr>
+      <w:r>
+        <w:rPr>
+          <w:b/>
+        </w:rPr>
+        <w:t>Plasmodesmata</w:t>
+      </w:r>
+      <w:r>
+        <w:rPr/>
+        <w:t xml:space="preserve"> 25.2.19 (root pathway), 25.3.28 (sieve plates)</w:t>
+      </w:r>
+    </w:p>
+    <w:p>
+      <w:pPr>
+        <w:pStyle w:val="Entry"/>
+      </w:pPr>
+      <w:r>
+        <w:rPr>
+          <w:b/>
+        </w:rPr>
+        <w:t>Potassium (K+)</w:t>
+      </w:r>
+      <w:r>
+        <w:rPr/>
+        <w:t xml:space="preserve"> 25.2.21 (proton pump), 25.1.13 (cation exchange), 25.3.41 (guard cells)</w:t>
+      </w:r>
+    </w:p>
+    <w:p>
+      <w:pPr>
+        <w:pStyle w:val="Entry"/>
+      </w:pPr>
+      <w:r>
+        <w:rPr>
+          <w:b/>
+        </w:rPr>
+        <w:t>Pressure potential</w:t>
+      </w:r>
+      <w:r>
+        <w:rPr/>
+        <w:t xml:space="preserve"> 25.3.33 (def.)</w:t>
+      </w:r>
+    </w:p>
+    <w:p>
+      <w:pPr>
+        <w:pStyle w:val="Entry"/>
+      </w:pPr>
+      <w:r>
+        <w:rPr>
+          <w:b/>
+        </w:rPr>
+        <w:t>Pressure-flow model</w:t>
+      </w:r>
+      <w:r>
+        <w:rPr/>
+        <w:t xml:space="preserve"> 25.3.46 (def.)</w:t>
+      </w:r>
+    </w:p>
+    <w:p>
+      <w:pPr>
+        <w:pStyle w:val="Entry"/>
+      </w:pPr>
+      <w:r>
+        <w:rPr>
+          <w:b/>
+        </w:rPr>
+        <w:t>Proton pump</w:t>
+      </w:r>
+      <w:r>
+        <w:rPr/>
+        <w:t xml:space="preserve"> 25.2.21 (def.), 25.3.45 (sucrose loading)</w:t>
+      </w:r>
+    </w:p>
+    <w:p>
+      <w:pPr>
+        <w:pStyle w:val="Entry"/>
+      </w:pPr>
+      <w:r>
+        <w:rPr>
+          <w:b/>
+        </w:rPr>
+        <w:t>Radioactive tracers</w:t>
+      </w:r>
+      <w:r>
+        <w:rPr/>
+        <w:t xml:space="preserve"> 25.3.43 (phloem carries nutrients)</w:t>
+      </w:r>
+    </w:p>
+    <w:p>
+      <w:pPr>
+        <w:pStyle w:val="Entry"/>
+      </w:pPr>
+      <w:r>
+        <w:rPr>
+          <w:b/>
+        </w:rPr>
+        <w:t>Reduced tillage</w:t>
+      </w:r>
+      <w:r>
+        <w:rPr/>
+        <w:t xml:space="preserve"> see Crop rotation, reduced tillage, companion crops</w:t>
+      </w:r>
+    </w:p>
+    <w:p>
+      <w:pPr>
+        <w:pStyle w:val="Entry"/>
+      </w:pPr>
+      <w:r>
+        <w:rPr>
+          <w:b/>
+        </w:rPr>
+        <w:t>Rhizobium, root nodules</w:t>
+      </w:r>
+      <w:r>
+        <w:rPr/>
+        <w:t xml:space="preserve"> 25.2.24 (def.)</w:t>
+      </w:r>
+    </w:p>
+    <w:p>
+      <w:pPr>
+        <w:pStyle w:val="Entry"/>
+      </w:pPr>
+      <w:r>
+        <w:rPr>
+          <w:b/>
+        </w:rPr>
+        <w:t>Root pressure</w:t>
+      </w:r>
+      <w:r>
+        <w:rPr/>
+        <w:t xml:space="preserve"> 25.3.35 (def.)</w:t>
+      </w:r>
+    </w:p>
+    <w:p>
+      <w:pPr>
+        <w:pStyle w:val="Entry"/>
+      </w:pPr>
+      <w:r>
+        <w:rPr>
+          <w:b/>
+        </w:rPr>
+        <w:t>Sand, silt, clay, loam</w:t>
       </w:r>
       <w:r>
         <w:rPr/>
@@ -13425,231 +15093,6 @@
         <w:rPr>
           <w:b/>
         </w:rPr>
-        <w:t>Macronutrients, micronutrients</w:t>
-      </w:r>
-      <w:r>
-        <w:rPr/>
-        <w:t xml:space="preserve"> 25.1.4 (def.)</w:t>
-      </w:r>
-    </w:p>
-    <w:p>
-      <w:pPr>
-        <w:pStyle w:val="Entry"/>
-      </w:pPr>
-      <w:r>
-        <w:rPr>
-          <w:b/>
-        </w:rPr>
-        <w:t>Mass flow</w:t>
-      </w:r>
-      <w:r>
-        <w:rPr/>
-        <w:t xml:space="preserve"> see Glossary</w:t>
-      </w:r>
-    </w:p>
-    <w:p>
-      <w:pPr>
-        <w:pStyle w:val="Entry"/>
-      </w:pPr>
-      <w:r>
-        <w:rPr>
-          <w:b/>
-        </w:rPr>
-        <w:t>Mineral</w:t>
-      </w:r>
-      <w:r>
-        <w:rPr/>
-        <w:t xml:space="preserve"> 25.1.3 (def.), 25.1.12 (cation exchange), 25.2.20 (active uptake), 25.3.28 (in xylem)</w:t>
-      </w:r>
-    </w:p>
-    <w:p>
-      <w:pPr>
-        <w:pStyle w:val="Entry"/>
-      </w:pPr>
-      <w:r>
-        <w:rPr>
-          <w:b/>
-        </w:rPr>
-        <w:t>Mutualism</w:t>
-      </w:r>
-      <w:r>
-        <w:rPr/>
-        <w:t xml:space="preserve"> see Glossary</w:t>
-      </w:r>
-    </w:p>
-    <w:p>
-      <w:pPr>
-        <w:pStyle w:val="Entry"/>
-      </w:pPr>
-      <w:r>
-        <w:rPr>
-          <w:b/>
-        </w:rPr>
-        <w:t>Mycorrhizae</w:t>
-      </w:r>
-      <w:r>
-        <w:rPr/>
-        <w:t xml:space="preserve"> 25.2.24 (def.)</w:t>
-      </w:r>
-    </w:p>
-    <w:p>
-      <w:pPr>
-        <w:pStyle w:val="Entry"/>
-      </w:pPr>
-      <w:r>
-        <w:rPr>
-          <w:b/>
-        </w:rPr>
-        <w:t>Nitrogen fixation</w:t>
-      </w:r>
-      <w:r>
-        <w:rPr/>
-        <w:t xml:space="preserve"> see Glossary</w:t>
-      </w:r>
-    </w:p>
-    <w:p>
-      <w:pPr>
-        <w:pStyle w:val="Entry"/>
-      </w:pPr>
-      <w:r>
-        <w:rPr>
-          <w:b/>
-        </w:rPr>
-        <w:t>Osmotic potential</w:t>
-      </w:r>
-      <w:r>
-        <w:rPr/>
-        <w:t xml:space="preserve"> 25.3.33 (def.)</w:t>
-      </w:r>
-    </w:p>
-    <w:p>
-      <w:pPr>
-        <w:pStyle w:val="Entry"/>
-      </w:pPr>
-      <w:r>
-        <w:rPr>
-          <w:b/>
-        </w:rPr>
-        <w:t>Parasitic plants (dodder)</w:t>
-      </w:r>
-      <w:r>
-        <w:rPr/>
-        <w:t xml:space="preserve"> 25.2.27 (vines on host), 25.2.24 (mineral uptake)</w:t>
-      </w:r>
-    </w:p>
-    <w:p>
-      <w:pPr>
-        <w:pStyle w:val="Entry"/>
-      </w:pPr>
-      <w:r>
-        <w:rPr>
-          <w:b/>
-        </w:rPr>
-        <w:t>Phloem</w:t>
-      </w:r>
-      <w:r>
-        <w:rPr/>
-        <w:t xml:space="preserve"> 25.3.28 (def.), 25.3.43 (source to sink), 25.3.46 (pressure-flow)</w:t>
-      </w:r>
-    </w:p>
-    <w:p>
-      <w:pPr>
-        <w:pStyle w:val="Entry"/>
-      </w:pPr>
-      <w:r>
-        <w:rPr>
-          <w:b/>
-        </w:rPr>
-        <w:t>Plasmodesmata</w:t>
-      </w:r>
-      <w:r>
-        <w:rPr/>
-        <w:t xml:space="preserve"> 25.2.19 (root pathway), 25.3.28 (sieve plates)</w:t>
-      </w:r>
-    </w:p>
-    <w:p>
-      <w:pPr>
-        <w:pStyle w:val="Entry"/>
-      </w:pPr>
-      <w:r>
-        <w:rPr>
-          <w:b/>
-        </w:rPr>
-        <w:t>Pressure potential</w:t>
-      </w:r>
-      <w:r>
-        <w:rPr/>
-        <w:t xml:space="preserve"> 25.3.33 (def.)</w:t>
-      </w:r>
-    </w:p>
-    <w:p>
-      <w:pPr>
-        <w:pStyle w:val="Entry"/>
-      </w:pPr>
-      <w:r>
-        <w:rPr>
-          <w:b/>
-        </w:rPr>
-        <w:t>Pressure-flow model</w:t>
-      </w:r>
-      <w:r>
-        <w:rPr/>
-        <w:t xml:space="preserve"> 25.3.46 (def.)</w:t>
-      </w:r>
-    </w:p>
-    <w:p>
-      <w:pPr>
-        <w:pStyle w:val="Entry"/>
-      </w:pPr>
-      <w:r>
-        <w:rPr>
-          <w:b/>
-        </w:rPr>
-        <w:t>Proton pump</w:t>
-      </w:r>
-      <w:r>
-        <w:rPr/>
-        <w:t xml:space="preserve"> 25.2.21 (def.), 25.3.45 (sucrose loading)</w:t>
-      </w:r>
-    </w:p>
-    <w:p>
-      <w:pPr>
-        <w:pStyle w:val="Entry"/>
-      </w:pPr>
-      <w:r>
-        <w:rPr>
-          <w:b/>
-        </w:rPr>
-        <w:t>Rhizobium, root nodules</w:t>
-      </w:r>
-      <w:r>
-        <w:rPr/>
-        <w:t xml:space="preserve"> 25.2.24 (def.)</w:t>
-      </w:r>
-    </w:p>
-    <w:p>
-      <w:pPr>
-        <w:pStyle w:val="Entry"/>
-      </w:pPr>
-      <w:r>
-        <w:rPr>
-          <w:b/>
-        </w:rPr>
-        <w:t>Root pressure</w:t>
-      </w:r>
-      <w:r>
-        <w:rPr/>
-        <w:t xml:space="preserve"> 25.3.35 (def.)</w:t>
-      </w:r>
-    </w:p>
-    <w:p>
-      <w:pPr>
-        <w:pStyle w:val="Entry"/>
-      </w:pPr>
-      <w:r>
-        <w:rPr>
-          <w:b/>
-        </w:rPr>
         <w:t>Sieve-tube members, sieve plates</w:t>
       </w:r>
       <w:r>
@@ -13665,6 +15108,36 @@
         <w:rPr>
           <w:b/>
         </w:rPr>
+        <w:t>Silt</w:t>
+      </w:r>
+      <w:r>
+        <w:rPr/>
+        <w:t xml:space="preserve"> see Sand, silt, clay, loam</w:t>
+      </w:r>
+    </w:p>
+    <w:p>
+      <w:pPr>
+        <w:pStyle w:val="Entry"/>
+      </w:pPr>
+      <w:r>
+        <w:rPr>
+          <w:b/>
+        </w:rPr>
+        <w:t>Sink</w:t>
+      </w:r>
+      <w:r>
+        <w:rPr/>
+        <w:t xml:space="preserve"> see Source, sink</w:t>
+      </w:r>
+    </w:p>
+    <w:p>
+      <w:pPr>
+        <w:pStyle w:val="Entry"/>
+      </w:pPr>
+      <w:r>
+        <w:rPr>
+          <w:b/>
+        </w:rPr>
         <w:t>Soil</w:t>
       </w:r>
       <w:r>
@@ -13725,6 +15198,21 @@
         <w:rPr>
           <w:b/>
         </w:rPr>
+        <w:t>Succession</w:t>
+      </w:r>
+      <w:r>
+        <w:rPr/>
+        <w:t xml:space="preserve"> 25.1.14 (large plants dominate)</w:t>
+      </w:r>
+    </w:p>
+    <w:p>
+      <w:pPr>
+        <w:pStyle w:val="Entry"/>
+      </w:pPr>
+      <w:r>
+        <w:rPr>
+          <w:b/>
+        </w:rPr>
         <w:t>Sucrose loading</w:t>
       </w:r>
       <w:r>
@@ -13740,6 +15228,21 @@
         <w:rPr>
           <w:b/>
         </w:rPr>
+        <w:t>Sundew</w:t>
+      </w:r>
+      <w:r>
+        <w:rPr/>
+        <w:t xml:space="preserve"> see Carnivorous plants, sundew</w:t>
+      </w:r>
+    </w:p>
+    <w:p>
+      <w:pPr>
+        <w:pStyle w:val="Entry"/>
+      </w:pPr>
+      <w:r>
+        <w:rPr>
+          <w:b/>
+        </w:rPr>
         <w:t>Tension</w:t>
       </w:r>
       <w:r>
@@ -13755,6 +15258,21 @@
         <w:rPr>
           <w:b/>
         </w:rPr>
+        <w:t>Tomato</w:t>
+      </w:r>
+      <w:r>
+        <w:rPr/>
+        <w:t xml:space="preserve"> 25.1.8 (deficiency symptoms)</w:t>
+      </w:r>
+    </w:p>
+    <w:p>
+      <w:pPr>
+        <w:pStyle w:val="Entry"/>
+      </w:pPr>
+      <w:r>
+        <w:rPr>
+          <w:b/>
+        </w:rPr>
         <w:t>Tracheids, vessel elements</w:t>
       </w:r>
       <w:r>
@@ -13785,7 +15303,22 @@
         <w:rPr>
           <w:b/>
         </w:rPr>
-        <w:t>Turgor pressure, wilting</w:t>
+        <w:t>Turgid</w:t>
+      </w:r>
+      <w:r>
+        <w:rPr/>
+        <w:t xml:space="preserve"> see Turgor pressure, wilted, turgid</w:t>
+      </w:r>
+    </w:p>
+    <w:p>
+      <w:pPr>
+        <w:pStyle w:val="Entry"/>
+      </w:pPr>
+      <w:r>
+        <w:rPr>
+          <w:b/>
+        </w:rPr>
+        <w:t>Turgor pressure, wilted, turgid</w:t>
       </w:r>
       <w:r>
         <w:rPr/>
@@ -13800,6 +15333,21 @@
         <w:rPr>
           <w:b/>
         </w:rPr>
+        <w:t>Vessel elements</w:t>
+      </w:r>
+      <w:r>
+        <w:rPr/>
+        <w:t xml:space="preserve"> see Tracheids, vessel elements</w:t>
+      </w:r>
+    </w:p>
+    <w:p>
+      <w:pPr>
+        <w:pStyle w:val="Entry"/>
+      </w:pPr>
+      <w:r>
+        <w:rPr>
+          <w:b/>
+        </w:rPr>
         <w:t>Water potential</w:t>
       </w:r>
       <w:r>
@@ -13820,6 +15368,21 @@
       <w:r>
         <w:rPr/>
         <w:t xml:space="preserve"> 25.1.9 (def.), 25.1.15 (parent material)</w:t>
+      </w:r>
+    </w:p>
+    <w:p>
+      <w:pPr>
+        <w:pStyle w:val="Entry"/>
+      </w:pPr>
+      <w:r>
+        <w:rPr>
+          <w:b/>
+        </w:rPr>
+        <w:t>Wilted</w:t>
+      </w:r>
+      <w:r>
+        <w:rPr/>
+        <w:t xml:space="preserve"> see Turgor pressure, wilted, turgid</w:t>
       </w:r>
     </w:p>
     <w:p>
@@ -13874,8 +15437,14 @@
         <w:pStyle w:val="Mapsection"/>
       </w:pPr>
       <w:r>
-        <w:rPr/>
-        <w:t>Contents (pages in the main notes)</w:t>
+        <w:rPr>
+          <w:rStyle w:val="Slidecode"/>
+        </w:rPr>
+        <w:t>Contents</w:t>
+      </w:r>
+      <w:r>
+        <w:rPr/>
+        <w:t xml:space="preserve"> (pages in the main notes)</w:t>
       </w:r>
     </w:p>
     <w:p>
@@ -14697,7 +16266,7 @@
         <w:fldChar w:fldCharType="separate"/>
       </w:r>
       <w:r>
-        <w:t>15</w:t>
+        <w:t>17</w:t>
       </w:r>
       <w:r>
         <w:fldChar w:fldCharType="end"/>
@@ -14725,7 +16294,7 @@
         <w:fldChar w:fldCharType="separate"/>
       </w:r>
       <w:r>
-        <w:t>16</w:t>
+        <w:t>18</w:t>
       </w:r>
       <w:r>
         <w:fldChar w:fldCharType="end"/>
@@ -14753,7 +16322,7 @@
         <w:fldChar w:fldCharType="separate"/>
       </w:r>
       <w:r>
-        <w:t>16</w:t>
+        <w:t>18</w:t>
       </w:r>
       <w:r>
         <w:fldChar w:fldCharType="end"/>
@@ -15731,6 +17300,21 @@
         <w:rPr>
           <w:b/>
         </w:rPr>
+        <w:t>Biological clock</w:t>
+      </w:r>
+      <w:r>
+        <w:rPr/>
+        <w:t>: the internal mechanism behind circadian rhythms; photoperiodism needs it 26.3.45</w:t>
+      </w:r>
+    </w:p>
+    <w:p>
+      <w:pPr>
+        <w:pStyle w:val="Entry"/>
+      </w:pPr>
+      <w:r>
+        <w:rPr>
+          <w:b/>
+        </w:rPr>
         <w:t>Callus</w:t>
       </w:r>
       <w:r>
@@ -16239,11 +17823,26 @@
         <w:rPr>
           <w:b/>
         </w:rPr>
-        <w:t>Abiotic / biotic</w:t>
-      </w:r>
-      <w:r>
-        <w:rPr/>
-        <w:t xml:space="preserve"> see Glossary</w:t>
+        <w:t>2,4-D</w:t>
+      </w:r>
+      <w:r>
+        <w:rPr/>
+        <w:t xml:space="preserve"> see Agent Orange, 2,4-D</w:t>
+      </w:r>
+    </w:p>
+    <w:p>
+      <w:pPr>
+        <w:pStyle w:val="Entry"/>
+      </w:pPr>
+      <w:r>
+        <w:rPr>
+          <w:b/>
+        </w:rPr>
+        <w:t>Abiotic, biotic</w:t>
+      </w:r>
+      <w:r>
+        <w:rPr/>
+        <w:t xml:space="preserve"> 26.1.23 (def.)</w:t>
       </w:r>
     </w:p>
     <w:p>
@@ -16299,7 +17898,907 @@
         <w:rPr>
           <w:b/>
         </w:rPr>
-        <w:t>Amyloplasts, statoliths</w:t>
+        <w:t>Alfalfa sprouts</w:t>
+      </w:r>
+      <w:r>
+        <w:rPr/>
+        <w:t xml:space="preserve"> 26.3.43 (etiolation)</w:t>
+      </w:r>
+    </w:p>
+    <w:p>
+      <w:pPr>
+        <w:pStyle w:val="Entry"/>
+      </w:pPr>
+      <w:r>
+        <w:rPr>
+          <w:b/>
+        </w:rPr>
+        <w:t>Amyloplasts</w:t>
+      </w:r>
+      <w:r>
+        <w:rPr/>
+        <w:t xml:space="preserve"> see Statoliths, amyloplasts</w:t>
+      </w:r>
+    </w:p>
+    <w:p>
+      <w:pPr>
+        <w:pStyle w:val="Entry"/>
+      </w:pPr>
+      <w:r>
+        <w:rPr>
+          <w:b/>
+        </w:rPr>
+        <w:t>Apical dominance</w:t>
+      </w:r>
+      <w:r>
+        <w:rPr/>
+        <w:t xml:space="preserve"> 26.1.8 (def.)</w:t>
+      </w:r>
+    </w:p>
+    <w:p>
+      <w:pPr>
+        <w:pStyle w:val="Entry"/>
+      </w:pPr>
+      <w:r>
+        <w:rPr>
+          <w:b/>
+        </w:rPr>
+        <w:t>Arabidopsis thaliana</w:t>
+      </w:r>
+      <w:r>
+        <w:rPr/>
+        <w:t xml:space="preserve"> (model organism) 26.2.31 (why studied)</w:t>
+      </w:r>
+    </w:p>
+    <w:p>
+      <w:pPr>
+        <w:pStyle w:val="Entry"/>
+      </w:pPr>
+      <w:r>
+        <w:rPr>
+          <w:b/>
+        </w:rPr>
+        <w:t>Auxin</w:t>
+      </w:r>
+      <w:r>
+        <w:rPr/>
+        <w:t xml:space="preserve"> 26.1.8 (def.), 26.1.11 (cell elongation), 26.1.15 (with cytokinins), 26.2.25 (phototropism)</w:t>
+      </w:r>
+    </w:p>
+    <w:p>
+      <w:pPr>
+        <w:pStyle w:val="Entry"/>
+      </w:pPr>
+      <w:r>
+        <w:rPr>
+          <w:b/>
+        </w:rPr>
+        <w:t>Biological clock</w:t>
+      </w:r>
+      <w:r>
+        <w:rPr/>
+        <w:t xml:space="preserve"> 26.3.45 (circadian rhythms), 26.3.36 (photoperiodism), 26.3.40 (flowering)</w:t>
+      </w:r>
+    </w:p>
+    <w:p>
+      <w:pPr>
+        <w:pStyle w:val="Entry"/>
+      </w:pPr>
+      <w:r>
+        <w:rPr>
+          <w:b/>
+        </w:rPr>
+        <w:t>Biotic</w:t>
+      </w:r>
+      <w:r>
+        <w:rPr/>
+        <w:t xml:space="preserve"> see Abiotic, biotic</w:t>
+      </w:r>
+    </w:p>
+    <w:p>
+      <w:pPr>
+        <w:pStyle w:val="Entry"/>
+      </w:pPr>
+      <w:r>
+        <w:rPr>
+          <w:b/>
+        </w:rPr>
+        <w:t>Blue light</w:t>
+      </w:r>
+      <w:r>
+        <w:rPr/>
+        <w:t xml:space="preserve"> 26.2.25 (phototropin), 26.1.5 (signal transduction)</w:t>
+      </w:r>
+    </w:p>
+    <w:p>
+      <w:pPr>
+        <w:pStyle w:val="Entry"/>
+      </w:pPr>
+      <w:r>
+        <w:rPr>
+          <w:b/>
+        </w:rPr>
+        <w:t>Callus</w:t>
+      </w:r>
+      <w:r>
+        <w:rPr/>
+        <w:t xml:space="preserve"> 26.1.15 (auxin-cytokinin ratio)</w:t>
+      </w:r>
+    </w:p>
+    <w:p>
+      <w:pPr>
+        <w:pStyle w:val="Entry"/>
+      </w:pPr>
+      <w:r>
+        <w:rPr>
+          <w:b/>
+        </w:rPr>
+        <w:t>Cellulase</w:t>
+      </w:r>
+      <w:r>
+        <w:rPr/>
+        <w:t xml:space="preserve"> 26.1.20 (abscission, ripening)</w:t>
+      </w:r>
+    </w:p>
+    <w:p>
+      <w:pPr>
+        <w:pStyle w:val="Entry"/>
+      </w:pPr>
+      <w:r>
+        <w:rPr>
+          <w:b/>
+        </w:rPr>
+        <w:t>Circadian rhythm</w:t>
+      </w:r>
+      <w:r>
+        <w:rPr/>
+        <w:t xml:space="preserve"> 26.3.45 (def.), 26.2.33 (sleep movements)</w:t>
+      </w:r>
+    </w:p>
+    <w:p>
+      <w:pPr>
+        <w:pStyle w:val="Entry"/>
+      </w:pPr>
+      <w:r>
+        <w:rPr>
+          <w:b/>
+        </w:rPr>
+        <w:t>Clinostat</w:t>
+      </w:r>
+      <w:r>
+        <w:rPr/>
+        <w:t xml:space="preserve"> 26.2.30 (gravitropism)</w:t>
+      </w:r>
+    </w:p>
+    <w:p>
+      <w:pPr>
+        <w:pStyle w:val="Entry"/>
+      </w:pPr>
+      <w:r>
+        <w:rPr>
+          <w:b/>
+        </w:rPr>
+        <w:t>Clover</w:t>
+      </w:r>
+      <w:r>
+        <w:rPr/>
+        <w:t xml:space="preserve"> 26.3.42 (long-day plant)</w:t>
+      </w:r>
+    </w:p>
+    <w:p>
+      <w:pPr>
+        <w:pStyle w:val="Entry"/>
+      </w:pPr>
+      <w:r>
+        <w:rPr>
+          <w:b/>
+        </w:rPr>
+        <w:t>Cocklebur</w:t>
+      </w:r>
+      <w:r>
+        <w:rPr/>
+        <w:t xml:space="preserve"> 26.3.41 (short-day plant)</w:t>
+      </w:r>
+    </w:p>
+    <w:p>
+      <w:pPr>
+        <w:pStyle w:val="Entry"/>
+      </w:pPr>
+      <w:r>
+        <w:rPr>
+          <w:b/>
+        </w:rPr>
+        <w:t>Coleoptile</w:t>
+      </w:r>
+      <w:r>
+        <w:rPr/>
+        <w:t xml:space="preserve"> 26.1.9 (auxin experiment)</w:t>
+      </w:r>
+    </w:p>
+    <w:p>
+      <w:pPr>
+        <w:pStyle w:val="Entry"/>
+      </w:pPr>
+      <w:r>
+        <w:rPr>
+          <w:b/>
+        </w:rPr>
+        <w:t>Corn</w:t>
+      </w:r>
+      <w:r>
+        <w:rPr/>
+        <w:t xml:space="preserve"> 26.1.17 (vivipary), 26.2.30 (gravitropism)</w:t>
+      </w:r>
+    </w:p>
+    <w:p>
+      <w:pPr>
+        <w:pStyle w:val="Entry"/>
+      </w:pPr>
+      <w:r>
+        <w:rPr>
+          <w:b/>
+        </w:rPr>
+        <w:t>Critical length</w:t>
+      </w:r>
+      <w:r>
+        <w:rPr/>
+        <w:t xml:space="preserve"> 26.3.40 (short-day, long-day)</w:t>
+      </w:r>
+    </w:p>
+    <w:p>
+      <w:pPr>
+        <w:pStyle w:val="Entry"/>
+      </w:pPr>
+      <w:r>
+        <w:rPr>
+          <w:b/>
+        </w:rPr>
+        <w:t>Cytokinins</w:t>
+      </w:r>
+      <w:r>
+        <w:rPr/>
+        <w:t xml:space="preserve"> 26.1.14 (def.), 26.1.7 (hormone table)</w:t>
+      </w:r>
+    </w:p>
+    <w:p>
+      <w:pPr>
+        <w:pStyle w:val="Entry"/>
+      </w:pPr>
+      <w:r>
+        <w:rPr>
+          <w:b/>
+        </w:rPr>
+        <w:t>Day-neutral plants</w:t>
+      </w:r>
+      <w:r>
+        <w:rPr/>
+        <w:t xml:space="preserve"> 26.3.40 (def.)</w:t>
+      </w:r>
+    </w:p>
+    <w:p>
+      <w:pPr>
+        <w:pStyle w:val="Entry"/>
+      </w:pPr>
+      <w:r>
+        <w:rPr>
+          <w:b/>
+        </w:rPr>
+        <w:t>Dormancy</w:t>
+      </w:r>
+      <w:r>
+        <w:rPr/>
+        <w:t xml:space="preserve"> 26.1.12 (def.), 26.1.7 (hormone table), 26.1.17 (ABA maintains)</w:t>
+      </w:r>
+    </w:p>
+    <w:p>
+      <w:pPr>
+        <w:pStyle w:val="Entry"/>
+      </w:pPr>
+      <w:r>
+        <w:rPr>
+          <w:b/>
+        </w:rPr>
+        <w:t>Entrainment</w:t>
+      </w:r>
+      <w:r>
+        <w:rPr/>
+        <w:t xml:space="preserve"> 26.3.45 (def.)</w:t>
+      </w:r>
+    </w:p>
+    <w:p>
+      <w:pPr>
+        <w:pStyle w:val="Entry"/>
+      </w:pPr>
+      <w:r>
+        <w:rPr>
+          <w:b/>
+        </w:rPr>
+        <w:t>Ethylene</w:t>
+      </w:r>
+      <w:r>
+        <w:rPr/>
+        <w:t xml:space="preserve"> 26.1.20 (def.), 26.1.7 (hormone table), 26.1.17 (abscission)</w:t>
+      </w:r>
+    </w:p>
+    <w:p>
+      <w:pPr>
+        <w:pStyle w:val="Entry"/>
+      </w:pPr>
+      <w:r>
+        <w:rPr>
+          <w:b/>
+        </w:rPr>
+        <w:t>Etiolation</w:t>
+      </w:r>
+      <w:r>
+        <w:rPr/>
+        <w:t xml:space="preserve"> 26.3.43 (def.)</w:t>
+      </w:r>
+    </w:p>
+    <w:p>
+      <w:pPr>
+        <w:pStyle w:val="Entry"/>
+      </w:pPr>
+      <w:r>
+        <w:rPr>
+          <w:b/>
+        </w:rPr>
+        <w:t>Far-red light</w:t>
+      </w:r>
+      <w:r>
+        <w:rPr/>
+        <w:t xml:space="preserve"> see Red, far-red light</w:t>
+      </w:r>
+    </w:p>
+    <w:p>
+      <w:pPr>
+        <w:pStyle w:val="Entry"/>
+      </w:pPr>
+      <w:r>
+        <w:rPr>
+          <w:b/>
+        </w:rPr>
+        <w:t>Fruit ripening</w:t>
+      </w:r>
+      <w:r>
+        <w:rPr/>
+        <w:t xml:space="preserve"> 26.1.20 (ethylene), 26.1.7 (hormone table)</w:t>
+      </w:r>
+    </w:p>
+    <w:p>
+      <w:pPr>
+        <w:pStyle w:val="Entry"/>
+      </w:pPr>
+      <w:r>
+        <w:rPr>
+          <w:b/>
+        </w:rPr>
+        <w:t>Galls</w:t>
+      </w:r>
+      <w:r>
+        <w:rPr/>
+        <w:t xml:space="preserve"> 26.1.14 (cytokinins)</w:t>
+      </w:r>
+    </w:p>
+    <w:p>
+      <w:pPr>
+        <w:pStyle w:val="Entry"/>
+      </w:pPr>
+      <w:r>
+        <w:rPr>
+          <w:b/>
+        </w:rPr>
+        <w:t>Gibberellic acid (GA3)</w:t>
+      </w:r>
+      <w:r>
+        <w:rPr/>
+        <w:t xml:space="preserve"> (gibberellin) 26.1.12 (most common), 26.1.7 (hormone table)</w:t>
+      </w:r>
+    </w:p>
+    <w:p>
+      <w:pPr>
+        <w:pStyle w:val="Entry"/>
+      </w:pPr>
+      <w:r>
+        <w:rPr>
+          <w:b/>
+        </w:rPr>
+        <w:t>Gibberellins</w:t>
+      </w:r>
+      <w:r>
+        <w:rPr/>
+        <w:t xml:space="preserve"> 26.1.12 (def.), 26.1.7 (hormone table)</w:t>
+      </w:r>
+    </w:p>
+    <w:p>
+      <w:pPr>
+        <w:pStyle w:val="Entry"/>
+      </w:pPr>
+      <w:r>
+        <w:rPr>
+          <w:b/>
+        </w:rPr>
+        <w:t>Grapes</w:t>
+      </w:r>
+      <w:r>
+        <w:rPr/>
+        <w:t xml:space="preserve"> 26.1.13 (gibberellins)</w:t>
+      </w:r>
+    </w:p>
+    <w:p>
+      <w:pPr>
+        <w:pStyle w:val="Entry"/>
+      </w:pPr>
+      <w:r>
+        <w:rPr>
+          <w:b/>
+        </w:rPr>
+        <w:t>Gravitropism</w:t>
+      </w:r>
+      <w:r>
+        <w:rPr/>
+        <w:t xml:space="preserve"> 26.2.29 (def.), 26.2.24 (tropisms)</w:t>
+      </w:r>
+    </w:p>
+    <w:p>
+      <w:pPr>
+        <w:pStyle w:val="Entry"/>
+      </w:pPr>
+      <w:r>
+        <w:rPr>
+          <w:b/>
+        </w:rPr>
+        <w:t>Herbicides</w:t>
+      </w:r>
+      <w:r>
+        <w:rPr/>
+        <w:t xml:space="preserve"> 26.1.10 (synthetic auxins), 26.1.7 (2,4-D)</w:t>
+      </w:r>
+    </w:p>
+    <w:p>
+      <w:pPr>
+        <w:pStyle w:val="Entry"/>
+      </w:pPr>
+      <w:r>
+        <w:rPr>
+          <w:b/>
+        </w:rPr>
+        <w:t>Herbivory</w:t>
+      </w:r>
+      <w:r>
+        <w:rPr/>
+        <w:t xml:space="preserve"> 26.1.23 (defense)</w:t>
+      </w:r>
+    </w:p>
+    <w:p>
+      <w:pPr>
+        <w:pStyle w:val="Entry"/>
+      </w:pPr>
+      <w:r>
+        <w:rPr>
+          <w:b/>
+        </w:rPr>
+        <w:t>Holly</w:t>
+      </w:r>
+      <w:r>
+        <w:rPr/>
+        <w:t xml:space="preserve"> 26.1.21 (abscission)</w:t>
+      </w:r>
+    </w:p>
+    <w:p>
+      <w:pPr>
+        <w:pStyle w:val="Entry"/>
+      </w:pPr>
+      <w:r>
+        <w:rPr>
+          <w:b/>
+        </w:rPr>
+        <w:t>Hormones</w:t>
+      </w:r>
+      <w:r>
+        <w:rPr/>
+        <w:t xml:space="preserve"> 26.1.6 (def.), 26.1.3 (responses), 26.1.23 (abiotic stimuli)</w:t>
+      </w:r>
+    </w:p>
+    <w:p>
+      <w:pPr>
+        <w:pStyle w:val="Entry"/>
+      </w:pPr>
+      <w:r>
+        <w:rPr>
+          <w:b/>
+        </w:rPr>
+        <w:t>IAA (indoleacetic acid)</w:t>
+      </w:r>
+      <w:r>
+        <w:rPr/>
+        <w:t xml:space="preserve"> (auxin) 26.1.7 (hormone table)</w:t>
+      </w:r>
+    </w:p>
+    <w:p>
+      <w:pPr>
+        <w:pStyle w:val="Entry"/>
+      </w:pPr>
+      <w:r>
+        <w:rPr>
+          <w:b/>
+        </w:rPr>
+        <w:t>Limp</w:t>
+      </w:r>
+      <w:r>
+        <w:rPr/>
+        <w:t xml:space="preserve"> see Turgid, limp</w:t>
+      </w:r>
+    </w:p>
+    <w:p>
+      <w:pPr>
+        <w:pStyle w:val="Entry"/>
+      </w:pPr>
+      <w:r>
+        <w:rPr>
+          <w:b/>
+        </w:rPr>
+        <w:t>Long-day (short-night) plants</w:t>
+      </w:r>
+      <w:r>
+        <w:rPr/>
+        <w:t xml:space="preserve"> 26.3.42 (def.)</w:t>
+      </w:r>
+    </w:p>
+    <w:p>
+      <w:pPr>
+        <w:pStyle w:val="Entry"/>
+      </w:pPr>
+      <w:r>
+        <w:rPr>
+          <w:b/>
+        </w:rPr>
+        <w:t>Methionine</w:t>
+      </w:r>
+      <w:r>
+        <w:rPr/>
+        <w:t xml:space="preserve"> 26.1.20 (makes ethylene)</w:t>
+      </w:r>
+    </w:p>
+    <w:p>
+      <w:pPr>
+        <w:pStyle w:val="Entry"/>
+      </w:pPr>
+      <w:r>
+        <w:rPr>
+          <w:b/>
+        </w:rPr>
+        <w:t>Mimosa pudica</w:t>
+      </w:r>
+      <w:r>
+        <w:rPr/>
+        <w:t xml:space="preserve"> (sensitive plant) 26.2.35 (leaflets collapse)</w:t>
+      </w:r>
+    </w:p>
+    <w:p>
+      <w:pPr>
+        <w:pStyle w:val="Entry"/>
+      </w:pPr>
+      <w:r>
+        <w:rPr>
+          <w:b/>
+        </w:rPr>
+        <w:t>Model organism</w:t>
+      </w:r>
+      <w:r>
+        <w:rPr/>
+        <w:t xml:space="preserve"> 26.2.31 (Arabidopsis)</w:t>
+      </w:r>
+    </w:p>
+    <w:p>
+      <w:pPr>
+        <w:pStyle w:val="Entry"/>
+      </w:pPr>
+      <w:r>
+        <w:rPr>
+          <w:b/>
+        </w:rPr>
+        <w:t>Morning glories</w:t>
+      </w:r>
+      <w:r>
+        <w:rPr/>
+        <w:t xml:space="preserve"> see Runner beans, morning glories</w:t>
+      </w:r>
+    </w:p>
+    <w:p>
+      <w:pPr>
+        <w:pStyle w:val="Entry"/>
+      </w:pPr>
+      <w:r>
+        <w:rPr>
+          <w:b/>
+        </w:rPr>
+        <w:t>Photoperiodism</w:t>
+      </w:r>
+      <w:r>
+        <w:rPr/>
+        <w:t xml:space="preserve"> 26.3.36 (def.), 26.3.40 (flowering groups)</w:t>
+      </w:r>
+    </w:p>
+    <w:p>
+      <w:pPr>
+        <w:pStyle w:val="Entry"/>
+      </w:pPr>
+      <w:r>
+        <w:rPr>
+          <w:b/>
+        </w:rPr>
+        <w:t>Photoreceptors</w:t>
+      </w:r>
+      <w:r>
+        <w:rPr/>
+        <w:t xml:space="preserve"> 26.2.25 (phototropin), 26.3.36 (phytochrome)</w:t>
+      </w:r>
+    </w:p>
+    <w:p>
+      <w:pPr>
+        <w:pStyle w:val="Entry"/>
+      </w:pPr>
+      <w:r>
+        <w:rPr>
+          <w:b/>
+        </w:rPr>
+        <w:t>Phototropin</w:t>
+      </w:r>
+      <w:r>
+        <w:rPr/>
+        <w:t xml:space="preserve"> 26.2.25 (def.)</w:t>
+      </w:r>
+    </w:p>
+    <w:p>
+      <w:pPr>
+        <w:pStyle w:val="Entry"/>
+      </w:pPr>
+      <w:r>
+        <w:rPr>
+          <w:b/>
+        </w:rPr>
+        <w:t>Phototropism</w:t>
+      </w:r>
+      <w:r>
+        <w:rPr/>
+        <w:t xml:space="preserve"> 26.2.25 (def.), 26.1.8 (auxin)</w:t>
+      </w:r>
+    </w:p>
+    <w:p>
+      <w:pPr>
+        <w:pStyle w:val="Entry"/>
+      </w:pPr>
+      <w:r>
+        <w:rPr>
+          <w:b/>
+        </w:rPr>
+        <w:t>Phytochrome (Pr, Pfr)</w:t>
+      </w:r>
+      <w:r>
+        <w:rPr/>
+        <w:t xml:space="preserve"> 26.3.37 (def.), 26.3.44 (plant spacing)</w:t>
+      </w:r>
+    </w:p>
+    <w:p>
+      <w:pPr>
+        <w:pStyle w:val="Entry"/>
+      </w:pPr>
+      <w:r>
+        <w:rPr>
+          <w:b/>
+        </w:rPr>
+        <w:t>Plant spacing</w:t>
+      </w:r>
+      <w:r>
+        <w:rPr/>
+        <w:t xml:space="preserve"> see Shading, plant spacing</w:t>
+      </w:r>
+    </w:p>
+    <w:p>
+      <w:pPr>
+        <w:pStyle w:val="Entry"/>
+      </w:pPr>
+      <w:r>
+        <w:rPr>
+          <w:b/>
+        </w:rPr>
+        <w:t>Primary, secondary metabolites</w:t>
+      </w:r>
+      <w:r>
+        <w:rPr/>
+        <w:t xml:space="preserve"> 26.1.23 (def.)</w:t>
+      </w:r>
+    </w:p>
+    <w:p>
+      <w:pPr>
+        <w:pStyle w:val="Entry"/>
+      </w:pPr>
+      <w:r>
+        <w:rPr>
+          <w:b/>
+        </w:rPr>
+        <w:t>Proton pump</w:t>
+      </w:r>
+      <w:r>
+        <w:rPr/>
+        <w:t xml:space="preserve"> 26.1.10 (auxin loosens walls)</w:t>
+      </w:r>
+    </w:p>
+    <w:p>
+      <w:pPr>
+        <w:pStyle w:val="Entry"/>
+      </w:pPr>
+      <w:r>
+        <w:rPr>
+          <w:b/>
+        </w:rPr>
+        <w:t>Pulvinus</w:t>
+      </w:r>
+      <w:r>
+        <w:rPr/>
+        <w:t xml:space="preserve"> 26.2.35 (Mimosa)</w:t>
+      </w:r>
+    </w:p>
+    <w:p>
+      <w:pPr>
+        <w:pStyle w:val="Entry"/>
+      </w:pPr>
+      <w:r>
+        <w:rPr>
+          <w:b/>
+        </w:rPr>
+        <w:t>Receptors</w:t>
+      </w:r>
+      <w:r>
+        <w:rPr/>
+        <w:t xml:space="preserve"> 26.1.4 (def.), 26.1.10 (auxin), 26.1.19 (ABA), 26.2.25 (photoreceptors)</w:t>
+      </w:r>
+    </w:p>
+    <w:p>
+      <w:pPr>
+        <w:pStyle w:val="Entry"/>
+      </w:pPr>
+      <w:r>
+        <w:rPr>
+          <w:b/>
+        </w:rPr>
+        <w:t>Red, far-red light</w:t>
+      </w:r>
+      <w:r>
+        <w:rPr/>
+        <w:t xml:space="preserve"> 26.3.38 (Pr, Pfr), 26.3.43 (etiolation)</w:t>
+      </w:r>
+    </w:p>
+    <w:p>
+      <w:pPr>
+        <w:pStyle w:val="Entry"/>
+      </w:pPr>
+      <w:r>
+        <w:rPr>
+          <w:b/>
+        </w:rPr>
+        <w:t>Root nodules</w:t>
+      </w:r>
+      <w:r>
+        <w:rPr/>
+        <w:t xml:space="preserve"> 26.1.14 (cytokinins)</w:t>
+      </w:r>
+    </w:p>
+    <w:p>
+      <w:pPr>
+        <w:pStyle w:val="Entry"/>
+      </w:pPr>
+      <w:r>
+        <w:rPr>
+          <w:b/>
+        </w:rPr>
+        <w:t>Runner beans, morning glories</w:t>
+      </w:r>
+      <w:r>
+        <w:rPr/>
+        <w:t xml:space="preserve"> 26.2.27 (coiling tendrils)</w:t>
+      </w:r>
+    </w:p>
+    <w:p>
+      <w:pPr>
+        <w:pStyle w:val="Entry"/>
+      </w:pPr>
+      <w:r>
+        <w:rPr>
+          <w:b/>
+        </w:rPr>
+        <w:t>Second messenger (Ca2+)</w:t>
+      </w:r>
+      <w:r>
+        <w:rPr/>
+        <w:t xml:space="preserve"> 26.1.19 (ABA, stomata)</w:t>
+      </w:r>
+    </w:p>
+    <w:p>
+      <w:pPr>
+        <w:pStyle w:val="Entry"/>
+      </w:pPr>
+      <w:r>
+        <w:rPr>
+          <w:b/>
+        </w:rPr>
+        <w:t>Senescence</w:t>
+      </w:r>
+      <w:r>
+        <w:rPr/>
+        <w:t xml:space="preserve"> 26.1.14 (def.), 26.1.7 (hormone table)</w:t>
+      </w:r>
+    </w:p>
+    <w:p>
+      <w:pPr>
+        <w:pStyle w:val="Entry"/>
+      </w:pPr>
+      <w:r>
+        <w:rPr>
+          <w:b/>
+        </w:rPr>
+        <w:t>Shading, plant spacing</w:t>
+      </w:r>
+      <w:r>
+        <w:rPr/>
+        <w:t xml:space="preserve"> 26.3.44 (far-red light)</w:t>
+      </w:r>
+    </w:p>
+    <w:p>
+      <w:pPr>
+        <w:pStyle w:val="Entry"/>
+      </w:pPr>
+      <w:r>
+        <w:rPr>
+          <w:b/>
+        </w:rPr>
+        <w:t>Short-day (long-night) plants</w:t>
+      </w:r>
+      <w:r>
+        <w:rPr/>
+        <w:t xml:space="preserve"> 26.3.41 (def.)</w:t>
+      </w:r>
+    </w:p>
+    <w:p>
+      <w:pPr>
+        <w:pStyle w:val="Entry"/>
+      </w:pPr>
+      <w:r>
+        <w:rPr>
+          <w:b/>
+        </w:rPr>
+        <w:t>Signal transduction</w:t>
+      </w:r>
+      <w:r>
+        <w:rPr/>
+        <w:t xml:space="preserve"> 26.1.4 (def.), 26.2.26 (phototropin), 26.2.31 (Arabidopsis)</w:t>
+      </w:r>
+    </w:p>
+    <w:p>
+      <w:pPr>
+        <w:pStyle w:val="Entry"/>
+      </w:pPr>
+      <w:r>
+        <w:rPr>
+          <w:b/>
+        </w:rPr>
+        <w:t>Sleep movements</w:t>
+      </w:r>
+      <w:r>
+        <w:rPr/>
+        <w:t xml:space="preserve"> 26.2.33 (def.), 26.3.45 (dim light)</w:t>
+      </w:r>
+    </w:p>
+    <w:p>
+      <w:pPr>
+        <w:pStyle w:val="Entry"/>
+      </w:pPr>
+      <w:r>
+        <w:rPr>
+          <w:b/>
+        </w:rPr>
+        <w:t>Statoliths, amyloplasts</w:t>
       </w:r>
       <w:r>
         <w:rPr/>
@@ -16314,521 +18813,11 @@
         <w:rPr>
           <w:b/>
         </w:rPr>
-        <w:t>Apical dominance</w:t>
-      </w:r>
-      <w:r>
-        <w:rPr/>
-        <w:t xml:space="preserve"> 26.1.8 (def.)</w:t>
-      </w:r>
-    </w:p>
-    <w:p>
-      <w:pPr>
-        <w:pStyle w:val="Entry"/>
-      </w:pPr>
-      <w:r>
-        <w:rPr>
-          <w:b/>
-        </w:rPr>
-        <w:t>Arabidopsis thaliana</w:t>
-      </w:r>
-      <w:r>
-        <w:rPr/>
-        <w:t xml:space="preserve"> (model organism) 26.2.31 (why studied)</w:t>
-      </w:r>
-    </w:p>
-    <w:p>
-      <w:pPr>
-        <w:pStyle w:val="Entry"/>
-      </w:pPr>
-      <w:r>
-        <w:rPr>
-          <w:b/>
-        </w:rPr>
-        <w:t>Auxin</w:t>
-      </w:r>
-      <w:r>
-        <w:rPr/>
-        <w:t xml:space="preserve"> 26.1.8 (def.), 26.1.11 (cell elongation), 26.1.15 (with cytokinins), 26.2.25 (phototropism)</w:t>
-      </w:r>
-    </w:p>
-    <w:p>
-      <w:pPr>
-        <w:pStyle w:val="Entry"/>
-      </w:pPr>
-      <w:r>
-        <w:rPr>
-          <w:b/>
-        </w:rPr>
-        <w:t>Biological clock</w:t>
-      </w:r>
-      <w:r>
-        <w:rPr/>
-        <w:t xml:space="preserve"> 26.3.45 (circadian rhythms), 26.3.36 (photoperiodism), 26.3.40 (flowering)</w:t>
-      </w:r>
-    </w:p>
-    <w:p>
-      <w:pPr>
-        <w:pStyle w:val="Entry"/>
-      </w:pPr>
-      <w:r>
-        <w:rPr>
-          <w:b/>
-        </w:rPr>
-        <w:t>Callus</w:t>
-      </w:r>
-      <w:r>
-        <w:rPr/>
-        <w:t xml:space="preserve"> 26.1.15 (auxin-cytokinin ratio)</w:t>
-      </w:r>
-    </w:p>
-    <w:p>
-      <w:pPr>
-        <w:pStyle w:val="Entry"/>
-      </w:pPr>
-      <w:r>
-        <w:rPr>
-          <w:b/>
-        </w:rPr>
-        <w:t>Cellulase</w:t>
-      </w:r>
-      <w:r>
-        <w:rPr/>
-        <w:t xml:space="preserve"> see Glossary</w:t>
-      </w:r>
-    </w:p>
-    <w:p>
-      <w:pPr>
-        <w:pStyle w:val="Entry"/>
-      </w:pPr>
-      <w:r>
-        <w:rPr>
-          <w:b/>
-        </w:rPr>
-        <w:t>Circadian rhythm</w:t>
-      </w:r>
-      <w:r>
-        <w:rPr/>
-        <w:t xml:space="preserve"> 26.3.45 (def.), 26.2.33 (sleep movements)</w:t>
-      </w:r>
-    </w:p>
-    <w:p>
-      <w:pPr>
-        <w:pStyle w:val="Entry"/>
-      </w:pPr>
-      <w:r>
-        <w:rPr>
-          <w:b/>
-        </w:rPr>
-        <w:t>Coleoptile</w:t>
-      </w:r>
-      <w:r>
-        <w:rPr/>
-        <w:t xml:space="preserve"> 26.1.9 (auxin experiment)</w:t>
-      </w:r>
-    </w:p>
-    <w:p>
-      <w:pPr>
-        <w:pStyle w:val="Entry"/>
-      </w:pPr>
-      <w:r>
-        <w:rPr>
-          <w:b/>
-        </w:rPr>
-        <w:t>Critical length</w:t>
-      </w:r>
-      <w:r>
-        <w:rPr/>
-        <w:t xml:space="preserve"> see Glossary</w:t>
-      </w:r>
-    </w:p>
-    <w:p>
-      <w:pPr>
-        <w:pStyle w:val="Entry"/>
-      </w:pPr>
-      <w:r>
-        <w:rPr>
-          <w:b/>
-        </w:rPr>
-        <w:t>Cytokinins</w:t>
-      </w:r>
-      <w:r>
-        <w:rPr/>
-        <w:t xml:space="preserve"> 26.1.14 (def.), 26.1.7 (hormone table)</w:t>
-      </w:r>
-    </w:p>
-    <w:p>
-      <w:pPr>
-        <w:pStyle w:val="Entry"/>
-      </w:pPr>
-      <w:r>
-        <w:rPr>
-          <w:b/>
-        </w:rPr>
-        <w:t>Day-neutral plants</w:t>
-      </w:r>
-      <w:r>
-        <w:rPr/>
-        <w:t xml:space="preserve"> 26.3.40 (def.)</w:t>
-      </w:r>
-    </w:p>
-    <w:p>
-      <w:pPr>
-        <w:pStyle w:val="Entry"/>
-      </w:pPr>
-      <w:r>
-        <w:rPr>
-          <w:b/>
-        </w:rPr>
-        <w:t>Dormancy</w:t>
-      </w:r>
-      <w:r>
-        <w:rPr/>
-        <w:t xml:space="preserve"> 26.1.12 (def.), 26.1.7 (hormone table), 26.1.17 (ABA maintains)</w:t>
-      </w:r>
-    </w:p>
-    <w:p>
-      <w:pPr>
-        <w:pStyle w:val="Entry"/>
-      </w:pPr>
-      <w:r>
-        <w:rPr>
-          <w:b/>
-        </w:rPr>
-        <w:t>Entrainment</w:t>
-      </w:r>
-      <w:r>
-        <w:rPr/>
-        <w:t xml:space="preserve"> 26.3.45 (def.)</w:t>
-      </w:r>
-    </w:p>
-    <w:p>
-      <w:pPr>
-        <w:pStyle w:val="Entry"/>
-      </w:pPr>
-      <w:r>
-        <w:rPr>
-          <w:b/>
-        </w:rPr>
-        <w:t>Ethylene</w:t>
-      </w:r>
-      <w:r>
-        <w:rPr/>
-        <w:t xml:space="preserve"> 26.1.20 (def.), 26.1.7 (hormone table), 26.1.17 (abscission)</w:t>
-      </w:r>
-    </w:p>
-    <w:p>
-      <w:pPr>
-        <w:pStyle w:val="Entry"/>
-      </w:pPr>
-      <w:r>
-        <w:rPr>
-          <w:b/>
-        </w:rPr>
-        <w:t>Etiolation</w:t>
-      </w:r>
-      <w:r>
-        <w:rPr/>
-        <w:t xml:space="preserve"> 26.3.43 (def.)</w:t>
-      </w:r>
-    </w:p>
-    <w:p>
-      <w:pPr>
-        <w:pStyle w:val="Entry"/>
-      </w:pPr>
-      <w:r>
-        <w:rPr>
-          <w:b/>
-        </w:rPr>
-        <w:t>Gibberellins</w:t>
-      </w:r>
-      <w:r>
-        <w:rPr/>
-        <w:t xml:space="preserve"> 26.1.12 (def.), 26.1.7 (hormone table)</w:t>
-      </w:r>
-    </w:p>
-    <w:p>
-      <w:pPr>
-        <w:pStyle w:val="Entry"/>
-      </w:pPr>
-      <w:r>
-        <w:rPr>
-          <w:b/>
-        </w:rPr>
-        <w:t>Gravitropism</w:t>
-      </w:r>
-      <w:r>
-        <w:rPr/>
-        <w:t xml:space="preserve"> 26.2.29 (def.), 26.2.24 (tropisms)</w:t>
-      </w:r>
-    </w:p>
-    <w:p>
-      <w:pPr>
-        <w:pStyle w:val="Entry"/>
-      </w:pPr>
-      <w:r>
-        <w:rPr>
-          <w:b/>
-        </w:rPr>
-        <w:t>Herbicide</w:t>
-      </w:r>
-      <w:r>
-        <w:rPr/>
-        <w:t xml:space="preserve"> see Glossary</w:t>
-      </w:r>
-    </w:p>
-    <w:p>
-      <w:pPr>
-        <w:pStyle w:val="Entry"/>
-      </w:pPr>
-      <w:r>
-        <w:rPr>
-          <w:b/>
-        </w:rPr>
-        <w:t>Hormones</w:t>
-      </w:r>
-      <w:r>
-        <w:rPr/>
-        <w:t xml:space="preserve"> 26.1.6 (def.), 26.1.3 (responses), 26.1.23 (abiotic stimuli)</w:t>
-      </w:r>
-    </w:p>
-    <w:p>
-      <w:pPr>
-        <w:pStyle w:val="Entry"/>
-      </w:pPr>
-      <w:r>
-        <w:rPr>
-          <w:b/>
-        </w:rPr>
-        <w:t>Long-day (short-night) plants</w:t>
-      </w:r>
-      <w:r>
-        <w:rPr/>
-        <w:t xml:space="preserve"> 26.3.42 (def.)</w:t>
-      </w:r>
-    </w:p>
-    <w:p>
-      <w:pPr>
-        <w:pStyle w:val="Entry"/>
-      </w:pPr>
-      <w:r>
-        <w:rPr>
-          <w:b/>
-        </w:rPr>
-        <w:t>Mimosa pudica</w:t>
-      </w:r>
-      <w:r>
-        <w:rPr/>
-        <w:t xml:space="preserve"> (sensitive plant) 26.2.35 (leaflets collapse)</w:t>
-      </w:r>
-    </w:p>
-    <w:p>
-      <w:pPr>
-        <w:pStyle w:val="Entry"/>
-      </w:pPr>
-      <w:r>
-        <w:rPr>
-          <w:b/>
-        </w:rPr>
-        <w:t>Model organism</w:t>
-      </w:r>
-      <w:r>
-        <w:rPr/>
-        <w:t xml:space="preserve"> see Glossary</w:t>
-      </w:r>
-    </w:p>
-    <w:p>
-      <w:pPr>
-        <w:pStyle w:val="Entry"/>
-      </w:pPr>
-      <w:r>
-        <w:rPr>
-          <w:b/>
-        </w:rPr>
-        <w:t>Photoperiodism</w:t>
-      </w:r>
-      <w:r>
-        <w:rPr/>
-        <w:t xml:space="preserve"> 26.3.36 (def.), 26.3.40 (flowering groups)</w:t>
-      </w:r>
-    </w:p>
-    <w:p>
-      <w:pPr>
-        <w:pStyle w:val="Entry"/>
-      </w:pPr>
-      <w:r>
-        <w:rPr>
-          <w:b/>
-        </w:rPr>
-        <w:t>Photoreceptor</w:t>
-      </w:r>
-      <w:r>
-        <w:rPr/>
-        <w:t xml:space="preserve"> see Glossary</w:t>
-      </w:r>
-    </w:p>
-    <w:p>
-      <w:pPr>
-        <w:pStyle w:val="Entry"/>
-      </w:pPr>
-      <w:r>
-        <w:rPr>
-          <w:b/>
-        </w:rPr>
-        <w:t>Phototropin</w:t>
-      </w:r>
-      <w:r>
-        <w:rPr/>
-        <w:t xml:space="preserve"> 26.2.25 (def.)</w:t>
-      </w:r>
-    </w:p>
-    <w:p>
-      <w:pPr>
-        <w:pStyle w:val="Entry"/>
-      </w:pPr>
-      <w:r>
-        <w:rPr>
-          <w:b/>
-        </w:rPr>
-        <w:t>Phototropism</w:t>
-      </w:r>
-      <w:r>
-        <w:rPr/>
-        <w:t xml:space="preserve"> 26.2.25 (def.), 26.1.8 (auxin)</w:t>
-      </w:r>
-    </w:p>
-    <w:p>
-      <w:pPr>
-        <w:pStyle w:val="Entry"/>
-      </w:pPr>
-      <w:r>
-        <w:rPr>
-          <w:b/>
-        </w:rPr>
-        <w:t>Phytochrome (Pr, Pfr)</w:t>
-      </w:r>
-      <w:r>
-        <w:rPr/>
-        <w:t xml:space="preserve"> 26.3.37 (def.), 26.3.44 (plant spacing)</w:t>
-      </w:r>
-    </w:p>
-    <w:p>
-      <w:pPr>
-        <w:pStyle w:val="Entry"/>
-      </w:pPr>
-      <w:r>
-        <w:rPr>
-          <w:b/>
-        </w:rPr>
-        <w:t>Primary, secondary metabolites</w:t>
-      </w:r>
-      <w:r>
-        <w:rPr/>
-        <w:t xml:space="preserve"> 26.1.23 (def.)</w:t>
-      </w:r>
-    </w:p>
-    <w:p>
-      <w:pPr>
-        <w:pStyle w:val="Entry"/>
-      </w:pPr>
-      <w:r>
-        <w:rPr>
-          <w:b/>
-        </w:rPr>
-        <w:t>Pulvinus</w:t>
-      </w:r>
-      <w:r>
-        <w:rPr/>
-        <w:t xml:space="preserve"> see Glossary</w:t>
-      </w:r>
-    </w:p>
-    <w:p>
-      <w:pPr>
-        <w:pStyle w:val="Entry"/>
-      </w:pPr>
-      <w:r>
-        <w:rPr>
-          <w:b/>
-        </w:rPr>
-        <w:t>Second messenger</w:t>
-      </w:r>
-      <w:r>
-        <w:rPr/>
-        <w:t xml:space="preserve"> see Glossary</w:t>
-      </w:r>
-    </w:p>
-    <w:p>
-      <w:pPr>
-        <w:pStyle w:val="Entry"/>
-      </w:pPr>
-      <w:r>
-        <w:rPr>
-          <w:b/>
-        </w:rPr>
-        <w:t>Senescence</w:t>
-      </w:r>
-      <w:r>
-        <w:rPr/>
-        <w:t xml:space="preserve"> 26.1.14 (def.), 26.1.7 (hormone table)</w:t>
-      </w:r>
-    </w:p>
-    <w:p>
-      <w:pPr>
-        <w:pStyle w:val="Entry"/>
-      </w:pPr>
-      <w:r>
-        <w:rPr>
-          <w:b/>
-        </w:rPr>
-        <w:t>Short-day (long-night) plants</w:t>
-      </w:r>
-      <w:r>
-        <w:rPr/>
-        <w:t xml:space="preserve"> 26.3.41 (def.)</w:t>
-      </w:r>
-    </w:p>
-    <w:p>
-      <w:pPr>
-        <w:pStyle w:val="Entry"/>
-      </w:pPr>
-      <w:r>
-        <w:rPr>
-          <w:b/>
-        </w:rPr>
-        <w:t>Signal transduction</w:t>
-      </w:r>
-      <w:r>
-        <w:rPr/>
-        <w:t xml:space="preserve"> 26.1.4 (def.), 26.2.26 (phototropin), 26.2.31 (Arabidopsis)</w:t>
-      </w:r>
-    </w:p>
-    <w:p>
-      <w:pPr>
-        <w:pStyle w:val="Entry"/>
-      </w:pPr>
-      <w:r>
-        <w:rPr>
-          <w:b/>
-        </w:rPr>
-        <w:t>Sleep movements</w:t>
-      </w:r>
-      <w:r>
-        <w:rPr/>
-        <w:t xml:space="preserve"> 26.2.33 (def.), 26.3.45 (dim light)</w:t>
-      </w:r>
-    </w:p>
-    <w:p>
-      <w:pPr>
-        <w:pStyle w:val="Entry"/>
-      </w:pPr>
-      <w:r>
-        <w:rPr>
-          <w:b/>
-        </w:rPr>
         <w:t>Stimuli</w:t>
       </w:r>
       <w:r>
         <w:rPr/>
-        <w:t xml:space="preserve"> see Glossary</w:t>
+        <w:t xml:space="preserve"> 26.1.3 (def.), 26.2.24 (tropisms), 26.2.33 (turgor movements)</w:t>
       </w:r>
     </w:p>
     <w:p>
@@ -16854,6 +18843,21 @@
         <w:rPr>
           <w:b/>
         </w:rPr>
+        <w:t>Tendrils</w:t>
+      </w:r>
+      <w:r>
+        <w:rPr/>
+        <w:t xml:space="preserve"> 26.2.27 (thigmotropism)</w:t>
+      </w:r>
+    </w:p>
+    <w:p>
+      <w:pPr>
+        <w:pStyle w:val="Entry"/>
+      </w:pPr>
+      <w:r>
+        <w:rPr>
+          <w:b/>
+        </w:rPr>
         <w:t>Thigmomorphogenesis</w:t>
       </w:r>
       <w:r>
@@ -16884,6 +18888,36 @@
         <w:rPr>
           <w:b/>
         </w:rPr>
+        <w:t>Tobacco</w:t>
+      </w:r>
+      <w:r>
+        <w:rPr/>
+        <w:t xml:space="preserve"> 26.1.15 (callus)</w:t>
+      </w:r>
+    </w:p>
+    <w:p>
+      <w:pPr>
+        <w:pStyle w:val="Entry"/>
+      </w:pPr>
+      <w:r>
+        <w:rPr>
+          <w:b/>
+        </w:rPr>
+        <w:t>Tomato</w:t>
+      </w:r>
+      <w:r>
+        <w:rPr/>
+        <w:t xml:space="preserve"> 26.1.22 (ripening)</w:t>
+      </w:r>
+    </w:p>
+    <w:p>
+      <w:pPr>
+        <w:pStyle w:val="Entry"/>
+      </w:pPr>
+      <w:r>
+        <w:rPr>
+          <w:b/>
+        </w:rPr>
         <w:t>Tropism (positive, negative)</w:t>
       </w:r>
       <w:r>
@@ -16899,6 +18933,21 @@
         <w:rPr>
           <w:b/>
         </w:rPr>
+        <w:t>Turgid, limp</w:t>
+      </w:r>
+      <w:r>
+        <w:rPr/>
+        <w:t xml:space="preserve"> 26.2.34 (def.)</w:t>
+      </w:r>
+    </w:p>
+    <w:p>
+      <w:pPr>
+        <w:pStyle w:val="Entry"/>
+      </w:pPr>
+      <w:r>
+        <w:rPr>
+          <w:b/>
+        </w:rPr>
         <w:t>Turgor (nastic) movements</w:t>
       </w:r>
       <w:r>
@@ -16914,6 +18963,21 @@
         <w:rPr>
           <w:b/>
         </w:rPr>
+        <w:t>Turgor pressure</w:t>
+      </w:r>
+      <w:r>
+        <w:rPr/>
+        <w:t xml:space="preserve"> 26.1.10 (cell elongation), 26.2.35 (Mimosa)</w:t>
+      </w:r>
+    </w:p>
+    <w:p>
+      <w:pPr>
+        <w:pStyle w:val="Entry"/>
+      </w:pPr>
+      <w:r>
+        <w:rPr>
+          <w:b/>
+        </w:rPr>
         <w:t>Venus flytrap</w:t>
       </w:r>
       <w:r>
@@ -16934,6 +18998,21 @@
       <w:r>
         <w:rPr/>
         <w:t xml:space="preserve"> 26.1.17 (def.)</w:t>
+      </w:r>
+    </w:p>
+    <w:p>
+      <w:pPr>
+        <w:pStyle w:val="Entry"/>
+      </w:pPr>
+      <w:r>
+        <w:rPr>
+          <w:b/>
+        </w:rPr>
+        <w:t>Zeatin</w:t>
+      </w:r>
+      <w:r>
+        <w:rPr/>
+        <w:t xml:space="preserve"> (cytokinin) 26.1.7 (hormone table)</w:t>
       </w:r>
     </w:p>
     <w:p>
@@ -16973,8 +19052,14 @@
         <w:pStyle w:val="Mapsection"/>
       </w:pPr>
       <w:r>
-        <w:rPr/>
-        <w:t>Contents (pages in the main notes)</w:t>
+        <w:rPr>
+          <w:rStyle w:val="Slidecode"/>
+        </w:rPr>
+        <w:t>Contents</w:t>
+      </w:r>
+      <w:r>
+        <w:rPr/>
+        <w:t xml:space="preserve"> (pages in the main notes)</w:t>
       </w:r>
     </w:p>
     <w:p>
@@ -17725,7 +19810,7 @@
         <w:fldChar w:fldCharType="separate"/>
       </w:r>
       <w:r>
-        <w:t>19</w:t>
+        <w:t>21</w:t>
       </w:r>
       <w:r>
         <w:fldChar w:fldCharType="end"/>
@@ -17753,7 +19838,7 @@
         <w:fldChar w:fldCharType="separate"/>
       </w:r>
       <w:r>
-        <w:t>20</w:t>
+        <w:t>22</w:t>
       </w:r>
       <w:r>
         <w:fldChar w:fldCharType="end"/>
@@ -17781,7 +19866,7 @@
         <w:fldChar w:fldCharType="separate"/>
       </w:r>
       <w:r>
-        <w:t>20</w:t>
+        <w:t>23</w:t>
       </w:r>
       <w:r>
         <w:fldChar w:fldCharType="end"/>
@@ -19226,6 +21311,21 @@
         <w:rPr>
           <w:b/>
         </w:rPr>
+        <w:t>Ovary / ovule</w:t>
+      </w:r>
+      <w:r>
+        <w:rPr/>
+        <w:t>: enlarged base of the carpel, enclosing the ovules; it becomes the fruit / where the megaspores and the female gametophyte form; it becomes the seed 27.1.7</w:t>
+      </w:r>
+    </w:p>
+    <w:p>
+      <w:pPr>
+        <w:pStyle w:val="Entry"/>
+      </w:pPr>
+      <w:r>
+        <w:rPr>
+          <w:b/>
+        </w:rPr>
         <w:t>Peduncle / receptacle</w:t>
       </w:r>
       <w:r>
@@ -19271,6 +21371,21 @@
         <w:rPr>
           <w:b/>
         </w:rPr>
+        <w:t>Polar nuclei</w:t>
+      </w:r>
+      <w:r>
+        <w:rPr/>
+        <w:t>: two nuclei in the embryo sac's central cell; one sperm joins them to form the 3n endosperm nucleus 27.1.14</w:t>
+      </w:r>
+    </w:p>
+    <w:p>
+      <w:pPr>
+        <w:pStyle w:val="Entry"/>
+      </w:pPr>
+      <w:r>
+        <w:rPr>
+          <w:b/>
+        </w:rPr>
         <w:t>Pollen grain</w:t>
       </w:r>
       <w:r>
@@ -19286,6 +21401,21 @@
         <w:rPr>
           <w:b/>
         </w:rPr>
+        <w:t>Pollen tube</w:t>
+      </w:r>
+      <w:r>
+        <w:rPr/>
+        <w:t>: grows from the pollen grain between the stigma and style to the micropyle of the ovule; the sperm travel through it 27.1.17</w:t>
+      </w:r>
+    </w:p>
+    <w:p>
+      <w:pPr>
+        <w:pStyle w:val="Entry"/>
+      </w:pPr>
+      <w:r>
+        <w:rPr>
+          <w:b/>
+        </w:rPr>
         <w:t>Pollination: self / cross</w:t>
       </w:r>
       <w:r>
@@ -19498,6 +21628,336 @@
       </w:r>
       <w:r>
         <w:rPr/>
+        <w:t xml:space="preserve"> 27.3.35 (corn)</w:t>
+      </w:r>
+    </w:p>
+    <w:p>
+      <w:pPr>
+        <w:pStyle w:val="Entry"/>
+      </w:pPr>
+      <w:r>
+        <w:rPr>
+          <w:b/>
+        </w:rPr>
+        <w:t>Aggregate fruit</w:t>
+      </w:r>
+      <w:r>
+        <w:rPr/>
+        <w:t xml:space="preserve"> (blackberry) 27.3.27 (def.), 27.3.30 (fruit types)</w:t>
+      </w:r>
+    </w:p>
+    <w:p>
+      <w:pPr>
+        <w:pStyle w:val="Entry"/>
+      </w:pPr>
+      <w:r>
+        <w:rPr>
+          <w:b/>
+        </w:rPr>
+        <w:t>Alternation of generations</w:t>
+      </w:r>
+      <w:r>
+        <w:rPr/>
+        <w:t xml:space="preserve"> 27.1.3 (def.)</w:t>
+      </w:r>
+    </w:p>
+    <w:p>
+      <w:pPr>
+        <w:pStyle w:val="Entry"/>
+      </w:pPr>
+      <w:r>
+        <w:rPr>
+          <w:b/>
+        </w:rPr>
+        <w:t>Anther, filament</w:t>
+      </w:r>
+      <w:r>
+        <w:rPr/>
+        <w:t xml:space="preserve"> 27.1.7 (def.), 27.1.4 (microspores), 27.1.12 (pollen sacs), 27.1.15 (pollination)</w:t>
+      </w:r>
+    </w:p>
+    <w:p>
+      <w:pPr>
+        <w:pStyle w:val="Entry"/>
+      </w:pPr>
+      <w:r>
+        <w:rPr>
+          <w:b/>
+        </w:rPr>
+        <w:t>Antipodal cells</w:t>
+      </w:r>
+      <w:r>
+        <w:rPr/>
+        <w:t xml:space="preserve"> 27.1.14 (def.)</w:t>
+      </w:r>
+    </w:p>
+    <w:p>
+      <w:pPr>
+        <w:pStyle w:val="Entry"/>
+      </w:pPr>
+      <w:r>
+        <w:rPr>
+          <w:b/>
+        </w:rPr>
+        <w:t>Apical meristems (shoot, root)</w:t>
+      </w:r>
+      <w:r>
+        <w:rPr/>
+        <w:t xml:space="preserve"> 27.2.21 (embryo)</w:t>
+      </w:r>
+    </w:p>
+    <w:p>
+      <w:pPr>
+        <w:pStyle w:val="Entry"/>
+      </w:pPr>
+      <w:r>
+        <w:rPr>
+          <w:b/>
+        </w:rPr>
+        <w:t>Arabidopsis, Capsella</w:t>
+      </w:r>
+      <w:r>
+        <w:rPr/>
+        <w:t xml:space="preserve"> 27.2.24 (embryo stages)</w:t>
+      </w:r>
+    </w:p>
+    <w:p>
+      <w:pPr>
+        <w:pStyle w:val="Entry"/>
+      </w:pPr>
+      <w:r>
+        <w:rPr>
+          <w:b/>
+        </w:rPr>
+        <w:t>Asexual reproduction</w:t>
+      </w:r>
+      <w:r>
+        <w:rPr/>
+        <w:t xml:space="preserve"> 27.4.36 (stolons, rhizomes), 27.4.39 (tissue culture)</w:t>
+      </w:r>
+    </w:p>
+    <w:p>
+      <w:pPr>
+        <w:pStyle w:val="Entry"/>
+      </w:pPr>
+      <w:r>
+        <w:rPr>
+          <w:b/>
+        </w:rPr>
+        <w:t>Azalea</w:t>
+      </w:r>
+      <w:r>
+        <w:rPr/>
+        <w:t xml:space="preserve"> see Daylily, azalea</w:t>
+      </w:r>
+    </w:p>
+    <w:p>
+      <w:pPr>
+        <w:pStyle w:val="Entry"/>
+      </w:pPr>
+      <w:r>
+        <w:rPr>
+          <w:b/>
+        </w:rPr>
+        <w:t>Bat pollinators</w:t>
+      </w:r>
+      <w:r>
+        <w:rPr/>
+        <w:t xml:space="preserve"> see Hummingbird, bat pollinators</w:t>
+      </w:r>
+    </w:p>
+    <w:p>
+      <w:pPr>
+        <w:pStyle w:val="Entry"/>
+      </w:pPr>
+      <w:r>
+        <w:rPr>
+          <w:b/>
+        </w:rPr>
+        <w:t>Bean, corn seeds</w:t>
+      </w:r>
+      <w:r>
+        <w:rPr/>
+        <w:t xml:space="preserve"> 27.2.26 (seed parts), 27.3.35 (germination)</w:t>
+      </w:r>
+    </w:p>
+    <w:p>
+      <w:pPr>
+        <w:pStyle w:val="Entry"/>
+      </w:pPr>
+      <w:r>
+        <w:rPr>
+          <w:b/>
+        </w:rPr>
+        <w:t>Bee, butterfly pollinators</w:t>
+      </w:r>
+      <w:r>
+        <w:rPr/>
+        <w:t xml:space="preserve"> 27.1.18 (flower traits)</w:t>
+      </w:r>
+    </w:p>
+    <w:p>
+      <w:pPr>
+        <w:pStyle w:val="Entry"/>
+      </w:pPr>
+      <w:r>
+        <w:rPr>
+          <w:b/>
+        </w:rPr>
+        <w:t>Berry</w:t>
+      </w:r>
+      <w:r>
+        <w:rPr/>
+        <w:t xml:space="preserve"> (tomato) 27.3.30 (def.)</w:t>
+      </w:r>
+    </w:p>
+    <w:p>
+      <w:pPr>
+        <w:pStyle w:val="Entry"/>
+      </w:pPr>
+      <w:r>
+        <w:rPr>
+          <w:b/>
+        </w:rPr>
+        <w:t>Burdock</w:t>
+      </w:r>
+      <w:r>
+        <w:rPr/>
+        <w:t xml:space="preserve"> see Dandelion, burdock</w:t>
+      </w:r>
+    </w:p>
+    <w:p>
+      <w:pPr>
+        <w:pStyle w:val="Entry"/>
+      </w:pPr>
+      <w:r>
+        <w:rPr>
+          <w:b/>
+        </w:rPr>
+        <w:t>Butterfly pollinators</w:t>
+      </w:r>
+      <w:r>
+        <w:rPr/>
+        <w:t xml:space="preserve"> see Bee, butterfly pollinators</w:t>
+      </w:r>
+    </w:p>
+    <w:p>
+      <w:pPr>
+        <w:pStyle w:val="Entry"/>
+      </w:pPr>
+      <w:r>
+        <w:rPr>
+          <w:b/>
+        </w:rPr>
+        <w:t>Callus</w:t>
+      </w:r>
+      <w:r>
+        <w:rPr/>
+        <w:t xml:space="preserve"> 27.4.40 (def.)</w:t>
+      </w:r>
+    </w:p>
+    <w:p>
+      <w:pPr>
+        <w:pStyle w:val="Entry"/>
+      </w:pPr>
+      <w:r>
+        <w:rPr>
+          <w:b/>
+        </w:rPr>
+        <w:t>Capsella</w:t>
+      </w:r>
+      <w:r>
+        <w:rPr/>
+        <w:t xml:space="preserve"> see Arabidopsis, Capsella</w:t>
+      </w:r>
+    </w:p>
+    <w:p>
+      <w:pPr>
+        <w:pStyle w:val="Entry"/>
+      </w:pPr>
+      <w:r>
+        <w:rPr>
+          <w:b/>
+        </w:rPr>
+        <w:t>Carpel (stigma, style, ovary)</w:t>
+      </w:r>
+      <w:r>
+        <w:rPr/>
+        <w:t xml:space="preserve"> 27.1.7 (def.), 27.1.10 (perfect, complete), 27.1.15 (pollination)</w:t>
+      </w:r>
+    </w:p>
+    <w:p>
+      <w:pPr>
+        <w:pStyle w:val="Entry"/>
+      </w:pPr>
+      <w:r>
+        <w:rPr>
+          <w:b/>
+        </w:rPr>
+        <w:t>Cell suspension culture</w:t>
+      </w:r>
+      <w:r>
+        <w:rPr/>
+        <w:t xml:space="preserve"> 27.4.40 (def.)</w:t>
+      </w:r>
+    </w:p>
+    <w:p>
+      <w:pPr>
+        <w:pStyle w:val="Entry"/>
+      </w:pPr>
+      <w:r>
+        <w:rPr>
+          <w:b/>
+        </w:rPr>
+        <w:t>Cherries</w:t>
+      </w:r>
+      <w:r>
+        <w:rPr/>
+        <w:t xml:space="preserve"> see Peaches, cherries, tomatoes</w:t>
+      </w:r>
+    </w:p>
+    <w:p>
+      <w:pPr>
+        <w:pStyle w:val="Entry"/>
+      </w:pPr>
+      <w:r>
+        <w:rPr>
+          <w:b/>
+        </w:rPr>
+        <w:t>Clonal</w:t>
+      </w:r>
+      <w:r>
+        <w:rPr/>
+        <w:t xml:space="preserve"> see Clone, clonal</w:t>
+      </w:r>
+    </w:p>
+    <w:p>
+      <w:pPr>
+        <w:pStyle w:val="Entry"/>
+      </w:pPr>
+      <w:r>
+        <w:rPr>
+          <w:b/>
+        </w:rPr>
+        <w:t>Clone, clonal</w:t>
+      </w:r>
+      <w:r>
+        <w:rPr/>
+        <w:t xml:space="preserve"> 27.4.40 (tissue culture)</w:t>
+      </w:r>
+    </w:p>
+    <w:p>
+      <w:pPr>
+        <w:pStyle w:val="Entry"/>
+      </w:pPr>
+      <w:r>
+        <w:rPr>
+          <w:b/>
+        </w:rPr>
+        <w:t>Coevolution</w:t>
+      </w:r>
+      <w:r>
+        <w:rPr/>
         <w:t xml:space="preserve"> see Glossary</w:t>
       </w:r>
     </w:p>
@@ -19509,37 +21969,1267 @@
         <w:rPr>
           <w:b/>
         </w:rPr>
-        <w:t>Aggregate fruit</w:t>
-      </w:r>
-      <w:r>
-        <w:rPr/>
-        <w:t xml:space="preserve"> (blackberry) 27.3.27 (def.), 27.3.30 (fruit types)</w:t>
-      </w:r>
-    </w:p>
-    <w:p>
-      <w:pPr>
-        <w:pStyle w:val="Entry"/>
-      </w:pPr>
-      <w:r>
-        <w:rPr>
-          <w:b/>
-        </w:rPr>
-        <w:t>Anther, filament</w:t>
-      </w:r>
-      <w:r>
-        <w:rPr/>
-        <w:t xml:space="preserve"> 27.1.7 (def.), 27.1.4 (microspores), 27.1.12 (pollen sacs), 27.1.15 (pollination)</w:t>
-      </w:r>
-    </w:p>
-    <w:p>
-      <w:pPr>
-        <w:pStyle w:val="Entry"/>
-      </w:pPr>
-      <w:r>
-        <w:rPr>
-          <w:b/>
-        </w:rPr>
-        <w:t>Antipodal cells</w:t>
+        <w:t>Coleoptile, coleorhiza</w:t>
+      </w:r>
+      <w:r>
+        <w:rPr/>
+        <w:t xml:space="preserve"> 27.2.26 (corn kernel), 27.3.35 (corn germination)</w:t>
+      </w:r>
+    </w:p>
+    <w:p>
+      <w:pPr>
+        <w:pStyle w:val="Entry"/>
+      </w:pPr>
+      <w:r>
+        <w:rPr>
+          <w:b/>
+        </w:rPr>
+        <w:t>Complete / incomplete flowers</w:t>
+      </w:r>
+      <w:r>
+        <w:rPr/>
+        <w:t xml:space="preserve"> 27.1.10 (def.)</w:t>
+      </w:r>
+    </w:p>
+    <w:p>
+      <w:pPr>
+        <w:pStyle w:val="Entry"/>
+      </w:pPr>
+      <w:r>
+        <w:rPr>
+          <w:b/>
+        </w:rPr>
+        <w:t>Composite flower</w:t>
+      </w:r>
+      <w:r>
+        <w:rPr/>
+        <w:t xml:space="preserve"> 27.1.18 (butterflies)</w:t>
+      </w:r>
+    </w:p>
+    <w:p>
+      <w:pPr>
+        <w:pStyle w:val="Entry"/>
+      </w:pPr>
+      <w:r>
+        <w:rPr>
+          <w:b/>
+        </w:rPr>
+        <w:t>Corn seeds</w:t>
+      </w:r>
+      <w:r>
+        <w:rPr/>
+        <w:t xml:space="preserve"> see Bean, corn seeds</w:t>
+      </w:r>
+    </w:p>
+    <w:p>
+      <w:pPr>
+        <w:pStyle w:val="Entry"/>
+      </w:pPr>
+      <w:r>
+        <w:rPr>
+          <w:b/>
+        </w:rPr>
+        <w:t>Cotyledons</w:t>
+      </w:r>
+      <w:r>
+        <w:rPr/>
+        <w:t xml:space="preserve"> 27.2.25 (def.), 27.2.21 (heart stage), 27.3.35 (germination)</w:t>
+      </w:r>
+    </w:p>
+    <w:p>
+      <w:pPr>
+        <w:pStyle w:val="Entry"/>
+      </w:pPr>
+      <w:r>
+        <w:rPr>
+          <w:b/>
+        </w:rPr>
+        <w:t>Cross-pollination</w:t>
+      </w:r>
+      <w:r>
+        <w:rPr/>
+        <w:t xml:space="preserve"> see Pollination, self-pollination, cross-pollination</w:t>
+      </w:r>
+    </w:p>
+    <w:p>
+      <w:pPr>
+        <w:pStyle w:val="Entry"/>
+      </w:pPr>
+      <w:r>
+        <w:rPr>
+          <w:b/>
+        </w:rPr>
+        <w:t>Dandelion, burdock</w:t>
+      </w:r>
+      <w:r>
+        <w:rPr/>
+        <w:t xml:space="preserve"> 27.3.32 (wind, animals)</w:t>
+      </w:r>
+    </w:p>
+    <w:p>
+      <w:pPr>
+        <w:pStyle w:val="Entry"/>
+      </w:pPr>
+      <w:r>
+        <w:rPr>
+          <w:b/>
+        </w:rPr>
+        <w:t>Daylily, azalea</w:t>
+      </w:r>
+      <w:r>
+        <w:rPr/>
+        <w:t xml:space="preserve"> 27.1.9 (monocot vs eudicot)</w:t>
+      </w:r>
+    </w:p>
+    <w:p>
+      <w:pPr>
+        <w:pStyle w:val="Entry"/>
+      </w:pPr>
+      <w:r>
+        <w:rPr>
+          <w:b/>
+        </w:rPr>
+        <w:t>Dehiscent / indehiscent</w:t>
+      </w:r>
+      <w:r>
+        <w:rPr/>
+        <w:t xml:space="preserve"> 27.3.29 (def.)</w:t>
+      </w:r>
+    </w:p>
+    <w:p>
+      <w:pPr>
+        <w:pStyle w:val="Entry"/>
+      </w:pPr>
+      <w:r>
+        <w:rPr>
+          <w:b/>
+        </w:rPr>
+        <w:t>Digitalis</w:t>
+      </w:r>
+      <w:r>
+        <w:rPr/>
+        <w:t xml:space="preserve"> (heart-disease drugs) 27.4.40 (cell suspension culture)</w:t>
+      </w:r>
+    </w:p>
+    <w:p>
+      <w:pPr>
+        <w:pStyle w:val="Entry"/>
+      </w:pPr>
+      <w:r>
+        <w:rPr>
+          <w:b/>
+        </w:rPr>
+        <w:t>Dioecious, monoecious</w:t>
+      </w:r>
+      <w:r>
+        <w:rPr/>
+        <w:t xml:space="preserve"> 27.1.10 (def.)</w:t>
+      </w:r>
+    </w:p>
+    <w:p>
+      <w:pPr>
+        <w:pStyle w:val="Entry"/>
+      </w:pPr>
+      <w:r>
+        <w:rPr>
+          <w:b/>
+        </w:rPr>
+        <w:t>Dispersal</w:t>
+      </w:r>
+      <w:r>
+        <w:rPr/>
+        <w:t xml:space="preserve"> 27.3.31 (methods), 27.1.4 (seed), 27.3.27 (fruit types)</w:t>
+      </w:r>
+    </w:p>
+    <w:p>
+      <w:pPr>
+        <w:pStyle w:val="Entry"/>
+      </w:pPr>
+      <w:r>
+        <w:rPr>
+          <w:b/>
+        </w:rPr>
+        <w:t>Dormancy</w:t>
+      </w:r>
+      <w:r>
+        <w:rPr/>
+        <w:t xml:space="preserve"> 27.3.33 (def.)</w:t>
+      </w:r>
+    </w:p>
+    <w:p>
+      <w:pPr>
+        <w:pStyle w:val="Entry"/>
+      </w:pPr>
+      <w:r>
+        <w:rPr>
+          <w:b/>
+        </w:rPr>
+        <w:t>Double fertilization</w:t>
+      </w:r>
+      <w:r>
+        <w:rPr/>
+        <w:t xml:space="preserve"> 27.1.17 (def.), 27.1.13 (life cycle), 27.2.23 (embryo development)</w:t>
+      </w:r>
+    </w:p>
+    <w:p>
+      <w:pPr>
+        <w:pStyle w:val="Entry"/>
+      </w:pPr>
+      <w:r>
+        <w:rPr>
+          <w:b/>
+        </w:rPr>
+        <w:t>Drupe</w:t>
+      </w:r>
+      <w:r>
+        <w:rPr/>
+        <w:t xml:space="preserve"> (peach) 27.3.30 (def.)</w:t>
+      </w:r>
+    </w:p>
+    <w:p>
+      <w:pPr>
+        <w:pStyle w:val="Entry"/>
+      </w:pPr>
+      <w:r>
+        <w:rPr>
+          <w:b/>
+        </w:rPr>
+        <w:t>Embryo sac</w:t>
+      </w:r>
+      <w:r>
+        <w:rPr/>
+        <w:t xml:space="preserve"> 27.1.14 (def.), 27.1.5 (from megaspore)</w:t>
+      </w:r>
+    </w:p>
+    <w:p>
+      <w:pPr>
+        <w:pStyle w:val="Entry"/>
+      </w:pPr>
+      <w:r>
+        <w:rPr>
+          <w:b/>
+        </w:rPr>
+        <w:t>Endocarp</w:t>
+      </w:r>
+      <w:r>
+        <w:rPr/>
+        <w:t xml:space="preserve"> see Exocarp, mesocarp, endocarp</w:t>
+      </w:r>
+    </w:p>
+    <w:p>
+      <w:pPr>
+        <w:pStyle w:val="Entry"/>
+      </w:pPr>
+      <w:r>
+        <w:rPr>
+          <w:b/>
+        </w:rPr>
+        <w:t>Endosperm (3n)</w:t>
+      </w:r>
+      <w:r>
+        <w:rPr/>
+        <w:t xml:space="preserve"> 27.1.17 (def.), 27.1.13 (life cycle), 27.2.25 (cotyledons absorb it)</w:t>
+      </w:r>
+    </w:p>
+    <w:p>
+      <w:pPr>
+        <w:pStyle w:val="Entry"/>
+      </w:pPr>
+      <w:r>
+        <w:rPr>
+          <w:b/>
+        </w:rPr>
+        <w:t>Epicotyl, hypocotyl, radicle</w:t>
+      </w:r>
+      <w:r>
+        <w:rPr/>
+        <w:t xml:space="preserve"> 27.2.22 (def.), 27.2.26 (seeds), 27.3.35 (germination)</w:t>
+      </w:r>
+    </w:p>
+    <w:p>
+      <w:pPr>
+        <w:pStyle w:val="Entry"/>
+      </w:pPr>
+      <w:r>
+        <w:rPr>
+          <w:b/>
+        </w:rPr>
+        <w:t>Eudicots</w:t>
+      </w:r>
+      <w:r>
+        <w:rPr/>
+        <w:t xml:space="preserve"> see Monocots, eudicots</w:t>
+      </w:r>
+    </w:p>
+    <w:p>
+      <w:pPr>
+        <w:pStyle w:val="Entry"/>
+      </w:pPr>
+      <w:r>
+        <w:rPr>
+          <w:b/>
+        </w:rPr>
+        <w:t>Exocarp, mesocarp, endocarp</w:t>
+      </w:r>
+      <w:r>
+        <w:rPr/>
+        <w:t xml:space="preserve"> 27.3.28 (def.)</w:t>
+      </w:r>
+    </w:p>
+    <w:p>
+      <w:pPr>
+        <w:pStyle w:val="Entry"/>
+      </w:pPr>
+      <w:r>
+        <w:rPr>
+          <w:b/>
+        </w:rPr>
+        <w:t>Filament</w:t>
+      </w:r>
+      <w:r>
+        <w:rPr/>
+        <w:t xml:space="preserve"> see Anther, filament</w:t>
+      </w:r>
+    </w:p>
+    <w:p>
+      <w:pPr>
+        <w:pStyle w:val="Entry"/>
+      </w:pPr>
+      <w:r>
+        <w:rPr>
+          <w:b/>
+        </w:rPr>
+        <w:t>Flowers</w:t>
+      </w:r>
+      <w:r>
+        <w:rPr/>
+        <w:t xml:space="preserve"> 27.1.6 (def.), 27.1.10 (variations), 27.1.18 (pollinators)</w:t>
+      </w:r>
+    </w:p>
+    <w:p>
+      <w:pPr>
+        <w:pStyle w:val="Entry"/>
+      </w:pPr>
+      <w:r>
+        <w:rPr>
+          <w:b/>
+        </w:rPr>
+        <w:t>Fossil pollen</w:t>
+      </w:r>
+      <w:r>
+        <w:rPr/>
+        <w:t xml:space="preserve"> 27.1.16 (strong walls)</w:t>
+      </w:r>
+    </w:p>
+    <w:p>
+      <w:pPr>
+        <w:pStyle w:val="Entry"/>
+      </w:pPr>
+      <w:r>
+        <w:rPr>
+          <w:b/>
+        </w:rPr>
+        <w:t>Fruit</w:t>
+      </w:r>
+      <w:r>
+        <w:rPr/>
+        <w:t xml:space="preserve"> 27.3.27 (def.), 27.1.5 (from ovary), 27.3.31 (dispersal)</w:t>
+      </w:r>
+    </w:p>
+    <w:p>
+      <w:pPr>
+        <w:pStyle w:val="Entry"/>
+      </w:pPr>
+      <w:r>
+        <w:rPr>
+          <w:b/>
+        </w:rPr>
+        <w:t>Gametophyte</w:t>
+      </w:r>
+      <w:r>
+        <w:rPr/>
+        <w:t xml:space="preserve"> see Sporophyte, gametophyte</w:t>
+      </w:r>
+    </w:p>
+    <w:p>
+      <w:pPr>
+        <w:pStyle w:val="Entry"/>
+      </w:pPr>
+      <w:r>
+        <w:rPr>
+          <w:b/>
+        </w:rPr>
+        <w:t>Generative cell</w:t>
+      </w:r>
+      <w:r>
+        <w:rPr/>
+        <w:t xml:space="preserve"> 27.1.12 (def.)</w:t>
+      </w:r>
+    </w:p>
+    <w:p>
+      <w:pPr>
+        <w:pStyle w:val="Entry"/>
+      </w:pPr>
+      <w:r>
+        <w:rPr>
+          <w:b/>
+        </w:rPr>
+        <w:t>Germination</w:t>
+      </w:r>
+      <w:r>
+        <w:rPr/>
+        <w:t xml:space="preserve"> 27.3.33 (def.), 27.1.17 (pollen grain)</w:t>
+      </w:r>
+    </w:p>
+    <w:p>
+      <w:pPr>
+        <w:pStyle w:val="Entry"/>
+      </w:pPr>
+      <w:r>
+        <w:rPr>
+          <w:b/>
+        </w:rPr>
+        <w:t>Germination inhibitors</w:t>
+      </w:r>
+      <w:r>
+        <w:rPr/>
+        <w:t xml:space="preserve"> 27.3.33 (fleshy fruits)</w:t>
+      </w:r>
+    </w:p>
+    <w:p>
+      <w:pPr>
+        <w:pStyle w:val="Entry"/>
+      </w:pPr>
+      <w:r>
+        <w:rPr>
+          <w:b/>
+        </w:rPr>
+        <w:t>Globular stage, heart stage, torpedo stage</w:t>
+      </w:r>
+      <w:r>
+        <w:rPr/>
+        <w:t xml:space="preserve"> 27.2.20 (def.), 27.2.24 (figure)</w:t>
+      </w:r>
+    </w:p>
+    <w:p>
+      <w:pPr>
+        <w:pStyle w:val="Entry"/>
+      </w:pPr>
+      <w:r>
+        <w:rPr>
+          <w:b/>
+        </w:rPr>
+        <w:t>Grains</w:t>
+      </w:r>
+      <w:r>
+        <w:rPr/>
+        <w:t xml:space="preserve"> see Grasses, grains</w:t>
+      </w:r>
+    </w:p>
+    <w:p>
+      <w:pPr>
+        <w:pStyle w:val="Entry"/>
+      </w:pPr>
+      <w:r>
+        <w:rPr>
+          <w:b/>
+        </w:rPr>
+        <w:t>Grasses, grains</w:t>
+      </w:r>
+      <w:r>
+        <w:rPr/>
+        <w:t xml:space="preserve"> 27.1.16 (wind pollination), 27.3.29 (indehiscent)</w:t>
+      </w:r>
+    </w:p>
+    <w:p>
+      <w:pPr>
+        <w:pStyle w:val="Entry"/>
+      </w:pPr>
+      <w:r>
+        <w:rPr>
+          <w:b/>
+        </w:rPr>
+        <w:t>Heart stage</w:t>
+      </w:r>
+      <w:r>
+        <w:rPr/>
+        <w:t xml:space="preserve"> see Globular stage, heart stage, torpedo stage</w:t>
+      </w:r>
+    </w:p>
+    <w:p>
+      <w:pPr>
+        <w:pStyle w:val="Entry"/>
+      </w:pPr>
+      <w:r>
+        <w:rPr>
+          <w:b/>
+        </w:rPr>
+        <w:t>Holly</w:t>
+      </w:r>
+      <w:r>
+        <w:rPr/>
+        <w:t xml:space="preserve"> 27.1.10 (dioecious)</w:t>
+      </w:r>
+    </w:p>
+    <w:p>
+      <w:pPr>
+        <w:pStyle w:val="Entry"/>
+      </w:pPr>
+      <w:r>
+        <w:rPr>
+          <w:b/>
+        </w:rPr>
+        <w:t>Hummingbird, bat pollinators</w:t>
+      </w:r>
+      <w:r>
+        <w:rPr/>
+        <w:t xml:space="preserve"> 27.1.19 (flower traits)</w:t>
+      </w:r>
+    </w:p>
+    <w:p>
+      <w:pPr>
+        <w:pStyle w:val="Entry"/>
+      </w:pPr>
+      <w:r>
+        <w:rPr>
+          <w:b/>
+        </w:rPr>
+        <w:t>Hypocotyl</w:t>
+      </w:r>
+      <w:r>
+        <w:rPr/>
+        <w:t xml:space="preserve"> see Epicotyl, hypocotyl, radicle</w:t>
+      </w:r>
+    </w:p>
+    <w:p>
+      <w:pPr>
+        <w:pStyle w:val="Entry"/>
+      </w:pPr>
+      <w:r>
+        <w:rPr>
+          <w:b/>
+        </w:rPr>
+        <w:t>Imperfect flowers</w:t>
+      </w:r>
+      <w:r>
+        <w:rPr/>
+        <w:t xml:space="preserve"> see Perfect / imperfect flowers</w:t>
+      </w:r>
+    </w:p>
+    <w:p>
+      <w:pPr>
+        <w:pStyle w:val="Entry"/>
+      </w:pPr>
+      <w:r>
+        <w:rPr>
+          <w:b/>
+        </w:rPr>
+        <w:t>Incomplete flowers</w:t>
+      </w:r>
+      <w:r>
+        <w:rPr/>
+        <w:t xml:space="preserve"> see Complete / incomplete flowers</w:t>
+      </w:r>
+    </w:p>
+    <w:p>
+      <w:pPr>
+        <w:pStyle w:val="Entry"/>
+      </w:pPr>
+      <w:r>
+        <w:rPr>
+          <w:b/>
+        </w:rPr>
+        <w:t>Indehiscent</w:t>
+      </w:r>
+      <w:r>
+        <w:rPr/>
+        <w:t xml:space="preserve"> see Dehiscent / indehiscent</w:t>
+      </w:r>
+    </w:p>
+    <w:p>
+      <w:pPr>
+        <w:pStyle w:val="Entry"/>
+      </w:pPr>
+      <w:r>
+        <w:rPr>
+          <w:b/>
+        </w:rPr>
+        <w:t>Integuments</w:t>
+      </w:r>
+      <w:r>
+        <w:rPr/>
+        <w:t xml:space="preserve"> 27.1.14 (ovule)</w:t>
+      </w:r>
+    </w:p>
+    <w:p>
+      <w:pPr>
+        <w:pStyle w:val="Entry"/>
+      </w:pPr>
+      <w:r>
+        <w:rPr>
+          <w:b/>
+        </w:rPr>
+        <w:t>Jatropha</w:t>
+      </w:r>
+      <w:r>
+        <w:rPr/>
+        <w:t xml:space="preserve"> 27.1.11 (monoecious)</w:t>
+      </w:r>
+    </w:p>
+    <w:p>
+      <w:pPr>
+        <w:pStyle w:val="Entry"/>
+      </w:pPr>
+      <w:r>
+        <w:rPr>
+          <w:b/>
+        </w:rPr>
+        <w:t>Ladyslipper orchid</w:t>
+      </w:r>
+      <w:r>
+        <w:rPr/>
+        <w:t xml:space="preserve"> 27.4.41 (tissue culture)</w:t>
+      </w:r>
+    </w:p>
+    <w:p>
+      <w:pPr>
+        <w:pStyle w:val="Entry"/>
+      </w:pPr>
+      <w:r>
+        <w:rPr>
+          <w:b/>
+        </w:rPr>
+        <w:t>Legume</w:t>
+      </w:r>
+      <w:r>
+        <w:rPr/>
+        <w:t xml:space="preserve"> (pea) 27.3.30 (def.)</w:t>
+      </w:r>
+    </w:p>
+    <w:p>
+      <w:pPr>
+        <w:pStyle w:val="Entry"/>
+      </w:pPr>
+      <w:r>
+        <w:rPr>
+          <w:b/>
+        </w:rPr>
+        <w:t>Megaspore, megaspore mother cell</w:t>
+      </w:r>
+      <w:r>
+        <w:rPr/>
+        <w:t xml:space="preserve"> 27.1.14 (def.), 27.1.5 (becomes embryo sac)</w:t>
+      </w:r>
+    </w:p>
+    <w:p>
+      <w:pPr>
+        <w:pStyle w:val="Entry"/>
+      </w:pPr>
+      <w:r>
+        <w:rPr>
+          <w:b/>
+        </w:rPr>
+        <w:t>Mesocarp</w:t>
+      </w:r>
+      <w:r>
+        <w:rPr/>
+        <w:t xml:space="preserve"> see Exocarp, mesocarp, endocarp</w:t>
+      </w:r>
+    </w:p>
+    <w:p>
+      <w:pPr>
+        <w:pStyle w:val="Entry"/>
+      </w:pPr>
+      <w:r>
+        <w:rPr>
+          <w:b/>
+        </w:rPr>
+        <w:t>Micropyle</w:t>
+      </w:r>
+      <w:r>
+        <w:rPr/>
+        <w:t xml:space="preserve"> 27.1.17 (pollen tube entry)</w:t>
+      </w:r>
+    </w:p>
+    <w:p>
+      <w:pPr>
+        <w:pStyle w:val="Entry"/>
+      </w:pPr>
+      <w:r>
+        <w:rPr>
+          <w:b/>
+        </w:rPr>
+        <w:t>Microspore, microspore mother cell</w:t>
+      </w:r>
+      <w:r>
+        <w:rPr/>
+        <w:t xml:space="preserve"> 27.1.12 (def.), 27.1.5 (becomes pollen grain)</w:t>
+      </w:r>
+    </w:p>
+    <w:p>
+      <w:pPr>
+        <w:pStyle w:val="Entry"/>
+      </w:pPr>
+      <w:r>
+        <w:rPr>
+          <w:b/>
+        </w:rPr>
+        <w:t>Monocots, eudicots</w:t>
+      </w:r>
+      <w:r>
+        <w:rPr/>
+        <w:t xml:space="preserve"> 27.1.6 (flower parts), 27.1.9 (daylily, azalea), 27.2.25 (seeds)</w:t>
+      </w:r>
+    </w:p>
+    <w:p>
+      <w:pPr>
+        <w:pStyle w:val="Entry"/>
+      </w:pPr>
+      <w:r>
+        <w:rPr>
+          <w:b/>
+        </w:rPr>
+        <w:t>Monoecious</w:t>
+      </w:r>
+      <w:r>
+        <w:rPr/>
+        <w:t xml:space="preserve"> see Dioecious, monoecious</w:t>
+      </w:r>
+    </w:p>
+    <w:p>
+      <w:pPr>
+        <w:pStyle w:val="Entry"/>
+      </w:pPr>
+      <w:r>
+        <w:rPr>
+          <w:b/>
+        </w:rPr>
+        <w:t>Multiple fruit</w:t>
+      </w:r>
+      <w:r>
+        <w:rPr/>
+        <w:t xml:space="preserve"> (pineapple) 27.3.27 (def.), 27.3.30 (fruit types)</w:t>
+      </w:r>
+    </w:p>
+    <w:p>
+      <w:pPr>
+        <w:pStyle w:val="Entry"/>
+      </w:pPr>
+      <w:r>
+        <w:rPr>
+          <w:b/>
+        </w:rPr>
+        <w:t>Nectar guides</w:t>
+      </w:r>
+      <w:r>
+        <w:rPr/>
+        <w:t xml:space="preserve"> 27.1.18 (bees)</w:t>
+      </w:r>
+    </w:p>
+    <w:p>
+      <w:pPr>
+        <w:pStyle w:val="Entry"/>
+      </w:pPr>
+      <w:r>
+        <w:rPr>
+          <w:b/>
+        </w:rPr>
+        <w:t>Nodes</w:t>
+      </w:r>
+      <w:r>
+        <w:rPr/>
+        <w:t xml:space="preserve"> 27.4.36 (new plants)</w:t>
+      </w:r>
+    </w:p>
+    <w:p>
+      <w:pPr>
+        <w:pStyle w:val="Entry"/>
+      </w:pPr>
+      <w:r>
+        <w:rPr>
+          <w:b/>
+        </w:rPr>
+        <w:t>Organogenesis</w:t>
+      </w:r>
+      <w:r>
+        <w:rPr/>
+        <w:t xml:space="preserve"> 27.4.40 (def.)</w:t>
+      </w:r>
+    </w:p>
+    <w:p>
+      <w:pPr>
+        <w:pStyle w:val="Entry"/>
+      </w:pPr>
+      <w:r>
+        <w:rPr>
+          <w:b/>
+        </w:rPr>
+        <w:t>Ovary, ovule</w:t>
+      </w:r>
+      <w:r>
+        <w:rPr/>
+        <w:t xml:space="preserve"> 27.1.7 (def.), 27.1.14 (ovule parts), 27.3.27 (becomes fruit)</w:t>
+      </w:r>
+    </w:p>
+    <w:p>
+      <w:pPr>
+        <w:pStyle w:val="Entry"/>
+      </w:pPr>
+      <w:r>
+        <w:rPr>
+          <w:b/>
+        </w:rPr>
+        <w:t>Ovule</w:t>
+      </w:r>
+      <w:r>
+        <w:rPr/>
+        <w:t xml:space="preserve"> see Ovary, ovule</w:t>
+      </w:r>
+    </w:p>
+    <w:p>
+      <w:pPr>
+        <w:pStyle w:val="Entry"/>
+      </w:pPr>
+      <w:r>
+        <w:rPr>
+          <w:b/>
+        </w:rPr>
+        <w:t>Peaches, cherries, tomatoes</w:t>
+      </w:r>
+      <w:r>
+        <w:rPr/>
+        <w:t xml:space="preserve"> 27.3.31 (animal dispersal)</w:t>
+      </w:r>
+    </w:p>
+    <w:p>
+      <w:pPr>
+        <w:pStyle w:val="Entry"/>
+      </w:pPr>
+      <w:r>
+        <w:rPr>
+          <w:b/>
+        </w:rPr>
+        <w:t>Peduncle, receptacle</w:t>
+      </w:r>
+      <w:r>
+        <w:rPr/>
+        <w:t xml:space="preserve"> 27.1.7 (def.), 27.3.27 (aggregate fruit)</w:t>
+      </w:r>
+    </w:p>
+    <w:p>
+      <w:pPr>
+        <w:pStyle w:val="Entry"/>
+      </w:pPr>
+      <w:r>
+        <w:rPr>
+          <w:b/>
+        </w:rPr>
+        <w:t>Perfect / imperfect flowers</w:t>
+      </w:r>
+      <w:r>
+        <w:rPr/>
+        <w:t xml:space="preserve"> 27.1.10 (def.)</w:t>
+      </w:r>
+    </w:p>
+    <w:p>
+      <w:pPr>
+        <w:pStyle w:val="Entry"/>
+      </w:pPr>
+      <w:r>
+        <w:rPr>
+          <w:b/>
+        </w:rPr>
+        <w:t>Pericarp</w:t>
+      </w:r>
+      <w:r>
+        <w:rPr/>
+        <w:t xml:space="preserve"> 27.3.28 (def.)</w:t>
+      </w:r>
+    </w:p>
+    <w:p>
+      <w:pPr>
+        <w:pStyle w:val="Entry"/>
+      </w:pPr>
+      <w:r>
+        <w:rPr>
+          <w:b/>
+        </w:rPr>
+        <w:t>Petals, sepals</w:t>
+      </w:r>
+      <w:r>
+        <w:rPr/>
+        <w:t xml:space="preserve"> 27.1.7 (def.), 27.1.10 (complete flower)</w:t>
+      </w:r>
+    </w:p>
+    <w:p>
+      <w:pPr>
+        <w:pStyle w:val="Entry"/>
+      </w:pPr>
+      <w:r>
+        <w:rPr>
+          <w:b/>
+        </w:rPr>
+        <w:t>Plantlet</w:t>
+      </w:r>
+      <w:r>
+        <w:rPr/>
+        <w:t xml:space="preserve"> 27.4.40 (def.)</w:t>
+      </w:r>
+    </w:p>
+    <w:p>
+      <w:pPr>
+        <w:pStyle w:val="Entry"/>
+      </w:pPr>
+      <w:r>
+        <w:rPr>
+          <w:b/>
+        </w:rPr>
+        <w:t>Plumule</w:t>
+      </w:r>
+      <w:r>
+        <w:rPr/>
+        <w:t xml:space="preserve"> 27.2.26 (seed parts), 27.3.35 (germination)</w:t>
+      </w:r>
+    </w:p>
+    <w:p>
+      <w:pPr>
+        <w:pStyle w:val="Entry"/>
+      </w:pPr>
+      <w:r>
+        <w:rPr>
+          <w:b/>
+        </w:rPr>
+        <w:t>Polar nuclei</w:t>
+      </w:r>
+      <w:r>
+        <w:rPr/>
+        <w:t xml:space="preserve"> 27.1.14 (def.), 27.1.17 (double fertilization)</w:t>
+      </w:r>
+    </w:p>
+    <w:p>
+      <w:pPr>
+        <w:pStyle w:val="Entry"/>
+      </w:pPr>
+      <w:r>
+        <w:rPr>
+          <w:b/>
+        </w:rPr>
+        <w:t>Pollen grain</w:t>
+      </w:r>
+      <w:r>
+        <w:rPr/>
+        <w:t xml:space="preserve"> 27.1.12 (def.), 27.1.5 (from microspore), 27.1.17 (germinates)</w:t>
+      </w:r>
+    </w:p>
+    <w:p>
+      <w:pPr>
+        <w:pStyle w:val="Entry"/>
+      </w:pPr>
+      <w:r>
+        <w:rPr>
+          <w:b/>
+        </w:rPr>
+        <w:t>Pollen sacs</w:t>
+      </w:r>
+      <w:r>
+        <w:rPr/>
+        <w:t xml:space="preserve"> 27.1.12 (microspore mother cells)</w:t>
+      </w:r>
+    </w:p>
+    <w:p>
+      <w:pPr>
+        <w:pStyle w:val="Entry"/>
+      </w:pPr>
+      <w:r>
+        <w:rPr>
+          <w:b/>
+        </w:rPr>
+        <w:t>Pollen tube</w:t>
+      </w:r>
+      <w:r>
+        <w:rPr/>
+        <w:t xml:space="preserve"> 27.1.17 (to the micropyle), 27.1.12 (from tube cell)</w:t>
+      </w:r>
+    </w:p>
+    <w:p>
+      <w:pPr>
+        <w:pStyle w:val="Entry"/>
+      </w:pPr>
+      <w:r>
+        <w:rPr>
+          <w:b/>
+        </w:rPr>
+        <w:t>Pollination, self-pollination, cross-pollination</w:t>
+      </w:r>
+      <w:r>
+        <w:rPr/>
+        <w:t xml:space="preserve"> 27.1.15 (def.), 27.1.6 (attract pollinators), 27.1.18 (animal pollinators)</w:t>
+      </w:r>
+    </w:p>
+    <w:p>
+      <w:pPr>
+        <w:pStyle w:val="Entry"/>
+      </w:pPr>
+      <w:r>
+        <w:rPr>
+          <w:b/>
+        </w:rPr>
+        <w:t>Potato eyes</w:t>
+      </w:r>
+      <w:r>
+        <w:rPr/>
+        <w:t xml:space="preserve"> see Tuber, potato eyes</w:t>
+      </w:r>
+    </w:p>
+    <w:p>
+      <w:pPr>
+        <w:pStyle w:val="Entry"/>
+      </w:pPr>
+      <w:r>
+        <w:rPr>
+          <w:b/>
+        </w:rPr>
+        <w:t>Proembryo, suspensor</w:t>
+      </w:r>
+      <w:r>
+        <w:rPr/>
+        <w:t xml:space="preserve"> 27.2.20 (def.), 27.2.23 (proembryo stage)</w:t>
+      </w:r>
+    </w:p>
+    <w:p>
+      <w:pPr>
+        <w:pStyle w:val="Entry"/>
+      </w:pPr>
+      <w:r>
+        <w:rPr>
+          <w:b/>
+        </w:rPr>
+        <w:t>Radicle</w:t>
+      </w:r>
+      <w:r>
+        <w:rPr/>
+        <w:t xml:space="preserve"> see Epicotyl, hypocotyl, radicle</w:t>
+      </w:r>
+    </w:p>
+    <w:p>
+      <w:pPr>
+        <w:pStyle w:val="Entry"/>
+      </w:pPr>
+      <w:r>
+        <w:rPr>
+          <w:b/>
+        </w:rPr>
+        <w:t>Receptacle</w:t>
+      </w:r>
+      <w:r>
+        <w:rPr/>
+        <w:t xml:space="preserve"> see Peduncle, receptacle</w:t>
+      </w:r>
+    </w:p>
+    <w:p>
+      <w:pPr>
+        <w:pStyle w:val="Entry"/>
+      </w:pPr>
+      <w:r>
+        <w:rPr>
+          <w:b/>
+        </w:rPr>
+        <w:t>Rhizomes, stolons</w:t>
+      </w:r>
+      <w:r>
+        <w:rPr/>
+        <w:t xml:space="preserve"> 27.4.36 (def.)</w:t>
+      </w:r>
+    </w:p>
+    <w:p>
+      <w:pPr>
+        <w:pStyle w:val="Entry"/>
+      </w:pPr>
+      <w:r>
+        <w:rPr>
+          <w:b/>
+        </w:rPr>
+        <w:t>Samara</w:t>
+      </w:r>
+      <w:r>
+        <w:rPr/>
+        <w:t xml:space="preserve"> (maple) 27.3.30 (def.)</w:t>
+      </w:r>
+    </w:p>
+    <w:p>
+      <w:pPr>
+        <w:pStyle w:val="Entry"/>
+      </w:pPr>
+      <w:r>
+        <w:rPr>
+          <w:b/>
+        </w:rPr>
+        <w:t>Seed</w:t>
+      </w:r>
+      <w:r>
+        <w:rPr/>
+        <w:t xml:space="preserve"> 27.1.17 (def.), 27.1.4 (life cycle), 27.2.25 (monocot vs eudicot), 27.3.33 (germination)</w:t>
+      </w:r>
+    </w:p>
+    <w:p>
+      <w:pPr>
+        <w:pStyle w:val="Entry"/>
+      </w:pPr>
+      <w:r>
+        <w:rPr>
+          <w:b/>
+        </w:rPr>
+        <w:t>Seed coat</w:t>
+      </w:r>
+      <w:r>
+        <w:rPr/>
+        <w:t xml:space="preserve"> 27.1.17 (seed parts), 27.1.4 (life cycle)</w:t>
+      </w:r>
+    </w:p>
+    <w:p>
+      <w:pPr>
+        <w:pStyle w:val="Entry"/>
+      </w:pPr>
+      <w:r>
+        <w:rPr>
+          <w:b/>
+        </w:rPr>
+        <w:t>Self-pollination</w:t>
+      </w:r>
+      <w:r>
+        <w:rPr/>
+        <w:t xml:space="preserve"> see Pollination, self-pollination, cross-pollination</w:t>
+      </w:r>
+    </w:p>
+    <w:p>
+      <w:pPr>
+        <w:pStyle w:val="Entry"/>
+      </w:pPr>
+      <w:r>
+        <w:rPr>
+          <w:b/>
+        </w:rPr>
+        <w:t>Sepals</w:t>
+      </w:r>
+      <w:r>
+        <w:rPr/>
+        <w:t xml:space="preserve"> see Petals, sepals</w:t>
+      </w:r>
+    </w:p>
+    <w:p>
+      <w:pPr>
+        <w:pStyle w:val="Entry"/>
+      </w:pPr>
+      <w:r>
+        <w:rPr>
+          <w:b/>
+        </w:rPr>
+        <w:t>Simple fruit</w:t>
+      </w:r>
+      <w:r>
+        <w:rPr/>
+        <w:t xml:space="preserve"> 27.3.27 (def.)</w:t>
+      </w:r>
+    </w:p>
+    <w:p>
+      <w:pPr>
+        <w:pStyle w:val="Entry"/>
+      </w:pPr>
+      <w:r>
+        <w:rPr>
+          <w:b/>
+        </w:rPr>
+        <w:t>Sporophyte, gametophyte</w:t>
+      </w:r>
+      <w:r>
+        <w:rPr/>
+        <w:t xml:space="preserve"> 27.1.3 (def.), 27.1.7 (ovules), 27.1.12 (pollen grain)</w:t>
+      </w:r>
+    </w:p>
+    <w:p>
+      <w:pPr>
+        <w:pStyle w:val="Entry"/>
+      </w:pPr>
+      <w:r>
+        <w:rPr>
+          <w:b/>
+        </w:rPr>
+        <w:t>Stamen</w:t>
+      </w:r>
+      <w:r>
+        <w:rPr/>
+        <w:t xml:space="preserve"> 27.1.7 (def.), 27.1.10 (perfect, staminate)</w:t>
+      </w:r>
+    </w:p>
+    <w:p>
+      <w:pPr>
+        <w:pStyle w:val="Entry"/>
+      </w:pPr>
+      <w:r>
+        <w:rPr>
+          <w:b/>
+        </w:rPr>
+        <w:t>Staminate, carpellate</w:t>
+      </w:r>
+      <w:r>
+        <w:rPr/>
+        <w:t xml:space="preserve"> 27.1.10 (def.)</w:t>
+      </w:r>
+    </w:p>
+    <w:p>
+      <w:pPr>
+        <w:pStyle w:val="Entry"/>
+      </w:pPr>
+      <w:r>
+        <w:rPr>
+          <w:b/>
+        </w:rPr>
+        <w:t>Stolons</w:t>
+      </w:r>
+      <w:r>
+        <w:rPr/>
+        <w:t xml:space="preserve"> see Rhizomes, stolons</w:t>
+      </w:r>
+    </w:p>
+    <w:p>
+      <w:pPr>
+        <w:pStyle w:val="Entry"/>
+      </w:pPr>
+      <w:r>
+        <w:rPr>
+          <w:b/>
+        </w:rPr>
+        <w:t>Strawberry</w:t>
+      </w:r>
+      <w:r>
+        <w:rPr/>
+        <w:t xml:space="preserve"> 27.4.37 (stolons)</w:t>
+      </w:r>
+    </w:p>
+    <w:p>
+      <w:pPr>
+        <w:pStyle w:val="Entry"/>
+      </w:pPr>
+      <w:r>
+        <w:rPr>
+          <w:b/>
+        </w:rPr>
+        <w:t>Suspensor</w:t>
+      </w:r>
+      <w:r>
+        <w:rPr/>
+        <w:t xml:space="preserve"> see Proembryo, suspensor</w:t>
+      </w:r>
+    </w:p>
+    <w:p>
+      <w:pPr>
+        <w:pStyle w:val="Entry"/>
+      </w:pPr>
+      <w:r>
+        <w:rPr>
+          <w:b/>
+        </w:rPr>
+        <w:t>Synergids</w:t>
       </w:r>
       <w:r>
         <w:rPr/>
@@ -19554,352 +23244,67 @@
         <w:rPr>
           <w:b/>
         </w:rPr>
-        <w:t>Bee, butterfly pollinators</w:t>
-      </w:r>
-      <w:r>
-        <w:rPr/>
-        <w:t xml:space="preserve"> 27.1.18 (flower traits)</w:t>
-      </w:r>
-    </w:p>
-    <w:p>
-      <w:pPr>
-        <w:pStyle w:val="Entry"/>
-      </w:pPr>
-      <w:r>
-        <w:rPr>
-          <w:b/>
-        </w:rPr>
-        <w:t>Berry</w:t>
-      </w:r>
-      <w:r>
-        <w:rPr/>
-        <w:t xml:space="preserve"> (tomato) 27.3.30 (def.)</w:t>
-      </w:r>
-    </w:p>
-    <w:p>
-      <w:pPr>
-        <w:pStyle w:val="Entry"/>
-      </w:pPr>
-      <w:r>
-        <w:rPr>
-          <w:b/>
-        </w:rPr>
-        <w:t>Callus</w:t>
-      </w:r>
-      <w:r>
-        <w:rPr/>
-        <w:t xml:space="preserve"> 27.4.40 (def.)</w:t>
-      </w:r>
-    </w:p>
-    <w:p>
-      <w:pPr>
-        <w:pStyle w:val="Entry"/>
-      </w:pPr>
-      <w:r>
-        <w:rPr>
-          <w:b/>
-        </w:rPr>
-        <w:t>Carpel (stigma, style, ovary)</w:t>
-      </w:r>
-      <w:r>
-        <w:rPr/>
-        <w:t xml:space="preserve"> 27.1.7 (def.), 27.1.10 (perfect, complete), 27.1.15 (pollination)</w:t>
-      </w:r>
-    </w:p>
-    <w:p>
-      <w:pPr>
-        <w:pStyle w:val="Entry"/>
-      </w:pPr>
-      <w:r>
-        <w:rPr>
-          <w:b/>
-        </w:rPr>
-        <w:t>Cell suspension culture</w:t>
-      </w:r>
-      <w:r>
-        <w:rPr/>
-        <w:t xml:space="preserve"> 27.4.40 (def.)</w:t>
-      </w:r>
-    </w:p>
-    <w:p>
-      <w:pPr>
-        <w:pStyle w:val="Entry"/>
-      </w:pPr>
-      <w:r>
-        <w:rPr>
-          <w:b/>
-        </w:rPr>
-        <w:t>Clone, clonal</w:t>
-      </w:r>
-      <w:r>
-        <w:rPr/>
-        <w:t xml:space="preserve"> see Glossary</w:t>
-      </w:r>
-    </w:p>
-    <w:p>
-      <w:pPr>
-        <w:pStyle w:val="Entry"/>
-      </w:pPr>
-      <w:r>
-        <w:rPr>
-          <w:b/>
-        </w:rPr>
-        <w:t>Coevolution</w:t>
-      </w:r>
-      <w:r>
-        <w:rPr/>
-        <w:t xml:space="preserve"> see Glossary</w:t>
-      </w:r>
-    </w:p>
-    <w:p>
-      <w:pPr>
-        <w:pStyle w:val="Entry"/>
-      </w:pPr>
-      <w:r>
-        <w:rPr>
-          <w:b/>
-        </w:rPr>
-        <w:t>Coleoptile, coleorhiza</w:t>
-      </w:r>
-      <w:r>
-        <w:rPr/>
-        <w:t xml:space="preserve"> 27.2.26 (corn kernel), 27.3.35 (corn germination)</w:t>
-      </w:r>
-    </w:p>
-    <w:p>
-      <w:pPr>
-        <w:pStyle w:val="Entry"/>
-      </w:pPr>
-      <w:r>
-        <w:rPr>
-          <w:b/>
-        </w:rPr>
-        <w:t>Complete / incomplete flowers</w:t>
-      </w:r>
-      <w:r>
-        <w:rPr/>
-        <w:t xml:space="preserve"> 27.1.10 (def.)</w:t>
-      </w:r>
-    </w:p>
-    <w:p>
-      <w:pPr>
-        <w:pStyle w:val="Entry"/>
-      </w:pPr>
-      <w:r>
-        <w:rPr>
-          <w:b/>
-        </w:rPr>
-        <w:t>Composite flower</w:t>
-      </w:r>
-      <w:r>
-        <w:rPr/>
-        <w:t xml:space="preserve"> see Glossary</w:t>
-      </w:r>
-    </w:p>
-    <w:p>
-      <w:pPr>
-        <w:pStyle w:val="Entry"/>
-      </w:pPr>
-      <w:r>
-        <w:rPr>
-          <w:b/>
-        </w:rPr>
-        <w:t>Cotyledons</w:t>
-      </w:r>
-      <w:r>
-        <w:rPr/>
-        <w:t xml:space="preserve"> 27.2.25 (def.), 27.2.21 (heart stage), 27.3.35 (germination)</w:t>
-      </w:r>
-    </w:p>
-    <w:p>
-      <w:pPr>
-        <w:pStyle w:val="Entry"/>
-      </w:pPr>
-      <w:r>
-        <w:rPr>
-          <w:b/>
-        </w:rPr>
-        <w:t>Dehiscent / indehiscent</w:t>
-      </w:r>
-      <w:r>
-        <w:rPr/>
-        <w:t xml:space="preserve"> 27.3.29 (def.)</w:t>
-      </w:r>
-    </w:p>
-    <w:p>
-      <w:pPr>
-        <w:pStyle w:val="Entry"/>
-      </w:pPr>
-      <w:r>
-        <w:rPr>
-          <w:b/>
-        </w:rPr>
-        <w:t>Digitalis</w:t>
-      </w:r>
-      <w:r>
-        <w:rPr/>
-        <w:t xml:space="preserve"> (heart-disease drugs) 27.4.40 (cell suspension culture)</w:t>
-      </w:r>
-    </w:p>
-    <w:p>
-      <w:pPr>
-        <w:pStyle w:val="Entry"/>
-      </w:pPr>
-      <w:r>
-        <w:rPr>
-          <w:b/>
-        </w:rPr>
-        <w:t>Dioecious, monoecious</w:t>
-      </w:r>
-      <w:r>
-        <w:rPr/>
-        <w:t xml:space="preserve"> 27.1.10 (def.)</w:t>
-      </w:r>
-    </w:p>
-    <w:p>
-      <w:pPr>
-        <w:pStyle w:val="Entry"/>
-      </w:pPr>
-      <w:r>
-        <w:rPr>
-          <w:b/>
-        </w:rPr>
-        <w:t>Dispersal</w:t>
-      </w:r>
-      <w:r>
-        <w:rPr/>
-        <w:t xml:space="preserve"> 27.3.31 (methods), 27.1.4 (seed), 27.3.27 (fruit types)</w:t>
-      </w:r>
-    </w:p>
-    <w:p>
-      <w:pPr>
-        <w:pStyle w:val="Entry"/>
-      </w:pPr>
-      <w:r>
-        <w:rPr>
-          <w:b/>
-        </w:rPr>
-        <w:t>Dormancy</w:t>
-      </w:r>
-      <w:r>
-        <w:rPr/>
-        <w:t xml:space="preserve"> 27.3.33 (def.)</w:t>
-      </w:r>
-    </w:p>
-    <w:p>
-      <w:pPr>
-        <w:pStyle w:val="Entry"/>
-      </w:pPr>
-      <w:r>
-        <w:rPr>
-          <w:b/>
-        </w:rPr>
-        <w:t>Double fertilization</w:t>
-      </w:r>
-      <w:r>
-        <w:rPr/>
-        <w:t xml:space="preserve"> 27.1.17 (def.), 27.1.13 (life cycle), 27.2.23 (embryo development)</w:t>
-      </w:r>
-    </w:p>
-    <w:p>
-      <w:pPr>
-        <w:pStyle w:val="Entry"/>
-      </w:pPr>
-      <w:r>
-        <w:rPr>
-          <w:b/>
-        </w:rPr>
-        <w:t>Drupe</w:t>
-      </w:r>
-      <w:r>
-        <w:rPr/>
-        <w:t xml:space="preserve"> (peach) 27.3.30 (def.)</w:t>
-      </w:r>
-    </w:p>
-    <w:p>
-      <w:pPr>
-        <w:pStyle w:val="Entry"/>
-      </w:pPr>
-      <w:r>
-        <w:rPr>
-          <w:b/>
-        </w:rPr>
-        <w:t>Embryo sac</w:t>
-      </w:r>
-      <w:r>
-        <w:rPr/>
-        <w:t xml:space="preserve"> 27.1.14 (def.), 27.1.5 (from megaspore)</w:t>
-      </w:r>
-    </w:p>
-    <w:p>
-      <w:pPr>
-        <w:pStyle w:val="Entry"/>
-      </w:pPr>
-      <w:r>
-        <w:rPr>
-          <w:b/>
-        </w:rPr>
-        <w:t>Endosperm (3n)</w:t>
-      </w:r>
-      <w:r>
-        <w:rPr/>
-        <w:t xml:space="preserve"> 27.1.17 (def.), 27.1.13 (life cycle), 27.2.25 (cotyledons absorb it)</w:t>
-      </w:r>
-    </w:p>
-    <w:p>
-      <w:pPr>
-        <w:pStyle w:val="Entry"/>
-      </w:pPr>
-      <w:r>
-        <w:rPr>
-          <w:b/>
-        </w:rPr>
-        <w:t>Epicotyl, hypocotyl, radicle</w:t>
-      </w:r>
-      <w:r>
-        <w:rPr/>
-        <w:t xml:space="preserve"> 27.2.22 (def.), 27.2.26 (seeds), 27.3.35 (germination)</w:t>
-      </w:r>
-    </w:p>
-    <w:p>
-      <w:pPr>
-        <w:pStyle w:val="Entry"/>
-      </w:pPr>
-      <w:r>
-        <w:rPr>
-          <w:b/>
-        </w:rPr>
-        <w:t>Exocarp, mesocarp, endocarp</w:t>
-      </w:r>
-      <w:r>
-        <w:rPr/>
-        <w:t xml:space="preserve"> 27.3.28 (def.)</w:t>
-      </w:r>
-    </w:p>
-    <w:p>
-      <w:pPr>
-        <w:pStyle w:val="Entry"/>
-      </w:pPr>
-      <w:r>
-        <w:rPr>
-          <w:b/>
-        </w:rPr>
-        <w:t>Fruit</w:t>
-      </w:r>
-      <w:r>
-        <w:rPr/>
-        <w:t xml:space="preserve"> 27.3.27 (def.), 27.1.5 (from ovary), 27.3.31 (dispersal)</w:t>
-      </w:r>
-    </w:p>
-    <w:p>
-      <w:pPr>
-        <w:pStyle w:val="Entry"/>
-      </w:pPr>
-      <w:r>
-        <w:rPr>
-          <w:b/>
-        </w:rPr>
-        <w:t>Generative cell</w:t>
+        <w:t>Tissue culture</w:t>
+      </w:r>
+      <w:r>
+        <w:rPr/>
+        <w:t xml:space="preserve"> 27.4.38 (def.), 27.4.41 (conservation)</w:t>
+      </w:r>
+    </w:p>
+    <w:p>
+      <w:pPr>
+        <w:pStyle w:val="Entry"/>
+      </w:pPr>
+      <w:r>
+        <w:rPr>
+          <w:b/>
+        </w:rPr>
+        <w:t>Tomatoes</w:t>
+      </w:r>
+      <w:r>
+        <w:rPr/>
+        <w:t xml:space="preserve"> see Peaches, cherries, tomatoes</w:t>
+      </w:r>
+    </w:p>
+    <w:p>
+      <w:pPr>
+        <w:pStyle w:val="Entry"/>
+      </w:pPr>
+      <w:r>
+        <w:rPr>
+          <w:b/>
+        </w:rPr>
+        <w:t>Torpedo stage</w:t>
+      </w:r>
+      <w:r>
+        <w:rPr/>
+        <w:t xml:space="preserve"> see Globular stage, heart stage, torpedo stage</w:t>
+      </w:r>
+    </w:p>
+    <w:p>
+      <w:pPr>
+        <w:pStyle w:val="Entry"/>
+      </w:pPr>
+      <w:r>
+        <w:rPr>
+          <w:b/>
+        </w:rPr>
+        <w:t>Totipotent</w:t>
+      </w:r>
+      <w:r>
+        <w:rPr/>
+        <w:t xml:space="preserve"> 27.4.38 (def.)</w:t>
+      </w:r>
+    </w:p>
+    <w:p>
+      <w:pPr>
+        <w:pStyle w:val="Entry"/>
+      </w:pPr>
+      <w:r>
+        <w:rPr>
+          <w:b/>
+        </w:rPr>
+        <w:t>Tube cell</w:t>
       </w:r>
       <w:r>
         <w:rPr/>
@@ -19914,531 +23319,6 @@
         <w:rPr>
           <w:b/>
         </w:rPr>
-        <w:t>Germination</w:t>
-      </w:r>
-      <w:r>
-        <w:rPr/>
-        <w:t xml:space="preserve"> 27.3.33 (def.), 27.1.17 (pollen grain)</w:t>
-      </w:r>
-    </w:p>
-    <w:p>
-      <w:pPr>
-        <w:pStyle w:val="Entry"/>
-      </w:pPr>
-      <w:r>
-        <w:rPr>
-          <w:b/>
-        </w:rPr>
-        <w:t>Globular, heart, torpedo stages</w:t>
-      </w:r>
-      <w:r>
-        <w:rPr/>
-        <w:t xml:space="preserve"> 27.2.20 (def.), 27.2.24 (figure)</w:t>
-      </w:r>
-    </w:p>
-    <w:p>
-      <w:pPr>
-        <w:pStyle w:val="Entry"/>
-      </w:pPr>
-      <w:r>
-        <w:rPr>
-          <w:b/>
-        </w:rPr>
-        <w:t>Hummingbird, bat pollinators</w:t>
-      </w:r>
-      <w:r>
-        <w:rPr/>
-        <w:t xml:space="preserve"> 27.1.19 (flower traits)</w:t>
-      </w:r>
-    </w:p>
-    <w:p>
-      <w:pPr>
-        <w:pStyle w:val="Entry"/>
-      </w:pPr>
-      <w:r>
-        <w:rPr>
-          <w:b/>
-        </w:rPr>
-        <w:t>Integuments</w:t>
-      </w:r>
-      <w:r>
-        <w:rPr/>
-        <w:t xml:space="preserve"> 27.1.14 (ovule)</w:t>
-      </w:r>
-    </w:p>
-    <w:p>
-      <w:pPr>
-        <w:pStyle w:val="Entry"/>
-      </w:pPr>
-      <w:r>
-        <w:rPr>
-          <w:b/>
-        </w:rPr>
-        <w:t>Legume</w:t>
-      </w:r>
-      <w:r>
-        <w:rPr/>
-        <w:t xml:space="preserve"> (pea) 27.3.30 (def.)</w:t>
-      </w:r>
-    </w:p>
-    <w:p>
-      <w:pPr>
-        <w:pStyle w:val="Entry"/>
-      </w:pPr>
-      <w:r>
-        <w:rPr>
-          <w:b/>
-        </w:rPr>
-        <w:t>Megaspore, megaspore mother cell</w:t>
-      </w:r>
-      <w:r>
-        <w:rPr/>
-        <w:t xml:space="preserve"> 27.1.14 (def.), 27.1.5 (becomes embryo sac)</w:t>
-      </w:r>
-    </w:p>
-    <w:p>
-      <w:pPr>
-        <w:pStyle w:val="Entry"/>
-      </w:pPr>
-      <w:r>
-        <w:rPr>
-          <w:b/>
-        </w:rPr>
-        <w:t>Micropyle</w:t>
-      </w:r>
-      <w:r>
-        <w:rPr/>
-        <w:t xml:space="preserve"> 27.1.17 (pollen tube entry)</w:t>
-      </w:r>
-    </w:p>
-    <w:p>
-      <w:pPr>
-        <w:pStyle w:val="Entry"/>
-      </w:pPr>
-      <w:r>
-        <w:rPr>
-          <w:b/>
-        </w:rPr>
-        <w:t>Microspore, microspore mother cell</w:t>
-      </w:r>
-      <w:r>
-        <w:rPr/>
-        <w:t xml:space="preserve"> 27.1.12 (def.), 27.1.5 (becomes pollen grain)</w:t>
-      </w:r>
-    </w:p>
-    <w:p>
-      <w:pPr>
-        <w:pStyle w:val="Entry"/>
-      </w:pPr>
-      <w:r>
-        <w:rPr>
-          <w:b/>
-        </w:rPr>
-        <w:t>Multiple fruit</w:t>
-      </w:r>
-      <w:r>
-        <w:rPr/>
-        <w:t xml:space="preserve"> (pineapple) 27.3.27 (def.), 27.3.30 (fruit types)</w:t>
-      </w:r>
-    </w:p>
-    <w:p>
-      <w:pPr>
-        <w:pStyle w:val="Entry"/>
-      </w:pPr>
-      <w:r>
-        <w:rPr>
-          <w:b/>
-        </w:rPr>
-        <w:t>Nectar guides</w:t>
-      </w:r>
-      <w:r>
-        <w:rPr/>
-        <w:t xml:space="preserve"> see Glossary</w:t>
-      </w:r>
-    </w:p>
-    <w:p>
-      <w:pPr>
-        <w:pStyle w:val="Entry"/>
-      </w:pPr>
-      <w:r>
-        <w:rPr>
-          <w:b/>
-        </w:rPr>
-        <w:t>Organogenesis</w:t>
-      </w:r>
-      <w:r>
-        <w:rPr/>
-        <w:t xml:space="preserve"> 27.4.40 (def.)</w:t>
-      </w:r>
-    </w:p>
-    <w:p>
-      <w:pPr>
-        <w:pStyle w:val="Entry"/>
-      </w:pPr>
-      <w:r>
-        <w:rPr>
-          <w:b/>
-        </w:rPr>
-        <w:t>Ovary, ovule</w:t>
-      </w:r>
-      <w:r>
-        <w:rPr/>
-        <w:t xml:space="preserve"> 27.1.7 (def.), 27.1.14 (ovule parts), 27.3.27 (becomes fruit)</w:t>
-      </w:r>
-    </w:p>
-    <w:p>
-      <w:pPr>
-        <w:pStyle w:val="Entry"/>
-      </w:pPr>
-      <w:r>
-        <w:rPr>
-          <w:b/>
-        </w:rPr>
-        <w:t>Peduncle, receptacle</w:t>
-      </w:r>
-      <w:r>
-        <w:rPr/>
-        <w:t xml:space="preserve"> 27.1.7 (def.), 27.3.27 (aggregate fruit)</w:t>
-      </w:r>
-    </w:p>
-    <w:p>
-      <w:pPr>
-        <w:pStyle w:val="Entry"/>
-      </w:pPr>
-      <w:r>
-        <w:rPr>
-          <w:b/>
-        </w:rPr>
-        <w:t>Perfect / imperfect flowers</w:t>
-      </w:r>
-      <w:r>
-        <w:rPr/>
-        <w:t xml:space="preserve"> 27.1.10 (def.)</w:t>
-      </w:r>
-    </w:p>
-    <w:p>
-      <w:pPr>
-        <w:pStyle w:val="Entry"/>
-      </w:pPr>
-      <w:r>
-        <w:rPr>
-          <w:b/>
-        </w:rPr>
-        <w:t>Pericarp</w:t>
-      </w:r>
-      <w:r>
-        <w:rPr/>
-        <w:t xml:space="preserve"> 27.3.28 (def.)</w:t>
-      </w:r>
-    </w:p>
-    <w:p>
-      <w:pPr>
-        <w:pStyle w:val="Entry"/>
-      </w:pPr>
-      <w:r>
-        <w:rPr>
-          <w:b/>
-        </w:rPr>
-        <w:t>Petals, sepals</w:t>
-      </w:r>
-      <w:r>
-        <w:rPr/>
-        <w:t xml:space="preserve"> 27.1.7 (def.), 27.1.10 (complete flower)</w:t>
-      </w:r>
-    </w:p>
-    <w:p>
-      <w:pPr>
-        <w:pStyle w:val="Entry"/>
-      </w:pPr>
-      <w:r>
-        <w:rPr>
-          <w:b/>
-        </w:rPr>
-        <w:t>Plantlet</w:t>
-      </w:r>
-      <w:r>
-        <w:rPr/>
-        <w:t xml:space="preserve"> 27.4.40 (def.)</w:t>
-      </w:r>
-    </w:p>
-    <w:p>
-      <w:pPr>
-        <w:pStyle w:val="Entry"/>
-      </w:pPr>
-      <w:r>
-        <w:rPr>
-          <w:b/>
-        </w:rPr>
-        <w:t>Plumule</w:t>
-      </w:r>
-      <w:r>
-        <w:rPr/>
-        <w:t xml:space="preserve"> see Glossary</w:t>
-      </w:r>
-    </w:p>
-    <w:p>
-      <w:pPr>
-        <w:pStyle w:val="Entry"/>
-      </w:pPr>
-      <w:r>
-        <w:rPr>
-          <w:b/>
-        </w:rPr>
-        <w:t>Polar nuclei</w:t>
-      </w:r>
-      <w:r>
-        <w:rPr/>
-        <w:t xml:space="preserve"> 27.1.14 (def.), 27.1.17 (double fertilization)</w:t>
-      </w:r>
-    </w:p>
-    <w:p>
-      <w:pPr>
-        <w:pStyle w:val="Entry"/>
-      </w:pPr>
-      <w:r>
-        <w:rPr>
-          <w:b/>
-        </w:rPr>
-        <w:t>Pollen grain</w:t>
-      </w:r>
-      <w:r>
-        <w:rPr/>
-        <w:t xml:space="preserve"> 27.1.12 (def.), 27.1.5 (from microspore), 27.1.17 (germinates)</w:t>
-      </w:r>
-    </w:p>
-    <w:p>
-      <w:pPr>
-        <w:pStyle w:val="Entry"/>
-      </w:pPr>
-      <w:r>
-        <w:rPr>
-          <w:b/>
-        </w:rPr>
-        <w:t>Pollen tube</w:t>
-      </w:r>
-      <w:r>
-        <w:rPr/>
-        <w:t xml:space="preserve"> 27.1.17 (to the micropyle), 27.1.12 (from tube cell)</w:t>
-      </w:r>
-    </w:p>
-    <w:p>
-      <w:pPr>
-        <w:pStyle w:val="Entry"/>
-      </w:pPr>
-      <w:r>
-        <w:rPr>
-          <w:b/>
-        </w:rPr>
-        <w:t>Pollination (self, cross)</w:t>
-      </w:r>
-      <w:r>
-        <w:rPr/>
-        <w:t xml:space="preserve"> 27.1.15 (def.), 27.1.6 (attract pollinators), 27.1.18 (animal pollinators)</w:t>
-      </w:r>
-    </w:p>
-    <w:p>
-      <w:pPr>
-        <w:pStyle w:val="Entry"/>
-      </w:pPr>
-      <w:r>
-        <w:rPr>
-          <w:b/>
-        </w:rPr>
-        <w:t>Proembryo, suspensor</w:t>
-      </w:r>
-      <w:r>
-        <w:rPr/>
-        <w:t xml:space="preserve"> 27.2.20 (def.), 27.2.23 (proembryo stage)</w:t>
-      </w:r>
-    </w:p>
-    <w:p>
-      <w:pPr>
-        <w:pStyle w:val="Entry"/>
-      </w:pPr>
-      <w:r>
-        <w:rPr>
-          <w:b/>
-        </w:rPr>
-        <w:t>Rhizomes, stolons</w:t>
-      </w:r>
-      <w:r>
-        <w:rPr/>
-        <w:t xml:space="preserve"> 27.4.36 (def.)</w:t>
-      </w:r>
-    </w:p>
-    <w:p>
-      <w:pPr>
-        <w:pStyle w:val="Entry"/>
-      </w:pPr>
-      <w:r>
-        <w:rPr>
-          <w:b/>
-        </w:rPr>
-        <w:t>Samara</w:t>
-      </w:r>
-      <w:r>
-        <w:rPr/>
-        <w:t xml:space="preserve"> (maple) 27.3.30 (def.)</w:t>
-      </w:r>
-    </w:p>
-    <w:p>
-      <w:pPr>
-        <w:pStyle w:val="Entry"/>
-      </w:pPr>
-      <w:r>
-        <w:rPr>
-          <w:b/>
-        </w:rPr>
-        <w:t>Seed</w:t>
-      </w:r>
-      <w:r>
-        <w:rPr/>
-        <w:t xml:space="preserve"> see Glossary</w:t>
-      </w:r>
-    </w:p>
-    <w:p>
-      <w:pPr>
-        <w:pStyle w:val="Entry"/>
-      </w:pPr>
-      <w:r>
-        <w:rPr>
-          <w:b/>
-        </w:rPr>
-        <w:t>Seed coat</w:t>
-      </w:r>
-      <w:r>
-        <w:rPr/>
-        <w:t xml:space="preserve"> 27.1.17 (seed parts), 27.1.4 (life cycle)</w:t>
-      </w:r>
-    </w:p>
-    <w:p>
-      <w:pPr>
-        <w:pStyle w:val="Entry"/>
-      </w:pPr>
-      <w:r>
-        <w:rPr>
-          <w:b/>
-        </w:rPr>
-        <w:t>Simple fruit</w:t>
-      </w:r>
-      <w:r>
-        <w:rPr/>
-        <w:t xml:space="preserve"> 27.3.27 (def.)</w:t>
-      </w:r>
-    </w:p>
-    <w:p>
-      <w:pPr>
-        <w:pStyle w:val="Entry"/>
-      </w:pPr>
-      <w:r>
-        <w:rPr>
-          <w:b/>
-        </w:rPr>
-        <w:t>Sporophyte, gametophyte</w:t>
-      </w:r>
-      <w:r>
-        <w:rPr/>
-        <w:t xml:space="preserve"> 27.1.3 (def.), 27.1.7 (ovules), 27.1.12 (pollen grain)</w:t>
-      </w:r>
-    </w:p>
-    <w:p>
-      <w:pPr>
-        <w:pStyle w:val="Entry"/>
-      </w:pPr>
-      <w:r>
-        <w:rPr>
-          <w:b/>
-        </w:rPr>
-        <w:t>Stamen</w:t>
-      </w:r>
-      <w:r>
-        <w:rPr/>
-        <w:t xml:space="preserve"> 27.1.7 (def.), 27.1.10 (perfect, staminate)</w:t>
-      </w:r>
-    </w:p>
-    <w:p>
-      <w:pPr>
-        <w:pStyle w:val="Entry"/>
-      </w:pPr>
-      <w:r>
-        <w:rPr>
-          <w:b/>
-        </w:rPr>
-        <w:t>Staminate, carpellate</w:t>
-      </w:r>
-      <w:r>
-        <w:rPr/>
-        <w:t xml:space="preserve"> 27.1.10 (def.)</w:t>
-      </w:r>
-    </w:p>
-    <w:p>
-      <w:pPr>
-        <w:pStyle w:val="Entry"/>
-      </w:pPr>
-      <w:r>
-        <w:rPr>
-          <w:b/>
-        </w:rPr>
-        <w:t>Synergids</w:t>
-      </w:r>
-      <w:r>
-        <w:rPr/>
-        <w:t xml:space="preserve"> 27.1.14 (def.)</w:t>
-      </w:r>
-    </w:p>
-    <w:p>
-      <w:pPr>
-        <w:pStyle w:val="Entry"/>
-      </w:pPr>
-      <w:r>
-        <w:rPr>
-          <w:b/>
-        </w:rPr>
-        <w:t>Tissue culture</w:t>
-      </w:r>
-      <w:r>
-        <w:rPr/>
-        <w:t xml:space="preserve"> 27.4.38 (def.), 27.4.41 (conservation)</w:t>
-      </w:r>
-    </w:p>
-    <w:p>
-      <w:pPr>
-        <w:pStyle w:val="Entry"/>
-      </w:pPr>
-      <w:r>
-        <w:rPr>
-          <w:b/>
-        </w:rPr>
-        <w:t>Totipotent</w:t>
-      </w:r>
-      <w:r>
-        <w:rPr/>
-        <w:t xml:space="preserve"> 27.4.38 (def.)</w:t>
-      </w:r>
-    </w:p>
-    <w:p>
-      <w:pPr>
-        <w:pStyle w:val="Entry"/>
-      </w:pPr>
-      <w:r>
-        <w:rPr>
-          <w:b/>
-        </w:rPr>
-        <w:t>Tube cell</w:t>
-      </w:r>
-      <w:r>
-        <w:rPr/>
-        <w:t xml:space="preserve"> 27.1.12 (def.)</w:t>
-      </w:r>
-    </w:p>
-    <w:p>
-      <w:pPr>
-        <w:pStyle w:val="Entry"/>
-      </w:pPr>
-      <w:r>
-        <w:rPr>
-          <w:b/>
-        </w:rPr>
         <w:t>Tuber, potato eyes</w:t>
       </w:r>
       <w:r>
@@ -20458,7 +23338,22 @@
       </w:r>
       <w:r>
         <w:rPr/>
-        <w:t xml:space="preserve"> see Glossary</w:t>
+        <w:t xml:space="preserve"> 27.1.7 (flower parts)</w:t>
+      </w:r>
+    </w:p>
+    <w:p>
+      <w:pPr>
+        <w:pStyle w:val="Entry"/>
+      </w:pPr>
+      <w:r>
+        <w:rPr>
+          <w:b/>
+        </w:rPr>
+        <w:t>Wind</w:t>
+      </w:r>
+      <w:r>
+        <w:rPr/>
+        <w:t xml:space="preserve"> 27.1.16 (pollination), 27.3.31 (dispersal)</w:t>
       </w:r>
     </w:p>
     <w:p>
